--- a/docs/archive/source/POC-DEMO-DETAILED.docx
+++ b/docs/archive/source/POC-DEMO-DETAILED.docx
@@ -26,7 +26,7 @@
         <w:t xml:space="preserve"> </w:t>
       </w:r>
       <w:r>
-        <w:t xml:space="preserve">2.0 |</w:t>
+        <w:t xml:space="preserve">2.1 |</w:t>
       </w:r>
       <w:r>
         <w:t xml:space="preserve"> </w:t>
@@ -42,7 +42,7 @@
         <w:t xml:space="preserve"> </w:t>
       </w:r>
       <w:r>
-        <w:t xml:space="preserve">April 9, 2026</w:t>
+        <w:t xml:space="preserve">April 21, 2026</w:t>
       </w:r>
       <w:r>
         <w:t xml:space="preserve"> </w:t>
@@ -75,6 +75,39 @@
       </w:r>
       <w:r>
         <w:t xml:space="preserve">30–45 minutes (with discussion)</w:t>
+      </w:r>
+    </w:p>
+    <w:p>
+      <w:pPr>
+        <w:pStyle w:val="BlockText"/>
+      </w:pPr>
+      <w:r>
+        <w:rPr>
+          <w:b/>
+          <w:bCs/>
+        </w:rPr>
+        <w:t xml:space="preserve">What’s new in v2.1 (2026-04-21):</w:t>
+      </w:r>
+      <w:r>
+        <w:t xml:space="preserve"> </w:t>
+      </w:r>
+      <w:r>
+        <w:t xml:space="preserve">E2E test suite refresh campaign complete — every critical user flow (auth, cascading builder, checkout, ops, feature flags) is now gated on 65 passing Playwright tests + 6 jest unit tests that block merges to main. HIPAA idle-timeout state machine covered by dedicated unit tests. Signature canvas coverage split by layer (Option Z). Every merge to main is now backed by a full green CI pipeline. See the repo’s</w:t>
+      </w:r>
+      <w:r>
+        <w:t xml:space="preserve"> </w:t>
+      </w:r>
+      <w:r>
+        <w:rPr>
+          <w:rStyle w:val="VerbatimChar"/>
+        </w:rPr>
+        <w:t xml:space="preserve">STATUS.md</w:t>
+      </w:r>
+      <w:r>
+        <w:t xml:space="preserve"> </w:t>
+      </w:r>
+      <w:r>
+        <w:t xml:space="preserve">for the full PR ledger.</w:t>
       </w:r>
     </w:p>
     <w:p>
@@ -5750,7 +5783,7 @@
               <w:pStyle w:val="Compact"/>
             </w:pPr>
             <w:r>
-              <w:t xml:space="preserve">19 phases, 86 work orders (81 completed, 5 backlog)</w:t>
+              <w:t xml:space="preserve">19 phases, 87 work orders (all merged; WO-87 formulation support in prod)</w:t>
             </w:r>
           </w:p>
         </w:tc>
@@ -5798,7 +5831,7 @@
               <w:pStyle w:val="Compact"/>
             </w:pPr>
             <w:r>
-              <w:t xml:space="preserve">21/21 QA checks pass (Cowork validated)</w:t>
+              <w:t xml:space="preserve">65 Playwright E2E tests (all browsers) + 6 jest unit tests. CI gates every merge. Cowork validated the manual QA walkthrough across 6 rounds with zero remaining findings.</w:t>
             </w:r>
           </w:p>
         </w:tc>

--- a/docs/archive/source/POC-DEMO-DETAILED.docx
+++ b/docs/archive/source/POC-DEMO-DETAILED.docx
@@ -2,7 +2,7 @@
 <file path=word/document.xml><?xml version="1.0" encoding="utf-8"?>
 <w:document xmlns:w="http://schemas.openxmlformats.org/wordprocessingml/2006/main" xmlns:m="http://schemas.openxmlformats.org/officeDocument/2006/math" xmlns:r="http://schemas.openxmlformats.org/officeDocument/2006/relationships" xmlns:o="urn:schemas-microsoft-com:office:office" xmlns:v="urn:schemas-microsoft-com:vml" xmlns:w10="urn:schemas-microsoft-com:office:word" xmlns:a="http://schemas.openxmlformats.org/drawingml/2006/main" xmlns:pic="http://schemas.openxmlformats.org/drawingml/2006/picture" xmlns:wp="http://schemas.openxmlformats.org/drawingml/2006/wordprocessingDrawing">
   <w:body>
-    <w:bookmarkStart w:id="44" w:name="compoundiq-poc-demo-detailed-walkthrough"/>
+    <w:bookmarkStart w:id="46" w:name="compoundiq-poc-demo-detailed-walkthrough"/>
     <w:p>
       <w:pPr>
         <w:pStyle w:val="Heading1"/>
@@ -26,7 +26,7 @@
         <w:t xml:space="preserve"> </w:t>
       </w:r>
       <w:r>
-        <w:t xml:space="preserve">2.1 |</w:t>
+        <w:t xml:space="preserve">2.2 |</w:t>
       </w:r>
       <w:r>
         <w:t xml:space="preserve"> </w:t>
@@ -42,7 +42,7 @@
         <w:t xml:space="preserve"> </w:t>
       </w:r>
       <w:r>
-        <w:t xml:space="preserve">April 21, 2026</w:t>
+        <w:t xml:space="preserve">April 22, 2026</w:t>
       </w:r>
       <w:r>
         <w:t xml:space="preserve"> </w:t>
@@ -86,13 +86,105 @@
           <w:b/>
           <w:bCs/>
         </w:rPr>
-        <w:t xml:space="preserve">What’s new in v2.1 (2026-04-21):</w:t>
-      </w:r>
-      <w:r>
-        <w:t xml:space="preserve"> </w:t>
-      </w:r>
-      <w:r>
-        <w:t xml:space="preserve">E2E test suite refresh campaign complete — every critical user flow (auth, cascading builder, checkout, ops, feature flags) is now gated on 65 passing Playwright tests + 6 jest unit tests that block merges to main. HIPAA idle-timeout state machine covered by dedicated unit tests. Signature canvas coverage split by layer (Option Z). Every merge to main is now backed by a full green CI pipeline. See the repo’s</w:t>
+        <w:t xml:space="preserve">What’s new in v2.2 (2026-04-22):</w:t>
+      </w:r>
+      <w:r>
+        <w:t xml:space="preserve"> </w:t>
+      </w:r>
+      <w:r>
+        <w:t xml:space="preserve">Demo-readiness campaign complete. Six PRs address the five findings from the fresh-agent cowork review (A1/A2/B1/B2/B4) so the demo tour no longer requires a terminal: clinic-side</w:t>
+      </w:r>
+      <w:r>
+        <w:t xml:space="preserve"> </w:t>
+      </w:r>
+      <w:r>
+        <w:rPr>
+          <w:b/>
+          <w:bCs/>
+        </w:rPr>
+        <w:t xml:space="preserve">Copy Payment Link</w:t>
+      </w:r>
+      <w:r>
+        <w:t xml:space="preserve"> </w:t>
+      </w:r>
+      <w:r>
+        <w:t xml:space="preserve">button replaces the checkout-URL script (PR #1); the demo provider’s EPCS TOTP is</w:t>
+      </w:r>
+      <w:r>
+        <w:t xml:space="preserve"> </w:t>
+      </w:r>
+      <w:r>
+        <w:rPr>
+          <w:b/>
+          <w:bCs/>
+        </w:rPr>
+        <w:t xml:space="preserve">pre-enrolled</w:t>
+      </w:r>
+      <w:r>
+        <w:t xml:space="preserve"> </w:t>
+      </w:r>
+      <w:r>
+        <w:t xml:space="preserve">via cron so controlled-substance signings never hit first-time setup (PR #2); Adapter Health cards have an</w:t>
+      </w:r>
+      <w:r>
+        <w:t xml:space="preserve"> </w:t>
+      </w:r>
+      <w:r>
+        <w:rPr>
+          <w:b/>
+          <w:bCs/>
+        </w:rPr>
+        <w:t xml:space="preserve">Idle</w:t>
+      </w:r>
+      <w:r>
+        <w:t xml:space="preserve"> </w:t>
+      </w:r>
+      <w:r>
+        <w:t xml:space="preserve">state instead of falsely flashing Critical on a fresh environment (PR #3);</w:t>
+      </w:r>
+      <w:r>
+        <w:t xml:space="preserve"> </w:t>
+      </w:r>
+      <w:r>
+        <w:rPr>
+          <w:b/>
+          <w:bCs/>
+        </w:rPr>
+        <w:t xml:space="preserve">Refresh Demo Data</w:t>
+      </w:r>
+      <w:r>
+        <w:t xml:space="preserve"> </w:t>
+      </w:r>
+      <w:r>
+        <w:t xml:space="preserve">button + daily cron seed the Fax Triage queue and Adapter Health grid with realistic data inside the 15-minute green-freshness window (PR #5);</w:t>
+      </w:r>
+      <w:r>
+        <w:t xml:space="preserve"> </w:t>
+      </w:r>
+      <w:r>
+        <w:rPr>
+          <w:b/>
+          <w:bCs/>
+        </w:rPr>
+        <w:t xml:space="preserve">Demo Tools</w:t>
+      </w:r>
+      <w:r>
+        <w:t xml:space="preserve"> </w:t>
+      </w:r>
+      <w:r>
+        <w:t xml:space="preserve">nav tab is hidden by default so the investor Ops tour never sees a</w:t>
+      </w:r>
+      <w:r>
+        <w:t xml:space="preserve"> </w:t>
+      </w:r>
+      <w:r>
+        <w:t xml:space="preserve">“Demo Tools”</w:t>
+      </w:r>
+      <w:r>
+        <w:t xml:space="preserve"> </w:t>
+      </w:r>
+      <w:r>
+        <w:t xml:space="preserve">link (PR #4). See</w:t>
       </w:r>
       <w:r>
         <w:t xml:space="preserve"> </w:t>
@@ -117,13 +209,21 @@
         </w:pict>
       </w:r>
     </w:p>
-    <w:bookmarkStart w:id="11" w:name="pre-demo-setup-5-minutes-before"/>
+    <w:bookmarkStart w:id="12" w:name="pre-demo-setup-5-minutes-before"/>
     <w:p>
       <w:pPr>
         <w:pStyle w:val="Heading2"/>
       </w:pPr>
       <w:r>
         <w:t xml:space="preserve">Pre-Demo Setup (5 minutes before)</w:t>
+      </w:r>
+    </w:p>
+    <w:p>
+      <w:pPr>
+        <w:pStyle w:val="BlockText"/>
+      </w:pPr>
+      <w:r>
+        <w:t xml:space="preserve">Zero-terminal flow — every step below is a browser click or a phone tap. No scripts, no shells.</w:t>
       </w:r>
     </w:p>
     <w:p>
@@ -139,28 +239,137 @@
           <w:b/>
           <w:bCs/>
         </w:rPr>
-        <w:t xml:space="preserve">Sync credentials:</w:t>
-      </w:r>
-      <w:r>
-        <w:t xml:space="preserve"> </w:t>
-      </w:r>
-      <w:r>
-        <w:t xml:space="preserve">Run</w:t>
-      </w:r>
-      <w:r>
-        <w:t xml:space="preserve"> </w:t>
+        <w:t xml:space="preserve">Sync credentials + demo data (in-app):</w:t>
+      </w:r>
+      <w:r>
+        <w:t xml:space="preserve"> </w:t>
+      </w:r>
+      <w:r>
+        <w:t xml:space="preserve">Log in as ops (</w:t>
       </w:r>
       <w:r>
         <w:rPr>
           <w:rStyle w:val="VerbatimChar"/>
         </w:rPr>
-        <w:t xml:space="preserve">npm run seed:poc</w:t>
-      </w:r>
-      <w:r>
-        <w:t xml:space="preserve"> </w:t>
-      </w:r>
-      <w:r>
-        <w:t xml:space="preserve">to ensure all passwords match documented values</w:t>
+        <w:t xml:space="preserve">ops@compoundiq-poc.com</w:t>
+      </w:r>
+      <w:r>
+        <w:t xml:space="preserve"> </w:t>
+      </w:r>
+      <w:r>
+        <w:t xml:space="preserve">/</w:t>
+      </w:r>
+      <w:r>
+        <w:t xml:space="preserve"> </w:t>
+      </w:r>
+      <w:r>
+        <w:rPr>
+          <w:rStyle w:val="VerbatimChar"/>
+        </w:rPr>
+        <w:t xml:space="preserve">POCAdmin2026!</w:t>
+      </w:r>
+      <w:r>
+        <w:t xml:space="preserve">), visit</w:t>
+      </w:r>
+      <w:r>
+        <w:t xml:space="preserve"> </w:t>
+      </w:r>
+      <w:r>
+        <w:rPr>
+          <w:rStyle w:val="VerbatimChar"/>
+        </w:rPr>
+        <w:t xml:space="preserve">/ops/demo-tools</w:t>
+      </w:r>
+      <w:r>
+        <w:t xml:space="preserve">, and click</w:t>
+      </w:r>
+      <w:r>
+        <w:t xml:space="preserve"> </w:t>
+      </w:r>
+      <w:r>
+        <w:rPr>
+          <w:b/>
+          <w:bCs/>
+        </w:rPr>
+        <w:t xml:space="preserve">both</w:t>
+      </w:r>
+      <w:r>
+        <w:t xml:space="preserve"> </w:t>
+      </w:r>
+      <w:r>
+        <w:t xml:space="preserve">buttons in order:</w:t>
+      </w:r>
+    </w:p>
+    <w:p>
+      <w:pPr>
+        <w:pStyle w:val="Compact"/>
+        <w:numPr>
+          <w:ilvl w:val="1"/>
+          <w:numId w:val="1002"/>
+        </w:numPr>
+      </w:pPr>
+      <w:r>
+        <w:rPr>
+          <w:b/>
+          <w:bCs/>
+        </w:rPr>
+        <w:t xml:space="preserve">Reset Demo Credentials</w:t>
+      </w:r>
+      <w:r>
+        <w:t xml:space="preserve"> </w:t>
+      </w:r>
+      <w:r>
+        <w:t xml:space="preserve">— forces all four POC passwords back to the canonical values in the table below</w:t>
+      </w:r>
+    </w:p>
+    <w:p>
+      <w:pPr>
+        <w:pStyle w:val="Compact"/>
+        <w:numPr>
+          <w:ilvl w:val="1"/>
+          <w:numId w:val="1002"/>
+        </w:numPr>
+      </w:pPr>
+      <w:r>
+        <w:rPr>
+          <w:b/>
+          <w:bCs/>
+        </w:rPr>
+        <w:t xml:space="preserve">Refresh Demo Data</w:t>
+      </w:r>
+      <w:r>
+        <w:t xml:space="preserve"> </w:t>
+      </w:r>
+      <w:r>
+        <w:t xml:space="preserve">— reseeds the Fax Triage queue (4 rows) and Adapter Health grid (5 pharmacies, 200 submissions) with timestamps inside the 15-minute</w:t>
+      </w:r>
+      <w:r>
+        <w:t xml:space="preserve"> </w:t>
+      </w:r>
+      <w:r>
+        <w:t xml:space="preserve">“green”</w:t>
+      </w:r>
+      <w:r>
+        <w:t xml:space="preserve"> </w:t>
+      </w:r>
+      <w:r>
+        <w:t xml:space="preserve">freshness window.</w:t>
+      </w:r>
+      <w:r>
+        <w:t xml:space="preserve"> </w:t>
+      </w:r>
+      <w:r>
+        <w:rPr>
+          <w:b/>
+          <w:bCs/>
+        </w:rPr>
+        <w:t xml:space="preserve">Click this within ~10 minutes of the demo start</w:t>
+      </w:r>
+      <w:r>
+        <w:t xml:space="preserve"> </w:t>
+      </w:r>
+      <w:r>
+        <w:t xml:space="preserve">— adapter cards classify green only when the most recent success was under 15 minutes ago, so stale data reads degraded.</w:t>
       </w:r>
     </w:p>
     <w:p>
@@ -222,13 +431,67 @@
           <w:b/>
           <w:bCs/>
         </w:rPr>
-        <w:t xml:space="preserve">Open browser tabs:</w:t>
-      </w:r>
-      <w:r>
-        <w:t xml:space="preserve"> </w:t>
-      </w:r>
-      <w:r>
-        <w:t xml:space="preserve">Prepare 3 tabs — one for clinic app, one for ops dashboard, one for patient checkout</w:t>
+        <w:t xml:space="preserve">Authenticator app on your phone:</w:t>
+      </w:r>
+      <w:r>
+        <w:t xml:space="preserve"> </w:t>
+      </w:r>
+      <w:r>
+        <w:t xml:space="preserve">Dr. Chen’s EPCS TOTP secret is pre-enrolled in the database (PR #2). To enter rolling 6-digit codes during the controlled-substance signing, add the same secret to your authenticator app</w:t>
+      </w:r>
+      <w:r>
+        <w:t xml:space="preserve"> </w:t>
+      </w:r>
+      <w:r>
+        <w:rPr>
+          <w:b/>
+          <w:bCs/>
+        </w:rPr>
+        <w:t xml:space="preserve">once</w:t>
+      </w:r>
+      <w:r>
+        <w:t xml:space="preserve"> </w:t>
+      </w:r>
+      <w:r>
+        <w:t xml:space="preserve">before the demo (any TOTP app: Google Authenticator, 1Password, Authy, Bitwarden).</w:t>
+      </w:r>
+      <w:r>
+        <w:t xml:space="preserve"> </w:t>
+      </w:r>
+      <w:r>
+        <w:rPr>
+          <w:b/>
+          <w:bCs/>
+        </w:rPr>
+        <w:t xml:space="preserve">Enrollment details are in the</w:t>
+      </w:r>
+      <w:r>
+        <w:rPr>
+          <w:b/>
+          <w:bCs/>
+        </w:rPr>
+        <w:t xml:space="preserve"> </w:t>
+      </w:r>
+      <w:r>
+        <w:rPr>
+          <w:b/>
+          <w:bCs/>
+        </w:rPr>
+        <w:t xml:space="preserve">“Authenticator Setup”</w:t>
+      </w:r>
+      <w:r>
+        <w:rPr>
+          <w:b/>
+          <w:bCs/>
+        </w:rPr>
+        <w:t xml:space="preserve"> </w:t>
+      </w:r>
+      <w:r>
+        <w:rPr>
+          <w:b/>
+          <w:bCs/>
+        </w:rPr>
+        <w:t xml:space="preserve">subsection below.</w:t>
       </w:r>
     </w:p>
     <w:p>
@@ -244,61 +507,13 @@
           <w:b/>
           <w:bCs/>
         </w:rPr>
-        <w:t xml:space="preserve">Stripe test card ready:</w:t>
-      </w:r>
-      <w:r>
-        <w:t xml:space="preserve"> </w:t>
-      </w:r>
-      <w:r>
-        <w:rPr>
-          <w:rStyle w:val="VerbatimChar"/>
-        </w:rPr>
-        <w:t xml:space="preserve">4242 4242 4242 4242</w:t>
-      </w:r>
-      <w:r>
-        <w:t xml:space="preserve"> </w:t>
-      </w:r>
-      <w:r>
-        <w:t xml:space="preserve">| Exp:</w:t>
-      </w:r>
-      <w:r>
-        <w:t xml:space="preserve"> </w:t>
-      </w:r>
-      <w:r>
-        <w:rPr>
-          <w:rStyle w:val="VerbatimChar"/>
-        </w:rPr>
-        <w:t xml:space="preserve">12/28</w:t>
-      </w:r>
-      <w:r>
-        <w:t xml:space="preserve"> </w:t>
-      </w:r>
-      <w:r>
-        <w:t xml:space="preserve">| CVC:</w:t>
-      </w:r>
-      <w:r>
-        <w:t xml:space="preserve"> </w:t>
-      </w:r>
-      <w:r>
-        <w:rPr>
-          <w:rStyle w:val="VerbatimChar"/>
-        </w:rPr>
-        <w:t xml:space="preserve">123</w:t>
-      </w:r>
-      <w:r>
-        <w:t xml:space="preserve"> </w:t>
-      </w:r>
-      <w:r>
-        <w:t xml:space="preserve">| ZIP:</w:t>
-      </w:r>
-      <w:r>
-        <w:t xml:space="preserve"> </w:t>
-      </w:r>
-      <w:r>
-        <w:rPr>
-          <w:rStyle w:val="VerbatimChar"/>
-        </w:rPr>
-        <w:t xml:space="preserve">78701</w:t>
+        <w:t xml:space="preserve">Open browser tabs:</w:t>
+      </w:r>
+      <w:r>
+        <w:t xml:space="preserve"> </w:t>
+      </w:r>
+      <w:r>
+        <w:t xml:space="preserve">Prepare 3 tabs — one for clinic app, one for ops dashboard, one for patient checkout</w:t>
       </w:r>
     </w:p>
     <w:p>
@@ -314,6 +529,76 @@
           <w:b/>
           <w:bCs/>
         </w:rPr>
+        <w:t xml:space="preserve">Stripe test card ready:</w:t>
+      </w:r>
+      <w:r>
+        <w:t xml:space="preserve"> </w:t>
+      </w:r>
+      <w:r>
+        <w:rPr>
+          <w:rStyle w:val="VerbatimChar"/>
+        </w:rPr>
+        <w:t xml:space="preserve">4242 4242 4242 4242</w:t>
+      </w:r>
+      <w:r>
+        <w:t xml:space="preserve"> </w:t>
+      </w:r>
+      <w:r>
+        <w:t xml:space="preserve">| Exp:</w:t>
+      </w:r>
+      <w:r>
+        <w:t xml:space="preserve"> </w:t>
+      </w:r>
+      <w:r>
+        <w:rPr>
+          <w:rStyle w:val="VerbatimChar"/>
+        </w:rPr>
+        <w:t xml:space="preserve">12/28</w:t>
+      </w:r>
+      <w:r>
+        <w:t xml:space="preserve"> </w:t>
+      </w:r>
+      <w:r>
+        <w:t xml:space="preserve">| CVC:</w:t>
+      </w:r>
+      <w:r>
+        <w:t xml:space="preserve"> </w:t>
+      </w:r>
+      <w:r>
+        <w:rPr>
+          <w:rStyle w:val="VerbatimChar"/>
+        </w:rPr>
+        <w:t xml:space="preserve">123</w:t>
+      </w:r>
+      <w:r>
+        <w:t xml:space="preserve"> </w:t>
+      </w:r>
+      <w:r>
+        <w:t xml:space="preserve">| ZIP:</w:t>
+      </w:r>
+      <w:r>
+        <w:t xml:space="preserve"> </w:t>
+      </w:r>
+      <w:r>
+        <w:rPr>
+          <w:rStyle w:val="VerbatimChar"/>
+        </w:rPr>
+        <w:t xml:space="preserve">78701</w:t>
+      </w:r>
+    </w:p>
+    <w:p>
+      <w:pPr>
+        <w:pStyle w:val="Compact"/>
+        <w:numPr>
+          <w:ilvl w:val="0"/>
+          <w:numId w:val="1001"/>
+        </w:numPr>
+      </w:pPr>
+      <w:r>
+        <w:rPr>
+          <w:b/>
+          <w:bCs/>
+        </w:rPr>
         <w:t xml:space="preserve">Mobile device (optional):</w:t>
       </w:r>
       <w:r>
@@ -323,7 +608,321 @@
         <w:t xml:space="preserve">Have a phone ready to show the checkout page on a real mobile browser</w:t>
       </w:r>
     </w:p>
-    <w:bookmarkStart w:id="9" w:name="poc-test-accounts"/>
+    <w:bookmarkStart w:id="9" w:name="X30069450120ce366c611191b2cf085fb9aa774e"/>
+    <w:p>
+      <w:pPr>
+        <w:pStyle w:val="Heading3"/>
+      </w:pPr>
+      <w:r>
+        <w:t xml:space="preserve">Authenticator Setup (one-time, before demo day)</w:t>
+      </w:r>
+    </w:p>
+    <w:p>
+      <w:pPr>
+        <w:pStyle w:val="FirstParagraph"/>
+      </w:pPr>
+      <w:r>
+        <w:t xml:space="preserve">Dr. Sarah Chen’s EPCS TOTP secret is pre-enrolled server-side so the signing flow skips first-time QR enrollment. To enter the rolling 6-digit code during the demo, load the same secret into a TOTP app on your phone once:</w:t>
+      </w:r>
+    </w:p>
+    <w:tbl>
+      <w:tblPr>
+        <w:tblStyle w:val="Table"/>
+        <w:tblW w:type="pct" w:w="5000"/>
+        <w:tblLayout w:type="fixed"/>
+        <w:tblLook w:firstRow="1" w:lastRow="0" w:firstColumn="0" w:lastColumn="0" w:noHBand="0" w:noVBand="0" w:val="0020"/>
+      </w:tblPr>
+      <w:tblGrid>
+        <w:gridCol w:w="3960"/>
+        <w:gridCol w:w="3960"/>
+      </w:tblGrid>
+      <w:tr>
+        <w:trPr>
+          <w:tblHeader w:val="on"/>
+        </w:trPr>
+        <w:tc>
+          <w:tcPr/>
+          <w:p>
+            <w:pPr>
+              <w:pStyle w:val="Compact"/>
+            </w:pPr>
+            <w:r>
+              <w:t xml:space="preserve">Field</w:t>
+            </w:r>
+          </w:p>
+        </w:tc>
+        <w:tc>
+          <w:tcPr/>
+          <w:p>
+            <w:pPr>
+              <w:pStyle w:val="Compact"/>
+            </w:pPr>
+            <w:r>
+              <w:t xml:space="preserve">Value</w:t>
+            </w:r>
+          </w:p>
+        </w:tc>
+      </w:tr>
+      <w:tr>
+        <w:tc>
+          <w:tcPr/>
+          <w:p>
+            <w:pPr>
+              <w:pStyle w:val="Compact"/>
+            </w:pPr>
+            <w:r>
+              <w:t xml:space="preserve">Account label</w:t>
+            </w:r>
+          </w:p>
+        </w:tc>
+        <w:tc>
+          <w:tcPr/>
+          <w:p>
+            <w:pPr>
+              <w:pStyle w:val="Compact"/>
+            </w:pPr>
+            <w:r>
+              <w:rPr>
+                <w:rStyle w:val="VerbatimChar"/>
+              </w:rPr>
+              <w:t xml:space="preserve">CompoundIQ Demo — Sarah Chen</w:t>
+            </w:r>
+          </w:p>
+        </w:tc>
+      </w:tr>
+      <w:tr>
+        <w:tc>
+          <w:tcPr/>
+          <w:p>
+            <w:pPr>
+              <w:pStyle w:val="Compact"/>
+            </w:pPr>
+            <w:r>
+              <w:t xml:space="preserve">Issuer</w:t>
+            </w:r>
+          </w:p>
+        </w:tc>
+        <w:tc>
+          <w:tcPr/>
+          <w:p>
+            <w:pPr>
+              <w:pStyle w:val="Compact"/>
+            </w:pPr>
+            <w:r>
+              <w:rPr>
+                <w:rStyle w:val="VerbatimChar"/>
+              </w:rPr>
+              <w:t xml:space="preserve">CompoundIQ POC</w:t>
+            </w:r>
+          </w:p>
+        </w:tc>
+      </w:tr>
+      <w:tr>
+        <w:tc>
+          <w:tcPr/>
+          <w:p>
+            <w:pPr>
+              <w:pStyle w:val="Compact"/>
+            </w:pPr>
+            <w:r>
+              <w:t xml:space="preserve">Secret (Base32)</w:t>
+            </w:r>
+          </w:p>
+        </w:tc>
+        <w:tc>
+          <w:tcPr/>
+          <w:p>
+            <w:pPr>
+              <w:pStyle w:val="Compact"/>
+            </w:pPr>
+            <w:r>
+              <w:rPr>
+                <w:rStyle w:val="VerbatimChar"/>
+              </w:rPr>
+              <w:t xml:space="preserve">KBWXKJSXT4XFKUGUZKI2OYCNNYPUCVBH</w:t>
+            </w:r>
+          </w:p>
+        </w:tc>
+      </w:tr>
+      <w:tr>
+        <w:tc>
+          <w:tcPr/>
+          <w:p>
+            <w:pPr>
+              <w:pStyle w:val="Compact"/>
+            </w:pPr>
+            <w:r>
+              <w:t xml:space="preserve">Algorithm</w:t>
+            </w:r>
+          </w:p>
+        </w:tc>
+        <w:tc>
+          <w:tcPr/>
+          <w:p>
+            <w:pPr>
+              <w:pStyle w:val="Compact"/>
+            </w:pPr>
+            <w:r>
+              <w:rPr>
+                <w:rStyle w:val="VerbatimChar"/>
+              </w:rPr>
+              <w:t xml:space="preserve">SHA-1</w:t>
+            </w:r>
+            <w:r>
+              <w:t xml:space="preserve"> </w:t>
+            </w:r>
+            <w:r>
+              <w:t xml:space="preserve">(default)</w:t>
+            </w:r>
+          </w:p>
+        </w:tc>
+      </w:tr>
+      <w:tr>
+        <w:tc>
+          <w:tcPr/>
+          <w:p>
+            <w:pPr>
+              <w:pStyle w:val="Compact"/>
+            </w:pPr>
+            <w:r>
+              <w:t xml:space="preserve">Digits</w:t>
+            </w:r>
+          </w:p>
+        </w:tc>
+        <w:tc>
+          <w:tcPr/>
+          <w:p>
+            <w:pPr>
+              <w:pStyle w:val="Compact"/>
+            </w:pPr>
+            <w:r>
+              <w:rPr>
+                <w:rStyle w:val="VerbatimChar"/>
+              </w:rPr>
+              <w:t xml:space="preserve">6</w:t>
+            </w:r>
+            <w:r>
+              <w:t xml:space="preserve"> </w:t>
+            </w:r>
+            <w:r>
+              <w:t xml:space="preserve">(default)</w:t>
+            </w:r>
+          </w:p>
+        </w:tc>
+      </w:tr>
+      <w:tr>
+        <w:tc>
+          <w:tcPr/>
+          <w:p>
+            <w:pPr>
+              <w:pStyle w:val="Compact"/>
+            </w:pPr>
+            <w:r>
+              <w:t xml:space="preserve">Period</w:t>
+            </w:r>
+          </w:p>
+        </w:tc>
+        <w:tc>
+          <w:tcPr/>
+          <w:p>
+            <w:pPr>
+              <w:pStyle w:val="Compact"/>
+            </w:pPr>
+            <w:r>
+              <w:rPr>
+                <w:rStyle w:val="VerbatimChar"/>
+              </w:rPr>
+              <w:t xml:space="preserve">30 seconds</w:t>
+            </w:r>
+            <w:r>
+              <w:t xml:space="preserve"> </w:t>
+            </w:r>
+            <w:r>
+              <w:t xml:space="preserve">(default)</w:t>
+            </w:r>
+          </w:p>
+        </w:tc>
+      </w:tr>
+      <w:tr>
+        <w:tc>
+          <w:tcPr/>
+          <w:p>
+            <w:pPr>
+              <w:pStyle w:val="Compact"/>
+            </w:pPr>
+            <w:r>
+              <w:rPr>
+                <w:rStyle w:val="VerbatimChar"/>
+              </w:rPr>
+              <w:t xml:space="preserve">otpauth://</w:t>
+            </w:r>
+            <w:r>
+              <w:t xml:space="preserve"> </w:t>
+            </w:r>
+            <w:r>
+              <w:t xml:space="preserve">URI</w:t>
+            </w:r>
+          </w:p>
+        </w:tc>
+        <w:tc>
+          <w:tcPr/>
+          <w:p>
+            <w:pPr>
+              <w:pStyle w:val="Compact"/>
+            </w:pPr>
+            <w:r>
+              <w:rPr>
+                <w:rStyle w:val="VerbatimChar"/>
+              </w:rPr>
+              <w:t xml:space="preserve">otpauth://totp/CompoundIQ%20Demo%20-%20Sarah%20Chen?secret=KBWXKJSXT4XFKUGUZKI2OYCNNYPUCVBH&amp;issuer=CompoundIQ%20POC</w:t>
+            </w:r>
+          </w:p>
+        </w:tc>
+      </w:tr>
+    </w:tbl>
+    <w:p>
+      <w:pPr>
+        <w:pStyle w:val="BodyText"/>
+      </w:pPr>
+      <w:r>
+        <w:t xml:space="preserve">Most authenticator apps accept either a QR scan of the</w:t>
+      </w:r>
+      <w:r>
+        <w:t xml:space="preserve"> </w:t>
+      </w:r>
+      <w:r>
+        <w:rPr>
+          <w:rStyle w:val="VerbatimChar"/>
+        </w:rPr>
+        <w:t xml:space="preserve">otpauth://</w:t>
+      </w:r>
+      <w:r>
+        <w:t xml:space="preserve"> </w:t>
+      </w:r>
+      <w:r>
+        <w:t xml:space="preserve">URI (generate one from a QR generator of your choice) or manual entry of the Base32 secret. Two devices recommended — a primary phone + a desktop TOTP client (e.g. 1Password, Bitwarden) — so a phone battery surprise doesn’t block the demo. Verify by comparing codes across apps before the demo starts.</w:t>
+      </w:r>
+    </w:p>
+    <w:p>
+      <w:pPr>
+        <w:pStyle w:val="BlockText"/>
+      </w:pPr>
+      <w:r>
+        <w:rPr>
+          <w:b/>
+          <w:bCs/>
+        </w:rPr>
+        <w:t xml:space="preserve">Clock drift note:</w:t>
+      </w:r>
+      <w:r>
+        <w:t xml:space="preserve"> </w:t>
+      </w:r>
+      <w:r>
+        <w:t xml:space="preserve">TOTP codes are clock-sensitive. If your phone’s clock drifts more than ~30 seconds from the server, codes will be rejected. Make sure the phone’s clock is set to automatic network time.</w:t>
+      </w:r>
+    </w:p>
+    <w:bookmarkEnd w:id="9"/>
+    <w:bookmarkStart w:id="10" w:name="poc-test-accounts"/>
     <w:p>
       <w:pPr>
         <w:pStyle w:val="Heading3"/>
@@ -638,7 +1237,7 @@
         <w:pStyle w:val="Compact"/>
         <w:numPr>
           <w:ilvl w:val="0"/>
-          <w:numId w:val="1002"/>
+          <w:numId w:val="1003"/>
         </w:numPr>
       </w:pPr>
       <w:r>
@@ -685,7 +1284,7 @@
         <w:pStyle w:val="Compact"/>
         <w:numPr>
           <w:ilvl w:val="0"/>
-          <w:numId w:val="1002"/>
+          <w:numId w:val="1003"/>
         </w:numPr>
       </w:pPr>
       <w:r>
@@ -735,15 +1334,15 @@
         <w:pStyle w:val="Compact"/>
         <w:numPr>
           <w:ilvl w:val="0"/>
-          <w:numId w:val="1002"/>
+          <w:numId w:val="1003"/>
         </w:numPr>
       </w:pPr>
       <w:r>
         <w:t xml:space="preserve">The cron also runs automatically every day at 5 AM UTC, so drift never persists more than 24 hours unattended.</w:t>
       </w:r>
     </w:p>
-    <w:bookmarkEnd w:id="9"/>
-    <w:bookmarkStart w:id="10" w:name="poc-seed-data"/>
+    <w:bookmarkEnd w:id="10"/>
+    <w:bookmarkStart w:id="11" w:name="poc-seed-data"/>
     <w:p>
       <w:pPr>
         <w:pStyle w:val="Heading3"/>
@@ -918,9 +1517,9 @@
         </w:pict>
       </w:r>
     </w:p>
-    <w:bookmarkEnd w:id="10"/>
     <w:bookmarkEnd w:id="11"/>
-    <w:bookmarkStart w:id="12" w:name="X3e49b70276ebcfa28775c9fccfff478b0c63b7d"/>
+    <w:bookmarkEnd w:id="12"/>
+    <w:bookmarkStart w:id="13" w:name="X3e49b70276ebcfa28775c9fccfff478b0c63b7d"/>
     <w:p>
       <w:pPr>
         <w:pStyle w:val="Heading2"/>
@@ -1024,8 +1623,8 @@
         </w:pict>
       </w:r>
     </w:p>
-    <w:bookmarkEnd w:id="12"/>
-    <w:bookmarkStart w:id="15" w:name="part-2-login-authentication-3-minutes"/>
+    <w:bookmarkEnd w:id="13"/>
+    <w:bookmarkStart w:id="16" w:name="part-2-login-authentication-3-minutes"/>
     <w:p>
       <w:pPr>
         <w:pStyle w:val="Heading2"/>
@@ -1034,7 +1633,7 @@
         <w:t xml:space="preserve">Part 2: Login &amp; Authentication (3 minutes)</w:t>
       </w:r>
     </w:p>
-    <w:bookmarkStart w:id="13" w:name="show-the-login-page"/>
+    <w:bookmarkStart w:id="14" w:name="show-the-login-page"/>
     <w:p>
       <w:pPr>
         <w:pStyle w:val="Heading3"/>
@@ -1048,7 +1647,7 @@
         <w:pStyle w:val="Compact"/>
         <w:numPr>
           <w:ilvl w:val="0"/>
-          <w:numId w:val="1003"/>
+          <w:numId w:val="1004"/>
         </w:numPr>
       </w:pPr>
       <w:r>
@@ -1069,7 +1668,7 @@
         <w:pStyle w:val="Compact"/>
         <w:numPr>
           <w:ilvl w:val="0"/>
-          <w:numId w:val="1003"/>
+          <w:numId w:val="1004"/>
         </w:numPr>
       </w:pPr>
       <w:r>
@@ -1085,7 +1684,7 @@
         <w:pStyle w:val="Compact"/>
         <w:numPr>
           <w:ilvl w:val="1"/>
-          <w:numId w:val="1004"/>
+          <w:numId w:val="1005"/>
         </w:numPr>
       </w:pPr>
       <w:r>
@@ -1097,7 +1696,7 @@
         <w:pStyle w:val="Compact"/>
         <w:numPr>
           <w:ilvl w:val="1"/>
-          <w:numId w:val="1004"/>
+          <w:numId w:val="1005"/>
         </w:numPr>
       </w:pPr>
       <w:r>
@@ -1109,7 +1708,7 @@
         <w:pStyle w:val="Compact"/>
         <w:numPr>
           <w:ilvl w:val="1"/>
-          <w:numId w:val="1004"/>
+          <w:numId w:val="1005"/>
         </w:numPr>
       </w:pPr>
       <w:r>
@@ -1121,7 +1720,7 @@
         <w:pStyle w:val="Compact"/>
         <w:numPr>
           <w:ilvl w:val="1"/>
-          <w:numId w:val="1004"/>
+          <w:numId w:val="1005"/>
         </w:numPr>
       </w:pPr>
       <w:r>
@@ -1136,108 +1735,14 @@
         <w:t xml:space="preserve">“This is the unified login for all three applications. The system uses role-based access control — where you go after login depends on who you are.”</w:t>
       </w:r>
     </w:p>
-    <w:bookmarkEnd w:id="13"/>
-    <w:bookmarkStart w:id="14" w:name="demonstrate-role-based-routing"/>
+    <w:bookmarkEnd w:id="14"/>
+    <w:bookmarkStart w:id="15" w:name="demonstrate-role-based-routing"/>
     <w:p>
       <w:pPr>
         <w:pStyle w:val="Heading3"/>
       </w:pPr>
       <w:r>
         <w:t xml:space="preserve">Demonstrate Role-Based Routing</w:t>
-      </w:r>
-    </w:p>
-    <w:p>
-      <w:pPr>
-        <w:pStyle w:val="Compact"/>
-        <w:numPr>
-          <w:ilvl w:val="0"/>
-          <w:numId w:val="1005"/>
-        </w:numPr>
-      </w:pPr>
-      <w:r>
-        <w:t xml:space="preserve">Log in as</w:t>
-      </w:r>
-      <w:r>
-        <w:t xml:space="preserve"> </w:t>
-      </w:r>
-      <w:r>
-        <w:rPr>
-          <w:b/>
-          <w:bCs/>
-        </w:rPr>
-        <w:t xml:space="preserve">Clinic Admin</w:t>
-      </w:r>
-      <w:r>
-        <w:t xml:space="preserve">:</w:t>
-      </w:r>
-      <w:r>
-        <w:t xml:space="preserve"> </w:t>
-      </w:r>
-      <w:r>
-        <w:rPr>
-          <w:rStyle w:val="VerbatimChar"/>
-        </w:rPr>
-        <w:t xml:space="preserve">admin@sunrise-clinic.com</w:t>
-      </w:r>
-      <w:r>
-        <w:t xml:space="preserve"> </w:t>
-      </w:r>
-      <w:r>
-        <w:t xml:space="preserve">/</w:t>
-      </w:r>
-      <w:r>
-        <w:t xml:space="preserve"> </w:t>
-      </w:r>
-      <w:r>
-        <w:rPr>
-          <w:rStyle w:val="VerbatimChar"/>
-        </w:rPr>
-        <w:t xml:space="preserve">POCClinic2026!</w:t>
-      </w:r>
-    </w:p>
-    <w:p>
-      <w:pPr>
-        <w:pStyle w:val="Compact"/>
-        <w:numPr>
-          <w:ilvl w:val="0"/>
-          <w:numId w:val="1005"/>
-        </w:numPr>
-      </w:pPr>
-      <w:r>
-        <w:rPr>
-          <w:b/>
-          <w:bCs/>
-        </w:rPr>
-        <w:t xml:space="preserve">Point out:</w:t>
-      </w:r>
-      <w:r>
-        <w:t xml:space="preserve"> </w:t>
-      </w:r>
-      <w:r>
-        <w:t xml:space="preserve">Redirected to</w:t>
-      </w:r>
-      <w:r>
-        <w:t xml:space="preserve"> </w:t>
-      </w:r>
-      <w:r>
-        <w:rPr>
-          <w:rStyle w:val="VerbatimChar"/>
-        </w:rPr>
-        <w:t xml:space="preserve">/dashboard</w:t>
-      </w:r>
-      <w:r>
-        <w:t xml:space="preserve"> </w:t>
-      </w:r>
-      <w:r>
-        <w:t xml:space="preserve">— the Clinic App</w:t>
-      </w:r>
-    </w:p>
-    <w:p>
-      <w:pPr>
-        <w:pStyle w:val="BlockText"/>
-      </w:pPr>
-      <w:r>
-        <w:t xml:space="preserve">“Clinic users — admins, providers, medical assistants — all land on the clinic dashboard. They can only see their own clinic’s data. Row-Level Security is enforced at the PostgreSQL level, not just application code.”</w:t>
       </w:r>
     </w:p>
     <w:p>
@@ -1249,7 +1754,44 @@
         </w:numPr>
       </w:pPr>
       <w:r>
-        <w:t xml:space="preserve">Sign out</w:t>
+        <w:t xml:space="preserve">Log in as</w:t>
+      </w:r>
+      <w:r>
+        <w:t xml:space="preserve"> </w:t>
+      </w:r>
+      <w:r>
+        <w:rPr>
+          <w:b/>
+          <w:bCs/>
+        </w:rPr>
+        <w:t xml:space="preserve">Clinic Admin</w:t>
+      </w:r>
+      <w:r>
+        <w:t xml:space="preserve">:</w:t>
+      </w:r>
+      <w:r>
+        <w:t xml:space="preserve"> </w:t>
+      </w:r>
+      <w:r>
+        <w:rPr>
+          <w:rStyle w:val="VerbatimChar"/>
+        </w:rPr>
+        <w:t xml:space="preserve">admin@sunrise-clinic.com</w:t>
+      </w:r>
+      <w:r>
+        <w:t xml:space="preserve"> </w:t>
+      </w:r>
+      <w:r>
+        <w:t xml:space="preserve">/</w:t>
+      </w:r>
+      <w:r>
+        <w:t xml:space="preserve"> </w:t>
+      </w:r>
+      <w:r>
+        <w:rPr>
+          <w:rStyle w:val="VerbatimChar"/>
+        </w:rPr>
+        <w:t xml:space="preserve">POCClinic2026!</w:t>
       </w:r>
     </w:p>
     <w:p>
@@ -1261,20 +1803,17 @@
         </w:numPr>
       </w:pPr>
       <w:r>
-        <w:t xml:space="preserve">Log in as</w:t>
-      </w:r>
-      <w:r>
-        <w:t xml:space="preserve"> </w:t>
-      </w:r>
-      <w:r>
-        <w:rPr>
-          <w:b/>
-          <w:bCs/>
-        </w:rPr>
-        <w:t xml:space="preserve">Ops Admin</w:t>
-      </w:r>
-      <w:r>
-        <w:t xml:space="preserve">:</w:t>
+        <w:rPr>
+          <w:b/>
+          <w:bCs/>
+        </w:rPr>
+        <w:t xml:space="preserve">Point out:</w:t>
+      </w:r>
+      <w:r>
+        <w:t xml:space="preserve"> </w:t>
+      </w:r>
+      <w:r>
+        <w:t xml:space="preserve">Redirected to</w:t>
       </w:r>
       <w:r>
         <w:t xml:space="preserve"> </w:t>
@@ -1283,59 +1822,13 @@
         <w:rPr>
           <w:rStyle w:val="VerbatimChar"/>
         </w:rPr>
-        <w:t xml:space="preserve">ops@compoundiq-poc.com</w:t>
-      </w:r>
-      <w:r>
-        <w:t xml:space="preserve"> </w:t>
-      </w:r>
-      <w:r>
-        <w:t xml:space="preserve">/</w:t>
-      </w:r>
-      <w:r>
-        <w:t xml:space="preserve"> </w:t>
-      </w:r>
-      <w:r>
-        <w:rPr>
-          <w:rStyle w:val="VerbatimChar"/>
-        </w:rPr>
-        <w:t xml:space="preserve">POCAdmin2026!</w:t>
-      </w:r>
-    </w:p>
-    <w:p>
-      <w:pPr>
-        <w:pStyle w:val="Compact"/>
-        <w:numPr>
-          <w:ilvl w:val="0"/>
-          <w:numId w:val="1006"/>
-        </w:numPr>
-      </w:pPr>
-      <w:r>
-        <w:rPr>
-          <w:b/>
-          <w:bCs/>
-        </w:rPr>
-        <w:t xml:space="preserve">Point out:</w:t>
-      </w:r>
-      <w:r>
-        <w:t xml:space="preserve"> </w:t>
-      </w:r>
-      <w:r>
-        <w:t xml:space="preserve">Redirected to</w:t>
-      </w:r>
-      <w:r>
-        <w:t xml:space="preserve"> </w:t>
-      </w:r>
-      <w:r>
-        <w:rPr>
-          <w:rStyle w:val="VerbatimChar"/>
-        </w:rPr>
-        <w:t xml:space="preserve">/ops/pipeline</w:t>
-      </w:r>
-      <w:r>
-        <w:t xml:space="preserve"> </w:t>
-      </w:r>
-      <w:r>
-        <w:t xml:space="preserve">— the Ops Dashboard (dark mode)</w:t>
+        <w:t xml:space="preserve">/dashboard</w:t>
+      </w:r>
+      <w:r>
+        <w:t xml:space="preserve"> </w:t>
+      </w:r>
+      <w:r>
+        <w:t xml:space="preserve">— the Clinic App</w:t>
       </w:r>
     </w:p>
     <w:p>
@@ -1343,7 +1836,7 @@
         <w:pStyle w:val="BlockText"/>
       </w:pPr>
       <w:r>
-        <w:t xml:space="preserve">“Ops admins see a completely different application — the dark-mode operations dashboard. They have cross-clinic visibility for monitoring the entire order pipeline.”</w:t>
+        <w:t xml:space="preserve">“Clinic users — admins, providers, medical assistants — all land on the clinic dashboard. They can only see their own clinic’s data. Row-Level Security is enforced at the PostgreSQL level, not just application code.”</w:t>
       </w:r>
     </w:p>
     <w:p>
@@ -1355,26 +1848,7 @@
         </w:numPr>
       </w:pPr>
       <w:r>
-        <w:rPr>
-          <w:b/>
-          <w:bCs/>
-        </w:rPr>
-        <w:t xml:space="preserve">RBAC Demo:</w:t>
-      </w:r>
-      <w:r>
-        <w:t xml:space="preserve"> </w:t>
-      </w:r>
-      <w:r>
-        <w:t xml:space="preserve">While logged in as ops, navigate to</w:t>
-      </w:r>
-      <w:r>
-        <w:t xml:space="preserve"> </w:t>
-      </w:r>
-      <w:r>
-        <w:rPr>
-          <w:rStyle w:val="VerbatimChar"/>
-        </w:rPr>
-        <w:t xml:space="preserve">/dashboard</w:t>
+        <w:t xml:space="preserve">Sign out</w:t>
       </w:r>
     </w:p>
     <w:p>
@@ -1386,6 +1860,55 @@
         </w:numPr>
       </w:pPr>
       <w:r>
+        <w:t xml:space="preserve">Log in as</w:t>
+      </w:r>
+      <w:r>
+        <w:t xml:space="preserve"> </w:t>
+      </w:r>
+      <w:r>
+        <w:rPr>
+          <w:b/>
+          <w:bCs/>
+        </w:rPr>
+        <w:t xml:space="preserve">Ops Admin</w:t>
+      </w:r>
+      <w:r>
+        <w:t xml:space="preserve">:</w:t>
+      </w:r>
+      <w:r>
+        <w:t xml:space="preserve"> </w:t>
+      </w:r>
+      <w:r>
+        <w:rPr>
+          <w:rStyle w:val="VerbatimChar"/>
+        </w:rPr>
+        <w:t xml:space="preserve">ops@compoundiq-poc.com</w:t>
+      </w:r>
+      <w:r>
+        <w:t xml:space="preserve"> </w:t>
+      </w:r>
+      <w:r>
+        <w:t xml:space="preserve">/</w:t>
+      </w:r>
+      <w:r>
+        <w:t xml:space="preserve"> </w:t>
+      </w:r>
+      <w:r>
+        <w:rPr>
+          <w:rStyle w:val="VerbatimChar"/>
+        </w:rPr>
+        <w:t xml:space="preserve">POCAdmin2026!</w:t>
+      </w:r>
+    </w:p>
+    <w:p>
+      <w:pPr>
+        <w:pStyle w:val="Compact"/>
+        <w:numPr>
+          <w:ilvl w:val="0"/>
+          <w:numId w:val="1007"/>
+        </w:numPr>
+      </w:pPr>
+      <w:r>
         <w:rPr>
           <w:b/>
           <w:bCs/>
@@ -1396,13 +1919,22 @@
         <w:t xml:space="preserve"> </w:t>
       </w:r>
       <w:r>
-        <w:t xml:space="preserve">“Access Denied”</w:t>
-      </w:r>
-      <w:r>
-        <w:t xml:space="preserve"> </w:t>
-      </w:r>
-      <w:r>
-        <w:t xml:space="preserve">page — ops cannot see the clinic app</w:t>
+        <w:t xml:space="preserve">Redirected to</w:t>
+      </w:r>
+      <w:r>
+        <w:t xml:space="preserve"> </w:t>
+      </w:r>
+      <w:r>
+        <w:rPr>
+          <w:rStyle w:val="VerbatimChar"/>
+        </w:rPr>
+        <w:t xml:space="preserve">/ops/pipeline</w:t>
+      </w:r>
+      <w:r>
+        <w:t xml:space="preserve"> </w:t>
+      </w:r>
+      <w:r>
+        <w:t xml:space="preserve">— the Ops Dashboard (dark mode)</w:t>
       </w:r>
     </w:p>
     <w:p>
@@ -1410,7 +1942,7 @@
         <w:pStyle w:val="BlockText"/>
       </w:pPr>
       <w:r>
-        <w:t xml:space="preserve">“The access control works in both directions. Ops can’t access clinic data through the clinic app, and clinic users can’t access the ops dashboard. This is enforced at every level — middleware, RLS policies, and JWT claims.”</w:t>
+        <w:t xml:space="preserve">“Ops admins see a completely different application — the dark-mode operations dashboard. They have cross-clinic visibility for monitoring the entire order pipeline.”</w:t>
       </w:r>
     </w:p>
     <w:p>
@@ -1419,6 +1951,73 @@
         <w:numPr>
           <w:ilvl w:val="0"/>
           <w:numId w:val="1008"/>
+        </w:numPr>
+      </w:pPr>
+      <w:r>
+        <w:rPr>
+          <w:b/>
+          <w:bCs/>
+        </w:rPr>
+        <w:t xml:space="preserve">RBAC Demo:</w:t>
+      </w:r>
+      <w:r>
+        <w:t xml:space="preserve"> </w:t>
+      </w:r>
+      <w:r>
+        <w:t xml:space="preserve">While logged in as ops, navigate to</w:t>
+      </w:r>
+      <w:r>
+        <w:t xml:space="preserve"> </w:t>
+      </w:r>
+      <w:r>
+        <w:rPr>
+          <w:rStyle w:val="VerbatimChar"/>
+        </w:rPr>
+        <w:t xml:space="preserve">/dashboard</w:t>
+      </w:r>
+    </w:p>
+    <w:p>
+      <w:pPr>
+        <w:pStyle w:val="Compact"/>
+        <w:numPr>
+          <w:ilvl w:val="0"/>
+          <w:numId w:val="1008"/>
+        </w:numPr>
+      </w:pPr>
+      <w:r>
+        <w:rPr>
+          <w:b/>
+          <w:bCs/>
+        </w:rPr>
+        <w:t xml:space="preserve">Point out:</w:t>
+      </w:r>
+      <w:r>
+        <w:t xml:space="preserve"> </w:t>
+      </w:r>
+      <w:r>
+        <w:t xml:space="preserve">“Access Denied”</w:t>
+      </w:r>
+      <w:r>
+        <w:t xml:space="preserve"> </w:t>
+      </w:r>
+      <w:r>
+        <w:t xml:space="preserve">page — ops cannot see the clinic app</w:t>
+      </w:r>
+    </w:p>
+    <w:p>
+      <w:pPr>
+        <w:pStyle w:val="BlockText"/>
+      </w:pPr>
+      <w:r>
+        <w:t xml:space="preserve">“The access control works in both directions. Ops can’t access clinic data through the clinic app, and clinic users can’t access the ops dashboard. This is enforced at every level — middleware, RLS policies, and JWT claims.”</w:t>
+      </w:r>
+    </w:p>
+    <w:p>
+      <w:pPr>
+        <w:pStyle w:val="Compact"/>
+        <w:numPr>
+          <w:ilvl w:val="0"/>
+          <w:numId w:val="1009"/>
         </w:numPr>
       </w:pPr>
       <w:r>
@@ -1432,9 +2031,9 @@
         </w:pict>
       </w:r>
     </w:p>
-    <w:bookmarkEnd w:id="14"/>
     <w:bookmarkEnd w:id="15"/>
-    <w:bookmarkStart w:id="24" w:name="part-3-the-clinic-workflow-1520-minutes"/>
+    <w:bookmarkEnd w:id="16"/>
+    <w:bookmarkStart w:id="25" w:name="part-3-the-clinic-workflow-1520-minutes"/>
     <w:p>
       <w:pPr>
         <w:pStyle w:val="Heading2"/>
@@ -1443,7 +2042,7 @@
         <w:t xml:space="preserve">Part 3: The Clinic Workflow (15–20 minutes)</w:t>
       </w:r>
     </w:p>
-    <w:bookmarkStart w:id="16" w:name="a-dashboard-overview"/>
+    <w:bookmarkStart w:id="17" w:name="a-dashboard-overview"/>
     <w:p>
       <w:pPr>
         <w:pStyle w:val="Heading3"/>
@@ -1457,7 +2056,7 @@
         <w:pStyle w:val="Compact"/>
         <w:numPr>
           <w:ilvl w:val="0"/>
-          <w:numId w:val="1009"/>
+          <w:numId w:val="1010"/>
         </w:numPr>
       </w:pPr>
       <w:r>
@@ -1506,7 +2105,7 @@
         <w:pStyle w:val="Compact"/>
         <w:numPr>
           <w:ilvl w:val="0"/>
-          <w:numId w:val="1009"/>
+          <w:numId w:val="1010"/>
         </w:numPr>
       </w:pPr>
       <w:r>
@@ -1522,11 +2121,87 @@
         <w:pStyle w:val="Compact"/>
         <w:numPr>
           <w:ilvl w:val="1"/>
+          <w:numId w:val="1011"/>
+        </w:numPr>
+      </w:pPr>
+      <w:r>
+        <w:t xml:space="preserve">KPI cards at top (Total Orders, Revenue, Pending Payment, Completed)</w:t>
+      </w:r>
+    </w:p>
+    <w:p>
+      <w:pPr>
+        <w:pStyle w:val="Compact"/>
+        <w:numPr>
+          <w:ilvl w:val="1"/>
+          <w:numId w:val="1011"/>
+        </w:numPr>
+      </w:pPr>
+      <w:r>
+        <w:t xml:space="preserve">Order table with status badges (colored pills showing order state)</w:t>
+      </w:r>
+    </w:p>
+    <w:p>
+      <w:pPr>
+        <w:pStyle w:val="Compact"/>
+        <w:numPr>
+          <w:ilvl w:val="1"/>
+          <w:numId w:val="1011"/>
+        </w:numPr>
+      </w:pPr>
+      <w:r>
+        <w:t xml:space="preserve">Table/Kanban toggle in the top right</w:t>
+      </w:r>
+    </w:p>
+    <w:p>
+      <w:pPr>
+        <w:pStyle w:val="Compact"/>
+        <w:numPr>
+          <w:ilvl w:val="0"/>
           <w:numId w:val="1010"/>
         </w:numPr>
       </w:pPr>
       <w:r>
-        <w:t xml:space="preserve">KPI cards at top (Total Orders, Revenue, Pending Payment, Completed)</w:t>
+        <w:t xml:space="preserve">Click the</w:t>
+      </w:r>
+      <w:r>
+        <w:t xml:space="preserve"> </w:t>
+      </w:r>
+      <w:r>
+        <w:rPr>
+          <w:b/>
+          <w:bCs/>
+        </w:rPr>
+        <w:t xml:space="preserve">Kanban toggle</w:t>
+      </w:r>
+      <w:r>
+        <w:t xml:space="preserve"> </w:t>
+      </w:r>
+      <w:r>
+        <w:t xml:space="preserve">to show the board view</w:t>
+      </w:r>
+    </w:p>
+    <w:p>
+      <w:pPr>
+        <w:pStyle w:val="BlockText"/>
+      </w:pPr>
+      <w:r>
+        <w:t xml:space="preserve">“The medical assistant starts their day here. They can see all orders at a glance, filter by status, and switch between table and kanban views.”</w:t>
+      </w:r>
+    </w:p>
+    <w:p>
+      <w:pPr>
+        <w:pStyle w:val="Compact"/>
+        <w:numPr>
+          <w:ilvl w:val="0"/>
+          <w:numId w:val="1012"/>
+        </w:numPr>
+      </w:pPr>
+      <w:r>
+        <w:rPr>
+          <w:b/>
+          <w:bCs/>
+        </w:rPr>
+        <w:t xml:space="preserve">Point out the sidebar:</w:t>
       </w:r>
     </w:p>
     <w:p>
@@ -1534,11 +2209,11 @@
         <w:pStyle w:val="Compact"/>
         <w:numPr>
           <w:ilvl w:val="1"/>
-          <w:numId w:val="1010"/>
-        </w:numPr>
-      </w:pPr>
-      <w:r>
-        <w:t xml:space="preserve">Order table with status badges (colored pills showing order state)</w:t>
+          <w:numId w:val="1013"/>
+        </w:numPr>
+      </w:pPr>
+      <w:r>
+        <w:t xml:space="preserve">Navigation links with icons</w:t>
       </w:r>
     </w:p>
     <w:p>
@@ -1546,11 +2221,23 @@
         <w:pStyle w:val="Compact"/>
         <w:numPr>
           <w:ilvl w:val="1"/>
-          <w:numId w:val="1010"/>
-        </w:numPr>
-      </w:pPr>
-      <w:r>
-        <w:t xml:space="preserve">Table/Kanban toggle in the top right</w:t>
+          <w:numId w:val="1013"/>
+        </w:numPr>
+      </w:pPr>
+      <w:r>
+        <w:t xml:space="preserve">Active page highlighted</w:t>
+      </w:r>
+    </w:p>
+    <w:p>
+      <w:pPr>
+        <w:pStyle w:val="Compact"/>
+        <w:numPr>
+          <w:ilvl w:val="1"/>
+          <w:numId w:val="1013"/>
+        </w:numPr>
+      </w:pPr>
+      <w:r>
+        <w:t xml:space="preserve">User info and role badge at the bottom</w:t>
       </w:r>
     </w:p>
     <w:p>
@@ -1558,7 +2245,7 @@
         <w:pStyle w:val="Compact"/>
         <w:numPr>
           <w:ilvl w:val="0"/>
-          <w:numId w:val="1009"/>
+          <w:numId w:val="1012"/>
         </w:numPr>
       </w:pPr>
       <w:r>
@@ -1572,13 +2259,13 @@
           <w:b/>
           <w:bCs/>
         </w:rPr>
-        <w:t xml:space="preserve">Kanban toggle</w:t>
-      </w:r>
-      <w:r>
-        <w:t xml:space="preserve"> </w:t>
-      </w:r>
-      <w:r>
-        <w:t xml:space="preserve">to show the board view</w:t>
+        <w:t xml:space="preserve">collapse button</w:t>
+      </w:r>
+      <w:r>
+        <w:t xml:space="preserve"> </w:t>
+      </w:r>
+      <w:r>
+        <w:t xml:space="preserve">(chevron) on the sidebar — show it collapses to icon-only mode, click again to re-expand</w:t>
       </w:r>
     </w:p>
     <w:p>
@@ -1586,7 +2273,17 @@
         <w:pStyle w:val="BlockText"/>
       </w:pPr>
       <w:r>
-        <w:t xml:space="preserve">“The medical assistant starts their day here. They can see all orders at a glance, filter by status, and switch between table and kanban views.”</w:t>
+        <w:t xml:space="preserve">“The sidebar collapses for more screen real estate. The main content area adjusts automatically.”</w:t>
+      </w:r>
+    </w:p>
+    <w:bookmarkEnd w:id="17"/>
+    <w:bookmarkStart w:id="18" w:name="X4da94081b50c640a1e576428d4a30f3f544fe5a"/>
+    <w:p>
+      <w:pPr>
+        <w:pStyle w:val="Heading3"/>
+      </w:pPr>
+      <w:r>
+        <w:t xml:space="preserve">3B — Patient &amp; Provider Selection (New in Phase 15)</w:t>
       </w:r>
     </w:p>
     <w:p>
@@ -1594,15 +2291,43 @@
         <w:pStyle w:val="Compact"/>
         <w:numPr>
           <w:ilvl w:val="0"/>
-          <w:numId w:val="1011"/>
-        </w:numPr>
-      </w:pPr>
-      <w:r>
-        <w:rPr>
-          <w:b/>
-          <w:bCs/>
-        </w:rPr>
-        <w:t xml:space="preserve">Point out the sidebar:</w:t>
+          <w:numId w:val="1014"/>
+        </w:numPr>
+      </w:pPr>
+      <w:r>
+        <w:t xml:space="preserve">Click</w:t>
+      </w:r>
+      <w:r>
+        <w:t xml:space="preserve"> </w:t>
+      </w:r>
+      <w:r>
+        <w:rPr>
+          <w:b/>
+          <w:bCs/>
+        </w:rPr>
+        <w:t xml:space="preserve">“+ New Prescription”</w:t>
+      </w:r>
+      <w:r>
+        <w:t xml:space="preserve"> </w:t>
+      </w:r>
+      <w:r>
+        <w:t xml:space="preserve">button</w:t>
+      </w:r>
+    </w:p>
+    <w:p>
+      <w:pPr>
+        <w:pStyle w:val="Compact"/>
+        <w:numPr>
+          <w:ilvl w:val="0"/>
+          <w:numId w:val="1014"/>
+        </w:numPr>
+      </w:pPr>
+      <w:r>
+        <w:rPr>
+          <w:b/>
+          <w:bCs/>
+        </w:rPr>
+        <w:t xml:space="preserve">Point out the patient/provider selector page:</w:t>
       </w:r>
     </w:p>
     <w:p>
@@ -1610,11 +2335,11 @@
         <w:pStyle w:val="Compact"/>
         <w:numPr>
           <w:ilvl w:val="1"/>
-          <w:numId w:val="1012"/>
-        </w:numPr>
-      </w:pPr>
-      <w:r>
-        <w:t xml:space="preserve">Navigation links with icons</w:t>
+          <w:numId w:val="1015"/>
+        </w:numPr>
+      </w:pPr>
+      <w:r>
+        <w:t xml:space="preserve">Patient search with name filter</w:t>
       </w:r>
     </w:p>
     <w:p>
@@ -1622,11 +2347,11 @@
         <w:pStyle w:val="Compact"/>
         <w:numPr>
           <w:ilvl w:val="1"/>
-          <w:numId w:val="1012"/>
-        </w:numPr>
-      </w:pPr>
-      <w:r>
-        <w:t xml:space="preserve">Active page highlighted</w:t>
+          <w:numId w:val="1015"/>
+        </w:numPr>
+      </w:pPr>
+      <w:r>
+        <w:t xml:space="preserve">Provider auto-selected (only one provider in this clinic)</w:t>
       </w:r>
     </w:p>
     <w:p>
@@ -1634,39 +2359,17 @@
         <w:pStyle w:val="Compact"/>
         <w:numPr>
           <w:ilvl w:val="1"/>
-          <w:numId w:val="1012"/>
-        </w:numPr>
-      </w:pPr>
-      <w:r>
-        <w:t xml:space="preserve">User info and role badge at the bottom</w:t>
-      </w:r>
-    </w:p>
-    <w:p>
-      <w:pPr>
-        <w:pStyle w:val="Compact"/>
-        <w:numPr>
-          <w:ilvl w:val="0"/>
-          <w:numId w:val="1011"/>
-        </w:numPr>
-      </w:pPr>
-      <w:r>
-        <w:t xml:space="preserve">Click the</w:t>
-      </w:r>
-      <w:r>
-        <w:t xml:space="preserve"> </w:t>
-      </w:r>
-      <w:r>
-        <w:rPr>
-          <w:b/>
-          <w:bCs/>
-        </w:rPr>
-        <w:t xml:space="preserve">collapse button</w:t>
-      </w:r>
-      <w:r>
-        <w:t xml:space="preserve"> </w:t>
-      </w:r>
-      <w:r>
-        <w:t xml:space="preserve">(chevron) on the sidebar — show it collapses to icon-only mode, click again to re-expand</w:t>
+          <w:numId w:val="1015"/>
+        </w:numPr>
+      </w:pPr>
+      <w:r>
+        <w:t xml:space="preserve">“Continue to Pharmacy Search”</w:t>
+      </w:r>
+      <w:r>
+        <w:t xml:space="preserve"> </w:t>
+      </w:r>
+      <w:r>
+        <w:t xml:space="preserve">button (disabled until both selected)</w:t>
       </w:r>
     </w:p>
     <w:p>
@@ -1674,215 +2377,7 @@
         <w:pStyle w:val="BlockText"/>
       </w:pPr>
       <w:r>
-        <w:t xml:space="preserve">“The sidebar collapses for more screen real estate. The main content area adjusts automatically.”</w:t>
-      </w:r>
-    </w:p>
-    <w:bookmarkEnd w:id="16"/>
-    <w:bookmarkStart w:id="17" w:name="X4da94081b50c640a1e576428d4a30f3f544fe5a"/>
-    <w:p>
-      <w:pPr>
-        <w:pStyle w:val="Heading3"/>
-      </w:pPr>
-      <w:r>
-        <w:t xml:space="preserve">3B — Patient &amp; Provider Selection (New in Phase 15)</w:t>
-      </w:r>
-    </w:p>
-    <w:p>
-      <w:pPr>
-        <w:pStyle w:val="Compact"/>
-        <w:numPr>
-          <w:ilvl w:val="0"/>
-          <w:numId w:val="1013"/>
-        </w:numPr>
-      </w:pPr>
-      <w:r>
-        <w:t xml:space="preserve">Click</w:t>
-      </w:r>
-      <w:r>
-        <w:t xml:space="preserve"> </w:t>
-      </w:r>
-      <w:r>
-        <w:rPr>
-          <w:b/>
-          <w:bCs/>
-        </w:rPr>
-        <w:t xml:space="preserve">“+ New Prescription”</w:t>
-      </w:r>
-      <w:r>
-        <w:t xml:space="preserve"> </w:t>
-      </w:r>
-      <w:r>
-        <w:t xml:space="preserve">button</w:t>
-      </w:r>
-    </w:p>
-    <w:p>
-      <w:pPr>
-        <w:pStyle w:val="Compact"/>
-        <w:numPr>
-          <w:ilvl w:val="0"/>
-          <w:numId w:val="1013"/>
-        </w:numPr>
-      </w:pPr>
-      <w:r>
-        <w:rPr>
-          <w:b/>
-          <w:bCs/>
-        </w:rPr>
-        <w:t xml:space="preserve">Point out the patient/provider selector page:</w:t>
-      </w:r>
-    </w:p>
-    <w:p>
-      <w:pPr>
-        <w:pStyle w:val="Compact"/>
-        <w:numPr>
-          <w:ilvl w:val="1"/>
-          <w:numId w:val="1014"/>
-        </w:numPr>
-      </w:pPr>
-      <w:r>
-        <w:t xml:space="preserve">Patient search with name filter</w:t>
-      </w:r>
-    </w:p>
-    <w:p>
-      <w:pPr>
-        <w:pStyle w:val="Compact"/>
-        <w:numPr>
-          <w:ilvl w:val="1"/>
-          <w:numId w:val="1014"/>
-        </w:numPr>
-      </w:pPr>
-      <w:r>
-        <w:t xml:space="preserve">Provider auto-selected (only one provider in this clinic)</w:t>
-      </w:r>
-    </w:p>
-    <w:p>
-      <w:pPr>
-        <w:pStyle w:val="Compact"/>
-        <w:numPr>
-          <w:ilvl w:val="1"/>
-          <w:numId w:val="1014"/>
-        </w:numPr>
-      </w:pPr>
-      <w:r>
-        <w:t xml:space="preserve">“Continue to Pharmacy Search”</w:t>
-      </w:r>
-      <w:r>
-        <w:t xml:space="preserve"> </w:t>
-      </w:r>
-      <w:r>
-        <w:t xml:space="preserve">button (disabled until both selected)</w:t>
-      </w:r>
-    </w:p>
-    <w:p>
-      <w:pPr>
-        <w:pStyle w:val="BlockText"/>
-      </w:pPr>
-      <w:r>
         <w:t xml:space="preserve">“The first thing the MA does is select the patient. The patient’s shipping state auto-populates for all pharmacy searches — no manual entry. The provider is also selected upfront. Both stay pinned at the top of every screen throughout the flow.”</w:t>
-      </w:r>
-    </w:p>
-    <w:p>
-      <w:pPr>
-        <w:pStyle w:val="Compact"/>
-        <w:numPr>
-          <w:ilvl w:val="0"/>
-          <w:numId w:val="1015"/>
-        </w:numPr>
-      </w:pPr>
-      <w:r>
-        <w:t xml:space="preserve">Search for</w:t>
-      </w:r>
-      <w:r>
-        <w:t xml:space="preserve"> </w:t>
-      </w:r>
-      <w:r>
-        <w:rPr>
-          <w:b/>
-          <w:bCs/>
-        </w:rPr>
-        <w:t xml:space="preserve">“Alex”</w:t>
-      </w:r>
-      <w:r>
-        <w:t xml:space="preserve"> </w:t>
-      </w:r>
-      <w:r>
-        <w:t xml:space="preserve">— select</w:t>
-      </w:r>
-      <w:r>
-        <w:t xml:space="preserve"> </w:t>
-      </w:r>
-      <w:r>
-        <w:rPr>
-          <w:b/>
-          <w:bCs/>
-        </w:rPr>
-        <w:t xml:space="preserve">Alex Demo</w:t>
-      </w:r>
-      <w:r>
-        <w:t xml:space="preserve"> </w:t>
-      </w:r>
-      <w:r>
-        <w:t xml:space="preserve">(TX state badge visible)</w:t>
-      </w:r>
-    </w:p>
-    <w:p>
-      <w:pPr>
-        <w:pStyle w:val="Compact"/>
-        <w:numPr>
-          <w:ilvl w:val="0"/>
-          <w:numId w:val="1015"/>
-        </w:numPr>
-      </w:pPr>
-      <w:r>
-        <w:t xml:space="preserve">Note the provider</w:t>
-      </w:r>
-      <w:r>
-        <w:t xml:space="preserve"> </w:t>
-      </w:r>
-      <w:r>
-        <w:rPr>
-          <w:b/>
-          <w:bCs/>
-        </w:rPr>
-        <w:t xml:space="preserve">Sarah Chen</w:t>
-      </w:r>
-      <w:r>
-        <w:t xml:space="preserve"> </w:t>
-      </w:r>
-      <w:r>
-        <w:t xml:space="preserve">is auto-selected</w:t>
-      </w:r>
-    </w:p>
-    <w:p>
-      <w:pPr>
-        <w:pStyle w:val="Compact"/>
-        <w:numPr>
-          <w:ilvl w:val="0"/>
-          <w:numId w:val="1015"/>
-        </w:numPr>
-      </w:pPr>
-      <w:r>
-        <w:t xml:space="preserve">Click</w:t>
-      </w:r>
-      <w:r>
-        <w:t xml:space="preserve"> </w:t>
-      </w:r>
-      <w:r>
-        <w:rPr>
-          <w:b/>
-          <w:bCs/>
-        </w:rPr>
-        <w:t xml:space="preserve">“Continue to Pharmacy Search”</w:t>
-      </w:r>
-    </w:p>
-    <w:bookmarkEnd w:id="17"/>
-    <w:bookmarkStart w:id="18" w:name="Xa6621a959da8794ec82063a81ca579b35b7faab"/>
-    <w:p>
-      <w:pPr>
-        <w:pStyle w:val="Heading3"/>
-      </w:pPr>
-      <w:r>
-        <w:t xml:space="preserve">3C — Quick Actions: Favorites + Protocols (New in Phase 18)</w:t>
       </w:r>
     </w:p>
     <w:p>
@@ -1894,17 +2389,39 @@
         </w:numPr>
       </w:pPr>
       <w:r>
-        <w:rPr>
-          <w:b/>
-          <w:bCs/>
-        </w:rPr>
-        <w:t xml:space="preserve">Point out the session banner</w:t>
-      </w:r>
-      <w:r>
-        <w:t xml:space="preserve"> </w:t>
-      </w:r>
-      <w:r>
-        <w:t xml:space="preserve">at the top — Alex Demo + Sarah Chen pinned</w:t>
+        <w:t xml:space="preserve">Search for</w:t>
+      </w:r>
+      <w:r>
+        <w:t xml:space="preserve"> </w:t>
+      </w:r>
+      <w:r>
+        <w:rPr>
+          <w:b/>
+          <w:bCs/>
+        </w:rPr>
+        <w:t xml:space="preserve">“Alex”</w:t>
+      </w:r>
+      <w:r>
+        <w:t xml:space="preserve"> </w:t>
+      </w:r>
+      <w:r>
+        <w:t xml:space="preserve">— select</w:t>
+      </w:r>
+      <w:r>
+        <w:t xml:space="preserve"> </w:t>
+      </w:r>
+      <w:r>
+        <w:rPr>
+          <w:b/>
+          <w:bCs/>
+        </w:rPr>
+        <w:t xml:space="preserve">Alex Demo</w:t>
+      </w:r>
+      <w:r>
+        <w:t xml:space="preserve"> </w:t>
+      </w:r>
+      <w:r>
+        <w:t xml:space="preserve">(TX state badge visible)</w:t>
       </w:r>
     </w:p>
     <w:p>
@@ -1916,43 +2433,23 @@
         </w:numPr>
       </w:pPr>
       <w:r>
-        <w:rPr>
-          <w:b/>
-          <w:bCs/>
-        </w:rPr>
-        <w:t xml:space="preserve">Point out the Quick Actions Panel</w:t>
-      </w:r>
-      <w:r>
-        <w:t xml:space="preserve"> </w:t>
-      </w:r>
-      <w:r>
-        <w:t xml:space="preserve">with two tabs:</w:t>
-      </w:r>
-      <w:r>
-        <w:t xml:space="preserve"> </w:t>
-      </w:r>
-      <w:r>
-        <w:rPr>
-          <w:b/>
-          <w:bCs/>
-        </w:rPr>
-        <w:t xml:space="preserve">Favorites</w:t>
-      </w:r>
-      <w:r>
-        <w:t xml:space="preserve"> </w:t>
-      </w:r>
-      <w:r>
-        <w:t xml:space="preserve">and</w:t>
-      </w:r>
-      <w:r>
-        <w:t xml:space="preserve"> </w:t>
-      </w:r>
-      <w:r>
-        <w:rPr>
-          <w:b/>
-          <w:bCs/>
-        </w:rPr>
-        <w:t xml:space="preserve">Protocols</w:t>
+        <w:t xml:space="preserve">Note the provider</w:t>
+      </w:r>
+      <w:r>
+        <w:t xml:space="preserve"> </w:t>
+      </w:r>
+      <w:r>
+        <w:rPr>
+          <w:b/>
+          <w:bCs/>
+        </w:rPr>
+        <w:t xml:space="preserve">Sarah Chen</w:t>
+      </w:r>
+      <w:r>
+        <w:t xml:space="preserve"> </w:t>
+      </w:r>
+      <w:r>
+        <w:t xml:space="preserve">is auto-selected</w:t>
       </w:r>
     </w:p>
     <w:p>
@@ -1964,25 +2461,27 @@
         </w:numPr>
       </w:pPr>
       <w:r>
-        <w:rPr>
-          <w:b/>
-          <w:bCs/>
-        </w:rPr>
-        <w:t xml:space="preserve">Favorites tab</w:t>
-      </w:r>
-      <w:r>
-        <w:t xml:space="preserve"> </w:t>
-      </w:r>
-      <w:r>
-        <w:t xml:space="preserve">— show the 4+ saved favorites (Semaglutide 0.5mg weekly, Standard TRT, LDN Starter, BPC-157). Note the titration/cycling badges on relevant favorites.</w:t>
-      </w:r>
-    </w:p>
-    <w:p>
-      <w:pPr>
-        <w:pStyle w:val="BlockText"/>
-      </w:pPr>
-      <w:r>
-        <w:t xml:space="preserve">“Provider favorites let you reorder common prescriptions in one click. No searching, no configuring — just click and go straight to pricing.”</w:t>
+        <w:t xml:space="preserve">Click</w:t>
+      </w:r>
+      <w:r>
+        <w:t xml:space="preserve"> </w:t>
+      </w:r>
+      <w:r>
+        <w:rPr>
+          <w:b/>
+          <w:bCs/>
+        </w:rPr>
+        <w:t xml:space="preserve">“Continue to Pharmacy Search”</w:t>
+      </w:r>
+    </w:p>
+    <w:bookmarkEnd w:id="18"/>
+    <w:bookmarkStart w:id="19" w:name="Xa6621a959da8794ec82063a81ca579b35b7faab"/>
+    <w:p>
+      <w:pPr>
+        <w:pStyle w:val="Heading3"/>
+      </w:pPr>
+      <w:r>
+        <w:t xml:space="preserve">3C — Quick Actions: Favorites + Protocols (New in Phase 18)</w:t>
       </w:r>
     </w:p>
     <w:p>
@@ -1994,23 +2493,17 @@
         </w:numPr>
       </w:pPr>
       <w:r>
-        <w:t xml:space="preserve">Click</w:t>
-      </w:r>
-      <w:r>
-        <w:t xml:space="preserve"> </w:t>
-      </w:r>
-      <w:r>
-        <w:rPr>
-          <w:b/>
-          <w:bCs/>
-        </w:rPr>
-        <w:t xml:space="preserve">Protocols tab</w:t>
-      </w:r>
-      <w:r>
-        <w:t xml:space="preserve"> </w:t>
-      </w:r>
-      <w:r>
-        <w:t xml:space="preserve">— show the protocol templates (Weight Loss Protocol, Mold/MCAS Support)</w:t>
+        <w:rPr>
+          <w:b/>
+          <w:bCs/>
+        </w:rPr>
+        <w:t xml:space="preserve">Point out the session banner</w:t>
+      </w:r>
+      <w:r>
+        <w:t xml:space="preserve"> </w:t>
+      </w:r>
+      <w:r>
+        <w:t xml:space="preserve">at the top — Alex Demo + Sarah Chen pinned</w:t>
       </w:r>
     </w:p>
     <w:p>
@@ -2022,23 +2515,43 @@
         </w:numPr>
       </w:pPr>
       <w:r>
-        <w:t xml:space="preserve">Click</w:t>
-      </w:r>
-      <w:r>
-        <w:t xml:space="preserve"> </w:t>
-      </w:r>
-      <w:r>
-        <w:rPr>
-          <w:b/>
-          <w:bCs/>
-        </w:rPr>
-        <w:t xml:space="preserve">Weight Loss Protocol</w:t>
-      </w:r>
-      <w:r>
-        <w:t xml:space="preserve"> </w:t>
-      </w:r>
-      <w:r>
-        <w:t xml:space="preserve">to expand — show the 3 medications with phase labels and sig text</w:t>
+        <w:rPr>
+          <w:b/>
+          <w:bCs/>
+        </w:rPr>
+        <w:t xml:space="preserve">Point out the Quick Actions Panel</w:t>
+      </w:r>
+      <w:r>
+        <w:t xml:space="preserve"> </w:t>
+      </w:r>
+      <w:r>
+        <w:t xml:space="preserve">with two tabs:</w:t>
+      </w:r>
+      <w:r>
+        <w:t xml:space="preserve"> </w:t>
+      </w:r>
+      <w:r>
+        <w:rPr>
+          <w:b/>
+          <w:bCs/>
+        </w:rPr>
+        <w:t xml:space="preserve">Favorites</w:t>
+      </w:r>
+      <w:r>
+        <w:t xml:space="preserve"> </w:t>
+      </w:r>
+      <w:r>
+        <w:t xml:space="preserve">and</w:t>
+      </w:r>
+      <w:r>
+        <w:t xml:space="preserve"> </w:t>
+      </w:r>
+      <w:r>
+        <w:rPr>
+          <w:b/>
+          <w:bCs/>
+        </w:rPr>
+        <w:t xml:space="preserve">Protocols</w:t>
       </w:r>
     </w:p>
     <w:p>
@@ -2054,25 +2567,13 @@
           <w:b/>
           <w:bCs/>
         </w:rPr>
-        <w:t xml:space="preserve">Point out</w:t>
-      </w:r>
-      <w:r>
-        <w:t xml:space="preserve"> </w:t>
-      </w:r>
-      <w:r>
-        <w:t xml:space="preserve">the</w:t>
-      </w:r>
-      <w:r>
-        <w:t xml:space="preserve"> </w:t>
-      </w:r>
-      <w:r>
-        <w:t xml:space="preserve">“Load 3 Medications into Session”</w:t>
-      </w:r>
-      <w:r>
-        <w:t xml:space="preserve"> </w:t>
-      </w:r>
-      <w:r>
-        <w:t xml:space="preserve">button</w:t>
+        <w:t xml:space="preserve">Favorites tab</w:t>
+      </w:r>
+      <w:r>
+        <w:t xml:space="preserve"> </w:t>
+      </w:r>
+      <w:r>
+        <w:t xml:space="preserve">— show the 4+ saved favorites (Semaglutide 0.5mg weekly, Standard TRT, LDN Starter, BPC-157). Note the titration/cycling badges on relevant favorites.</w:t>
       </w:r>
     </w:p>
     <w:p>
@@ -2080,17 +2581,7 @@
         <w:pStyle w:val="BlockText"/>
       </w:pPr>
       <w:r>
-        <w:t xml:space="preserve">“Protocol templates are a market-first feature. One click adds an entire multi-medication protocol to the session. The provider reviews and adjusts per patient before signing.”</w:t>
-      </w:r>
-    </w:p>
-    <w:bookmarkEnd w:id="18"/>
-    <w:bookmarkStart w:id="19" w:name="Xb5840cf837e2859a3f664b030817a540ff74a59"/>
-    <w:p>
-      <w:pPr>
-        <w:pStyle w:val="Heading3"/>
-      </w:pPr>
-      <w:r>
-        <w:t xml:space="preserve">3D — Cascading Prescription Builder (New in Phase 17)</w:t>
+        <w:t xml:space="preserve">“Provider favorites let you reorder common prescriptions in one click. No searching, no configuring — just click and go straight to pricing.”</w:t>
       </w:r>
     </w:p>
     <w:p>
@@ -2102,33 +2593,23 @@
         </w:numPr>
       </w:pPr>
       <w:r>
-        <w:t xml:space="preserve">Go back to Configure Prescription. Type</w:t>
-      </w:r>
-      <w:r>
-        <w:t xml:space="preserve"> </w:t>
-      </w:r>
-      <w:r>
-        <w:rPr>
-          <w:b/>
-          <w:bCs/>
-        </w:rPr>
-        <w:t xml:space="preserve">“Sema”</w:t>
-      </w:r>
-      <w:r>
-        <w:t xml:space="preserve"> </w:t>
-      </w:r>
-      <w:r>
-        <w:t xml:space="preserve">in the medication search — select</w:t>
-      </w:r>
-      <w:r>
-        <w:t xml:space="preserve"> </w:t>
-      </w:r>
-      <w:r>
-        <w:rPr>
-          <w:b/>
-          <w:bCs/>
-        </w:rPr>
-        <w:t xml:space="preserve">Semaglutide</w:t>
+        <w:t xml:space="preserve">Click</w:t>
+      </w:r>
+      <w:r>
+        <w:t xml:space="preserve"> </w:t>
+      </w:r>
+      <w:r>
+        <w:rPr>
+          <w:b/>
+          <w:bCs/>
+        </w:rPr>
+        <w:t xml:space="preserve">Protocols tab</w:t>
+      </w:r>
+      <w:r>
+        <w:t xml:space="preserve"> </w:t>
+      </w:r>
+      <w:r>
+        <w:t xml:space="preserve">— show the protocol templates (Weight Loss Protocol, Mold/MCAS Support)</w:t>
       </w:r>
     </w:p>
     <w:p>
@@ -2140,17 +2621,23 @@
         </w:numPr>
       </w:pPr>
       <w:r>
-        <w:rPr>
-          <w:b/>
-          <w:bCs/>
-        </w:rPr>
-        <w:t xml:space="preserve">Point out</w:t>
-      </w:r>
-      <w:r>
-        <w:t xml:space="preserve"> </w:t>
-      </w:r>
-      <w:r>
-        <w:t xml:space="preserve">the cascading dropdown flow: ingredient → salt form (auto-skips if only one) → formulation card (Semaglutide 5mg/mL Injectable)</w:t>
+        <w:t xml:space="preserve">Click</w:t>
+      </w:r>
+      <w:r>
+        <w:t xml:space="preserve"> </w:t>
+      </w:r>
+      <w:r>
+        <w:rPr>
+          <w:b/>
+          <w:bCs/>
+        </w:rPr>
+        <w:t xml:space="preserve">Weight Loss Protocol</w:t>
+      </w:r>
+      <w:r>
+        <w:t xml:space="preserve"> </w:t>
+      </w:r>
+      <w:r>
+        <w:t xml:space="preserve">to expand — show the 3 medications with phase labels and sig text</w:t>
       </w:r>
     </w:p>
     <w:p>
@@ -2162,6 +2649,118 @@
         </w:numPr>
       </w:pPr>
       <w:r>
+        <w:rPr>
+          <w:b/>
+          <w:bCs/>
+        </w:rPr>
+        <w:t xml:space="preserve">Point out</w:t>
+      </w:r>
+      <w:r>
+        <w:t xml:space="preserve"> </w:t>
+      </w:r>
+      <w:r>
+        <w:t xml:space="preserve">the</w:t>
+      </w:r>
+      <w:r>
+        <w:t xml:space="preserve"> </w:t>
+      </w:r>
+      <w:r>
+        <w:t xml:space="preserve">“Load 3 Medications into Session”</w:t>
+      </w:r>
+      <w:r>
+        <w:t xml:space="preserve"> </w:t>
+      </w:r>
+      <w:r>
+        <w:t xml:space="preserve">button</w:t>
+      </w:r>
+    </w:p>
+    <w:p>
+      <w:pPr>
+        <w:pStyle w:val="BlockText"/>
+      </w:pPr>
+      <w:r>
+        <w:t xml:space="preserve">“Protocol templates are a market-first feature. One click adds an entire multi-medication protocol to the session. The provider reviews and adjusts per patient before signing.”</w:t>
+      </w:r>
+    </w:p>
+    <w:bookmarkEnd w:id="19"/>
+    <w:bookmarkStart w:id="20" w:name="Xb5840cf837e2859a3f664b030817a540ff74a59"/>
+    <w:p>
+      <w:pPr>
+        <w:pStyle w:val="Heading3"/>
+      </w:pPr>
+      <w:r>
+        <w:t xml:space="preserve">3D — Cascading Prescription Builder (New in Phase 17)</w:t>
+      </w:r>
+    </w:p>
+    <w:p>
+      <w:pPr>
+        <w:pStyle w:val="Compact"/>
+        <w:numPr>
+          <w:ilvl w:val="0"/>
+          <w:numId w:val="1019"/>
+        </w:numPr>
+      </w:pPr>
+      <w:r>
+        <w:t xml:space="preserve">Go back to Configure Prescription. Type</w:t>
+      </w:r>
+      <w:r>
+        <w:t xml:space="preserve"> </w:t>
+      </w:r>
+      <w:r>
+        <w:rPr>
+          <w:b/>
+          <w:bCs/>
+        </w:rPr>
+        <w:t xml:space="preserve">“Sema”</w:t>
+      </w:r>
+      <w:r>
+        <w:t xml:space="preserve"> </w:t>
+      </w:r>
+      <w:r>
+        <w:t xml:space="preserve">in the medication search — select</w:t>
+      </w:r>
+      <w:r>
+        <w:t xml:space="preserve"> </w:t>
+      </w:r>
+      <w:r>
+        <w:rPr>
+          <w:b/>
+          <w:bCs/>
+        </w:rPr>
+        <w:t xml:space="preserve">Semaglutide</w:t>
+      </w:r>
+    </w:p>
+    <w:p>
+      <w:pPr>
+        <w:pStyle w:val="Compact"/>
+        <w:numPr>
+          <w:ilvl w:val="0"/>
+          <w:numId w:val="1019"/>
+        </w:numPr>
+      </w:pPr>
+      <w:r>
+        <w:rPr>
+          <w:b/>
+          <w:bCs/>
+        </w:rPr>
+        <w:t xml:space="preserve">Point out</w:t>
+      </w:r>
+      <w:r>
+        <w:t xml:space="preserve"> </w:t>
+      </w:r>
+      <w:r>
+        <w:t xml:space="preserve">the cascading dropdown flow: ingredient → salt form (auto-skips if only one) → formulation card (Semaglutide 5mg/mL Injectable)</w:t>
+      </w:r>
+    </w:p>
+    <w:p>
+      <w:pPr>
+        <w:pStyle w:val="Compact"/>
+        <w:numPr>
+          <w:ilvl w:val="0"/>
+          <w:numId w:val="1019"/>
+        </w:numPr>
+      </w:pPr>
+      <w:r>
         <w:t xml:space="preserve">Select the formulation →</w:t>
       </w:r>
       <w:r>
@@ -2183,148 +2782,148 @@
         <w:pStyle w:val="Compact"/>
         <w:numPr>
           <w:ilvl w:val="1"/>
+          <w:numId w:val="1020"/>
+        </w:numPr>
+      </w:pPr>
+      <w:r>
+        <w:t xml:space="preserve">Dose amount + unit + frequency dropdowns</w:t>
+      </w:r>
+    </w:p>
+    <w:p>
+      <w:pPr>
+        <w:pStyle w:val="Compact"/>
+        <w:numPr>
+          <w:ilvl w:val="1"/>
+          <w:numId w:val="1020"/>
+        </w:numPr>
+      </w:pPr>
+      <w:r>
+        <w:t xml:space="preserve">Timing dropdown (In the morning, At bedtime, etc.)</w:t>
+      </w:r>
+    </w:p>
+    <w:p>
+      <w:pPr>
+        <w:pStyle w:val="Compact"/>
+        <w:numPr>
+          <w:ilvl w:val="1"/>
+          <w:numId w:val="1020"/>
+        </w:numPr>
+      </w:pPr>
+      <w:r>
+        <w:t xml:space="preserve">Duration dropdown (For 30 days, Ongoing, etc.)</w:t>
+      </w:r>
+    </w:p>
+    <w:p>
+      <w:pPr>
+        <w:pStyle w:val="Compact"/>
+        <w:numPr>
+          <w:ilvl w:val="1"/>
+          <w:numId w:val="1020"/>
+        </w:numPr>
+      </w:pPr>
+      <w:r>
+        <w:t xml:space="preserve">Mode toggles:</w:t>
+      </w:r>
+      <w:r>
+        <w:t xml:space="preserve"> </w:t>
+      </w:r>
+      <w:r>
+        <w:rPr>
+          <w:b/>
+          <w:bCs/>
+        </w:rPr>
+        <w:t xml:space="preserve">Standard</w:t>
+      </w:r>
+      <w:r>
+        <w:t xml:space="preserve"> </w:t>
+      </w:r>
+      <w:r>
+        <w:t xml:space="preserve">/</w:t>
+      </w:r>
+      <w:r>
+        <w:t xml:space="preserve"> </w:t>
+      </w:r>
+      <w:r>
+        <w:rPr>
+          <w:b/>
+          <w:bCs/>
+        </w:rPr>
+        <w:t xml:space="preserve">Titration</w:t>
+      </w:r>
+      <w:r>
+        <w:t xml:space="preserve"> </w:t>
+      </w:r>
+      <w:r>
+        <w:t xml:space="preserve">/</w:t>
+      </w:r>
+      <w:r>
+        <w:t xml:space="preserve"> </w:t>
+      </w:r>
+      <w:r>
+        <w:rPr>
+          <w:b/>
+          <w:bCs/>
+        </w:rPr>
+        <w:t xml:space="preserve">Cycling</w:t>
+      </w:r>
+    </w:p>
+    <w:p>
+      <w:pPr>
+        <w:pStyle w:val="Compact"/>
+        <w:numPr>
+          <w:ilvl w:val="0"/>
           <w:numId w:val="1019"/>
         </w:numPr>
       </w:pPr>
       <w:r>
-        <w:t xml:space="preserve">Dose amount + unit + frequency dropdowns</w:t>
-      </w:r>
-    </w:p>
-    <w:p>
-      <w:pPr>
-        <w:pStyle w:val="Compact"/>
-        <w:numPr>
-          <w:ilvl w:val="1"/>
+        <w:t xml:space="preserve">Set dose:</w:t>
+      </w:r>
+      <w:r>
+        <w:t xml:space="preserve"> </w:t>
+      </w:r>
+      <w:r>
+        <w:rPr>
+          <w:b/>
+          <w:bCs/>
+        </w:rPr>
+        <w:t xml:space="preserve">10 units</w:t>
+      </w:r>
+      <w:r>
+        <w:t xml:space="preserve">, frequency:</w:t>
+      </w:r>
+      <w:r>
+        <w:t xml:space="preserve"> </w:t>
+      </w:r>
+      <w:r>
+        <w:rPr>
+          <w:b/>
+          <w:bCs/>
+        </w:rPr>
+        <w:t xml:space="preserve">Once weekly</w:t>
+      </w:r>
+      <w:r>
+        <w:t xml:space="preserve">, timing:</w:t>
+      </w:r>
+      <w:r>
+        <w:t xml:space="preserve"> </w:t>
+      </w:r>
+      <w:r>
+        <w:rPr>
+          <w:b/>
+          <w:bCs/>
+        </w:rPr>
+        <w:t xml:space="preserve">In the morning</w:t>
+      </w:r>
+    </w:p>
+    <w:p>
+      <w:pPr>
+        <w:pStyle w:val="Compact"/>
+        <w:numPr>
+          <w:ilvl w:val="0"/>
           <w:numId w:val="1019"/>
         </w:numPr>
       </w:pPr>
       <w:r>
-        <w:t xml:space="preserve">Timing dropdown (In the morning, At bedtime, etc.)</w:t>
-      </w:r>
-    </w:p>
-    <w:p>
-      <w:pPr>
-        <w:pStyle w:val="Compact"/>
-        <w:numPr>
-          <w:ilvl w:val="1"/>
-          <w:numId w:val="1019"/>
-        </w:numPr>
-      </w:pPr>
-      <w:r>
-        <w:t xml:space="preserve">Duration dropdown (For 30 days, Ongoing, etc.)</w:t>
-      </w:r>
-    </w:p>
-    <w:p>
-      <w:pPr>
-        <w:pStyle w:val="Compact"/>
-        <w:numPr>
-          <w:ilvl w:val="1"/>
-          <w:numId w:val="1019"/>
-        </w:numPr>
-      </w:pPr>
-      <w:r>
-        <w:t xml:space="preserve">Mode toggles:</w:t>
-      </w:r>
-      <w:r>
-        <w:t xml:space="preserve"> </w:t>
-      </w:r>
-      <w:r>
-        <w:rPr>
-          <w:b/>
-          <w:bCs/>
-        </w:rPr>
-        <w:t xml:space="preserve">Standard</w:t>
-      </w:r>
-      <w:r>
-        <w:t xml:space="preserve"> </w:t>
-      </w:r>
-      <w:r>
-        <w:t xml:space="preserve">/</w:t>
-      </w:r>
-      <w:r>
-        <w:t xml:space="preserve"> </w:t>
-      </w:r>
-      <w:r>
-        <w:rPr>
-          <w:b/>
-          <w:bCs/>
-        </w:rPr>
-        <w:t xml:space="preserve">Titration</w:t>
-      </w:r>
-      <w:r>
-        <w:t xml:space="preserve"> </w:t>
-      </w:r>
-      <w:r>
-        <w:t xml:space="preserve">/</w:t>
-      </w:r>
-      <w:r>
-        <w:t xml:space="preserve"> </w:t>
-      </w:r>
-      <w:r>
-        <w:rPr>
-          <w:b/>
-          <w:bCs/>
-        </w:rPr>
-        <w:t xml:space="preserve">Cycling</w:t>
-      </w:r>
-    </w:p>
-    <w:p>
-      <w:pPr>
-        <w:pStyle w:val="Compact"/>
-        <w:numPr>
-          <w:ilvl w:val="0"/>
-          <w:numId w:val="1018"/>
-        </w:numPr>
-      </w:pPr>
-      <w:r>
-        <w:t xml:space="preserve">Set dose:</w:t>
-      </w:r>
-      <w:r>
-        <w:t xml:space="preserve"> </w:t>
-      </w:r>
-      <w:r>
-        <w:rPr>
-          <w:b/>
-          <w:bCs/>
-        </w:rPr>
-        <w:t xml:space="preserve">10 units</w:t>
-      </w:r>
-      <w:r>
-        <w:t xml:space="preserve">, frequency:</w:t>
-      </w:r>
-      <w:r>
-        <w:t xml:space="preserve"> </w:t>
-      </w:r>
-      <w:r>
-        <w:rPr>
-          <w:b/>
-          <w:bCs/>
-        </w:rPr>
-        <w:t xml:space="preserve">Once weekly</w:t>
-      </w:r>
-      <w:r>
-        <w:t xml:space="preserve">, timing:</w:t>
-      </w:r>
-      <w:r>
-        <w:t xml:space="preserve"> </w:t>
-      </w:r>
-      <w:r>
-        <w:rPr>
-          <w:b/>
-          <w:bCs/>
-        </w:rPr>
-        <w:t xml:space="preserve">In the morning</w:t>
-      </w:r>
-    </w:p>
-    <w:p>
-      <w:pPr>
-        <w:pStyle w:val="Compact"/>
-        <w:numPr>
-          <w:ilvl w:val="0"/>
-          <w:numId w:val="1018"/>
-        </w:numPr>
-      </w:pPr>
-      <w:r>
         <w:rPr>
           <w:b/>
           <w:bCs/>
@@ -2350,60 +2949,6 @@
       </w:pPr>
       <w:r>
         <w:t xml:space="preserve">“The sig generates automatically with full unit conversion — mg, mL, and syringe units for injectables. No manual math. NCPDP-compliant with a 1,000-character limit counter.”</w:t>
-      </w:r>
-    </w:p>
-    <w:p>
-      <w:pPr>
-        <w:pStyle w:val="Compact"/>
-        <w:numPr>
-          <w:ilvl w:val="0"/>
-          <w:numId w:val="1020"/>
-        </w:numPr>
-      </w:pPr>
-      <w:r>
-        <w:rPr>
-          <w:b/>
-          <w:bCs/>
-        </w:rPr>
-        <w:t xml:space="preserve">Show Titration mode</w:t>
-      </w:r>
-      <w:r>
-        <w:t xml:space="preserve"> </w:t>
-      </w:r>
-      <w:r>
-        <w:t xml:space="preserve">— click</w:t>
-      </w:r>
-      <w:r>
-        <w:t xml:space="preserve"> </w:t>
-      </w:r>
-      <w:r>
-        <w:t xml:space="preserve">“Titration”</w:t>
-      </w:r>
-      <w:r>
-        <w:t xml:space="preserve"> </w:t>
-      </w:r>
-      <w:r>
-        <w:t xml:space="preserve">toggle. Point out the amber panel with Start at / Increase by / Every / Up to fields</w:t>
-      </w:r>
-    </w:p>
-    <w:p>
-      <w:pPr>
-        <w:pStyle w:val="BlockText"/>
-      </w:pPr>
-      <w:r>
-        <w:t xml:space="preserve">“For titration protocols like LDN, the provider sets start dose, increment, interval, and target. The sig generates:</w:t>
-      </w:r>
-      <w:r>
-        <w:t xml:space="preserve"> </w:t>
-      </w:r>
-      <w:r>
-        <w:t xml:space="preserve">‘Take 0.1mL by mouth at bedtime. Titrate up by 0.1mL every 3-4 days as tolerated up to 0.5mL.’</w:t>
-      </w:r>
-      <w:r>
-        <w:t xml:space="preserve"> </w:t>
-      </w:r>
-      <w:r>
-        <w:t xml:space="preserve">No competitor has this.”</w:t>
       </w:r>
     </w:p>
     <w:p>
@@ -2415,73 +2960,29 @@
         </w:numPr>
       </w:pPr>
       <w:r>
-        <w:t xml:space="preserve">Click back to</w:t>
-      </w:r>
-      <w:r>
-        <w:t xml:space="preserve"> </w:t>
-      </w:r>
-      <w:r>
-        <w:rPr>
-          <w:b/>
-          <w:bCs/>
-        </w:rPr>
-        <w:t xml:space="preserve">Standard</w:t>
-      </w:r>
-      <w:r>
-        <w:t xml:space="preserve"> </w:t>
-      </w:r>
-      <w:r>
-        <w:t xml:space="preserve">mode. Select</w:t>
-      </w:r>
-      <w:r>
-        <w:t xml:space="preserve"> </w:t>
-      </w:r>
-      <w:r>
-        <w:rPr>
-          <w:b/>
-          <w:bCs/>
-        </w:rPr>
-        <w:t xml:space="preserve">Strive Pharmacy</w:t>
-      </w:r>
-      <w:r>
-        <w:t xml:space="preserve"> </w:t>
-      </w:r>
-      <w:r>
-        <w:t xml:space="preserve">in the Pharmacy &amp; Pricing section</w:t>
-      </w:r>
-    </w:p>
-    <w:p>
-      <w:pPr>
-        <w:pStyle w:val="Compact"/>
-        <w:numPr>
-          <w:ilvl w:val="0"/>
-          <w:numId w:val="1021"/>
-        </w:numPr>
-      </w:pPr>
-      <w:r>
-        <w:t xml:space="preserve">Select quantity, refills.</w:t>
-      </w:r>
-      <w:r>
-        <w:t xml:space="preserve"> </w:t>
-      </w:r>
-      <w:r>
-        <w:rPr>
-          <w:b/>
-          <w:bCs/>
-        </w:rPr>
-        <w:t xml:space="preserve">Point out the star button</w:t>
-      </w:r>
-      <w:r>
-        <w:t xml:space="preserve"> </w:t>
-      </w:r>
-      <w:r>
-        <w:t xml:space="preserve">next to</w:t>
-      </w:r>
-      <w:r>
-        <w:t xml:space="preserve"> </w:t>
-      </w:r>
-      <w:r>
-        <w:t xml:space="preserve">“Continue — Set Retail Price”</w:t>
+        <w:rPr>
+          <w:b/>
+          <w:bCs/>
+        </w:rPr>
+        <w:t xml:space="preserve">Show Titration mode</w:t>
+      </w:r>
+      <w:r>
+        <w:t xml:space="preserve"> </w:t>
+      </w:r>
+      <w:r>
+        <w:t xml:space="preserve">— click</w:t>
+      </w:r>
+      <w:r>
+        <w:t xml:space="preserve"> </w:t>
+      </w:r>
+      <w:r>
+        <w:t xml:space="preserve">“Titration”</w:t>
+      </w:r>
+      <w:r>
+        <w:t xml:space="preserve"> </w:t>
+      </w:r>
+      <w:r>
+        <w:t xml:space="preserve">toggle. Point out the amber panel with Start at / Increase by / Every / Up to fields</w:t>
       </w:r>
     </w:p>
     <w:p>
@@ -2489,7 +2990,19 @@
         <w:pStyle w:val="BlockText"/>
       </w:pPr>
       <w:r>
-        <w:t xml:space="preserve">“The star saves this configuration as a provider favorite for one-click reorder next time.”</w:t>
+        <w:t xml:space="preserve">“For titration protocols like LDN, the provider sets start dose, increment, interval, and target. The sig generates:</w:t>
+      </w:r>
+      <w:r>
+        <w:t xml:space="preserve"> </w:t>
+      </w:r>
+      <w:r>
+        <w:t xml:space="preserve">‘Take 0.1mL by mouth at bedtime. Titrate up by 0.1mL every 3-4 days as tolerated up to 0.5mL.’</w:t>
+      </w:r>
+      <w:r>
+        <w:t xml:space="preserve"> </w:t>
+      </w:r>
+      <w:r>
+        <w:t xml:space="preserve">No competitor has this.”</w:t>
       </w:r>
     </w:p>
     <w:p>
@@ -2501,27 +3014,81 @@
         </w:numPr>
       </w:pPr>
       <w:r>
-        <w:t xml:space="preserve">Click</w:t>
-      </w:r>
-      <w:r>
-        <w:t xml:space="preserve"> </w:t>
-      </w:r>
-      <w:r>
-        <w:rPr>
-          <w:b/>
-          <w:bCs/>
-        </w:rPr>
+        <w:t xml:space="preserve">Click back to</w:t>
+      </w:r>
+      <w:r>
+        <w:t xml:space="preserve"> </w:t>
+      </w:r>
+      <w:r>
+        <w:rPr>
+          <w:b/>
+          <w:bCs/>
+        </w:rPr>
+        <w:t xml:space="preserve">Standard</w:t>
+      </w:r>
+      <w:r>
+        <w:t xml:space="preserve"> </w:t>
+      </w:r>
+      <w:r>
+        <w:t xml:space="preserve">mode. Select</w:t>
+      </w:r>
+      <w:r>
+        <w:t xml:space="preserve"> </w:t>
+      </w:r>
+      <w:r>
+        <w:rPr>
+          <w:b/>
+          <w:bCs/>
+        </w:rPr>
+        <w:t xml:space="preserve">Strive Pharmacy</w:t>
+      </w:r>
+      <w:r>
+        <w:t xml:space="preserve"> </w:t>
+      </w:r>
+      <w:r>
+        <w:t xml:space="preserve">in the Pharmacy &amp; Pricing section</w:t>
+      </w:r>
+    </w:p>
+    <w:p>
+      <w:pPr>
+        <w:pStyle w:val="Compact"/>
+        <w:numPr>
+          <w:ilvl w:val="0"/>
+          <w:numId w:val="1022"/>
+        </w:numPr>
+      </w:pPr>
+      <w:r>
+        <w:t xml:space="preserve">Select quantity, refills.</w:t>
+      </w:r>
+      <w:r>
+        <w:t xml:space="preserve"> </w:t>
+      </w:r>
+      <w:r>
+        <w:rPr>
+          <w:b/>
+          <w:bCs/>
+        </w:rPr>
+        <w:t xml:space="preserve">Point out the star button</w:t>
+      </w:r>
+      <w:r>
+        <w:t xml:space="preserve"> </w:t>
+      </w:r>
+      <w:r>
+        <w:t xml:space="preserve">next to</w:t>
+      </w:r>
+      <w:r>
+        <w:t xml:space="preserve"> </w:t>
+      </w:r>
+      <w:r>
         <w:t xml:space="preserve">“Continue — Set Retail Price”</w:t>
       </w:r>
     </w:p>
-    <w:bookmarkEnd w:id="19"/>
-    <w:bookmarkStart w:id="20" w:name="X36406df0f3e9712c5d5ede6ae50514f3e8ed030"/>
-    <w:p>
-      <w:pPr>
-        <w:pStyle w:val="Heading3"/>
-      </w:pPr>
-      <w:r>
-        <w:t xml:space="preserve">3E — Dynamic Margin Builder + Multi-Prescription</w:t>
+    <w:p>
+      <w:pPr>
+        <w:pStyle w:val="BlockText"/>
+      </w:pPr>
+      <w:r>
+        <w:t xml:space="preserve">“The star saves this configuration as a provider favorite for one-click reorder next time.”</w:t>
       </w:r>
     </w:p>
     <w:p>
@@ -2533,44 +3100,6 @@
         </w:numPr>
       </w:pPr>
       <w:r>
-        <w:rPr>
-          <w:b/>
-          <w:bCs/>
-        </w:rPr>
-        <w:t xml:space="preserve">Point out the Margin Builder</w:t>
-      </w:r>
-      <w:r>
-        <w:t xml:space="preserve"> </w:t>
-      </w:r>
-      <w:r>
-        <w:t xml:space="preserve">— Wholesale: $150 (locked), retail price</w:t>
-      </w:r>
-      <w:r>
-        <w:t xml:space="preserve"> </w:t>
-      </w:r>
-      <w:r>
-        <w:rPr>
-          <w:b/>
-          <w:bCs/>
-        </w:rPr>
-        <w:t xml:space="preserve">pre-populated at $210</w:t>
-      </w:r>
-      <w:r>
-        <w:t xml:space="preserve"> </w:t>
-      </w:r>
-      <w:r>
-        <w:t xml:space="preserve">(1.4× wholesale, from the clinic’s 40% default markup), multiplier buttons, Sig field pre-filled</w:t>
-      </w:r>
-    </w:p>
-    <w:p>
-      <w:pPr>
-        <w:pStyle w:val="Compact"/>
-        <w:numPr>
-          <w:ilvl w:val="0"/>
-          <w:numId w:val="1023"/>
-        </w:numPr>
-      </w:pPr>
-      <w:r>
         <w:t xml:space="preserve">Click</w:t>
       </w:r>
       <w:r>
@@ -2581,21 +3110,17 @@
           <w:b/>
           <w:bCs/>
         </w:rPr>
-        <w:t xml:space="preserve">2x multiplier</w:t>
-      </w:r>
-      <w:r>
-        <w:t xml:space="preserve"> </w:t>
-      </w:r>
-      <w:r>
-        <w:t xml:space="preserve">— retail updates to $300, margin 50%, platform fee $22.50, est. clinic margin $127.50</w:t>
-      </w:r>
-    </w:p>
-    <w:p>
-      <w:pPr>
-        <w:pStyle w:val="BlockText"/>
-      </w:pPr>
-      <w:r>
-        <w:t xml:space="preserve">“Full transparency. The retail price is pre-filled from the clinic’s default markup setting (currently 40%), so the MA never types a number unless they want to override. Clicking 2x bumps it to a higher margin. The clinic sees exactly what they earn before committing. The sig is already pre-filled from the builder.”</w:t>
+        <w:t xml:space="preserve">“Continue — Set Retail Price”</w:t>
+      </w:r>
+    </w:p>
+    <w:bookmarkEnd w:id="20"/>
+    <w:bookmarkStart w:id="21" w:name="X36406df0f3e9712c5d5ede6ae50514f3e8ed030"/>
+    <w:p>
+      <w:pPr>
+        <w:pStyle w:val="Heading3"/>
+      </w:pPr>
+      <w:r>
+        <w:t xml:space="preserve">3E — Dynamic Margin Builder + Multi-Prescription</w:t>
       </w:r>
     </w:p>
     <w:p>
@@ -2611,6 +3136,80 @@
           <w:b/>
           <w:bCs/>
         </w:rPr>
+        <w:t xml:space="preserve">Point out the Margin Builder</w:t>
+      </w:r>
+      <w:r>
+        <w:t xml:space="preserve"> </w:t>
+      </w:r>
+      <w:r>
+        <w:t xml:space="preserve">— Wholesale: $150 (locked), retail price</w:t>
+      </w:r>
+      <w:r>
+        <w:t xml:space="preserve"> </w:t>
+      </w:r>
+      <w:r>
+        <w:rPr>
+          <w:b/>
+          <w:bCs/>
+        </w:rPr>
+        <w:t xml:space="preserve">pre-populated at $210</w:t>
+      </w:r>
+      <w:r>
+        <w:t xml:space="preserve"> </w:t>
+      </w:r>
+      <w:r>
+        <w:t xml:space="preserve">(1.4× wholesale, from the clinic’s 40% default markup), multiplier buttons, Sig field pre-filled</w:t>
+      </w:r>
+    </w:p>
+    <w:p>
+      <w:pPr>
+        <w:pStyle w:val="Compact"/>
+        <w:numPr>
+          <w:ilvl w:val="0"/>
+          <w:numId w:val="1024"/>
+        </w:numPr>
+      </w:pPr>
+      <w:r>
+        <w:t xml:space="preserve">Click</w:t>
+      </w:r>
+      <w:r>
+        <w:t xml:space="preserve"> </w:t>
+      </w:r>
+      <w:r>
+        <w:rPr>
+          <w:b/>
+          <w:bCs/>
+        </w:rPr>
+        <w:t xml:space="preserve">2x multiplier</w:t>
+      </w:r>
+      <w:r>
+        <w:t xml:space="preserve"> </w:t>
+      </w:r>
+      <w:r>
+        <w:t xml:space="preserve">— retail updates to $300, margin 50%, platform fee $22.50, est. clinic margin $127.50</w:t>
+      </w:r>
+    </w:p>
+    <w:p>
+      <w:pPr>
+        <w:pStyle w:val="BlockText"/>
+      </w:pPr>
+      <w:r>
+        <w:t xml:space="preserve">“Full transparency. The retail price is pre-filled from the clinic’s default markup setting (currently 40%), so the MA never types a number unless they want to override. Clicking 2x bumps it to a higher margin. The clinic sees exactly what they earn before committing. The sig is already pre-filled from the builder.”</w:t>
+      </w:r>
+    </w:p>
+    <w:p>
+      <w:pPr>
+        <w:pStyle w:val="Compact"/>
+        <w:numPr>
+          <w:ilvl w:val="0"/>
+          <w:numId w:val="1025"/>
+        </w:numPr>
+      </w:pPr>
+      <w:r>
+        <w:rPr>
+          <w:b/>
+          <w:bCs/>
+        </w:rPr>
         <w:t xml:space="preserve">Point out the three action buttons:</w:t>
       </w:r>
     </w:p>
@@ -2619,7 +3218,7 @@
         <w:pStyle w:val="Compact"/>
         <w:numPr>
           <w:ilvl w:val="1"/>
-          <w:numId w:val="1025"/>
+          <w:numId w:val="1026"/>
         </w:numPr>
       </w:pPr>
       <w:r>
@@ -2641,7 +3240,7 @@
         <w:pStyle w:val="Compact"/>
         <w:numPr>
           <w:ilvl w:val="1"/>
-          <w:numId w:val="1025"/>
+          <w:numId w:val="1026"/>
         </w:numPr>
       </w:pPr>
       <w:r>
@@ -2663,7 +3262,7 @@
         <w:pStyle w:val="Compact"/>
         <w:numPr>
           <w:ilvl w:val="1"/>
-          <w:numId w:val="1025"/>
+          <w:numId w:val="1026"/>
         </w:numPr>
       </w:pPr>
       <w:r>
@@ -2690,176 +3289,176 @@
     </w:p>
     <w:p>
       <w:pPr>
-        <w:numPr>
-          <w:ilvl w:val="0"/>
-          <w:numId w:val="1026"/>
-        </w:numPr>
-      </w:pPr>
-      <w:r>
-        <w:t xml:space="preserve">Click</w:t>
-      </w:r>
-      <w:r>
-        <w:t xml:space="preserve"> </w:t>
-      </w:r>
-      <w:r>
-        <w:rPr>
-          <w:b/>
-          <w:bCs/>
-        </w:rPr>
-        <w:t xml:space="preserve">“Add &amp; Search Another”</w:t>
-      </w:r>
-    </w:p>
-    <w:p>
-      <w:pPr>
-        <w:numPr>
-          <w:ilvl w:val="0"/>
-          <w:numId w:val="1026"/>
-        </w:numPr>
-      </w:pPr>
-      <w:r>
-        <w:rPr>
-          <w:b/>
-          <w:bCs/>
-        </w:rPr>
-        <w:t xml:space="preserve">Point out</w:t>
-      </w:r>
-      <w:r>
-        <w:t xml:space="preserve"> </w:t>
-      </w:r>
-      <w:r>
-        <w:t xml:space="preserve">— back on configure page, session banner shows</w:t>
-      </w:r>
-      <w:r>
-        <w:t xml:space="preserve"> </w:t>
-      </w:r>
-      <w:r>
-        <w:rPr>
-          <w:b/>
-          <w:bCs/>
-        </w:rPr>
-        <w:t xml:space="preserve">“1 prescription in this session”</w:t>
-      </w:r>
-    </w:p>
-    <w:p>
-      <w:pPr>
-        <w:numPr>
-          <w:ilvl w:val="0"/>
-          <w:numId w:val="1026"/>
-        </w:numPr>
-      </w:pPr>
-      <w:r>
-        <w:t xml:space="preserve">Search for</w:t>
-      </w:r>
-      <w:r>
-        <w:t xml:space="preserve"> </w:t>
-      </w:r>
-      <w:r>
-        <w:rPr>
-          <w:b/>
-          <w:bCs/>
-        </w:rPr>
-        <w:t xml:space="preserve">“Test”</w:t>
-      </w:r>
-      <w:r>
-        <w:t xml:space="preserve"> </w:t>
-      </w:r>
-      <w:r>
-        <w:t xml:space="preserve">→ select</w:t>
-      </w:r>
-      <w:r>
-        <w:t xml:space="preserve"> </w:t>
-      </w:r>
-      <w:r>
-        <w:rPr>
-          <w:b/>
-          <w:bCs/>
-        </w:rPr>
-        <w:t xml:space="preserve">Testosterone</w:t>
-      </w:r>
-      <w:r>
-        <w:t xml:space="preserve"> </w:t>
-      </w:r>
-      <w:r>
-        <w:t xml:space="preserve">→</w:t>
-      </w:r>
-      <w:r>
-        <w:t xml:space="preserve"> </w:t>
-      </w:r>
-      <w:r>
-        <w:rPr>
-          <w:b/>
-          <w:bCs/>
-        </w:rPr>
-        <w:t xml:space="preserve">Point out DEA Schedule 3 warning banner</w:t>
-      </w:r>
-    </w:p>
-    <w:p>
-      <w:pPr>
-        <w:numPr>
-          <w:ilvl w:val="0"/>
-          <w:numId w:val="1026"/>
-        </w:numPr>
-      </w:pPr>
-      <w:r>
-        <w:t xml:space="preserve">Select</w:t>
-      </w:r>
-      <w:r>
-        <w:t xml:space="preserve"> </w:t>
-      </w:r>
-      <w:r>
-        <w:rPr>
-          <w:b/>
-          <w:bCs/>
-        </w:rPr>
-        <w:t xml:space="preserve">Cypionate</w:t>
-      </w:r>
-      <w:r>
-        <w:t xml:space="preserve"> </w:t>
-      </w:r>
-      <w:r>
-        <w:t xml:space="preserve">salt form → select formulation → set dose + frequency</w:t>
-      </w:r>
-    </w:p>
-    <w:p>
-      <w:pPr>
-        <w:numPr>
-          <w:ilvl w:val="0"/>
-          <w:numId w:val="1026"/>
-        </w:numPr>
-      </w:pPr>
-      <w:r>
-        <w:t xml:space="preserve">Select Strive Pharmacy, set retail price, click</w:t>
-      </w:r>
-      <w:r>
-        <w:t xml:space="preserve"> </w:t>
-      </w:r>
-      <w:r>
-        <w:rPr>
-          <w:b/>
-          <w:bCs/>
-        </w:rPr>
-        <w:t xml:space="preserve">“Review &amp; Send (2)”</w:t>
-      </w:r>
-    </w:p>
-    <w:bookmarkEnd w:id="20"/>
-    <w:bookmarkStart w:id="21" w:name="Xaca1764a3bd2632ace4b2a541efb2ce97884cdd"/>
-    <w:p>
-      <w:pPr>
-        <w:pStyle w:val="Heading3"/>
-      </w:pPr>
-      <w:r>
-        <w:t xml:space="preserve">3F — Batch Review, Interaction Alerts &amp; EPCS 2FA (New in Phase 19)</w:t>
-      </w:r>
-    </w:p>
-    <w:p>
-      <w:pPr>
-        <w:pStyle w:val="Compact"/>
         <w:numPr>
           <w:ilvl w:val="0"/>
           <w:numId w:val="1027"/>
         </w:numPr>
       </w:pPr>
       <w:r>
+        <w:t xml:space="preserve">Click</w:t>
+      </w:r>
+      <w:r>
+        <w:t xml:space="preserve"> </w:t>
+      </w:r>
+      <w:r>
+        <w:rPr>
+          <w:b/>
+          <w:bCs/>
+        </w:rPr>
+        <w:t xml:space="preserve">“Add &amp; Search Another”</w:t>
+      </w:r>
+    </w:p>
+    <w:p>
+      <w:pPr>
+        <w:numPr>
+          <w:ilvl w:val="0"/>
+          <w:numId w:val="1027"/>
+        </w:numPr>
+      </w:pPr>
+      <w:r>
+        <w:rPr>
+          <w:b/>
+          <w:bCs/>
+        </w:rPr>
+        <w:t xml:space="preserve">Point out</w:t>
+      </w:r>
+      <w:r>
+        <w:t xml:space="preserve"> </w:t>
+      </w:r>
+      <w:r>
+        <w:t xml:space="preserve">— back on configure page, session banner shows</w:t>
+      </w:r>
+      <w:r>
+        <w:t xml:space="preserve"> </w:t>
+      </w:r>
+      <w:r>
+        <w:rPr>
+          <w:b/>
+          <w:bCs/>
+        </w:rPr>
+        <w:t xml:space="preserve">“1 prescription in this session”</w:t>
+      </w:r>
+    </w:p>
+    <w:p>
+      <w:pPr>
+        <w:numPr>
+          <w:ilvl w:val="0"/>
+          <w:numId w:val="1027"/>
+        </w:numPr>
+      </w:pPr>
+      <w:r>
+        <w:t xml:space="preserve">Search for</w:t>
+      </w:r>
+      <w:r>
+        <w:t xml:space="preserve"> </w:t>
+      </w:r>
+      <w:r>
+        <w:rPr>
+          <w:b/>
+          <w:bCs/>
+        </w:rPr>
+        <w:t xml:space="preserve">“Test”</w:t>
+      </w:r>
+      <w:r>
+        <w:t xml:space="preserve"> </w:t>
+      </w:r>
+      <w:r>
+        <w:t xml:space="preserve">→ select</w:t>
+      </w:r>
+      <w:r>
+        <w:t xml:space="preserve"> </w:t>
+      </w:r>
+      <w:r>
+        <w:rPr>
+          <w:b/>
+          <w:bCs/>
+        </w:rPr>
+        <w:t xml:space="preserve">Testosterone</w:t>
+      </w:r>
+      <w:r>
+        <w:t xml:space="preserve"> </w:t>
+      </w:r>
+      <w:r>
+        <w:t xml:space="preserve">→</w:t>
+      </w:r>
+      <w:r>
+        <w:t xml:space="preserve"> </w:t>
+      </w:r>
+      <w:r>
+        <w:rPr>
+          <w:b/>
+          <w:bCs/>
+        </w:rPr>
+        <w:t xml:space="preserve">Point out DEA Schedule 3 warning banner</w:t>
+      </w:r>
+    </w:p>
+    <w:p>
+      <w:pPr>
+        <w:numPr>
+          <w:ilvl w:val="0"/>
+          <w:numId w:val="1027"/>
+        </w:numPr>
+      </w:pPr>
+      <w:r>
+        <w:t xml:space="preserve">Select</w:t>
+      </w:r>
+      <w:r>
+        <w:t xml:space="preserve"> </w:t>
+      </w:r>
+      <w:r>
+        <w:rPr>
+          <w:b/>
+          <w:bCs/>
+        </w:rPr>
+        <w:t xml:space="preserve">Cypionate</w:t>
+      </w:r>
+      <w:r>
+        <w:t xml:space="preserve"> </w:t>
+      </w:r>
+      <w:r>
+        <w:t xml:space="preserve">salt form → select formulation → set dose + frequency</w:t>
+      </w:r>
+    </w:p>
+    <w:p>
+      <w:pPr>
+        <w:numPr>
+          <w:ilvl w:val="0"/>
+          <w:numId w:val="1027"/>
+        </w:numPr>
+      </w:pPr>
+      <w:r>
+        <w:t xml:space="preserve">Select Strive Pharmacy, set retail price, click</w:t>
+      </w:r>
+      <w:r>
+        <w:t xml:space="preserve"> </w:t>
+      </w:r>
+      <w:r>
+        <w:rPr>
+          <w:b/>
+          <w:bCs/>
+        </w:rPr>
+        <w:t xml:space="preserve">“Review &amp; Send (2)”</w:t>
+      </w:r>
+    </w:p>
+    <w:bookmarkEnd w:id="21"/>
+    <w:bookmarkStart w:id="22" w:name="Xaca1764a3bd2632ace4b2a541efb2ce97884cdd"/>
+    <w:p>
+      <w:pPr>
+        <w:pStyle w:val="Heading3"/>
+      </w:pPr>
+      <w:r>
+        <w:t xml:space="preserve">3F — Batch Review, Interaction Alerts &amp; EPCS 2FA (New in Phase 19)</w:t>
+      </w:r>
+    </w:p>
+    <w:p>
+      <w:pPr>
+        <w:pStyle w:val="Compact"/>
+        <w:numPr>
+          <w:ilvl w:val="0"/>
+          <w:numId w:val="1028"/>
+        </w:numPr>
+      </w:pPr>
+      <w:r>
         <w:rPr>
           <w:b/>
           <w:bCs/>
@@ -2872,7 +3471,7 @@
         <w:pStyle w:val="Compact"/>
         <w:numPr>
           <w:ilvl w:val="1"/>
-          <w:numId w:val="1028"/>
+          <w:numId w:val="1029"/>
         </w:numPr>
       </w:pPr>
       <w:r>
@@ -2884,7 +3483,7 @@
         <w:pStyle w:val="Compact"/>
         <w:numPr>
           <w:ilvl w:val="1"/>
-          <w:numId w:val="1028"/>
+          <w:numId w:val="1029"/>
         </w:numPr>
       </w:pPr>
       <w:r>
@@ -2921,7 +3520,7 @@
         <w:pStyle w:val="Compact"/>
         <w:numPr>
           <w:ilvl w:val="1"/>
-          <w:numId w:val="1028"/>
+          <w:numId w:val="1029"/>
         </w:numPr>
       </w:pPr>
       <w:r>
@@ -2939,7 +3538,7 @@
         <w:pStyle w:val="Compact"/>
         <w:numPr>
           <w:ilvl w:val="1"/>
-          <w:numId w:val="1028"/>
+          <w:numId w:val="1029"/>
         </w:numPr>
       </w:pPr>
       <w:r>
@@ -2951,7 +3550,7 @@
         <w:pStyle w:val="Compact"/>
         <w:numPr>
           <w:ilvl w:val="1"/>
-          <w:numId w:val="1028"/>
+          <w:numId w:val="1029"/>
         </w:numPr>
       </w:pPr>
       <w:r>
@@ -2963,7 +3562,7 @@
         <w:pStyle w:val="Compact"/>
         <w:numPr>
           <w:ilvl w:val="1"/>
-          <w:numId w:val="1028"/>
+          <w:numId w:val="1029"/>
         </w:numPr>
       </w:pPr>
       <w:r>
@@ -2981,7 +3580,7 @@
         <w:pStyle w:val="Compact"/>
         <w:numPr>
           <w:ilvl w:val="1"/>
-          <w:numId w:val="1028"/>
+          <w:numId w:val="1029"/>
         </w:numPr>
       </w:pPr>
       <w:r>
@@ -2999,7 +3598,7 @@
         <w:pStyle w:val="Compact"/>
         <w:numPr>
           <w:ilvl w:val="1"/>
-          <w:numId w:val="1028"/>
+          <w:numId w:val="1029"/>
         </w:numPr>
       </w:pPr>
       <w:r>
@@ -3012,203 +3611,6 @@
       </w:pPr>
       <w:r>
         <w:t xml:space="preserve">“The system automatically detects drug interactions and surfaces them with clinical guidance — severity-colored: red for critical, amber for warning, blue for informational. DEA-scheduled compounds are flagged on the prescription card with schedule badges.”</w:t>
-      </w:r>
-    </w:p>
-    <w:p>
-      <w:pPr>
-        <w:pStyle w:val="Compact"/>
-        <w:numPr>
-          <w:ilvl w:val="0"/>
-          <w:numId w:val="1029"/>
-        </w:numPr>
-      </w:pPr>
-      <w:r>
-        <w:rPr>
-          <w:b/>
-          <w:bCs/>
-        </w:rPr>
-        <w:t xml:space="preserve">Sign</w:t>
-      </w:r>
-      <w:r>
-        <w:t xml:space="preserve"> </w:t>
-      </w:r>
-      <w:r>
-        <w:t xml:space="preserve">on the signature pad</w:t>
-      </w:r>
-    </w:p>
-    <w:p>
-      <w:pPr>
-        <w:pStyle w:val="Compact"/>
-        <w:numPr>
-          <w:ilvl w:val="0"/>
-          <w:numId w:val="1029"/>
-        </w:numPr>
-      </w:pPr>
-      <w:r>
-        <w:t xml:space="preserve">Click</w:t>
-      </w:r>
-      <w:r>
-        <w:t xml:space="preserve"> </w:t>
-      </w:r>
-      <w:r>
-        <w:rPr>
-          <w:b/>
-          <w:bCs/>
-        </w:rPr>
-        <w:t xml:space="preserve">“Sign &amp; Send All 2 Prescriptions”</w:t>
-      </w:r>
-      <w:r>
-        <w:t xml:space="preserve"> </w:t>
-      </w:r>
-      <w:r>
-        <w:t xml:space="preserve">→ Click</w:t>
-      </w:r>
-      <w:r>
-        <w:t xml:space="preserve"> </w:t>
-      </w:r>
-      <w:r>
-        <w:rPr>
-          <w:b/>
-          <w:bCs/>
-        </w:rPr>
-        <w:t xml:space="preserve">“Confirm &amp; Send”</w:t>
-      </w:r>
-      <w:r>
-        <w:t xml:space="preserve"> </w:t>
-      </w:r>
-      <w:r>
-        <w:t xml:space="preserve">— watch the progress messages</w:t>
-      </w:r>
-    </w:p>
-    <w:p>
-      <w:pPr>
-        <w:pStyle w:val="Compact"/>
-        <w:numPr>
-          <w:ilvl w:val="0"/>
-          <w:numId w:val="1029"/>
-        </w:numPr>
-      </w:pPr>
-      <w:r>
-        <w:t xml:space="preserve">Verify redirect to dashboard — both orders visible as</w:t>
-      </w:r>
-      <w:r>
-        <w:t xml:space="preserve"> </w:t>
-      </w:r>
-      <w:r>
-        <w:t xml:space="preserve">“Awaiting Payment”</w:t>
-      </w:r>
-    </w:p>
-    <w:p>
-      <w:pPr>
-        <w:pStyle w:val="BlockText"/>
-      </w:pPr>
-      <w:r>
-        <w:rPr>
-          <w:b/>
-          <w:bCs/>
-        </w:rPr>
-        <w:t xml:space="preserve">EPCS 2FA Demo Tip:</w:t>
-      </w:r>
-      <w:r>
-        <w:t xml:space="preserve"> </w:t>
-      </w:r>
-      <w:r>
-        <w:t xml:space="preserve">The EPCS 2FA modal (QR code, 6-digit TOTP input, DEA 21 CFR 1311 citation) is triggered from the single-prescription favorites flow when a controlled substance is selected. To demo it: start a new session, use a Favorites card for a controlled substance (e.g. Testosterone), go through the margin builder, and click</w:t>
-      </w:r>
-      <w:r>
-        <w:t xml:space="preserve"> </w:t>
-      </w:r>
-      <w:r>
-        <w:t xml:space="preserve">“Review &amp; Send”</w:t>
-      </w:r>
-      <w:r>
-        <w:t xml:space="preserve"> </w:t>
-      </w:r>
-      <w:r>
-        <w:t xml:space="preserve">→</w:t>
-      </w:r>
-      <w:r>
-        <w:t xml:space="preserve"> </w:t>
-      </w:r>
-      <w:r>
-        <w:t xml:space="preserve">“Sign &amp; Send”</w:t>
-      </w:r>
-      <w:r>
-        <w:t xml:space="preserve"> </w:t>
-      </w:r>
-      <w:r>
-        <w:t xml:space="preserve">→</w:t>
-      </w:r>
-      <w:r>
-        <w:t xml:space="preserve"> </w:t>
-      </w:r>
-      <w:r>
-        <w:t xml:space="preserve">“Confirm &amp; Send”</w:t>
-      </w:r>
-      <w:r>
-        <w:t xml:space="preserve">. The modal appears with the red</w:t>
-      </w:r>
-      <w:r>
-        <w:t xml:space="preserve"> </w:t>
-      </w:r>
-      <w:r>
-        <w:t xml:space="preserve">“EPCS Two-Factor Authentication Required”</w:t>
-      </w:r>
-      <w:r>
-        <w:t xml:space="preserve"> </w:t>
-      </w:r>
-      <w:r>
-        <w:t xml:space="preserve">header, Schedule badge, QR code for authenticator app enrollment, and</w:t>
-      </w:r>
-      <w:r>
-        <w:t xml:space="preserve"> </w:t>
-      </w:r>
-      <w:r>
-        <w:t xml:space="preserve">“Verify &amp; Sign”</w:t>
-      </w:r>
-      <w:r>
-        <w:t xml:space="preserve"> </w:t>
-      </w:r>
-      <w:r>
-        <w:t xml:space="preserve">/</w:t>
-      </w:r>
-      <w:r>
-        <w:t xml:space="preserve"> </w:t>
-      </w:r>
-      <w:r>
-        <w:t xml:space="preserve">“Cancel”</w:t>
-      </w:r>
-      <w:r>
-        <w:t xml:space="preserve"> </w:t>
-      </w:r>
-      <w:r>
-        <w:t xml:space="preserve">buttons. Cancel to exit without submitting a code.</w:t>
-      </w:r>
-    </w:p>
-    <w:p>
-      <w:pPr>
-        <w:pStyle w:val="BlockText"/>
-      </w:pPr>
-      <w:r>
-        <w:t xml:space="preserve">“Two orders created, two payment links generated, three SLA timers each — all from one signature. The MA’s workflow for a multi-medication visit: 45 seconds.”</w:t>
-      </w:r>
-    </w:p>
-    <w:bookmarkEnd w:id="21"/>
-    <w:bookmarkStart w:id="22" w:name="f-provider-signature-queue-draft-flow"/>
-    <w:p>
-      <w:pPr>
-        <w:pStyle w:val="Heading3"/>
-      </w:pPr>
-      <w:r>
-        <w:t xml:space="preserve">3F — Provider Signature Queue (Draft Flow)</w:t>
-      </w:r>
-    </w:p>
-    <w:p>
-      <w:pPr>
-        <w:pStyle w:val="BlockText"/>
-      </w:pPr>
-      <w:r>
-        <w:t xml:space="preserve">“Now let me show you the draft flow — where the MA saves a prescription for the provider to sign later.”</w:t>
       </w:r>
     </w:p>
     <w:p>
@@ -3220,23 +3622,17 @@
         </w:numPr>
       </w:pPr>
       <w:r>
-        <w:t xml:space="preserve">Click</w:t>
-      </w:r>
-      <w:r>
-        <w:t xml:space="preserve"> </w:t>
-      </w:r>
-      <w:r>
-        <w:rPr>
-          <w:b/>
-          <w:bCs/>
-        </w:rPr>
-        <w:t xml:space="preserve">“+ New Prescription”</w:t>
-      </w:r>
-      <w:r>
-        <w:t xml:space="preserve"> </w:t>
-      </w:r>
-      <w:r>
-        <w:t xml:space="preserve">again</w:t>
+        <w:rPr>
+          <w:b/>
+          <w:bCs/>
+        </w:rPr>
+        <w:t xml:space="preserve">Sign</w:t>
+      </w:r>
+      <w:r>
+        <w:t xml:space="preserve"> </w:t>
+      </w:r>
+      <w:r>
+        <w:t xml:space="preserve">on the signature pad</w:t>
       </w:r>
     </w:p>
     <w:p>
@@ -3248,23 +3644,39 @@
         </w:numPr>
       </w:pPr>
       <w:r>
-        <w:t xml:space="preserve">Select</w:t>
-      </w:r>
-      <w:r>
-        <w:t xml:space="preserve"> </w:t>
-      </w:r>
-      <w:r>
-        <w:rPr>
-          <w:b/>
-          <w:bCs/>
-        </w:rPr>
-        <w:t xml:space="preserve">Alex Demo</w:t>
-      </w:r>
-      <w:r>
-        <w:t xml:space="preserve"> </w:t>
-      </w:r>
-      <w:r>
-        <w:t xml:space="preserve">+ provider auto-selects → Continue</w:t>
+        <w:t xml:space="preserve">Click</w:t>
+      </w:r>
+      <w:r>
+        <w:t xml:space="preserve"> </w:t>
+      </w:r>
+      <w:r>
+        <w:rPr>
+          <w:b/>
+          <w:bCs/>
+        </w:rPr>
+        <w:t xml:space="preserve">“Sign &amp; Send All 2 Prescriptions”</w:t>
+      </w:r>
+      <w:r>
+        <w:t xml:space="preserve"> </w:t>
+      </w:r>
+      <w:r>
+        <w:t xml:space="preserve">→ Click</w:t>
+      </w:r>
+      <w:r>
+        <w:t xml:space="preserve"> </w:t>
+      </w:r>
+      <w:r>
+        <w:rPr>
+          <w:b/>
+          <w:bCs/>
+        </w:rPr>
+        <w:t xml:space="preserve">“Confirm &amp; Send”</w:t>
+      </w:r>
+      <w:r>
+        <w:t xml:space="preserve"> </w:t>
+      </w:r>
+      <w:r>
+        <w:t xml:space="preserve">— watch the progress messages</w:t>
       </w:r>
     </w:p>
     <w:p>
@@ -3276,134 +3688,13 @@
         </w:numPr>
       </w:pPr>
       <w:r>
-        <w:t xml:space="preserve">Search</w:t>
-      </w:r>
-      <w:r>
-        <w:t xml:space="preserve"> </w:t>
-      </w:r>
-      <w:r>
-        <w:rPr>
-          <w:b/>
-          <w:bCs/>
-        </w:rPr>
-        <w:t xml:space="preserve">“Sema”</w:t>
-      </w:r>
-      <w:r>
-        <w:t xml:space="preserve"> </w:t>
-      </w:r>
-      <w:r>
-        <w:t xml:space="preserve">→ select</w:t>
-      </w:r>
-      <w:r>
-        <w:t xml:space="preserve"> </w:t>
-      </w:r>
-      <w:r>
-        <w:rPr>
-          <w:b/>
-          <w:bCs/>
-        </w:rPr>
-        <w:t xml:space="preserve">Semaglutide</w:t>
-      </w:r>
-      <w:r>
-        <w:t xml:space="preserve"> </w:t>
-      </w:r>
-      <w:r>
-        <w:t xml:space="preserve">→ select</w:t>
-      </w:r>
-      <w:r>
-        <w:t xml:space="preserve"> </w:t>
-      </w:r>
-      <w:r>
-        <w:rPr>
-          <w:b/>
-          <w:bCs/>
-        </w:rPr>
-        <w:t xml:space="preserve">Strive Pharmacy</w:t>
-      </w:r>
-    </w:p>
-    <w:p>
-      <w:pPr>
-        <w:pStyle w:val="Compact"/>
-        <w:numPr>
-          <w:ilvl w:val="0"/>
-          <w:numId w:val="1030"/>
-        </w:numPr>
-      </w:pPr>
-      <w:r>
-        <w:t xml:space="preserve">Click</w:t>
-      </w:r>
-      <w:r>
-        <w:t xml:space="preserve"> </w:t>
-      </w:r>
-      <w:r>
-        <w:rPr>
-          <w:b/>
-          <w:bCs/>
-        </w:rPr>
-        <w:t xml:space="preserve">2x multiplier</w:t>
-      </w:r>
-      <w:r>
-        <w:t xml:space="preserve">, enter Sig:</w:t>
-      </w:r>
-      <w:r>
-        <w:t xml:space="preserve"> </w:t>
-      </w:r>
-      <w:r>
-        <w:rPr>
-          <w:b/>
-          <w:bCs/>
-        </w:rPr>
-        <w:t xml:space="preserve">“Draft flow demo”</w:t>
-      </w:r>
-    </w:p>
-    <w:p>
-      <w:pPr>
-        <w:pStyle w:val="Compact"/>
-        <w:numPr>
-          <w:ilvl w:val="0"/>
-          <w:numId w:val="1030"/>
-        </w:numPr>
-      </w:pPr>
-      <w:r>
-        <w:t xml:space="preserve">Click</w:t>
-      </w:r>
-      <w:r>
-        <w:t xml:space="preserve"> </w:t>
-      </w:r>
-      <w:r>
-        <w:rPr>
-          <w:b/>
-          <w:bCs/>
-        </w:rPr>
-        <w:t xml:space="preserve">“Save as Draft — Provider Signs Later”</w:t>
-      </w:r>
-    </w:p>
-    <w:p>
-      <w:pPr>
-        <w:pStyle w:val="Compact"/>
-        <w:numPr>
-          <w:ilvl w:val="0"/>
-          <w:numId w:val="1030"/>
-        </w:numPr>
-      </w:pPr>
-      <w:r>
-        <w:t xml:space="preserve">Verify redirect to dashboard — order appears with</w:t>
-      </w:r>
-      <w:r>
-        <w:t xml:space="preserve"> </w:t>
-      </w:r>
-      <w:r>
-        <w:rPr>
-          <w:b/>
-          <w:bCs/>
-        </w:rPr>
-        <w:t xml:space="preserve">“Draft”</w:t>
-      </w:r>
-      <w:r>
-        <w:t xml:space="preserve"> </w:t>
-      </w:r>
-      <w:r>
-        <w:t xml:space="preserve">status</w:t>
+        <w:t xml:space="preserve">Verify redirect to dashboard — both orders visible as</w:t>
+      </w:r>
+      <w:r>
+        <w:t xml:space="preserve"> </w:t>
+      </w:r>
+      <w:r>
+        <w:t xml:space="preserve">“Awaiting Payment”</w:t>
       </w:r>
     </w:p>
     <w:p>
@@ -3411,7 +3702,159 @@
         <w:pStyle w:val="BlockText"/>
       </w:pPr>
       <w:r>
-        <w:t xml:space="preserve">“The MA saved this without the provider being present. No signature yet.”</w:t>
+        <w:rPr>
+          <w:b/>
+          <w:bCs/>
+        </w:rPr>
+        <w:t xml:space="preserve">EPCS 2FA Demo Tip:</w:t>
+      </w:r>
+      <w:r>
+        <w:t xml:space="preserve"> </w:t>
+      </w:r>
+      <w:r>
+        <w:t xml:space="preserve">The EPCS 2FA modal (6-digit TOTP input, DEA 21 CFR 1311 citation) triggers on the single-prescription Favorites flow when a controlled substance is selected. The demo provider (Dr. Chen) is</w:t>
+      </w:r>
+      <w:r>
+        <w:t xml:space="preserve"> </w:t>
+      </w:r>
+      <w:r>
+        <w:rPr>
+          <w:b/>
+          <w:bCs/>
+        </w:rPr>
+        <w:t xml:space="preserve">pre-enrolled</w:t>
+      </w:r>
+      <w:r>
+        <w:t xml:space="preserve"> </w:t>
+      </w:r>
+      <w:r>
+        <w:t xml:space="preserve">— the TOTP secret is already seeded + verified in the database via the daily</w:t>
+      </w:r>
+      <w:r>
+        <w:t xml:space="preserve"> </w:t>
+      </w:r>
+      <w:r>
+        <w:rPr>
+          <w:rStyle w:val="VerbatimChar"/>
+        </w:rPr>
+        <w:t xml:space="preserve">poc-credential-sync</w:t>
+      </w:r>
+      <w:r>
+        <w:t xml:space="preserve"> </w:t>
+      </w:r>
+      <w:r>
+        <w:t xml:space="preserve">cron (PR #2), so the modal skips first-time QR enrollment and goes straight to the rolling 6-digit code prompt. To demo it: start a new session, use a Favorites card for a controlled substance (e.g. Testosterone), go through the margin builder, and click</w:t>
+      </w:r>
+      <w:r>
+        <w:t xml:space="preserve"> </w:t>
+      </w:r>
+      <w:r>
+        <w:t xml:space="preserve">“Review &amp; Send”</w:t>
+      </w:r>
+      <w:r>
+        <w:t xml:space="preserve"> </w:t>
+      </w:r>
+      <w:r>
+        <w:t xml:space="preserve">→</w:t>
+      </w:r>
+      <w:r>
+        <w:t xml:space="preserve"> </w:t>
+      </w:r>
+      <w:r>
+        <w:t xml:space="preserve">“Sign &amp; Send”</w:t>
+      </w:r>
+      <w:r>
+        <w:t xml:space="preserve"> </w:t>
+      </w:r>
+      <w:r>
+        <w:t xml:space="preserve">→</w:t>
+      </w:r>
+      <w:r>
+        <w:t xml:space="preserve"> </w:t>
+      </w:r>
+      <w:r>
+        <w:t xml:space="preserve">“Confirm &amp; Send”</w:t>
+      </w:r>
+      <w:r>
+        <w:t xml:space="preserve">. The modal appears with the red</w:t>
+      </w:r>
+      <w:r>
+        <w:t xml:space="preserve"> </w:t>
+      </w:r>
+      <w:r>
+        <w:t xml:space="preserve">“EPCS Two-Factor Authentication Required”</w:t>
+      </w:r>
+      <w:r>
+        <w:t xml:space="preserve"> </w:t>
+      </w:r>
+      <w:r>
+        <w:t xml:space="preserve">header, Schedule badge, and the</w:t>
+      </w:r>
+      <w:r>
+        <w:t xml:space="preserve"> </w:t>
+      </w:r>
+      <w:r>
+        <w:t xml:space="preserve">“Verify &amp; Sign”</w:t>
+      </w:r>
+      <w:r>
+        <w:t xml:space="preserve"> </w:t>
+      </w:r>
+      <w:r>
+        <w:t xml:space="preserve">/</w:t>
+      </w:r>
+      <w:r>
+        <w:t xml:space="preserve"> </w:t>
+      </w:r>
+      <w:r>
+        <w:t xml:space="preserve">“Cancel”</w:t>
+      </w:r>
+      <w:r>
+        <w:t xml:space="preserve"> </w:t>
+      </w:r>
+      <w:r>
+        <w:t xml:space="preserve">buttons. Read the current 6-digit code from your authenticator app (see</w:t>
+      </w:r>
+      <w:r>
+        <w:t xml:space="preserve"> </w:t>
+      </w:r>
+      <w:r>
+        <w:rPr>
+          <w:b/>
+          <w:bCs/>
+        </w:rPr>
+        <w:t xml:space="preserve">Authenticator Setup</w:t>
+      </w:r>
+      <w:r>
+        <w:t xml:space="preserve"> </w:t>
+      </w:r>
+      <w:r>
+        <w:t xml:space="preserve">in Pre-Demo Setup) and enter it, or Cancel to exit without submitting.</w:t>
+      </w:r>
+    </w:p>
+    <w:p>
+      <w:pPr>
+        <w:pStyle w:val="BlockText"/>
+      </w:pPr>
+      <w:r>
+        <w:t xml:space="preserve">“Two orders created, two payment links generated, three SLA timers each — all from one signature. The MA’s workflow for a multi-medication visit: 45 seconds.”</w:t>
+      </w:r>
+    </w:p>
+    <w:bookmarkEnd w:id="22"/>
+    <w:bookmarkStart w:id="23" w:name="f-provider-signature-queue-draft-flow"/>
+    <w:p>
+      <w:pPr>
+        <w:pStyle w:val="Heading3"/>
+      </w:pPr>
+      <w:r>
+        <w:t xml:space="preserve">3F — Provider Signature Queue (Draft Flow)</w:t>
+      </w:r>
+    </w:p>
+    <w:p>
+      <w:pPr>
+        <w:pStyle w:val="BlockText"/>
+      </w:pPr>
+      <w:r>
+        <w:t xml:space="preserve">“Now let me show you the draft flow — where the MA saves a prescription for the provider to sign later.”</w:t>
       </w:r>
     </w:p>
     <w:p>
@@ -3423,17 +3866,23 @@
         </w:numPr>
       </w:pPr>
       <w:r>
-        <w:rPr>
-          <w:b/>
-          <w:bCs/>
-        </w:rPr>
-        <w:t xml:space="preserve">Sign out</w:t>
-      </w:r>
-      <w:r>
-        <w:t xml:space="preserve"> </w:t>
-      </w:r>
-      <w:r>
-        <w:t xml:space="preserve">of clinic admin</w:t>
+        <w:t xml:space="preserve">Click</w:t>
+      </w:r>
+      <w:r>
+        <w:t xml:space="preserve"> </w:t>
+      </w:r>
+      <w:r>
+        <w:rPr>
+          <w:b/>
+          <w:bCs/>
+        </w:rPr>
+        <w:t xml:space="preserve">“+ New Prescription”</w:t>
+      </w:r>
+      <w:r>
+        <w:t xml:space="preserve"> </w:t>
+      </w:r>
+      <w:r>
+        <w:t xml:space="preserve">again</w:t>
       </w:r>
     </w:p>
     <w:p>
@@ -3445,35 +3894,23 @@
         </w:numPr>
       </w:pPr>
       <w:r>
-        <w:rPr>
-          <w:b/>
-          <w:bCs/>
-        </w:rPr>
-        <w:t xml:space="preserve">Log in as provider:</w:t>
-      </w:r>
-      <w:r>
-        <w:t xml:space="preserve"> </w:t>
-      </w:r>
-      <w:r>
-        <w:rPr>
-          <w:rStyle w:val="VerbatimChar"/>
-        </w:rPr>
-        <w:t xml:space="preserve">dr.chen@sunrise-clinic.com</w:t>
-      </w:r>
-      <w:r>
-        <w:t xml:space="preserve"> </w:t>
-      </w:r>
-      <w:r>
-        <w:t xml:space="preserve">/</w:t>
-      </w:r>
-      <w:r>
-        <w:t xml:space="preserve"> </w:t>
-      </w:r>
-      <w:r>
-        <w:rPr>
-          <w:rStyle w:val="VerbatimChar"/>
-        </w:rPr>
-        <w:t xml:space="preserve">POCProvider2026!</w:t>
+        <w:t xml:space="preserve">Select</w:t>
+      </w:r>
+      <w:r>
+        <w:t xml:space="preserve"> </w:t>
+      </w:r>
+      <w:r>
+        <w:rPr>
+          <w:b/>
+          <w:bCs/>
+        </w:rPr>
+        <w:t xml:space="preserve">Alex Demo</w:t>
+      </w:r>
+      <w:r>
+        <w:t xml:space="preserve"> </w:t>
+      </w:r>
+      <w:r>
+        <w:t xml:space="preserve">+ provider auto-selects → Continue</w:t>
       </w:r>
     </w:p>
     <w:p>
@@ -3485,23 +3922,134 @@
         </w:numPr>
       </w:pPr>
       <w:r>
-        <w:t xml:space="preserve">Click the</w:t>
-      </w:r>
-      <w:r>
-        <w:t xml:space="preserve"> </w:t>
-      </w:r>
-      <w:r>
-        <w:rPr>
-          <w:b/>
-          <w:bCs/>
-        </w:rPr>
-        <w:t xml:space="preserve">“Drafts”</w:t>
-      </w:r>
-      <w:r>
-        <w:t xml:space="preserve"> </w:t>
-      </w:r>
-      <w:r>
-        <w:t xml:space="preserve">tab on the dashboard</w:t>
+        <w:t xml:space="preserve">Search</w:t>
+      </w:r>
+      <w:r>
+        <w:t xml:space="preserve"> </w:t>
+      </w:r>
+      <w:r>
+        <w:rPr>
+          <w:b/>
+          <w:bCs/>
+        </w:rPr>
+        <w:t xml:space="preserve">“Sema”</w:t>
+      </w:r>
+      <w:r>
+        <w:t xml:space="preserve"> </w:t>
+      </w:r>
+      <w:r>
+        <w:t xml:space="preserve">→ select</w:t>
+      </w:r>
+      <w:r>
+        <w:t xml:space="preserve"> </w:t>
+      </w:r>
+      <w:r>
+        <w:rPr>
+          <w:b/>
+          <w:bCs/>
+        </w:rPr>
+        <w:t xml:space="preserve">Semaglutide</w:t>
+      </w:r>
+      <w:r>
+        <w:t xml:space="preserve"> </w:t>
+      </w:r>
+      <w:r>
+        <w:t xml:space="preserve">→ select</w:t>
+      </w:r>
+      <w:r>
+        <w:t xml:space="preserve"> </w:t>
+      </w:r>
+      <w:r>
+        <w:rPr>
+          <w:b/>
+          <w:bCs/>
+        </w:rPr>
+        <w:t xml:space="preserve">Strive Pharmacy</w:t>
+      </w:r>
+    </w:p>
+    <w:p>
+      <w:pPr>
+        <w:pStyle w:val="Compact"/>
+        <w:numPr>
+          <w:ilvl w:val="0"/>
+          <w:numId w:val="1031"/>
+        </w:numPr>
+      </w:pPr>
+      <w:r>
+        <w:t xml:space="preserve">Click</w:t>
+      </w:r>
+      <w:r>
+        <w:t xml:space="preserve"> </w:t>
+      </w:r>
+      <w:r>
+        <w:rPr>
+          <w:b/>
+          <w:bCs/>
+        </w:rPr>
+        <w:t xml:space="preserve">2x multiplier</w:t>
+      </w:r>
+      <w:r>
+        <w:t xml:space="preserve">, enter Sig:</w:t>
+      </w:r>
+      <w:r>
+        <w:t xml:space="preserve"> </w:t>
+      </w:r>
+      <w:r>
+        <w:rPr>
+          <w:b/>
+          <w:bCs/>
+        </w:rPr>
+        <w:t xml:space="preserve">“Draft flow demo”</w:t>
+      </w:r>
+    </w:p>
+    <w:p>
+      <w:pPr>
+        <w:pStyle w:val="Compact"/>
+        <w:numPr>
+          <w:ilvl w:val="0"/>
+          <w:numId w:val="1031"/>
+        </w:numPr>
+      </w:pPr>
+      <w:r>
+        <w:t xml:space="preserve">Click</w:t>
+      </w:r>
+      <w:r>
+        <w:t xml:space="preserve"> </w:t>
+      </w:r>
+      <w:r>
+        <w:rPr>
+          <w:b/>
+          <w:bCs/>
+        </w:rPr>
+        <w:t xml:space="preserve">“Save as Draft — Provider Signs Later”</w:t>
+      </w:r>
+    </w:p>
+    <w:p>
+      <w:pPr>
+        <w:pStyle w:val="Compact"/>
+        <w:numPr>
+          <w:ilvl w:val="0"/>
+          <w:numId w:val="1031"/>
+        </w:numPr>
+      </w:pPr>
+      <w:r>
+        <w:t xml:space="preserve">Verify redirect to dashboard — order appears with</w:t>
+      </w:r>
+      <w:r>
+        <w:t xml:space="preserve"> </w:t>
+      </w:r>
+      <w:r>
+        <w:rPr>
+          <w:b/>
+          <w:bCs/>
+        </w:rPr>
+        <w:t xml:space="preserve">“Draft”</w:t>
+      </w:r>
+      <w:r>
+        <w:t xml:space="preserve"> </w:t>
+      </w:r>
+      <w:r>
+        <w:t xml:space="preserve">status</w:t>
       </w:r>
     </w:p>
     <w:p>
@@ -3509,75 +4057,7 @@
         <w:pStyle w:val="BlockText"/>
       </w:pPr>
       <w:r>
-        <w:t xml:space="preserve">“The Drafts tab lives on the shared dashboard and is visible to both clinic_admin and provider roles — anyone in the clinic can see what’s pending signature, not just providers. The provider just happens to be the one who can act on it.”</w:t>
-      </w:r>
-      <w:r>
-        <w:t xml:space="preserve"> </w:t>
-      </w:r>
-      <w:r>
-        <w:t xml:space="preserve">47. Click on the draft order —</w:t>
-      </w:r>
-      <w:r>
-        <w:t xml:space="preserve"> </w:t>
-      </w:r>
-      <w:r>
-        <w:rPr>
-          <w:b/>
-          <w:bCs/>
-        </w:rPr>
-        <w:t xml:space="preserve">point out the amber</w:t>
-      </w:r>
-      <w:r>
-        <w:rPr>
-          <w:b/>
-          <w:bCs/>
-        </w:rPr>
-        <w:t xml:space="preserve"> </w:t>
-      </w:r>
-      <w:r>
-        <w:rPr>
-          <w:b/>
-          <w:bCs/>
-        </w:rPr>
-        <w:t xml:space="preserve">“Awaiting Provider Signature”</w:t>
-      </w:r>
-      <w:r>
-        <w:rPr>
-          <w:b/>
-          <w:bCs/>
-        </w:rPr>
-        <w:t xml:space="preserve"> </w:t>
-      </w:r>
-      <w:r>
-        <w:rPr>
-          <w:b/>
-          <w:bCs/>
-        </w:rPr>
-        <w:t xml:space="preserve">banner</w:t>
-      </w:r>
-      <w:r>
-        <w:t xml:space="preserve"> </w:t>
-      </w:r>
-      <w:r>
-        <w:t xml:space="preserve">48. Click</w:t>
-      </w:r>
-      <w:r>
-        <w:t xml:space="preserve"> </w:t>
-      </w:r>
-      <w:r>
-        <w:rPr>
-          <w:b/>
-          <w:bCs/>
-        </w:rPr>
-        <w:t xml:space="preserve">“Review &amp; Sign This Prescription”</w:t>
-      </w:r>
-    </w:p>
-    <w:p>
-      <w:pPr>
-        <w:pStyle w:val="BlockText"/>
-      </w:pPr>
-      <w:r>
-        <w:t xml:space="preserve">“The provider sees a dedicated sign page with all the details the MA entered — medication, pharmacy, pricing, directions. They just review and sign.”</w:t>
+        <w:t xml:space="preserve">“The MA saved this without the provider being present. No signature yet.”</w:t>
       </w:r>
     </w:p>
     <w:p>
@@ -3593,13 +4073,13 @@
           <w:b/>
           <w:bCs/>
         </w:rPr>
-        <w:t xml:space="preserve">Point out</w:t>
-      </w:r>
-      <w:r>
-        <w:t xml:space="preserve"> </w:t>
-      </w:r>
-      <w:r>
-        <w:t xml:space="preserve">the sign page: patient info, provider info, prescription details, financial summary, signature pad</w:t>
+        <w:t xml:space="preserve">Sign out</w:t>
+      </w:r>
+      <w:r>
+        <w:t xml:space="preserve"> </w:t>
+      </w:r>
+      <w:r>
+        <w:t xml:space="preserve">of clinic admin</w:t>
       </w:r>
     </w:p>
     <w:p>
@@ -3615,29 +4095,31 @@
           <w:b/>
           <w:bCs/>
         </w:rPr>
-        <w:t xml:space="preserve">Sign</w:t>
-      </w:r>
-      <w:r>
-        <w:t xml:space="preserve"> </w:t>
-      </w:r>
-      <w:r>
-        <w:t xml:space="preserve">on the pad → Click</w:t>
-      </w:r>
-      <w:r>
-        <w:t xml:space="preserve"> </w:t>
-      </w:r>
-      <w:r>
-        <w:rPr>
-          <w:b/>
-          <w:bCs/>
-        </w:rPr>
-        <w:t xml:space="preserve">“Sign &amp; Send Payment Link”</w:t>
-      </w:r>
-      <w:r>
-        <w:t xml:space="preserve"> </w:t>
-      </w:r>
-      <w:r>
-        <w:t xml:space="preserve">→ Confirm</w:t>
+        <w:t xml:space="preserve">Log in as provider:</w:t>
+      </w:r>
+      <w:r>
+        <w:t xml:space="preserve"> </w:t>
+      </w:r>
+      <w:r>
+        <w:rPr>
+          <w:rStyle w:val="VerbatimChar"/>
+        </w:rPr>
+        <w:t xml:space="preserve">dr.chen@sunrise-clinic.com</w:t>
+      </w:r>
+      <w:r>
+        <w:t xml:space="preserve"> </w:t>
+      </w:r>
+      <w:r>
+        <w:t xml:space="preserve">/</w:t>
+      </w:r>
+      <w:r>
+        <w:t xml:space="preserve"> </w:t>
+      </w:r>
+      <w:r>
+        <w:rPr>
+          <w:rStyle w:val="VerbatimChar"/>
+        </w:rPr>
+        <w:t xml:space="preserve">POCProvider2026!</w:t>
       </w:r>
     </w:p>
     <w:p>
@@ -3649,17 +4131,23 @@
         </w:numPr>
       </w:pPr>
       <w:r>
-        <w:t xml:space="preserve">Verify redirect to dashboard — order now shows</w:t>
-      </w:r>
-      <w:r>
-        <w:t xml:space="preserve"> </w:t>
-      </w:r>
-      <w:r>
-        <w:rPr>
-          <w:b/>
-          <w:bCs/>
-        </w:rPr>
-        <w:t xml:space="preserve">“Awaiting Payment”</w:t>
+        <w:t xml:space="preserve">Click the</w:t>
+      </w:r>
+      <w:r>
+        <w:t xml:space="preserve"> </w:t>
+      </w:r>
+      <w:r>
+        <w:rPr>
+          <w:b/>
+          <w:bCs/>
+        </w:rPr>
+        <w:t xml:space="preserve">“Drafts”</w:t>
+      </w:r>
+      <w:r>
+        <w:t xml:space="preserve"> </w:t>
+      </w:r>
+      <w:r>
+        <w:t xml:space="preserve">tab on the dashboard</w:t>
       </w:r>
     </w:p>
     <w:p>
@@ -3667,7 +4155,75 @@
         <w:pStyle w:val="BlockText"/>
       </w:pPr>
       <w:r>
-        <w:t xml:space="preserve">“The MA prepared it, the provider signed it later. Different sessions, different logins, same result. This is how a real clinic works.”</w:t>
+        <w:t xml:space="preserve">“The Drafts tab lives on the shared dashboard and is visible to both clinic_admin and provider roles — anyone in the clinic can see what’s pending signature, not just providers. The provider just happens to be the one who can act on it.”</w:t>
+      </w:r>
+      <w:r>
+        <w:t xml:space="preserve"> </w:t>
+      </w:r>
+      <w:r>
+        <w:t xml:space="preserve">47. Click on the draft order —</w:t>
+      </w:r>
+      <w:r>
+        <w:t xml:space="preserve"> </w:t>
+      </w:r>
+      <w:r>
+        <w:rPr>
+          <w:b/>
+          <w:bCs/>
+        </w:rPr>
+        <w:t xml:space="preserve">point out the amber</w:t>
+      </w:r>
+      <w:r>
+        <w:rPr>
+          <w:b/>
+          <w:bCs/>
+        </w:rPr>
+        <w:t xml:space="preserve"> </w:t>
+      </w:r>
+      <w:r>
+        <w:rPr>
+          <w:b/>
+          <w:bCs/>
+        </w:rPr>
+        <w:t xml:space="preserve">“Awaiting Provider Signature”</w:t>
+      </w:r>
+      <w:r>
+        <w:rPr>
+          <w:b/>
+          <w:bCs/>
+        </w:rPr>
+        <w:t xml:space="preserve"> </w:t>
+      </w:r>
+      <w:r>
+        <w:rPr>
+          <w:b/>
+          <w:bCs/>
+        </w:rPr>
+        <w:t xml:space="preserve">banner</w:t>
+      </w:r>
+      <w:r>
+        <w:t xml:space="preserve"> </w:t>
+      </w:r>
+      <w:r>
+        <w:t xml:space="preserve">48. Click</w:t>
+      </w:r>
+      <w:r>
+        <w:t xml:space="preserve"> </w:t>
+      </w:r>
+      <w:r>
+        <w:rPr>
+          <w:b/>
+          <w:bCs/>
+        </w:rPr>
+        <w:t xml:space="preserve">“Review &amp; Sign This Prescription”</w:t>
+      </w:r>
+    </w:p>
+    <w:p>
+      <w:pPr>
+        <w:pStyle w:val="BlockText"/>
+      </w:pPr>
+      <w:r>
+        <w:t xml:space="preserve">“The provider sees a dedicated sign page with all the details the MA entered — medication, pharmacy, pricing, directions. They just review and sign.”</w:t>
       </w:r>
     </w:p>
     <w:p>
@@ -3683,17 +4239,81 @@
           <w:b/>
           <w:bCs/>
         </w:rPr>
-        <w:t xml:space="preserve">Sign out</w:t>
-      </w:r>
-    </w:p>
-    <w:bookmarkEnd w:id="22"/>
-    <w:bookmarkStart w:id="23" w:name="g-get-the-checkout-url"/>
-    <w:p>
-      <w:pPr>
-        <w:pStyle w:val="Heading3"/>
-      </w:pPr>
-      <w:r>
-        <w:t xml:space="preserve">3G — Get the Checkout URL</w:t>
+        <w:t xml:space="preserve">Point out</w:t>
+      </w:r>
+      <w:r>
+        <w:t xml:space="preserve"> </w:t>
+      </w:r>
+      <w:r>
+        <w:t xml:space="preserve">the sign page: patient info, provider info, prescription details, financial summary, signature pad</w:t>
+      </w:r>
+    </w:p>
+    <w:p>
+      <w:pPr>
+        <w:pStyle w:val="Compact"/>
+        <w:numPr>
+          <w:ilvl w:val="0"/>
+          <w:numId w:val="1033"/>
+        </w:numPr>
+      </w:pPr>
+      <w:r>
+        <w:rPr>
+          <w:b/>
+          <w:bCs/>
+        </w:rPr>
+        <w:t xml:space="preserve">Sign</w:t>
+      </w:r>
+      <w:r>
+        <w:t xml:space="preserve"> </w:t>
+      </w:r>
+      <w:r>
+        <w:t xml:space="preserve">on the pad → Click</w:t>
+      </w:r>
+      <w:r>
+        <w:t xml:space="preserve"> </w:t>
+      </w:r>
+      <w:r>
+        <w:rPr>
+          <w:b/>
+          <w:bCs/>
+        </w:rPr>
+        <w:t xml:space="preserve">“Sign &amp; Send Payment Link”</w:t>
+      </w:r>
+      <w:r>
+        <w:t xml:space="preserve"> </w:t>
+      </w:r>
+      <w:r>
+        <w:t xml:space="preserve">→ Confirm</w:t>
+      </w:r>
+    </w:p>
+    <w:p>
+      <w:pPr>
+        <w:pStyle w:val="Compact"/>
+        <w:numPr>
+          <w:ilvl w:val="0"/>
+          <w:numId w:val="1033"/>
+        </w:numPr>
+      </w:pPr>
+      <w:r>
+        <w:t xml:space="preserve">Verify redirect to dashboard — order now shows</w:t>
+      </w:r>
+      <w:r>
+        <w:t xml:space="preserve"> </w:t>
+      </w:r>
+      <w:r>
+        <w:rPr>
+          <w:b/>
+          <w:bCs/>
+        </w:rPr>
+        <w:t xml:space="preserve">“Awaiting Payment”</w:t>
+      </w:r>
+    </w:p>
+    <w:p>
+      <w:pPr>
+        <w:pStyle w:val="BlockText"/>
+      </w:pPr>
+      <w:r>
+        <w:t xml:space="preserve">“The MA prepared it, the provider signed it later. Different sessions, different logins, same result. This is how a real clinic works.”</w:t>
       </w:r>
     </w:p>
     <w:p>
@@ -3709,62 +4329,117 @@
           <w:b/>
           <w:bCs/>
         </w:rPr>
-        <w:t xml:space="preserve">Get the patient checkout URL</w:t>
-      </w:r>
-      <w:r>
-        <w:t xml:space="preserve"> </w:t>
-      </w:r>
-      <w:r>
-        <w:t xml:space="preserve">— In production, the patient receives this via SMS. For the POC demo:</w:t>
-      </w:r>
-    </w:p>
-    <w:p>
-      <w:pPr>
-        <w:pStyle w:val="SourceCode"/>
-      </w:pPr>
-      <w:r>
-        <w:rPr>
-          <w:rStyle w:val="ExtensionTok"/>
-        </w:rPr>
-        <w:t xml:space="preserve">npx</w:t>
-      </w:r>
-      <w:r>
-        <w:rPr>
-          <w:rStyle w:val="NormalTok"/>
-        </w:rPr>
-        <w:t xml:space="preserve"> dotenv </w:t>
-      </w:r>
-      <w:r>
-        <w:rPr>
-          <w:rStyle w:val="AttributeTok"/>
-        </w:rPr>
-        <w:t xml:space="preserve">-e</w:t>
-      </w:r>
-      <w:r>
-        <w:rPr>
-          <w:rStyle w:val="NormalTok"/>
-        </w:rPr>
-        <w:t xml:space="preserve"> .env.local </w:t>
-      </w:r>
-      <w:r>
-        <w:rPr>
-          <w:rStyle w:val="AttributeTok"/>
-        </w:rPr>
-        <w:t xml:space="preserve">--</w:t>
-      </w:r>
-      <w:r>
-        <w:rPr>
-          <w:rStyle w:val="NormalTok"/>
-        </w:rPr>
-        <w:t xml:space="preserve"> npx tsx scripts/get-checkout-url.ts</w:t>
-      </w:r>
-    </w:p>
-    <w:p>
-      <w:pPr>
-        <w:pStyle w:val="FirstParagraph"/>
-      </w:pPr>
-      <w:r>
-        <w:t xml:space="preserve">Copy the URL from the output.</w:t>
+        <w:t xml:space="preserve">Sign out</w:t>
+      </w:r>
+    </w:p>
+    <w:bookmarkEnd w:id="23"/>
+    <w:bookmarkStart w:id="24" w:name="X9a7f5230d3f392d06785ba712826f6c1d80b850"/>
+    <w:p>
+      <w:pPr>
+        <w:pStyle w:val="Heading3"/>
+      </w:pPr>
+      <w:r>
+        <w:t xml:space="preserve">3G — Get the Checkout URL (in-app, no terminal)</w:t>
+      </w:r>
+    </w:p>
+    <w:p>
+      <w:pPr>
+        <w:pStyle w:val="Compact"/>
+        <w:numPr>
+          <w:ilvl w:val="0"/>
+          <w:numId w:val="1035"/>
+        </w:numPr>
+      </w:pPr>
+      <w:r>
+        <w:rPr>
+          <w:b/>
+          <w:bCs/>
+        </w:rPr>
+        <w:t xml:space="preserve">Copy the patient checkout URL</w:t>
+      </w:r>
+      <w:r>
+        <w:t xml:space="preserve"> </w:t>
+      </w:r>
+      <w:r>
+        <w:t xml:space="preserve">— still logged in as the provider (or switch back to the clinic admin), on the clinic dashboard:</w:t>
+      </w:r>
+    </w:p>
+    <w:p>
+      <w:pPr>
+        <w:pStyle w:val="Compact"/>
+        <w:numPr>
+          <w:ilvl w:val="1"/>
+          <w:numId w:val="1036"/>
+        </w:numPr>
+      </w:pPr>
+      <w:r>
+        <w:t xml:space="preserve">Click any order showing</w:t>
+      </w:r>
+      <w:r>
+        <w:t xml:space="preserve"> </w:t>
+      </w:r>
+      <w:r>
+        <w:rPr>
+          <w:b/>
+          <w:bCs/>
+        </w:rPr>
+        <w:t xml:space="preserve">“Awaiting Payment”</w:t>
+      </w:r>
+      <w:r>
+        <w:t xml:space="preserve"> </w:t>
+      </w:r>
+      <w:r>
+        <w:t xml:space="preserve">to open the order drawer</w:t>
+      </w:r>
+    </w:p>
+    <w:p>
+      <w:pPr>
+        <w:pStyle w:val="Compact"/>
+        <w:numPr>
+          <w:ilvl w:val="1"/>
+          <w:numId w:val="1036"/>
+        </w:numPr>
+      </w:pPr>
+      <w:r>
+        <w:t xml:space="preserve">Click the emerald</w:t>
+      </w:r>
+      <w:r>
+        <w:t xml:space="preserve"> </w:t>
+      </w:r>
+      <w:r>
+        <w:rPr>
+          <w:b/>
+          <w:bCs/>
+        </w:rPr>
+        <w:t xml:space="preserve">“Copy Payment Link”</w:t>
+      </w:r>
+      <w:r>
+        <w:t xml:space="preserve"> </w:t>
+      </w:r>
+      <w:r>
+        <w:t xml:space="preserve">button</w:t>
+      </w:r>
+    </w:p>
+    <w:p>
+      <w:pPr>
+        <w:pStyle w:val="Compact"/>
+        <w:numPr>
+          <w:ilvl w:val="1"/>
+          <w:numId w:val="1036"/>
+        </w:numPr>
+      </w:pPr>
+      <w:r>
+        <w:t xml:space="preserve">Success toast confirms:</w:t>
+      </w:r>
+      <w:r>
+        <w:t xml:space="preserve"> </w:t>
+      </w:r>
+      <w:r>
+        <w:rPr>
+          <w:b/>
+          <w:bCs/>
+        </w:rPr>
+        <w:t xml:space="preserve">“Payment link copied · valid for 72 hours”</w:t>
       </w:r>
     </w:p>
     <w:p>
@@ -3772,7 +4447,23 @@
         <w:pStyle w:val="BlockText"/>
       </w:pPr>
       <w:r>
-        <w:t xml:space="preserve">“In production, the patient gets this link in a text message. They tap it on their phone and land directly on checkout.”</w:t>
+        <w:t xml:space="preserve">“In production, the patient gets this link in a text message when the order is signed. They tap it on their phone and land directly on checkout. In a live clinic we’d never copy-paste the link — we’re doing that here only because this is a demo. If the link ever expires, the same button changes to</w:t>
+      </w:r>
+      <w:r>
+        <w:t xml:space="preserve"> </w:t>
+      </w:r>
+      <w:r>
+        <w:rPr>
+          <w:b/>
+          <w:bCs/>
+        </w:rPr>
+        <w:t xml:space="preserve">Regenerate Payment Link</w:t>
+      </w:r>
+      <w:r>
+        <w:t xml:space="preserve"> </w:t>
+      </w:r>
+      <w:r>
+        <w:t xml:space="preserve">and mints a fresh 72-hour URL in one click.”</w:t>
       </w:r>
     </w:p>
     <w:p>
@@ -3782,9 +4473,9 @@
         </w:pict>
       </w:r>
     </w:p>
-    <w:bookmarkEnd w:id="23"/>
     <w:bookmarkEnd w:id="24"/>
-    <w:bookmarkStart w:id="29" w:name="part-4-patient-checkout-57-minutes"/>
+    <w:bookmarkEnd w:id="25"/>
+    <w:bookmarkStart w:id="30" w:name="part-4-patient-checkout-57-minutes"/>
     <w:p>
       <w:pPr>
         <w:pStyle w:val="Heading2"/>
@@ -3793,194 +4484,13 @@
         <w:t xml:space="preserve">Part 4: Patient Checkout (5–7 minutes)</w:t>
       </w:r>
     </w:p>
-    <w:bookmarkStart w:id="25" w:name="a-checkout-page"/>
+    <w:bookmarkStart w:id="26" w:name="a-checkout-page"/>
     <w:p>
       <w:pPr>
         <w:pStyle w:val="Heading3"/>
       </w:pPr>
       <w:r>
         <w:t xml:space="preserve">4A — Checkout Page</w:t>
-      </w:r>
-    </w:p>
-    <w:p>
-      <w:pPr>
-        <w:pStyle w:val="Compact"/>
-        <w:numPr>
-          <w:ilvl w:val="0"/>
-          <w:numId w:val="1035"/>
-        </w:numPr>
-      </w:pPr>
-      <w:r>
-        <w:t xml:space="preserve">Open the</w:t>
-      </w:r>
-      <w:r>
-        <w:t xml:space="preserve"> </w:t>
-      </w:r>
-      <w:r>
-        <w:rPr>
-          <w:b/>
-          <w:bCs/>
-        </w:rPr>
-        <w:t xml:space="preserve">checkout URL</w:t>
-      </w:r>
-      <w:r>
-        <w:t xml:space="preserve"> </w:t>
-      </w:r>
-      <w:r>
-        <w:t xml:space="preserve">from Step 53 in a new tab (or on a mobile device for extra impact)</w:t>
-      </w:r>
-    </w:p>
-    <w:p>
-      <w:pPr>
-        <w:pStyle w:val="Compact"/>
-        <w:numPr>
-          <w:ilvl w:val="0"/>
-          <w:numId w:val="1035"/>
-        </w:numPr>
-      </w:pPr>
-      <w:r>
-        <w:rPr>
-          <w:b/>
-          <w:bCs/>
-        </w:rPr>
-        <w:t xml:space="preserve">Point out:</w:t>
-      </w:r>
-    </w:p>
-    <w:p>
-      <w:pPr>
-        <w:pStyle w:val="Compact"/>
-        <w:numPr>
-          <w:ilvl w:val="1"/>
-          <w:numId w:val="1036"/>
-        </w:numPr>
-      </w:pPr>
-      <w:r>
-        <w:t xml:space="preserve">Clinic branding:</w:t>
-      </w:r>
-      <w:r>
-        <w:t xml:space="preserve"> </w:t>
-      </w:r>
-      <w:r>
-        <w:t xml:space="preserve">“Sunrise Functional Medicine”</w:t>
-      </w:r>
-      <w:r>
-        <w:t xml:space="preserve"> </w:t>
-      </w:r>
-      <w:r>
-        <w:t xml:space="preserve">displayed prominently</w:t>
-      </w:r>
-    </w:p>
-    <w:p>
-      <w:pPr>
-        <w:pStyle w:val="Compact"/>
-        <w:numPr>
-          <w:ilvl w:val="1"/>
-          <w:numId w:val="1036"/>
-        </w:numPr>
-      </w:pPr>
-      <w:r>
-        <w:t xml:space="preserve">Generic line item:</w:t>
-      </w:r>
-      <w:r>
-        <w:t xml:space="preserve"> </w:t>
-      </w:r>
-      <w:r>
-        <w:t xml:space="preserve">“Prescription Service”</w:t>
-      </w:r>
-      <w:r>
-        <w:t xml:space="preserve"> </w:t>
-      </w:r>
-      <w:r>
-        <w:t xml:space="preserve">— NOT the medication name</w:t>
-      </w:r>
-    </w:p>
-    <w:p>
-      <w:pPr>
-        <w:pStyle w:val="Compact"/>
-        <w:numPr>
-          <w:ilvl w:val="1"/>
-          <w:numId w:val="1036"/>
-        </w:numPr>
-      </w:pPr>
-      <w:r>
-        <w:t xml:space="preserve">Total: $300.00</w:t>
-      </w:r>
-    </w:p>
-    <w:p>
-      <w:pPr>
-        <w:pStyle w:val="Compact"/>
-        <w:numPr>
-          <w:ilvl w:val="1"/>
-          <w:numId w:val="1036"/>
-        </w:numPr>
-      </w:pPr>
-      <w:r>
-        <w:t xml:space="preserve">Stripe Elements payment form (card, Apple Pay, Google Pay options)</w:t>
-      </w:r>
-    </w:p>
-    <w:p>
-      <w:pPr>
-        <w:pStyle w:val="Compact"/>
-        <w:numPr>
-          <w:ilvl w:val="1"/>
-          <w:numId w:val="1036"/>
-        </w:numPr>
-      </w:pPr>
-      <w:r>
-        <w:t xml:space="preserve">Email field (required for receipt)</w:t>
-      </w:r>
-    </w:p>
-    <w:p>
-      <w:pPr>
-        <w:pStyle w:val="Compact"/>
-        <w:numPr>
-          <w:ilvl w:val="1"/>
-          <w:numId w:val="1036"/>
-        </w:numPr>
-      </w:pPr>
-      <w:r>
-        <w:t xml:space="preserve">Trust signals:</w:t>
-      </w:r>
-      <w:r>
-        <w:t xml:space="preserve"> </w:t>
-      </w:r>
-      <w:r>
-        <w:t xml:space="preserve">“256-bit TLS Encryption”</w:t>
-      </w:r>
-      <w:r>
-        <w:t xml:space="preserve">,</w:t>
-      </w:r>
-      <w:r>
-        <w:t xml:space="preserve"> </w:t>
-      </w:r>
-      <w:r>
-        <w:t xml:space="preserve">“Powered by Stripe”</w:t>
-      </w:r>
-    </w:p>
-    <w:p>
-      <w:pPr>
-        <w:pStyle w:val="Compact"/>
-        <w:numPr>
-          <w:ilvl w:val="1"/>
-          <w:numId w:val="1036"/>
-        </w:numPr>
-      </w:pPr>
-      <w:r>
-        <w:t xml:space="preserve">Footer:</w:t>
-      </w:r>
-      <w:r>
-        <w:t xml:space="preserve"> </w:t>
-      </w:r>
-      <w:r>
-        <w:t xml:space="preserve">“Your payment info is encrypted and never stored by CompoundIQ”</w:t>
-      </w:r>
-    </w:p>
-    <w:p>
-      <w:pPr>
-        <w:pStyle w:val="BlockText"/>
-      </w:pPr>
-      <w:r>
-        <w:t xml:space="preserve">“This is what the patient sees. No login, no app download, no account creation. They tapped a link in a text message and landed here. Notice — no medication name anywhere. HIPAA compliance means zero Protected Health Information touches Stripe or appears on any patient-facing surface.”</w:t>
       </w:r>
     </w:p>
     <w:p>
@@ -3992,11 +4502,168 @@
         </w:numPr>
       </w:pPr>
       <w:r>
-        <w:rPr>
-          <w:b/>
-          <w:bCs/>
-        </w:rPr>
-        <w:t xml:space="preserve">Point out the white-labeling:</w:t>
+        <w:t xml:space="preserve">Paste the</w:t>
+      </w:r>
+      <w:r>
+        <w:t xml:space="preserve"> </w:t>
+      </w:r>
+      <w:r>
+        <w:rPr>
+          <w:b/>
+          <w:bCs/>
+        </w:rPr>
+        <w:t xml:space="preserve">checkout URL</w:t>
+      </w:r>
+      <w:r>
+        <w:t xml:space="preserve"> </w:t>
+      </w:r>
+      <w:r>
+        <w:t xml:space="preserve">copied in Step 53 into a new tab (or into a mobile browser for extra impact)</w:t>
+      </w:r>
+    </w:p>
+    <w:p>
+      <w:pPr>
+        <w:pStyle w:val="Compact"/>
+        <w:numPr>
+          <w:ilvl w:val="0"/>
+          <w:numId w:val="1037"/>
+        </w:numPr>
+      </w:pPr>
+      <w:r>
+        <w:rPr>
+          <w:b/>
+          <w:bCs/>
+        </w:rPr>
+        <w:t xml:space="preserve">Point out:</w:t>
+      </w:r>
+    </w:p>
+    <w:p>
+      <w:pPr>
+        <w:pStyle w:val="Compact"/>
+        <w:numPr>
+          <w:ilvl w:val="1"/>
+          <w:numId w:val="1038"/>
+        </w:numPr>
+      </w:pPr>
+      <w:r>
+        <w:t xml:space="preserve">Clinic branding:</w:t>
+      </w:r>
+      <w:r>
+        <w:t xml:space="preserve"> </w:t>
+      </w:r>
+      <w:r>
+        <w:t xml:space="preserve">“Sunrise Functional Medicine”</w:t>
+      </w:r>
+      <w:r>
+        <w:t xml:space="preserve"> </w:t>
+      </w:r>
+      <w:r>
+        <w:t xml:space="preserve">displayed prominently</w:t>
+      </w:r>
+    </w:p>
+    <w:p>
+      <w:pPr>
+        <w:pStyle w:val="Compact"/>
+        <w:numPr>
+          <w:ilvl w:val="1"/>
+          <w:numId w:val="1038"/>
+        </w:numPr>
+      </w:pPr>
+      <w:r>
+        <w:t xml:space="preserve">Generic line item:</w:t>
+      </w:r>
+      <w:r>
+        <w:t xml:space="preserve"> </w:t>
+      </w:r>
+      <w:r>
+        <w:t xml:space="preserve">“Prescription Service”</w:t>
+      </w:r>
+      <w:r>
+        <w:t xml:space="preserve"> </w:t>
+      </w:r>
+      <w:r>
+        <w:t xml:space="preserve">— NOT the medication name</w:t>
+      </w:r>
+    </w:p>
+    <w:p>
+      <w:pPr>
+        <w:pStyle w:val="Compact"/>
+        <w:numPr>
+          <w:ilvl w:val="1"/>
+          <w:numId w:val="1038"/>
+        </w:numPr>
+      </w:pPr>
+      <w:r>
+        <w:t xml:space="preserve">Total: $300.00</w:t>
+      </w:r>
+    </w:p>
+    <w:p>
+      <w:pPr>
+        <w:pStyle w:val="Compact"/>
+        <w:numPr>
+          <w:ilvl w:val="1"/>
+          <w:numId w:val="1038"/>
+        </w:numPr>
+      </w:pPr>
+      <w:r>
+        <w:t xml:space="preserve">Stripe Elements payment form (card, Apple Pay, Google Pay options)</w:t>
+      </w:r>
+    </w:p>
+    <w:p>
+      <w:pPr>
+        <w:pStyle w:val="Compact"/>
+        <w:numPr>
+          <w:ilvl w:val="1"/>
+          <w:numId w:val="1038"/>
+        </w:numPr>
+      </w:pPr>
+      <w:r>
+        <w:t xml:space="preserve">Email field (required for receipt)</w:t>
+      </w:r>
+    </w:p>
+    <w:p>
+      <w:pPr>
+        <w:pStyle w:val="Compact"/>
+        <w:numPr>
+          <w:ilvl w:val="1"/>
+          <w:numId w:val="1038"/>
+        </w:numPr>
+      </w:pPr>
+      <w:r>
+        <w:t xml:space="preserve">Trust signals:</w:t>
+      </w:r>
+      <w:r>
+        <w:t xml:space="preserve"> </w:t>
+      </w:r>
+      <w:r>
+        <w:t xml:space="preserve">“256-bit TLS Encryption”</w:t>
+      </w:r>
+      <w:r>
+        <w:t xml:space="preserve">,</w:t>
+      </w:r>
+      <w:r>
+        <w:t xml:space="preserve"> </w:t>
+      </w:r>
+      <w:r>
+        <w:t xml:space="preserve">“Powered by Stripe”</w:t>
+      </w:r>
+    </w:p>
+    <w:p>
+      <w:pPr>
+        <w:pStyle w:val="Compact"/>
+        <w:numPr>
+          <w:ilvl w:val="1"/>
+          <w:numId w:val="1038"/>
+        </w:numPr>
+      </w:pPr>
+      <w:r>
+        <w:t xml:space="preserve">Footer:</w:t>
+      </w:r>
+      <w:r>
+        <w:t xml:space="preserve"> </w:t>
+      </w:r>
+      <w:r>
+        <w:t xml:space="preserve">“Your payment info is encrypted and never stored by CompoundIQ”</w:t>
       </w:r>
     </w:p>
     <w:p>
@@ -4004,148 +4671,7 @@
         <w:pStyle w:val="BlockText"/>
       </w:pPr>
       <w:r>
-        <w:t xml:space="preserve">“The patient sees their clinic’s name and branding. They don’t know CompoundIQ exists. This is a branded checkout experience for the clinic.”</w:t>
-      </w:r>
-    </w:p>
-    <w:bookmarkEnd w:id="25"/>
-    <w:bookmarkStart w:id="26" w:name="b-complete-payment"/>
-    <w:p>
-      <w:pPr>
-        <w:pStyle w:val="Heading3"/>
-      </w:pPr>
-      <w:r>
-        <w:t xml:space="preserve">4B — Complete Payment</w:t>
-      </w:r>
-    </w:p>
-    <w:p>
-      <w:pPr>
-        <w:pStyle w:val="Compact"/>
-        <w:numPr>
-          <w:ilvl w:val="0"/>
-          <w:numId w:val="1038"/>
-        </w:numPr>
-      </w:pPr>
-      <w:r>
-        <w:t xml:space="preserve">Enter email:</w:t>
-      </w:r>
-      <w:r>
-        <w:t xml:space="preserve"> </w:t>
-      </w:r>
-      <w:r>
-        <w:rPr>
-          <w:rStyle w:val="VerbatimChar"/>
-        </w:rPr>
-        <w:t xml:space="preserve">test@example.com</w:t>
-      </w:r>
-    </w:p>
-    <w:p>
-      <w:pPr>
-        <w:pStyle w:val="Compact"/>
-        <w:numPr>
-          <w:ilvl w:val="0"/>
-          <w:numId w:val="1038"/>
-        </w:numPr>
-      </w:pPr>
-      <w:r>
-        <w:t xml:space="preserve">Enter Stripe test card:</w:t>
-      </w:r>
-      <w:r>
-        <w:t xml:space="preserve"> </w:t>
-      </w:r>
-      <w:r>
-        <w:rPr>
-          <w:rStyle w:val="VerbatimChar"/>
-        </w:rPr>
-        <w:t xml:space="preserve">4242 4242 4242 4242</w:t>
-      </w:r>
-      <w:r>
-        <w:t xml:space="preserve"> </w:t>
-      </w:r>
-      <w:r>
-        <w:t xml:space="preserve">| Exp:</w:t>
-      </w:r>
-      <w:r>
-        <w:t xml:space="preserve"> </w:t>
-      </w:r>
-      <w:r>
-        <w:rPr>
-          <w:rStyle w:val="VerbatimChar"/>
-        </w:rPr>
-        <w:t xml:space="preserve">12/28</w:t>
-      </w:r>
-      <w:r>
-        <w:t xml:space="preserve"> </w:t>
-      </w:r>
-      <w:r>
-        <w:t xml:space="preserve">| CVC:</w:t>
-      </w:r>
-      <w:r>
-        <w:t xml:space="preserve"> </w:t>
-      </w:r>
-      <w:r>
-        <w:rPr>
-          <w:rStyle w:val="VerbatimChar"/>
-        </w:rPr>
-        <w:t xml:space="preserve">123</w:t>
-      </w:r>
-      <w:r>
-        <w:t xml:space="preserve"> </w:t>
-      </w:r>
-      <w:r>
-        <w:t xml:space="preserve">| ZIP:</w:t>
-      </w:r>
-      <w:r>
-        <w:t xml:space="preserve"> </w:t>
-      </w:r>
-      <w:r>
-        <w:rPr>
-          <w:rStyle w:val="VerbatimChar"/>
-        </w:rPr>
-        <w:t xml:space="preserve">78701</w:t>
-      </w:r>
-    </w:p>
-    <w:p>
-      <w:pPr>
-        <w:pStyle w:val="Compact"/>
-        <w:numPr>
-          <w:ilvl w:val="0"/>
-          <w:numId w:val="1038"/>
-        </w:numPr>
-      </w:pPr>
-      <w:r>
-        <w:t xml:space="preserve">Click</w:t>
-      </w:r>
-      <w:r>
-        <w:t xml:space="preserve"> </w:t>
-      </w:r>
-      <w:r>
-        <w:rPr>
-          <w:b/>
-          <w:bCs/>
-        </w:rPr>
-        <w:t xml:space="preserve">“Pay $300.00”</w:t>
-      </w:r>
-    </w:p>
-    <w:p>
-      <w:pPr>
-        <w:pStyle w:val="Compact"/>
-        <w:numPr>
-          <w:ilvl w:val="0"/>
-          <w:numId w:val="1038"/>
-        </w:numPr>
-      </w:pPr>
-      <w:r>
-        <w:t xml:space="preserve">Wait for the success page</w:t>
-      </w:r>
-    </w:p>
-    <w:bookmarkEnd w:id="26"/>
-    <w:bookmarkStart w:id="27" w:name="c-success-page"/>
-    <w:p>
-      <w:pPr>
-        <w:pStyle w:val="Heading3"/>
-      </w:pPr>
-      <w:r>
-        <w:t xml:space="preserve">4C — Success Page</w:t>
+        <w:t xml:space="preserve">“This is what the patient sees. No login, no app download, no account creation. They tapped a link in a text message and landed here. Notice — no medication name anywhere. HIPAA compliance means zero Protected Health Information touches Stripe or appears on any patient-facing surface.”</w:t>
       </w:r>
     </w:p>
     <w:p>
@@ -4161,6 +4687,171 @@
           <w:b/>
           <w:bCs/>
         </w:rPr>
+        <w:t xml:space="preserve">Point out the white-labeling:</w:t>
+      </w:r>
+    </w:p>
+    <w:p>
+      <w:pPr>
+        <w:pStyle w:val="BlockText"/>
+      </w:pPr>
+      <w:r>
+        <w:t xml:space="preserve">“The patient sees their clinic’s name and branding. They don’t know CompoundIQ exists. This is a branded checkout experience for the clinic.”</w:t>
+      </w:r>
+    </w:p>
+    <w:bookmarkEnd w:id="26"/>
+    <w:bookmarkStart w:id="27" w:name="b-complete-payment"/>
+    <w:p>
+      <w:pPr>
+        <w:pStyle w:val="Heading3"/>
+      </w:pPr>
+      <w:r>
+        <w:t xml:space="preserve">4B — Complete Payment</w:t>
+      </w:r>
+    </w:p>
+    <w:p>
+      <w:pPr>
+        <w:pStyle w:val="Compact"/>
+        <w:numPr>
+          <w:ilvl w:val="0"/>
+          <w:numId w:val="1040"/>
+        </w:numPr>
+      </w:pPr>
+      <w:r>
+        <w:t xml:space="preserve">Enter email:</w:t>
+      </w:r>
+      <w:r>
+        <w:t xml:space="preserve"> </w:t>
+      </w:r>
+      <w:r>
+        <w:rPr>
+          <w:rStyle w:val="VerbatimChar"/>
+        </w:rPr>
+        <w:t xml:space="preserve">test@example.com</w:t>
+      </w:r>
+    </w:p>
+    <w:p>
+      <w:pPr>
+        <w:pStyle w:val="Compact"/>
+        <w:numPr>
+          <w:ilvl w:val="0"/>
+          <w:numId w:val="1040"/>
+        </w:numPr>
+      </w:pPr>
+      <w:r>
+        <w:t xml:space="preserve">Enter Stripe test card:</w:t>
+      </w:r>
+      <w:r>
+        <w:t xml:space="preserve"> </w:t>
+      </w:r>
+      <w:r>
+        <w:rPr>
+          <w:rStyle w:val="VerbatimChar"/>
+        </w:rPr>
+        <w:t xml:space="preserve">4242 4242 4242 4242</w:t>
+      </w:r>
+      <w:r>
+        <w:t xml:space="preserve"> </w:t>
+      </w:r>
+      <w:r>
+        <w:t xml:space="preserve">| Exp:</w:t>
+      </w:r>
+      <w:r>
+        <w:t xml:space="preserve"> </w:t>
+      </w:r>
+      <w:r>
+        <w:rPr>
+          <w:rStyle w:val="VerbatimChar"/>
+        </w:rPr>
+        <w:t xml:space="preserve">12/28</w:t>
+      </w:r>
+      <w:r>
+        <w:t xml:space="preserve"> </w:t>
+      </w:r>
+      <w:r>
+        <w:t xml:space="preserve">| CVC:</w:t>
+      </w:r>
+      <w:r>
+        <w:t xml:space="preserve"> </w:t>
+      </w:r>
+      <w:r>
+        <w:rPr>
+          <w:rStyle w:val="VerbatimChar"/>
+        </w:rPr>
+        <w:t xml:space="preserve">123</w:t>
+      </w:r>
+      <w:r>
+        <w:t xml:space="preserve"> </w:t>
+      </w:r>
+      <w:r>
+        <w:t xml:space="preserve">| ZIP:</w:t>
+      </w:r>
+      <w:r>
+        <w:t xml:space="preserve"> </w:t>
+      </w:r>
+      <w:r>
+        <w:rPr>
+          <w:rStyle w:val="VerbatimChar"/>
+        </w:rPr>
+        <w:t xml:space="preserve">78701</w:t>
+      </w:r>
+    </w:p>
+    <w:p>
+      <w:pPr>
+        <w:pStyle w:val="Compact"/>
+        <w:numPr>
+          <w:ilvl w:val="0"/>
+          <w:numId w:val="1040"/>
+        </w:numPr>
+      </w:pPr>
+      <w:r>
+        <w:t xml:space="preserve">Click</w:t>
+      </w:r>
+      <w:r>
+        <w:t xml:space="preserve"> </w:t>
+      </w:r>
+      <w:r>
+        <w:rPr>
+          <w:b/>
+          <w:bCs/>
+        </w:rPr>
+        <w:t xml:space="preserve">“Pay $300.00”</w:t>
+      </w:r>
+    </w:p>
+    <w:p>
+      <w:pPr>
+        <w:pStyle w:val="Compact"/>
+        <w:numPr>
+          <w:ilvl w:val="0"/>
+          <w:numId w:val="1040"/>
+        </w:numPr>
+      </w:pPr>
+      <w:r>
+        <w:t xml:space="preserve">Wait for the success page</w:t>
+      </w:r>
+    </w:p>
+    <w:bookmarkEnd w:id="27"/>
+    <w:bookmarkStart w:id="28" w:name="c-success-page"/>
+    <w:p>
+      <w:pPr>
+        <w:pStyle w:val="Heading3"/>
+      </w:pPr>
+      <w:r>
+        <w:t xml:space="preserve">4C — Success Page</w:t>
+      </w:r>
+    </w:p>
+    <w:p>
+      <w:pPr>
+        <w:pStyle w:val="Compact"/>
+        <w:numPr>
+          <w:ilvl w:val="0"/>
+          <w:numId w:val="1041"/>
+        </w:numPr>
+      </w:pPr>
+      <w:r>
+        <w:rPr>
+          <w:b/>
+          <w:bCs/>
+        </w:rPr>
         <w:t xml:space="preserve">Point out:</w:t>
       </w:r>
     </w:p>
@@ -4169,7 +4860,7 @@
         <w:pStyle w:val="Compact"/>
         <w:numPr>
           <w:ilvl w:val="1"/>
-          <w:numId w:val="1040"/>
+          <w:numId w:val="1042"/>
         </w:numPr>
       </w:pPr>
       <w:r>
@@ -4181,7 +4872,7 @@
         <w:pStyle w:val="Compact"/>
         <w:numPr>
           <w:ilvl w:val="1"/>
-          <w:numId w:val="1040"/>
+          <w:numId w:val="1042"/>
         </w:numPr>
       </w:pPr>
       <w:r>
@@ -4199,7 +4890,7 @@
         <w:pStyle w:val="Compact"/>
         <w:numPr>
           <w:ilvl w:val="1"/>
-          <w:numId w:val="1040"/>
+          <w:numId w:val="1042"/>
         </w:numPr>
       </w:pPr>
       <w:r>
@@ -4211,7 +4902,7 @@
         <w:pStyle w:val="Compact"/>
         <w:numPr>
           <w:ilvl w:val="1"/>
-          <w:numId w:val="1040"/>
+          <w:numId w:val="1042"/>
         </w:numPr>
       </w:pPr>
       <w:r>
@@ -4238,7 +4929,7 @@
         <w:pStyle w:val="Compact"/>
         <w:numPr>
           <w:ilvl w:val="1"/>
-          <w:numId w:val="1040"/>
+          <w:numId w:val="1042"/>
         </w:numPr>
       </w:pPr>
       <w:r>
@@ -4256,7 +4947,7 @@
         <w:pStyle w:val="Compact"/>
         <w:numPr>
           <w:ilvl w:val="2"/>
-          <w:numId w:val="1041"/>
+          <w:numId w:val="1043"/>
         </w:numPr>
       </w:pPr>
       <w:r>
@@ -4268,7 +4959,7 @@
         <w:pStyle w:val="Compact"/>
         <w:numPr>
           <w:ilvl w:val="2"/>
-          <w:numId w:val="1041"/>
+          <w:numId w:val="1043"/>
         </w:numPr>
       </w:pPr>
       <w:r>
@@ -4280,7 +4971,7 @@
         <w:pStyle w:val="Compact"/>
         <w:numPr>
           <w:ilvl w:val="2"/>
-          <w:numId w:val="1041"/>
+          <w:numId w:val="1043"/>
         </w:numPr>
       </w:pPr>
       <w:r>
@@ -4324,7 +5015,7 @@
         <w:pStyle w:val="Compact"/>
         <w:numPr>
           <w:ilvl w:val="0"/>
-          <w:numId w:val="1042"/>
+          <w:numId w:val="1044"/>
         </w:numPr>
       </w:pPr>
       <w:r>
@@ -4349,8 +5040,8 @@
         <w:t xml:space="preserve">“Still zero PHI. The patient knows their payment went through and roughly when to expect their medication. That’s all they need.”</w:t>
       </w:r>
     </w:p>
-    <w:bookmarkEnd w:id="27"/>
-    <w:bookmarkStart w:id="28" w:name="d-expired-link-page-optional"/>
+    <w:bookmarkEnd w:id="28"/>
+    <w:bookmarkStart w:id="29" w:name="d-expired-link-page-optional"/>
     <w:p>
       <w:pPr>
         <w:pStyle w:val="Heading3"/>
@@ -4364,7 +5055,7 @@
         <w:pStyle w:val="Compact"/>
         <w:numPr>
           <w:ilvl w:val="0"/>
-          <w:numId w:val="1043"/>
+          <w:numId w:val="1045"/>
         </w:numPr>
       </w:pPr>
       <w:r>
@@ -4385,7 +5076,7 @@
         <w:pStyle w:val="Compact"/>
         <w:numPr>
           <w:ilvl w:val="0"/>
-          <w:numId w:val="1043"/>
+          <w:numId w:val="1045"/>
         </w:numPr>
       </w:pPr>
       <w:r>
@@ -4401,7 +5092,7 @@
         <w:pStyle w:val="Compact"/>
         <w:numPr>
           <w:ilvl w:val="1"/>
-          <w:numId w:val="1044"/>
+          <w:numId w:val="1046"/>
         </w:numPr>
       </w:pPr>
       <w:r>
@@ -4413,7 +5104,7 @@
         <w:pStyle w:val="Compact"/>
         <w:numPr>
           <w:ilvl w:val="1"/>
-          <w:numId w:val="1044"/>
+          <w:numId w:val="1046"/>
         </w:numPr>
       </w:pPr>
       <w:r>
@@ -4425,7 +5116,7 @@
         <w:pStyle w:val="Compact"/>
         <w:numPr>
           <w:ilvl w:val="1"/>
-          <w:numId w:val="1044"/>
+          <w:numId w:val="1046"/>
         </w:numPr>
       </w:pPr>
       <w:r>
@@ -4437,7 +5128,7 @@
         <w:pStyle w:val="Compact"/>
         <w:numPr>
           <w:ilvl w:val="1"/>
-          <w:numId w:val="1044"/>
+          <w:numId w:val="1046"/>
         </w:numPr>
       </w:pPr>
       <w:r>
@@ -4459,9 +5150,9 @@
         </w:pict>
       </w:r>
     </w:p>
-    <w:bookmarkEnd w:id="28"/>
     <w:bookmarkEnd w:id="29"/>
-    <w:bookmarkStart w:id="35" w:name="part-5-ops-dashboard-710-minutes"/>
+    <w:bookmarkEnd w:id="30"/>
+    <w:bookmarkStart w:id="37" w:name="part-5-ops-dashboard-710-minutes"/>
     <w:p>
       <w:pPr>
         <w:pStyle w:val="Heading2"/>
@@ -4470,143 +5161,13 @@
         <w:t xml:space="preserve">Part 5: Ops Dashboard (7–10 minutes)</w:t>
       </w:r>
     </w:p>
-    <w:bookmarkStart w:id="30" w:name="a-pipeline-view"/>
+    <w:bookmarkStart w:id="31" w:name="a-pipeline-view"/>
     <w:p>
       <w:pPr>
         <w:pStyle w:val="Heading3"/>
       </w:pPr>
       <w:r>
         <w:t xml:space="preserve">5A — Pipeline View</w:t>
-      </w:r>
-    </w:p>
-    <w:p>
-      <w:pPr>
-        <w:pStyle w:val="Compact"/>
-        <w:numPr>
-          <w:ilvl w:val="0"/>
-          <w:numId w:val="1045"/>
-        </w:numPr>
-      </w:pPr>
-      <w:r>
-        <w:t xml:space="preserve">Open a new tab, navigate to</w:t>
-      </w:r>
-      <w:r>
-        <w:t xml:space="preserve"> </w:t>
-      </w:r>
-      <w:r>
-        <w:rPr>
-          <w:rStyle w:val="VerbatimChar"/>
-        </w:rPr>
-        <w:t xml:space="preserve">https://functional-medicine-infrastructure.vercel.app/login</w:t>
-      </w:r>
-    </w:p>
-    <w:p>
-      <w:pPr>
-        <w:pStyle w:val="Compact"/>
-        <w:numPr>
-          <w:ilvl w:val="0"/>
-          <w:numId w:val="1045"/>
-        </w:numPr>
-      </w:pPr>
-      <w:r>
-        <w:t xml:space="preserve">Log in as</w:t>
-      </w:r>
-      <w:r>
-        <w:t xml:space="preserve"> </w:t>
-      </w:r>
-      <w:r>
-        <w:rPr>
-          <w:b/>
-          <w:bCs/>
-        </w:rPr>
-        <w:t xml:space="preserve">Ops Admin</w:t>
-      </w:r>
-      <w:r>
-        <w:t xml:space="preserve">:</w:t>
-      </w:r>
-      <w:r>
-        <w:t xml:space="preserve"> </w:t>
-      </w:r>
-      <w:r>
-        <w:rPr>
-          <w:rStyle w:val="VerbatimChar"/>
-        </w:rPr>
-        <w:t xml:space="preserve">ops@compoundiq-poc.com</w:t>
-      </w:r>
-      <w:r>
-        <w:t xml:space="preserve"> </w:t>
-      </w:r>
-      <w:r>
-        <w:t xml:space="preserve">/</w:t>
-      </w:r>
-      <w:r>
-        <w:t xml:space="preserve"> </w:t>
-      </w:r>
-      <w:r>
-        <w:rPr>
-          <w:rStyle w:val="VerbatimChar"/>
-        </w:rPr>
-        <w:t xml:space="preserve">POCAdmin2026!</w:t>
-      </w:r>
-    </w:p>
-    <w:p>
-      <w:pPr>
-        <w:pStyle w:val="Compact"/>
-        <w:numPr>
-          <w:ilvl w:val="0"/>
-          <w:numId w:val="1045"/>
-        </w:numPr>
-      </w:pPr>
-      <w:r>
-        <w:rPr>
-          <w:b/>
-          <w:bCs/>
-        </w:rPr>
-        <w:t xml:space="preserve">Point out the dark-mode dashboard:</w:t>
-      </w:r>
-    </w:p>
-    <w:p>
-      <w:pPr>
-        <w:pStyle w:val="Compact"/>
-        <w:numPr>
-          <w:ilvl w:val="1"/>
-          <w:numId w:val="1046"/>
-        </w:numPr>
-      </w:pPr>
-      <w:r>
-        <w:t xml:space="preserve">Pipeline stage groups in the left sidebar (Payment, Submission, Pharmacy, Shipping, Errors / Terminal)</w:t>
-      </w:r>
-    </w:p>
-    <w:p>
-      <w:pPr>
-        <w:pStyle w:val="Compact"/>
-        <w:numPr>
-          <w:ilvl w:val="1"/>
-          <w:numId w:val="1046"/>
-        </w:numPr>
-      </w:pPr>
-      <w:r>
-        <w:t xml:space="preserve">Each stage has a count badge</w:t>
-      </w:r>
-    </w:p>
-    <w:p>
-      <w:pPr>
-        <w:pStyle w:val="Compact"/>
-        <w:numPr>
-          <w:ilvl w:val="1"/>
-          <w:numId w:val="1046"/>
-        </w:numPr>
-      </w:pPr>
-      <w:r>
-        <w:t xml:space="preserve">Order table with columns: Order, Status, Clinic, Pharmacy / Tier, SLA, Assigned, Actions</w:t>
-      </w:r>
-    </w:p>
-    <w:p>
-      <w:pPr>
-        <w:pStyle w:val="BlockText"/>
-      </w:pPr>
-      <w:r>
-        <w:t xml:space="preserve">“This is the operations nerve center. Every order across every clinic is visible here. The dark theme is intentional — ops teams monitor this all day, and dark mode reduces eye strain.”</w:t>
       </w:r>
     </w:p>
     <w:p>
@@ -4618,11 +5179,81 @@
         </w:numPr>
       </w:pPr>
       <w:r>
-        <w:rPr>
-          <w:b/>
-          <w:bCs/>
-        </w:rPr>
-        <w:t xml:space="preserve">Point out an order row:</w:t>
+        <w:t xml:space="preserve">Open a new tab, navigate to</w:t>
+      </w:r>
+      <w:r>
+        <w:t xml:space="preserve"> </w:t>
+      </w:r>
+      <w:r>
+        <w:rPr>
+          <w:rStyle w:val="VerbatimChar"/>
+        </w:rPr>
+        <w:t xml:space="preserve">https://functional-medicine-infrastructure.vercel.app/login</w:t>
+      </w:r>
+    </w:p>
+    <w:p>
+      <w:pPr>
+        <w:pStyle w:val="Compact"/>
+        <w:numPr>
+          <w:ilvl w:val="0"/>
+          <w:numId w:val="1047"/>
+        </w:numPr>
+      </w:pPr>
+      <w:r>
+        <w:t xml:space="preserve">Log in as</w:t>
+      </w:r>
+      <w:r>
+        <w:t xml:space="preserve"> </w:t>
+      </w:r>
+      <w:r>
+        <w:rPr>
+          <w:b/>
+          <w:bCs/>
+        </w:rPr>
+        <w:t xml:space="preserve">Ops Admin</w:t>
+      </w:r>
+      <w:r>
+        <w:t xml:space="preserve">:</w:t>
+      </w:r>
+      <w:r>
+        <w:t xml:space="preserve"> </w:t>
+      </w:r>
+      <w:r>
+        <w:rPr>
+          <w:rStyle w:val="VerbatimChar"/>
+        </w:rPr>
+        <w:t xml:space="preserve">ops@compoundiq-poc.com</w:t>
+      </w:r>
+      <w:r>
+        <w:t xml:space="preserve"> </w:t>
+      </w:r>
+      <w:r>
+        <w:t xml:space="preserve">/</w:t>
+      </w:r>
+      <w:r>
+        <w:t xml:space="preserve"> </w:t>
+      </w:r>
+      <w:r>
+        <w:rPr>
+          <w:rStyle w:val="VerbatimChar"/>
+        </w:rPr>
+        <w:t xml:space="preserve">POCAdmin2026!</w:t>
+      </w:r>
+    </w:p>
+    <w:p>
+      <w:pPr>
+        <w:pStyle w:val="Compact"/>
+        <w:numPr>
+          <w:ilvl w:val="0"/>
+          <w:numId w:val="1047"/>
+        </w:numPr>
+      </w:pPr>
+      <w:r>
+        <w:rPr>
+          <w:b/>
+          <w:bCs/>
+        </w:rPr>
+        <w:t xml:space="preserve">Point out the dark-mode dashboard:</w:t>
       </w:r>
     </w:p>
     <w:p>
@@ -4634,7 +5265,7 @@
         </w:numPr>
       </w:pPr>
       <w:r>
-        <w:t xml:space="preserve">Status badge (colored)</w:t>
+        <w:t xml:space="preserve">Pipeline stage groups in the left sidebar (Payment, Submission, Pharmacy, Shipping, Errors / Terminal)</w:t>
       </w:r>
     </w:p>
     <w:p>
@@ -4646,7 +5277,7 @@
         </w:numPr>
       </w:pPr>
       <w:r>
-        <w:t xml:space="preserve">SLA countdown or overdue indicator</w:t>
+        <w:t xml:space="preserve">Each stage has a count badge</w:t>
       </w:r>
     </w:p>
     <w:p>
@@ -4658,19 +5289,7 @@
         </w:numPr>
       </w:pPr>
       <w:r>
-        <w:t xml:space="preserve">Tier icon (Fax)</w:t>
-      </w:r>
-    </w:p>
-    <w:p>
-      <w:pPr>
-        <w:pStyle w:val="Compact"/>
-        <w:numPr>
-          <w:ilvl w:val="1"/>
-          <w:numId w:val="1048"/>
-        </w:numPr>
-      </w:pPr>
-      <w:r>
-        <w:t xml:space="preserve">Claim button</w:t>
+        <w:t xml:space="preserve">Order table with columns: Order, Status, Clinic, Pharmacy / Tier, SLA, Assigned, Actions</w:t>
       </w:r>
     </w:p>
     <w:p>
@@ -4678,7 +5297,7 @@
         <w:pStyle w:val="BlockText"/>
       </w:pPr>
       <w:r>
-        <w:t xml:space="preserve">“Each order shows its SLA status. If an order is overdue, it shows in red with the exact hours overdue. Ops can claim orders to prevent duplicate work.”</w:t>
+        <w:t xml:space="preserve">“This is the operations nerve center. Every order across every clinic is visible here. The dark theme is intentional — ops teams monitor this all day, and dark mode reduces eye strain.”</w:t>
       </w:r>
     </w:p>
     <w:p>
@@ -4694,7 +5313,7 @@
           <w:b/>
           <w:bCs/>
         </w:rPr>
-        <w:t xml:space="preserve">Show the filter bar:</w:t>
+        <w:t xml:space="preserve">Point out an order row:</w:t>
       </w:r>
     </w:p>
     <w:p>
@@ -4706,7 +5325,7 @@
         </w:numPr>
       </w:pPr>
       <w:r>
-        <w:t xml:space="preserve">Filter by Clinic, Pharmacy, Tier, Date range</w:t>
+        <w:t xml:space="preserve">Status badge (colored)</w:t>
       </w:r>
     </w:p>
     <w:p>
@@ -4718,19 +5337,31 @@
         </w:numPr>
       </w:pPr>
       <w:r>
-        <w:t xml:space="preserve">Filters reset by selecting</w:t>
-      </w:r>
-      <w:r>
-        <w:t xml:space="preserve"> </w:t>
-      </w:r>
-      <w:r>
-        <w:t xml:space="preserve">“All”</w:t>
-      </w:r>
-      <w:r>
-        <w:t xml:space="preserve"> </w:t>
-      </w:r>
-      <w:r>
-        <w:t xml:space="preserve">in each dropdown</w:t>
+        <w:t xml:space="preserve">SLA countdown or overdue indicator</w:t>
+      </w:r>
+    </w:p>
+    <w:p>
+      <w:pPr>
+        <w:pStyle w:val="Compact"/>
+        <w:numPr>
+          <w:ilvl w:val="1"/>
+          <w:numId w:val="1050"/>
+        </w:numPr>
+      </w:pPr>
+      <w:r>
+        <w:t xml:space="preserve">Tier icon (Fax)</w:t>
+      </w:r>
+    </w:p>
+    <w:p>
+      <w:pPr>
+        <w:pStyle w:val="Compact"/>
+        <w:numPr>
+          <w:ilvl w:val="1"/>
+          <w:numId w:val="1050"/>
+        </w:numPr>
+      </w:pPr>
+      <w:r>
+        <w:t xml:space="preserve">Claim button</w:t>
       </w:r>
     </w:p>
     <w:p>
@@ -4738,7 +5369,7 @@
         <w:pStyle w:val="BlockText"/>
       </w:pPr>
       <w:r>
-        <w:t xml:space="preserve">“Multi-dimensional filtering lets ops isolate specific issues — show me all Tier 4 fax orders from this week, or all orders from a specific clinic.”</w:t>
+        <w:t xml:space="preserve">“Each order shows its SLA status. If an order is overdue, it shows in red with the exact hours overdue. Ops can claim orders to prevent duplicate work.”</w:t>
       </w:r>
     </w:p>
     <w:p>
@@ -4754,6 +5385,66 @@
           <w:b/>
           <w:bCs/>
         </w:rPr>
+        <w:t xml:space="preserve">Show the filter bar:</w:t>
+      </w:r>
+    </w:p>
+    <w:p>
+      <w:pPr>
+        <w:pStyle w:val="Compact"/>
+        <w:numPr>
+          <w:ilvl w:val="1"/>
+          <w:numId w:val="1052"/>
+        </w:numPr>
+      </w:pPr>
+      <w:r>
+        <w:t xml:space="preserve">Filter by Clinic, Pharmacy, Tier, Date range</w:t>
+      </w:r>
+    </w:p>
+    <w:p>
+      <w:pPr>
+        <w:pStyle w:val="Compact"/>
+        <w:numPr>
+          <w:ilvl w:val="1"/>
+          <w:numId w:val="1052"/>
+        </w:numPr>
+      </w:pPr>
+      <w:r>
+        <w:t xml:space="preserve">Filters reset by selecting</w:t>
+      </w:r>
+      <w:r>
+        <w:t xml:space="preserve"> </w:t>
+      </w:r>
+      <w:r>
+        <w:t xml:space="preserve">“All”</w:t>
+      </w:r>
+      <w:r>
+        <w:t xml:space="preserve"> </w:t>
+      </w:r>
+      <w:r>
+        <w:t xml:space="preserve">in each dropdown</w:t>
+      </w:r>
+    </w:p>
+    <w:p>
+      <w:pPr>
+        <w:pStyle w:val="BlockText"/>
+      </w:pPr>
+      <w:r>
+        <w:t xml:space="preserve">“Multi-dimensional filtering lets ops isolate specific issues — show me all Tier 4 fax orders from this week, or all orders from a specific clinic.”</w:t>
+      </w:r>
+    </w:p>
+    <w:p>
+      <w:pPr>
+        <w:pStyle w:val="Compact"/>
+        <w:numPr>
+          <w:ilvl w:val="0"/>
+          <w:numId w:val="1053"/>
+        </w:numPr>
+      </w:pPr>
+      <w:r>
+        <w:rPr>
+          <w:b/>
+          <w:bCs/>
+        </w:rPr>
         <w:t xml:space="preserve">Click an order</w:t>
       </w:r>
       <w:r>
@@ -4768,7 +5459,7 @@
         <w:pStyle w:val="Compact"/>
         <w:numPr>
           <w:ilvl w:val="0"/>
-          <w:numId w:val="1051"/>
+          <w:numId w:val="1053"/>
         </w:numPr>
       </w:pPr>
       <w:r>
@@ -4793,133 +5484,14 @@
         <w:t xml:space="preserve">“Full drill-down into any order. The History tab shows every state transition with timestamps and who triggered it. The Submissions tab shows every adapter attempt. The SLA tab shows all deadline tracking.”</w:t>
       </w:r>
     </w:p>
-    <w:bookmarkEnd w:id="30"/>
-    <w:bookmarkStart w:id="31" w:name="b-sla-heatmap"/>
+    <w:bookmarkEnd w:id="31"/>
+    <w:bookmarkStart w:id="32" w:name="b-sla-heatmap"/>
     <w:p>
       <w:pPr>
         <w:pStyle w:val="Heading3"/>
       </w:pPr>
       <w:r>
         <w:t xml:space="preserve">5B — SLA Heatmap</w:t>
-      </w:r>
-    </w:p>
-    <w:p>
-      <w:pPr>
-        <w:pStyle w:val="Compact"/>
-        <w:numPr>
-          <w:ilvl w:val="0"/>
-          <w:numId w:val="1052"/>
-        </w:numPr>
-      </w:pPr>
-      <w:r>
-        <w:t xml:space="preserve">Click</w:t>
-      </w:r>
-      <w:r>
-        <w:t xml:space="preserve"> </w:t>
-      </w:r>
-      <w:r>
-        <w:rPr>
-          <w:b/>
-          <w:bCs/>
-        </w:rPr>
-        <w:t xml:space="preserve">“SLA”</w:t>
-      </w:r>
-      <w:r>
-        <w:t xml:space="preserve"> </w:t>
-      </w:r>
-      <w:r>
-        <w:t xml:space="preserve">in the sidebar</w:t>
-      </w:r>
-    </w:p>
-    <w:p>
-      <w:pPr>
-        <w:pStyle w:val="Compact"/>
-        <w:numPr>
-          <w:ilvl w:val="0"/>
-          <w:numId w:val="1052"/>
-        </w:numPr>
-      </w:pPr>
-      <w:r>
-        <w:rPr>
-          <w:b/>
-          <w:bCs/>
-        </w:rPr>
-        <w:t xml:space="preserve">Point out:</w:t>
-      </w:r>
-    </w:p>
-    <w:p>
-      <w:pPr>
-        <w:pStyle w:val="Compact"/>
-        <w:numPr>
-          <w:ilvl w:val="1"/>
-          <w:numId w:val="1053"/>
-        </w:numPr>
-      </w:pPr>
-      <w:r>
-        <w:t xml:space="preserve">Filter pills (All Active, Breached, etc.)</w:t>
-      </w:r>
-    </w:p>
-    <w:p>
-      <w:pPr>
-        <w:pStyle w:val="Compact"/>
-        <w:numPr>
-          <w:ilvl w:val="1"/>
-          <w:numId w:val="1053"/>
-        </w:numPr>
-      </w:pPr>
-      <w:r>
-        <w:t xml:space="preserve">SLA breach cards with countdown timers</w:t>
-      </w:r>
-    </w:p>
-    <w:p>
-      <w:pPr>
-        <w:pStyle w:val="Compact"/>
-        <w:numPr>
-          <w:ilvl w:val="1"/>
-          <w:numId w:val="1053"/>
-        </w:numPr>
-      </w:pPr>
-      <w:r>
-        <w:t xml:space="preserve">Escalation tier indicators</w:t>
-      </w:r>
-    </w:p>
-    <w:p>
-      <w:pPr>
-        <w:pStyle w:val="Compact"/>
-        <w:numPr>
-          <w:ilvl w:val="1"/>
-          <w:numId w:val="1053"/>
-        </w:numPr>
-      </w:pPr>
-      <w:r>
-        <w:t xml:space="preserve">Acknowledge button</w:t>
-      </w:r>
-    </w:p>
-    <w:p>
-      <w:pPr>
-        <w:pStyle w:val="BlockText"/>
-      </w:pPr>
-      <w:r>
-        <w:t xml:space="preserve">“The SLA engine runs every 5 minutes. When a deadline is breached, it appears here with a countdown to the next escalation. Three tiers: Slack alert, DM to ops lead, PagerDuty page. Acknowledging stops the escalation — it tells the system</w:t>
-      </w:r>
-      <w:r>
-        <w:t xml:space="preserve"> </w:t>
-      </w:r>
-      <w:r>
-        <w:t xml:space="preserve">‘I’m on it.’</w:t>
-      </w:r>
-      <w:r>
-        <w:t xml:space="preserve">”</w:t>
-      </w:r>
-    </w:p>
-    <w:bookmarkEnd w:id="31"/>
-    <w:bookmarkStart w:id="32" w:name="c-adapter-health-monitor"/>
-    <w:p>
-      <w:pPr>
-        <w:pStyle w:val="Heading3"/>
-      </w:pPr>
-      <w:r>
-        <w:t xml:space="preserve">5C — Adapter Health Monitor</w:t>
       </w:r>
     </w:p>
     <w:p>
@@ -4941,7 +5513,7 @@
           <w:b/>
           <w:bCs/>
         </w:rPr>
-        <w:t xml:space="preserve">“Adapters”</w:t>
+        <w:t xml:space="preserve">“SLA”</w:t>
       </w:r>
       <w:r>
         <w:t xml:space="preserve"> </w:t>
@@ -4975,7 +5547,7 @@
         </w:numPr>
       </w:pPr>
       <w:r>
-        <w:t xml:space="preserve">Per-pharmacy health card (Strive Pharmacy)</w:t>
+        <w:t xml:space="preserve">Filter pills (All Active, Breached, etc.)</w:t>
       </w:r>
     </w:p>
     <w:p>
@@ -4987,7 +5559,7 @@
         </w:numPr>
       </w:pPr>
       <w:r>
-        <w:t xml:space="preserve">Health indicator (traffic light)</w:t>
+        <w:t xml:space="preserve">SLA breach cards with countdown timers</w:t>
       </w:r>
     </w:p>
     <w:p>
@@ -4999,7 +5571,7 @@
         </w:numPr>
       </w:pPr>
       <w:r>
-        <w:t xml:space="preserve">Circuit breaker state</w:t>
+        <w:t xml:space="preserve">Escalation tier indicators</w:t>
       </w:r>
     </w:p>
     <w:p>
@@ -5011,19 +5583,7 @@
         </w:numPr>
       </w:pPr>
       <w:r>
-        <w:t xml:space="preserve">Submission success rate chart</w:t>
-      </w:r>
-    </w:p>
-    <w:p>
-      <w:pPr>
-        <w:pStyle w:val="Compact"/>
-        <w:numPr>
-          <w:ilvl w:val="1"/>
-          <w:numId w:val="1055"/>
-        </w:numPr>
-      </w:pPr>
-      <w:r>
-        <w:t xml:space="preserve">Quick action button (Disable Adapter)</w:t>
+        <w:t xml:space="preserve">Acknowledge button</w:t>
       </w:r>
     </w:p>
     <w:p>
@@ -5031,22 +5591,30 @@
         <w:pStyle w:val="BlockText"/>
       </w:pPr>
       <w:r>
-        <w:t xml:space="preserve">“Every pharmacy integration is monitored. If a pharmacy’s API starts failing, the circuit breaker opens after 3 consecutive failures and auto-cascades to the next tier. The ops team can see exactly what’s happening and take manual action if needed.”</w:t>
+        <w:t xml:space="preserve">“The SLA engine runs every 5 minutes. When a deadline is breached, it appears here with a countdown to the next escalation. Three tiers: Slack alert, DM to ops lead, PagerDuty page. Acknowledging stops the escalation — it tells the system</w:t>
+      </w:r>
+      <w:r>
+        <w:t xml:space="preserve"> </w:t>
+      </w:r>
+      <w:r>
+        <w:t xml:space="preserve">‘I’m on it.’</w:t>
+      </w:r>
+      <w:r>
+        <w:t xml:space="preserve">”</w:t>
       </w:r>
     </w:p>
     <w:bookmarkEnd w:id="32"/>
-    <w:bookmarkStart w:id="33" w:name="d-fax-triage-queue"/>
+    <w:bookmarkStart w:id="33" w:name="c-adapter-health-monitor"/>
     <w:p>
       <w:pPr>
         <w:pStyle w:val="Heading3"/>
       </w:pPr>
       <w:r>
-        <w:t xml:space="preserve">5D — Fax Triage Queue</w:t>
-      </w:r>
-    </w:p>
-    <w:p>
-      <w:pPr>
-        <w:pStyle w:val="Compact"/>
+        <w:t xml:space="preserve">5C — Adapter Health Monitor</w:t>
+      </w:r>
+    </w:p>
+    <w:p>
+      <w:pPr>
         <w:numPr>
           <w:ilvl w:val="0"/>
           <w:numId w:val="1056"/>
@@ -5063,7 +5631,7 @@
           <w:b/>
           <w:bCs/>
         </w:rPr>
-        <w:t xml:space="preserve">“Fax”</w:t>
+        <w:t xml:space="preserve">“Adapters”</w:t>
       </w:r>
       <w:r>
         <w:t xml:space="preserve"> </w:t>
@@ -5074,7 +5642,6 @@
     </w:p>
     <w:p>
       <w:pPr>
-        <w:pStyle w:val="Compact"/>
         <w:numPr>
           <w:ilvl w:val="0"/>
           <w:numId w:val="1056"/>
@@ -5085,7 +5652,347 @@
           <w:b/>
           <w:bCs/>
         </w:rPr>
-        <w:t xml:space="preserve">Point out:</w:t>
+        <w:t xml:space="preserve">Expected state after Refresh Demo Data</w:t>
+      </w:r>
+      <w:r>
+        <w:t xml:space="preserve"> </w:t>
+      </w:r>
+      <w:r>
+        <w:t xml:space="preserve">— 5 pharmacy cards spanning all 4 tiers, 4 green + 1 yellow:</w:t>
+      </w:r>
+    </w:p>
+    <w:tbl>
+      <w:tblPr>
+        <w:tblStyle w:val="Table"/>
+        <w:tblW w:type="pct" w:w="5000"/>
+        <w:jc w:val="left"/>
+        <w:tblInd w:w="720" w:type="dxa"/>
+        <w:tblLayout w:type="fixed"/>
+        <w:tblLook w:firstRow="1" w:lastRow="0" w:firstColumn="0" w:lastColumn="0" w:noHBand="0" w:noVBand="0" w:val="0020"/>
+      </w:tblPr>
+      <w:tblGrid>
+        <w:gridCol w:w="1250"/>
+        <w:gridCol w:w="1250"/>
+        <w:gridCol w:w="1667"/>
+        <w:gridCol w:w="3751"/>
+      </w:tblGrid>
+      <w:tr>
+        <w:trPr>
+          <w:tblHeader w:val="on"/>
+        </w:trPr>
+        <w:tc>
+          <w:tcPr/>
+          <w:p>
+            <w:pPr>
+              <w:pStyle w:val="Compact"/>
+            </w:pPr>
+            <w:r>
+              <w:t xml:space="preserve">Card</w:t>
+            </w:r>
+          </w:p>
+        </w:tc>
+        <w:tc>
+          <w:tcPr/>
+          <w:p>
+            <w:pPr>
+              <w:pStyle w:val="Compact"/>
+            </w:pPr>
+            <w:r>
+              <w:t xml:space="preserve">Tier</w:t>
+            </w:r>
+          </w:p>
+        </w:tc>
+        <w:tc>
+          <w:tcPr/>
+          <w:p>
+            <w:pPr>
+              <w:pStyle w:val="Compact"/>
+            </w:pPr>
+            <w:r>
+              <w:t xml:space="preserve">Status</w:t>
+            </w:r>
+          </w:p>
+        </w:tc>
+        <w:tc>
+          <w:tcPr/>
+          <w:p>
+            <w:pPr>
+              <w:pStyle w:val="Compact"/>
+            </w:pPr>
+            <w:r>
+              <w:t xml:space="preserve">What to point at</w:t>
+            </w:r>
+          </w:p>
+        </w:tc>
+      </w:tr>
+      <w:tr>
+        <w:tc>
+          <w:tcPr/>
+          <w:p>
+            <w:pPr>
+              <w:pStyle w:val="Compact"/>
+            </w:pPr>
+            <w:r>
+              <w:rPr>
+                <w:b/>
+                <w:bCs/>
+              </w:rPr>
+              <w:t xml:space="preserve">Strive Pharmacy</w:t>
+            </w:r>
+          </w:p>
+        </w:tc>
+        <w:tc>
+          <w:tcPr/>
+          <w:p>
+            <w:pPr>
+              <w:pStyle w:val="Compact"/>
+            </w:pPr>
+            <w:r>
+              <w:t xml:space="preserve">Tier 4 Fax</w:t>
+            </w:r>
+          </w:p>
+        </w:tc>
+        <w:tc>
+          <w:tcPr/>
+          <w:p>
+            <w:pPr>
+              <w:pStyle w:val="Compact"/>
+            </w:pPr>
+            <w:r>
+              <w:t xml:space="preserve">Green</w:t>
+            </w:r>
+          </w:p>
+        </w:tc>
+        <w:tc>
+          <w:tcPr/>
+          <w:p>
+            <w:pPr>
+              <w:pStyle w:val="Compact"/>
+            </w:pPr>
+            <w:r>
+              <w:t xml:space="preserve">The universal fallback — fax to any pharmacy</w:t>
+            </w:r>
+          </w:p>
+        </w:tc>
+      </w:tr>
+      <w:tr>
+        <w:tc>
+          <w:tcPr/>
+          <w:p>
+            <w:pPr>
+              <w:pStyle w:val="Compact"/>
+            </w:pPr>
+            <w:r>
+              <w:rPr>
+                <w:b/>
+                <w:bCs/>
+              </w:rPr>
+              <w:t xml:space="preserve">Quick Rx Pharmacy</w:t>
+            </w:r>
+          </w:p>
+        </w:tc>
+        <w:tc>
+          <w:tcPr/>
+          <w:p>
+            <w:pPr>
+              <w:pStyle w:val="Compact"/>
+            </w:pPr>
+            <w:r>
+              <w:t xml:space="preserve">Tier 1 API</w:t>
+            </w:r>
+          </w:p>
+        </w:tc>
+        <w:tc>
+          <w:tcPr/>
+          <w:p>
+            <w:pPr>
+              <w:pStyle w:val="Compact"/>
+            </w:pPr>
+            <w:r>
+              <w:t xml:space="preserve">Green</w:t>
+            </w:r>
+          </w:p>
+        </w:tc>
+        <w:tc>
+          <w:tcPr/>
+          <w:p>
+            <w:pPr>
+              <w:pStyle w:val="Compact"/>
+            </w:pPr>
+            <w:r>
+              <w:t xml:space="preserve">Healthy direct-API integration</w:t>
+            </w:r>
+          </w:p>
+        </w:tc>
+      </w:tr>
+      <w:tr>
+        <w:tc>
+          <w:tcPr/>
+          <w:p>
+            <w:pPr>
+              <w:pStyle w:val="Compact"/>
+            </w:pPr>
+            <w:r>
+              <w:rPr>
+                <w:b/>
+                <w:bCs/>
+              </w:rPr>
+              <w:t xml:space="preserve">Express Digital Rx</w:t>
+            </w:r>
+          </w:p>
+        </w:tc>
+        <w:tc>
+          <w:tcPr/>
+          <w:p>
+            <w:pPr>
+              <w:pStyle w:val="Compact"/>
+            </w:pPr>
+            <w:r>
+              <w:t xml:space="preserve">Tier 1 API</w:t>
+            </w:r>
+          </w:p>
+        </w:tc>
+        <w:tc>
+          <w:tcPr/>
+          <w:p>
+            <w:pPr>
+              <w:pStyle w:val="Compact"/>
+            </w:pPr>
+            <w:r>
+              <w:rPr>
+                <w:b/>
+                <w:bCs/>
+              </w:rPr>
+              <w:t xml:space="preserve">Yellow</w:t>
+            </w:r>
+          </w:p>
+        </w:tc>
+        <w:tc>
+          <w:tcPr/>
+          <w:p>
+            <w:pPr>
+              <w:pStyle w:val="Compact"/>
+            </w:pPr>
+            <w:r>
+              <w:t xml:space="preserve">Degraded — success rate ~85%, most-recent success in the 15-60 min band</w:t>
+            </w:r>
+          </w:p>
+        </w:tc>
+      </w:tr>
+      <w:tr>
+        <w:tc>
+          <w:tcPr/>
+          <w:p>
+            <w:pPr>
+              <w:pStyle w:val="Compact"/>
+            </w:pPr>
+            <w:r>
+              <w:rPr>
+                <w:b/>
+                <w:bCs/>
+              </w:rPr>
+              <w:t xml:space="preserve">Portal Plus Pharmacy</w:t>
+            </w:r>
+          </w:p>
+        </w:tc>
+        <w:tc>
+          <w:tcPr/>
+          <w:p>
+            <w:pPr>
+              <w:pStyle w:val="Compact"/>
+            </w:pPr>
+            <w:r>
+              <w:t xml:space="preserve">Tier 2 Portal</w:t>
+            </w:r>
+          </w:p>
+        </w:tc>
+        <w:tc>
+          <w:tcPr/>
+          <w:p>
+            <w:pPr>
+              <w:pStyle w:val="Compact"/>
+            </w:pPr>
+            <w:r>
+              <w:t xml:space="preserve">Green</w:t>
+            </w:r>
+          </w:p>
+        </w:tc>
+        <w:tc>
+          <w:tcPr/>
+          <w:p>
+            <w:pPr>
+              <w:pStyle w:val="Compact"/>
+            </w:pPr>
+            <w:r>
+              <w:t xml:space="preserve">Healthy portal-automation integration</w:t>
+            </w:r>
+          </w:p>
+        </w:tc>
+      </w:tr>
+      <w:tr>
+        <w:tc>
+          <w:tcPr/>
+          <w:p>
+            <w:pPr>
+              <w:pStyle w:val="Compact"/>
+            </w:pPr>
+            <w:r>
+              <w:rPr>
+                <w:b/>
+                <w:bCs/>
+              </w:rPr>
+              <w:t xml:space="preserve">Hybrid Labs Pharmacy</w:t>
+            </w:r>
+          </w:p>
+        </w:tc>
+        <w:tc>
+          <w:tcPr/>
+          <w:p>
+            <w:pPr>
+              <w:pStyle w:val="Compact"/>
+            </w:pPr>
+            <w:r>
+              <w:t xml:space="preserve">Tier 3 Hybrid</w:t>
+            </w:r>
+          </w:p>
+        </w:tc>
+        <w:tc>
+          <w:tcPr/>
+          <w:p>
+            <w:pPr>
+              <w:pStyle w:val="Compact"/>
+            </w:pPr>
+            <w:r>
+              <w:t xml:space="preserve">Green</w:t>
+            </w:r>
+          </w:p>
+        </w:tc>
+        <w:tc>
+          <w:tcPr/>
+          <w:p>
+            <w:pPr>
+              <w:pStyle w:val="Compact"/>
+            </w:pPr>
+            <w:r>
+              <w:t xml:space="preserve">Healthy standardized-spec integration</w:t>
+            </w:r>
+          </w:p>
+        </w:tc>
+      </w:tr>
+    </w:tbl>
+    <w:p>
+      <w:pPr>
+        <w:numPr>
+          <w:ilvl w:val="0"/>
+          <w:numId w:val="1056"/>
+        </w:numPr>
+      </w:pPr>
+      <w:r>
+        <w:rPr>
+          <w:b/>
+          <w:bCs/>
+        </w:rPr>
+        <w:t xml:space="preserve">Point out on each card:</w:t>
       </w:r>
     </w:p>
     <w:p>
@@ -5097,7 +6004,7 @@
         </w:numPr>
       </w:pPr>
       <w:r>
-        <w:t xml:space="preserve">Status filter pills (All, Received, Matched, Unmatched, Processed, Archived)</w:t>
+        <w:t xml:space="preserve">Traffic-light health indicator</w:t>
       </w:r>
     </w:p>
     <w:p>
@@ -5109,7 +6016,7 @@
         </w:numPr>
       </w:pPr>
       <w:r>
-        <w:t xml:space="preserve">Queue metrics</w:t>
+        <w:t xml:space="preserve">Circuit breaker state (CLOSED / HALF_OPEN / OPEN)</w:t>
       </w:r>
     </w:p>
     <w:p>
@@ -5121,7 +6028,19 @@
         </w:numPr>
       </w:pPr>
       <w:r>
-        <w:t xml:space="preserve">Empty state if no faxes pending</w:t>
+        <w:t xml:space="preserve">24-hour submission success-rate chart</w:t>
+      </w:r>
+    </w:p>
+    <w:p>
+      <w:pPr>
+        <w:pStyle w:val="Compact"/>
+        <w:numPr>
+          <w:ilvl w:val="1"/>
+          <w:numId w:val="1057"/>
+        </w:numPr>
+      </w:pPr>
+      <w:r>
+        <w:t xml:space="preserve">Quick-action buttons (Disable Adapter, etc.)</w:t>
       </w:r>
     </w:p>
     <w:p>
@@ -5129,22 +6048,37 @@
         <w:pStyle w:val="BlockText"/>
       </w:pPr>
       <w:r>
-        <w:t xml:space="preserve">“Tier 4 pharmacies respond via fax. Inbound faxes land here with OCR text preview. Ops matches the fax to an order and assigns a disposition — Acknowledge, Reject, Query, or Unrelated. Tier 1 and 2 pharmacies skip this entirely because their responses come via API.”</w:t>
+        <w:t xml:space="preserve">“Every pharmacy integration is monitored in real time. The yellow card — Express Digital — is our intervention demo prop. Its success rate is in the 80-95% yellow band and the most recent success was in the 15-60 minute danger zone. In a live ops center this is where the team would investigate before it flips red. If a pharmacy’s API fails outright, the circuit breaker opens after the configured threshold and auto-cascades to the next tier. A fresh pharmacy with zero traffic shows</w:t>
+      </w:r>
+      <w:r>
+        <w:t xml:space="preserve"> </w:t>
+      </w:r>
+      <w:r>
+        <w:rPr>
+          <w:b/>
+          <w:bCs/>
+        </w:rPr>
+        <w:t xml:space="preserve">Idle</w:t>
+      </w:r>
+      <w:r>
+        <w:t xml:space="preserve"> </w:t>
+      </w:r>
+      <w:r>
+        <w:t xml:space="preserve">— neutral slate — instead of falsely flashing Critical.”</w:t>
       </w:r>
     </w:p>
     <w:bookmarkEnd w:id="33"/>
-    <w:bookmarkStart w:id="34" w:name="e-catalog-manager"/>
+    <w:bookmarkStart w:id="34" w:name="d-fax-triage-queue"/>
     <w:p>
       <w:pPr>
         <w:pStyle w:val="Heading3"/>
       </w:pPr>
       <w:r>
-        <w:t xml:space="preserve">5E — Catalog Manager</w:t>
-      </w:r>
-    </w:p>
-    <w:p>
-      <w:pPr>
-        <w:pStyle w:val="Compact"/>
+        <w:t xml:space="preserve">5D — Fax Triage Queue</w:t>
+      </w:r>
+    </w:p>
+    <w:p>
+      <w:pPr>
         <w:numPr>
           <w:ilvl w:val="0"/>
           <w:numId w:val="1058"/>
@@ -5161,7 +6095,7 @@
           <w:b/>
           <w:bCs/>
         </w:rPr>
-        <w:t xml:space="preserve">“Catalog”</w:t>
+        <w:t xml:space="preserve">“Fax”</w:t>
       </w:r>
       <w:r>
         <w:t xml:space="preserve"> </w:t>
@@ -5172,7 +6106,6 @@
     </w:p>
     <w:p>
       <w:pPr>
-        <w:pStyle w:val="Compact"/>
         <w:numPr>
           <w:ilvl w:val="0"/>
           <w:numId w:val="1058"/>
@@ -5183,6 +6116,304 @@
           <w:b/>
           <w:bCs/>
         </w:rPr>
+        <w:t xml:space="preserve">Expected state after Refresh Demo Data</w:t>
+      </w:r>
+      <w:r>
+        <w:t xml:space="preserve"> </w:t>
+      </w:r>
+      <w:r>
+        <w:t xml:space="preserve">— 4 rows spread across the active fax lifecycle:</w:t>
+      </w:r>
+    </w:p>
+    <w:tbl>
+      <w:tblPr>
+        <w:tblStyle w:val="Table"/>
+        <w:tblW w:type="pct" w:w="5000"/>
+        <w:jc w:val="left"/>
+        <w:tblInd w:w="720" w:type="dxa"/>
+        <w:tblLayout w:type="fixed"/>
+        <w:tblLook w:firstRow="1" w:lastRow="0" w:firstColumn="0" w:lastColumn="0" w:noHBand="0" w:noVBand="0" w:val="0020"/>
+      </w:tblPr>
+      <w:tblGrid>
+        <w:gridCol w:w="1100"/>
+        <w:gridCol w:w="1760"/>
+        <w:gridCol w:w="1100"/>
+        <w:gridCol w:w="3960"/>
+      </w:tblGrid>
+      <w:tr>
+        <w:trPr>
+          <w:tblHeader w:val="on"/>
+        </w:trPr>
+        <w:tc>
+          <w:tcPr/>
+          <w:p>
+            <w:pPr>
+              <w:pStyle w:val="Compact"/>
+            </w:pPr>
+            <w:r>
+              <w:t xml:space="preserve">Row</w:t>
+            </w:r>
+          </w:p>
+        </w:tc>
+        <w:tc>
+          <w:tcPr/>
+          <w:p>
+            <w:pPr>
+              <w:pStyle w:val="Compact"/>
+            </w:pPr>
+            <w:r>
+              <w:t xml:space="preserve">Status</w:t>
+            </w:r>
+          </w:p>
+        </w:tc>
+        <w:tc>
+          <w:tcPr/>
+          <w:p>
+            <w:pPr>
+              <w:pStyle w:val="Compact"/>
+            </w:pPr>
+            <w:r>
+              <w:t xml:space="preserve">Age</w:t>
+            </w:r>
+          </w:p>
+        </w:tc>
+        <w:tc>
+          <w:tcPr/>
+          <w:p>
+            <w:pPr>
+              <w:pStyle w:val="Compact"/>
+            </w:pPr>
+            <w:r>
+              <w:t xml:space="preserve">What to point at</w:t>
+            </w:r>
+          </w:p>
+        </w:tc>
+      </w:tr>
+      <w:tr>
+        <w:tc>
+          <w:tcPr/>
+          <w:p>
+            <w:pPr>
+              <w:pStyle w:val="Compact"/>
+            </w:pPr>
+            <w:r>
+              <w:t xml:space="preserve">1</w:t>
+            </w:r>
+          </w:p>
+        </w:tc>
+        <w:tc>
+          <w:tcPr/>
+          <w:p>
+            <w:pPr>
+              <w:pStyle w:val="Compact"/>
+            </w:pPr>
+            <w:r>
+              <w:rPr>
+                <w:b/>
+                <w:bCs/>
+              </w:rPr>
+              <w:t xml:space="preserve">Received</w:t>
+            </w:r>
+          </w:p>
+        </w:tc>
+        <w:tc>
+          <w:tcPr/>
+          <w:p>
+            <w:pPr>
+              <w:pStyle w:val="Compact"/>
+            </w:pPr>
+            <w:r>
+              <w:t xml:space="preserve">~3 min ago</w:t>
+            </w:r>
+          </w:p>
+        </w:tc>
+        <w:tc>
+          <w:tcPr/>
+          <w:p>
+            <w:pPr>
+              <w:pStyle w:val="Compact"/>
+            </w:pPr>
+            <w:r>
+              <w:t xml:space="preserve">Fresh inbound — just landed, not yet auto-matched</w:t>
+            </w:r>
+          </w:p>
+        </w:tc>
+      </w:tr>
+      <w:tr>
+        <w:tc>
+          <w:tcPr/>
+          <w:p>
+            <w:pPr>
+              <w:pStyle w:val="Compact"/>
+            </w:pPr>
+            <w:r>
+              <w:t xml:space="preserve">2</w:t>
+            </w:r>
+          </w:p>
+        </w:tc>
+        <w:tc>
+          <w:tcPr/>
+          <w:p>
+            <w:pPr>
+              <w:pStyle w:val="Compact"/>
+            </w:pPr>
+            <w:r>
+              <w:rPr>
+                <w:b/>
+                <w:bCs/>
+              </w:rPr>
+              <w:t xml:space="preserve">Matched</w:t>
+            </w:r>
+          </w:p>
+        </w:tc>
+        <w:tc>
+          <w:tcPr/>
+          <w:p>
+            <w:pPr>
+              <w:pStyle w:val="Compact"/>
+            </w:pPr>
+            <w:r>
+              <w:t xml:space="preserve">~18 min ago</w:t>
+            </w:r>
+          </w:p>
+        </w:tc>
+        <w:tc>
+          <w:tcPr/>
+          <w:p>
+            <w:pPr>
+              <w:pStyle w:val="Compact"/>
+            </w:pPr>
+            <w:r>
+              <w:t xml:space="preserve">System auto-matched this fax to an order + pharmacy</w:t>
+            </w:r>
+          </w:p>
+        </w:tc>
+      </w:tr>
+      <w:tr>
+        <w:tc>
+          <w:tcPr/>
+          <w:p>
+            <w:pPr>
+              <w:pStyle w:val="Compact"/>
+            </w:pPr>
+            <w:r>
+              <w:t xml:space="preserve">3</w:t>
+            </w:r>
+          </w:p>
+        </w:tc>
+        <w:tc>
+          <w:tcPr/>
+          <w:p>
+            <w:pPr>
+              <w:pStyle w:val="Compact"/>
+            </w:pPr>
+            <w:r>
+              <w:rPr>
+                <w:b/>
+                <w:bCs/>
+              </w:rPr>
+              <w:t xml:space="preserve">Unmatched</w:t>
+            </w:r>
+          </w:p>
+        </w:tc>
+        <w:tc>
+          <w:tcPr/>
+          <w:p>
+            <w:pPr>
+              <w:pStyle w:val="Compact"/>
+            </w:pPr>
+            <w:r>
+              <w:t xml:space="preserve">~42 min ago</w:t>
+            </w:r>
+          </w:p>
+        </w:tc>
+        <w:tc>
+          <w:tcPr/>
+          <w:p>
+            <w:pPr>
+              <w:pStyle w:val="Compact"/>
+            </w:pPr>
+            <w:r>
+              <w:t xml:space="preserve">Couldn’t match automatically — this is the</w:t>
+            </w:r>
+            <w:r>
+              <w:t xml:space="preserve"> </w:t>
+            </w:r>
+            <w:r>
+              <w:t xml:space="preserve">“needs human triage”</w:t>
+            </w:r>
+            <w:r>
+              <w:t xml:space="preserve"> </w:t>
+            </w:r>
+            <w:r>
+              <w:t xml:space="preserve">card</w:t>
+            </w:r>
+          </w:p>
+        </w:tc>
+      </w:tr>
+      <w:tr>
+        <w:tc>
+          <w:tcPr/>
+          <w:p>
+            <w:pPr>
+              <w:pStyle w:val="Compact"/>
+            </w:pPr>
+            <w:r>
+              <w:t xml:space="preserve">4</w:t>
+            </w:r>
+          </w:p>
+        </w:tc>
+        <w:tc>
+          <w:tcPr/>
+          <w:p>
+            <w:pPr>
+              <w:pStyle w:val="Compact"/>
+            </w:pPr>
+            <w:r>
+              <w:rPr>
+                <w:b/>
+                <w:bCs/>
+              </w:rPr>
+              <w:t xml:space="preserve">Processing</w:t>
+            </w:r>
+          </w:p>
+        </w:tc>
+        <w:tc>
+          <w:tcPr/>
+          <w:p>
+            <w:pPr>
+              <w:pStyle w:val="Compact"/>
+            </w:pPr>
+            <w:r>
+              <w:t xml:space="preserve">~75 min ago</w:t>
+            </w:r>
+          </w:p>
+        </w:tc>
+        <w:tc>
+          <w:tcPr/>
+          <w:p>
+            <w:pPr>
+              <w:pStyle w:val="Compact"/>
+            </w:pPr>
+            <w:r>
+              <w:t xml:space="preserve">Ops has acknowledged and is actively working it</w:t>
+            </w:r>
+          </w:p>
+        </w:tc>
+      </w:tr>
+    </w:tbl>
+    <w:p>
+      <w:pPr>
+        <w:numPr>
+          <w:ilvl w:val="0"/>
+          <w:numId w:val="1058"/>
+        </w:numPr>
+      </w:pPr>
+      <w:r>
+        <w:rPr>
+          <w:b/>
+          <w:bCs/>
+        </w:rPr>
         <w:t xml:space="preserve">Point out:</w:t>
       </w:r>
     </w:p>
@@ -5195,7 +6426,7 @@
         </w:numPr>
       </w:pPr>
       <w:r>
-        <w:t xml:space="preserve">Medication table with columns (Medication, Form, Dose, Wholesale, Retail, Status, Pharmacy, PA)</w:t>
+        <w:t xml:space="preserve">Status filter pills (All, Received, Matched, Unmatched, Processed, Archived)</w:t>
       </w:r>
     </w:p>
     <w:p>
@@ -5207,7 +6438,28 @@
         </w:numPr>
       </w:pPr>
       <w:r>
-        <w:t xml:space="preserve">CSV upload drag-and-drop area</w:t>
+        <w:t xml:space="preserve">Queue metrics in the header (</w:t>
+      </w:r>
+      <w:r>
+        <w:rPr>
+          <w:rStyle w:val="VerbatimChar"/>
+        </w:rPr>
+        <w:t xml:space="preserve">X new</w:t>
+      </w:r>
+      <w:r>
+        <w:t xml:space="preserve">,</w:t>
+      </w:r>
+      <w:r>
+        <w:t xml:space="preserve"> </w:t>
+      </w:r>
+      <w:r>
+        <w:rPr>
+          <w:rStyle w:val="VerbatimChar"/>
+        </w:rPr>
+        <w:t xml:space="preserve">Y unmatched</w:t>
+      </w:r>
+      <w:r>
+        <w:t xml:space="preserve">)</w:t>
       </w:r>
     </w:p>
     <w:p>
@@ -5219,6 +6471,140 @@
         </w:numPr>
       </w:pPr>
       <w:r>
+        <w:t xml:space="preserve">Click the Unmatched row to show the triage detail panel on the right</w:t>
+      </w:r>
+    </w:p>
+    <w:p>
+      <w:pPr>
+        <w:pStyle w:val="BlockText"/>
+      </w:pPr>
+      <w:r>
+        <w:t xml:space="preserve">“Tier 4 pharmacies respond via fax. Inbound faxes land here with OCR text preview. The system auto-matches against open orders — but when it can’t, the fax sits in Unmatched until a human decides what to do with it. Ops picks a disposition — Acknowledge, Reject, Query, or Manual Match — and the fax moves forward. Tier 1 and 2 pharmacies skip this entirely because their responses come via API.”</w:t>
+      </w:r>
+    </w:p>
+    <w:p>
+      <w:pPr>
+        <w:pStyle w:val="BlockText"/>
+      </w:pPr>
+      <w:r>
+        <w:rPr>
+          <w:b/>
+          <w:bCs/>
+        </w:rPr>
+        <w:t xml:space="preserve">Timestamps going stale?</w:t>
+      </w:r>
+      <w:r>
+        <w:t xml:space="preserve"> </w:t>
+      </w:r>
+      <w:r>
+        <w:t xml:space="preserve">Row timestamps are rendered relative (</w:t>
+      </w:r>
+      <w:r>
+        <w:t xml:space="preserve">“3 min ago”</w:t>
+      </w:r>
+      <w:r>
+        <w:t xml:space="preserve">). If they read</w:t>
+      </w:r>
+      <w:r>
+        <w:t xml:space="preserve"> </w:t>
+      </w:r>
+      <w:r>
+        <w:t xml:space="preserve">“3 days ago”</w:t>
+      </w:r>
+      <w:r>
+        <w:t xml:space="preserve"> </w:t>
+      </w:r>
+      <w:r>
+        <w:t xml:space="preserve">instead, the Refresh Demo Data button on /ops/demo-tools wasn’t clicked within ~24 hours of demo start — re-click it to reset the clock. See Pre-Demo Setup, Step 1.</w:t>
+      </w:r>
+    </w:p>
+    <w:bookmarkEnd w:id="34"/>
+    <w:bookmarkStart w:id="35" w:name="e-catalog-manager"/>
+    <w:p>
+      <w:pPr>
+        <w:pStyle w:val="Heading3"/>
+      </w:pPr>
+      <w:r>
+        <w:t xml:space="preserve">5E — Catalog Manager</w:t>
+      </w:r>
+    </w:p>
+    <w:p>
+      <w:pPr>
+        <w:pStyle w:val="Compact"/>
+        <w:numPr>
+          <w:ilvl w:val="0"/>
+          <w:numId w:val="1060"/>
+        </w:numPr>
+      </w:pPr>
+      <w:r>
+        <w:t xml:space="preserve">Click</w:t>
+      </w:r>
+      <w:r>
+        <w:t xml:space="preserve"> </w:t>
+      </w:r>
+      <w:r>
+        <w:rPr>
+          <w:b/>
+          <w:bCs/>
+        </w:rPr>
+        <w:t xml:space="preserve">“Catalog”</w:t>
+      </w:r>
+      <w:r>
+        <w:t xml:space="preserve"> </w:t>
+      </w:r>
+      <w:r>
+        <w:t xml:space="preserve">in the sidebar</w:t>
+      </w:r>
+    </w:p>
+    <w:p>
+      <w:pPr>
+        <w:pStyle w:val="Compact"/>
+        <w:numPr>
+          <w:ilvl w:val="0"/>
+          <w:numId w:val="1060"/>
+        </w:numPr>
+      </w:pPr>
+      <w:r>
+        <w:rPr>
+          <w:b/>
+          <w:bCs/>
+        </w:rPr>
+        <w:t xml:space="preserve">Point out:</w:t>
+      </w:r>
+    </w:p>
+    <w:p>
+      <w:pPr>
+        <w:pStyle w:val="Compact"/>
+        <w:numPr>
+          <w:ilvl w:val="1"/>
+          <w:numId w:val="1061"/>
+        </w:numPr>
+      </w:pPr>
+      <w:r>
+        <w:t xml:space="preserve">Medication table with columns (Medication, Form, Dose, Wholesale, Retail, Status, Pharmacy, PA)</w:t>
+      </w:r>
+    </w:p>
+    <w:p>
+      <w:pPr>
+        <w:pStyle w:val="Compact"/>
+        <w:numPr>
+          <w:ilvl w:val="1"/>
+          <w:numId w:val="1061"/>
+        </w:numPr>
+      </w:pPr>
+      <w:r>
+        <w:t xml:space="preserve">CSV upload drag-and-drop area</w:t>
+      </w:r>
+    </w:p>
+    <w:p>
+      <w:pPr>
+        <w:pStyle w:val="Compact"/>
+        <w:numPr>
+          <w:ilvl w:val="1"/>
+          <w:numId w:val="1061"/>
+        </w:numPr>
+      </w:pPr>
+      <w:r>
         <w:t xml:space="preserve">Manual entry form</w:t>
       </w:r>
     </w:p>
@@ -5227,7 +6613,7 @@
         <w:pStyle w:val="Compact"/>
         <w:numPr>
           <w:ilvl w:val="1"/>
-          <w:numId w:val="1059"/>
+          <w:numId w:val="1061"/>
         </w:numPr>
       </w:pPr>
       <w:r>
@@ -5240,6 +6626,328 @@
       </w:pPr>
       <w:r>
         <w:t xml:space="preserve">“The medication catalog is the pricing foundation. Catalogs come in via CSV upload, API sync, or manual entry. Every change is versioned. Price changes over 10% get flagged for review. And the normalized view lets you compare the same medication across pharmacies.”</w:t>
+      </w:r>
+    </w:p>
+    <w:bookmarkEnd w:id="35"/>
+    <w:bookmarkStart w:id="36" w:name="X2327678191133771e7f976039d12646ed7d5d0d"/>
+    <w:p>
+      <w:pPr>
+        <w:pStyle w:val="Heading3"/>
+      </w:pPr>
+      <w:r>
+        <w:t xml:space="preserve">5F — Demo Tools (operator-only, hidden from the investor tour)</w:t>
+      </w:r>
+    </w:p>
+    <w:p>
+      <w:pPr>
+        <w:pStyle w:val="BlockText"/>
+      </w:pPr>
+      <w:r>
+        <w:t xml:space="preserve">This section is</w:t>
+      </w:r>
+      <w:r>
+        <w:t xml:space="preserve"> </w:t>
+      </w:r>
+      <w:r>
+        <w:rPr>
+          <w:b/>
+          <w:bCs/>
+        </w:rPr>
+        <w:t xml:space="preserve">only visible to the presenter</w:t>
+      </w:r>
+      <w:r>
+        <w:t xml:space="preserve"> </w:t>
+      </w:r>
+      <w:r>
+        <w:t xml:space="preserve">when rehearsing. During a live investor demo the Demo Tools nav tab is hidden (env flag</w:t>
+      </w:r>
+      <w:r>
+        <w:t xml:space="preserve"> </w:t>
+      </w:r>
+      <w:r>
+        <w:rPr>
+          <w:rStyle w:val="VerbatimChar"/>
+        </w:rPr>
+        <w:t xml:space="preserve">NEXT_PUBLIC_SHOW_DEMO_TOOLS</w:t>
+      </w:r>
+      <w:r>
+        <w:t xml:space="preserve"> </w:t>
+      </w:r>
+      <w:r>
+        <w:t xml:space="preserve">left unset — PR #4), so the investor audience never sees a</w:t>
+      </w:r>
+      <w:r>
+        <w:t xml:space="preserve"> </w:t>
+      </w:r>
+      <w:r>
+        <w:t xml:space="preserve">“Demo Tools”</w:t>
+      </w:r>
+      <w:r>
+        <w:t xml:space="preserve"> </w:t>
+      </w:r>
+      <w:r>
+        <w:t xml:space="preserve">link that would telegraph POC. The page itself stays reachable by direct URL (</w:t>
+      </w:r>
+      <w:r>
+        <w:rPr>
+          <w:rStyle w:val="VerbatimChar"/>
+        </w:rPr>
+        <w:t xml:space="preserve">/ops/demo-tools</w:t>
+      </w:r>
+      <w:r>
+        <w:t xml:space="preserve">) for credential-reset workflows. To show the tab during internal QA or a scripted rehearsal, set</w:t>
+      </w:r>
+      <w:r>
+        <w:t xml:space="preserve"> </w:t>
+      </w:r>
+      <w:r>
+        <w:rPr>
+          <w:rStyle w:val="VerbatimChar"/>
+        </w:rPr>
+        <w:t xml:space="preserve">NEXT_PUBLIC_SHOW_DEMO_TOOLS=true</w:t>
+      </w:r>
+      <w:r>
+        <w:t xml:space="preserve"> </w:t>
+      </w:r>
+      <w:r>
+        <w:t xml:space="preserve">in Vercel env.</w:t>
+      </w:r>
+    </w:p>
+    <w:p>
+      <w:pPr>
+        <w:pStyle w:val="FirstParagraph"/>
+      </w:pPr>
+      <w:r>
+        <w:t xml:space="preserve">The page exposes two operator-only buttons. Both are ops_admin session-gated and both are idempotent (safe to click repeatedly):</w:t>
+      </w:r>
+    </w:p>
+    <w:tbl>
+      <w:tblPr>
+        <w:tblStyle w:val="Table"/>
+        <w:tblW w:type="pct" w:w="5000"/>
+        <w:tblLayout w:type="fixed"/>
+        <w:tblLook w:firstRow="1" w:lastRow="0" w:firstColumn="0" w:lastColumn="0" w:noHBand="0" w:noVBand="0" w:val="0020"/>
+      </w:tblPr>
+      <w:tblGrid>
+        <w:gridCol w:w="1810"/>
+        <w:gridCol w:w="3168"/>
+        <w:gridCol w:w="2941"/>
+      </w:tblGrid>
+      <w:tr>
+        <w:trPr>
+          <w:tblHeader w:val="on"/>
+        </w:trPr>
+        <w:tc>
+          <w:tcPr/>
+          <w:p>
+            <w:pPr>
+              <w:pStyle w:val="Compact"/>
+            </w:pPr>
+            <w:r>
+              <w:t xml:space="preserve">Button</w:t>
+            </w:r>
+          </w:p>
+        </w:tc>
+        <w:tc>
+          <w:tcPr/>
+          <w:p>
+            <w:pPr>
+              <w:pStyle w:val="Compact"/>
+            </w:pPr>
+            <w:r>
+              <w:t xml:space="preserve">What it does</w:t>
+            </w:r>
+          </w:p>
+        </w:tc>
+        <w:tc>
+          <w:tcPr/>
+          <w:p>
+            <w:pPr>
+              <w:pStyle w:val="Compact"/>
+            </w:pPr>
+            <w:r>
+              <w:t xml:space="preserve">When to use</w:t>
+            </w:r>
+          </w:p>
+        </w:tc>
+      </w:tr>
+      <w:tr>
+        <w:tc>
+          <w:tcPr/>
+          <w:p>
+            <w:pPr>
+              <w:pStyle w:val="Compact"/>
+            </w:pPr>
+            <w:r>
+              <w:rPr>
+                <w:b/>
+                <w:bCs/>
+              </w:rPr>
+              <w:t xml:space="preserve">Reset Demo Credentials</w:t>
+            </w:r>
+          </w:p>
+        </w:tc>
+        <w:tc>
+          <w:tcPr/>
+          <w:p>
+            <w:pPr>
+              <w:pStyle w:val="Compact"/>
+            </w:pPr>
+            <w:r>
+              <w:t xml:space="preserve">Forces all four POC Supabase Auth accounts back to the canonical passwords shown in the Pre-Demo Setup credential table.</w:t>
+            </w:r>
+          </w:p>
+        </w:tc>
+        <w:tc>
+          <w:tcPr/>
+          <w:p>
+            <w:pPr>
+              <w:pStyle w:val="Compact"/>
+            </w:pPr>
+            <w:r>
+              <w:t xml:space="preserve">Any time a password is out of sync — usually after a Supabase project rotation or a manual reset.</w:t>
+            </w:r>
+          </w:p>
+        </w:tc>
+      </w:tr>
+      <w:tr>
+        <w:tc>
+          <w:tcPr/>
+          <w:p>
+            <w:pPr>
+              <w:pStyle w:val="Compact"/>
+            </w:pPr>
+            <w:r>
+              <w:rPr>
+                <w:b/>
+                <w:bCs/>
+              </w:rPr>
+              <w:t xml:space="preserve">Refresh Demo Data</w:t>
+            </w:r>
+          </w:p>
+        </w:tc>
+        <w:tc>
+          <w:tcPr/>
+          <w:p>
+            <w:pPr>
+              <w:pStyle w:val="Compact"/>
+            </w:pPr>
+            <w:r>
+              <w:t xml:space="preserve">Re-inserts 4 fresh Fax Triage rows + 200 fresh Adapter submissions (across all 5 pharmacies) with</w:t>
+            </w:r>
+            <w:r>
+              <w:t xml:space="preserve"> </w:t>
+            </w:r>
+            <w:r>
+              <w:rPr>
+                <w:rStyle w:val="VerbatimChar"/>
+              </w:rPr>
+              <w:t xml:space="preserve">created_at</w:t>
+            </w:r>
+            <w:r>
+              <w:t xml:space="preserve"> </w:t>
+            </w:r>
+            <w:r>
+              <w:t xml:space="preserve">timestamps anchored inside the 15-minute</w:t>
+            </w:r>
+            <w:r>
+              <w:t xml:space="preserve"> </w:t>
+            </w:r>
+            <w:r>
+              <w:t xml:space="preserve">“green”</w:t>
+            </w:r>
+            <w:r>
+              <w:t xml:space="preserve"> </w:t>
+            </w:r>
+            <w:r>
+              <w:t xml:space="preserve">adapter-health freshness window. Idempotent via</w:t>
+            </w:r>
+            <w:r>
+              <w:t xml:space="preserve"> </w:t>
+            </w:r>
+            <w:r>
+              <w:rPr>
+                <w:rStyle w:val="VerbatimChar"/>
+              </w:rPr>
+              <w:t xml:space="preserve">poc-seed-*</w:t>
+            </w:r>
+            <w:r>
+              <w:t xml:space="preserve"> </w:t>
+            </w:r>
+            <w:r>
+              <w:t xml:space="preserve">ID prefix + pharmacy-UUID allowlist; safe to click any time.</w:t>
+            </w:r>
+          </w:p>
+        </w:tc>
+        <w:tc>
+          <w:tcPr/>
+          <w:p>
+            <w:pPr>
+              <w:pStyle w:val="Compact"/>
+            </w:pPr>
+            <w:r>
+              <w:t xml:space="preserve">Right before every demo (≤10 min ahead). Also runs automatically at 5 AM UTC daily as a safety net.</w:t>
+            </w:r>
+          </w:p>
+        </w:tc>
+      </w:tr>
+    </w:tbl>
+    <w:p>
+      <w:pPr>
+        <w:pStyle w:val="BlockText"/>
+      </w:pPr>
+      <w:r>
+        <w:rPr>
+          <w:b/>
+          <w:bCs/>
+        </w:rPr>
+        <w:t xml:space="preserve">Recovery path — no terminal required:</w:t>
+      </w:r>
+      <w:r>
+        <w:t xml:space="preserve"> </w:t>
+      </w:r>
+      <w:r>
+        <w:t xml:space="preserve">If the ops_admin account itself is locked out (chicken-and-egg: can’t log in to click Reset Demo Credentials), open the Vercel dashboard → Crons tab →</w:t>
+      </w:r>
+      <w:r>
+        <w:t xml:space="preserve"> </w:t>
+      </w:r>
+      <w:r>
+        <w:rPr>
+          <w:rStyle w:val="VerbatimChar"/>
+        </w:rPr>
+        <w:t xml:space="preserve">/api/cron/poc-credential-sync</w:t>
+      </w:r>
+      <w:r>
+        <w:t xml:space="preserve"> </w:t>
+      </w:r>
+      <w:r>
+        <w:t xml:space="preserve">→</w:t>
+      </w:r>
+      <w:r>
+        <w:t xml:space="preserve"> </w:t>
+      </w:r>
+      <w:r>
+        <w:rPr>
+          <w:b/>
+          <w:bCs/>
+        </w:rPr>
+        <w:t xml:space="preserve">Run Now</w:t>
+      </w:r>
+      <w:r>
+        <w:t xml:space="preserve">. That endpoint is CRON_SECRET-gated rather than session-gated, so it works even when every POC account is locked out. The same cron also invokes Refresh Demo Data, so a</w:t>
+      </w:r>
+      <w:r>
+        <w:t xml:space="preserve"> </w:t>
+      </w:r>
+      <w:r>
+        <w:t xml:space="preserve">“Run Now”</w:t>
+      </w:r>
+      <w:r>
+        <w:t xml:space="preserve"> </w:t>
+      </w:r>
+      <w:r>
+        <w:t xml:space="preserve">click handles both jobs in one step.</w:t>
       </w:r>
     </w:p>
     <w:p>
@@ -5249,9 +6957,9 @@
         </w:pict>
       </w:r>
     </w:p>
-    <w:bookmarkEnd w:id="34"/>
-    <w:bookmarkEnd w:id="35"/>
-    <w:bookmarkStart w:id="39" w:name="X27570dffca2ddc5ec18f24291aec74d220817ad"/>
+    <w:bookmarkEnd w:id="36"/>
+    <w:bookmarkEnd w:id="37"/>
+    <w:bookmarkStart w:id="41" w:name="X27570dffca2ddc5ec18f24291aec74d220817ad"/>
     <w:p>
       <w:pPr>
         <w:pStyle w:val="Heading2"/>
@@ -5260,7 +6968,7 @@
         <w:t xml:space="preserve">Part 6: Architecture Highlights (3–5 minutes, no demo)</w:t>
       </w:r>
     </w:p>
-    <w:bookmarkStart w:id="36" w:name="the-4-tier-pharmacy-adapter"/>
+    <w:bookmarkStart w:id="38" w:name="the-4-tier-pharmacy-adapter"/>
     <w:p>
       <w:pPr>
         <w:pStyle w:val="Heading3"/>
@@ -5531,8 +7239,8 @@
         <w:t xml:space="preserve">“The routing is deterministic — always use the highest available tier. If it fails, cascade down. Fax is always the fallback. A single LifeFile API integration unlocks Empower, Belmar, UCP, and Strive — the largest pharmacy network in the country.”</w:t>
       </w:r>
     </w:p>
-    <w:bookmarkEnd w:id="36"/>
-    <w:bookmarkStart w:id="37" w:name="security-compliance"/>
+    <w:bookmarkEnd w:id="38"/>
+    <w:bookmarkStart w:id="39" w:name="security-compliance"/>
     <w:p>
       <w:pPr>
         <w:pStyle w:val="Heading3"/>
@@ -5585,8 +7293,8 @@
         <w:t xml:space="preserve">- All data at rest encrypted AES-256</w:t>
       </w:r>
     </w:p>
-    <w:bookmarkEnd w:id="37"/>
-    <w:bookmarkStart w:id="38" w:name="technology-stack"/>
+    <w:bookmarkEnd w:id="39"/>
+    <w:bookmarkStart w:id="40" w:name="technology-stack"/>
     <w:p>
       <w:pPr>
         <w:pStyle w:val="Heading3"/>
@@ -5610,9 +7318,9 @@
         </w:pict>
       </w:r>
     </w:p>
-    <w:bookmarkEnd w:id="38"/>
-    <w:bookmarkEnd w:id="39"/>
-    <w:bookmarkStart w:id="42" w:name="part-7-qa-wrap-up"/>
+    <w:bookmarkEnd w:id="40"/>
+    <w:bookmarkEnd w:id="41"/>
+    <w:bookmarkStart w:id="44" w:name="part-7-qa-wrap-up"/>
     <w:p>
       <w:pPr>
         <w:pStyle w:val="Heading2"/>
@@ -5621,7 +7329,7 @@
         <w:t xml:space="preserve">Part 7: Q&amp;A / Wrap-Up</w:t>
       </w:r>
     </w:p>
-    <w:bookmarkStart w:id="40" w:name="key-metrics-to-mention"/>
+    <w:bookmarkStart w:id="42" w:name="key-metrics-to-mention"/>
     <w:p>
       <w:pPr>
         <w:pStyle w:val="Heading3"/>
@@ -5837,8 +7545,8 @@
         </w:tc>
       </w:tr>
     </w:tbl>
-    <w:bookmarkEnd w:id="40"/>
-    <w:bookmarkStart w:id="41" w:name="common-questions"/>
+    <w:bookmarkEnd w:id="42"/>
+    <w:bookmarkStart w:id="43" w:name="common-questions"/>
     <w:p>
       <w:pPr>
         <w:pStyle w:val="Heading3"/>
@@ -5962,39 +7670,15 @@
         </w:pict>
       </w:r>
     </w:p>
-    <w:bookmarkEnd w:id="41"/>
-    <w:bookmarkEnd w:id="42"/>
-    <w:bookmarkStart w:id="43" w:name="post-demo-checklist"/>
+    <w:bookmarkEnd w:id="43"/>
+    <w:bookmarkEnd w:id="44"/>
+    <w:bookmarkStart w:id="45" w:name="post-demo-checklist"/>
     <w:p>
       <w:pPr>
         <w:pStyle w:val="Heading2"/>
       </w:pPr>
       <w:r>
         <w:t xml:space="preserve">Post-Demo Checklist</w:t>
-      </w:r>
-    </w:p>
-    <w:p>
-      <w:pPr>
-        <w:pStyle w:val="Compact"/>
-        <w:numPr>
-          <w:ilvl w:val="0"/>
-          <w:numId w:val="1060"/>
-        </w:numPr>
-      </w:pPr>
-      <w:r>
-        <w:t xml:space="preserve">Answer all questions</w:t>
-      </w:r>
-    </w:p>
-    <w:p>
-      <w:pPr>
-        <w:pStyle w:val="Compact"/>
-        <w:numPr>
-          <w:ilvl w:val="0"/>
-          <w:numId w:val="1061"/>
-        </w:numPr>
-      </w:pPr>
-      <w:r>
-        <w:t xml:space="preserve">Share POC URL if appropriate</w:t>
       </w:r>
     </w:p>
     <w:p>
@@ -6006,7 +7690,7 @@
         </w:numPr>
       </w:pPr>
       <w:r>
-        <w:t xml:space="preserve">Note any feedback or feature requests</w:t>
+        <w:t xml:space="preserve">Answer all questions</w:t>
       </w:r>
     </w:p>
     <w:p>
@@ -6018,11 +7702,35 @@
         </w:numPr>
       </w:pPr>
       <w:r>
+        <w:t xml:space="preserve">Share POC URL if appropriate</w:t>
+      </w:r>
+    </w:p>
+    <w:p>
+      <w:pPr>
+        <w:pStyle w:val="Compact"/>
+        <w:numPr>
+          <w:ilvl w:val="0"/>
+          <w:numId w:val="1064"/>
+        </w:numPr>
+      </w:pPr>
+      <w:r>
+        <w:t xml:space="preserve">Note any feedback or feature requests</w:t>
+      </w:r>
+    </w:p>
+    <w:p>
+      <w:pPr>
+        <w:pStyle w:val="Compact"/>
+        <w:numPr>
+          <w:ilvl w:val="0"/>
+          <w:numId w:val="1065"/>
+        </w:numPr>
+      </w:pPr>
+      <w:r>
         <w:t xml:space="preserve">Schedule follow-up if interest</w:t>
       </w:r>
     </w:p>
-    <w:bookmarkEnd w:id="43"/>
-    <w:bookmarkEnd w:id="44"/>
+    <w:bookmarkEnd w:id="45"/>
+    <w:bookmarkEnd w:id="46"/>
     <w:sectPr>
       <w:footnotePr>
         <w:numRestart w:val="eachSect"/>
@@ -8191,6 +9899,91 @@
       </w:pPr>
     </w:lvl>
   </w:abstractNum>
+  <w:abstractNum w:abstractNumId="99711">
+    <w:nsid w:val="00A99711"/>
+    <w:multiLevelType w:val="multilevel"/>
+    <w:lvl w:ilvl="0">
+      <w:start w:val="1"/>
+      <w:numFmt w:val="lowerLetter"/>
+      <w:lvlText w:val="%1."/>
+      <w:lvlJc w:val="left"/>
+      <w:pPr>
+        <w:ind w:left="720" w:hanging="360"/>
+      </w:pPr>
+    </w:lvl>
+    <w:lvl w:ilvl="1">
+      <w:start w:val="1"/>
+      <w:numFmt w:val="lowerLetter"/>
+      <w:lvlText w:val="%2."/>
+      <w:lvlJc w:val="left"/>
+      <w:pPr>
+        <w:ind w:left="1440" w:hanging="360"/>
+      </w:pPr>
+    </w:lvl>
+    <w:lvl w:ilvl="2">
+      <w:start w:val="1"/>
+      <w:numFmt w:val="lowerLetter"/>
+      <w:lvlText w:val="%3."/>
+      <w:lvlJc w:val="left"/>
+      <w:pPr>
+        <w:ind w:left="2160" w:hanging="360"/>
+      </w:pPr>
+    </w:lvl>
+    <w:lvl w:ilvl="3">
+      <w:start w:val="1"/>
+      <w:numFmt w:val="lowerLetter"/>
+      <w:lvlText w:val="%4."/>
+      <w:lvlJc w:val="left"/>
+      <w:pPr>
+        <w:ind w:left="2880" w:hanging="360"/>
+      </w:pPr>
+    </w:lvl>
+    <w:lvl w:ilvl="4">
+      <w:start w:val="1"/>
+      <w:numFmt w:val="lowerLetter"/>
+      <w:lvlText w:val="%5."/>
+      <w:lvlJc w:val="left"/>
+      <w:pPr>
+        <w:ind w:left="3600" w:hanging="360"/>
+      </w:pPr>
+    </w:lvl>
+    <w:lvl w:ilvl="5">
+      <w:start w:val="1"/>
+      <w:numFmt w:val="lowerLetter"/>
+      <w:lvlText w:val="%6."/>
+      <w:lvlJc w:val="left"/>
+      <w:pPr>
+        <w:ind w:left="4320" w:hanging="360"/>
+      </w:pPr>
+    </w:lvl>
+    <w:lvl w:ilvl="6">
+      <w:start w:val="1"/>
+      <w:numFmt w:val="lowerLetter"/>
+      <w:lvlText w:val="%7."/>
+      <w:lvlJc w:val="left"/>
+      <w:pPr>
+        <w:ind w:left="5040" w:hanging="360"/>
+      </w:pPr>
+    </w:lvl>
+    <w:lvl w:ilvl="7">
+      <w:start w:val="1"/>
+      <w:numFmt w:val="lowerLetter"/>
+      <w:lvlText w:val="%8."/>
+      <w:lvlJc w:val="left"/>
+      <w:pPr>
+        <w:ind w:left="5760" w:hanging="360"/>
+      </w:pPr>
+    </w:lvl>
+    <w:lvl w:ilvl="8">
+      <w:start w:val="1"/>
+      <w:numFmt w:val="lowerLetter"/>
+      <w:lvlText w:val="%9."/>
+      <w:lvlJc w:val="left"/>
+      <w:pPr>
+        <w:ind w:left="6480" w:hanging="360"/>
+      </w:pPr>
+    </w:lvl>
+  </w:abstractNum>
   <w:abstractNum w:abstractNumId="99419">
     <w:nsid w:val="00A99419"/>
     <w:multiLevelType w:val="multilevel"/>
@@ -8276,11 +10069,11 @@
       </w:pPr>
     </w:lvl>
   </w:abstractNum>
-  <w:abstractNum w:abstractNumId="994112">
-    <w:nsid w:val="0A994112"/>
+  <w:abstractNum w:abstractNumId="994113">
+    <w:nsid w:val="0A994113"/>
     <w:multiLevelType w:val="multilevel"/>
     <w:lvl w:ilvl="0">
-      <w:start w:val="12"/>
+      <w:start w:val="13"/>
       <w:numFmt w:val="decimal"/>
       <w:lvlText w:val="%1."/>
       <w:lvlJc w:val="left"/>
@@ -8289,7 +10082,7 @@
       </w:pPr>
     </w:lvl>
     <w:lvl w:ilvl="1">
-      <w:start w:val="12"/>
+      <w:start w:val="13"/>
       <w:numFmt w:val="decimal"/>
       <w:lvlText w:val="%2."/>
       <w:lvlJc w:val="left"/>
@@ -8298,7 +10091,7 @@
       </w:pPr>
     </w:lvl>
     <w:lvl w:ilvl="2">
-      <w:start w:val="12"/>
+      <w:start w:val="13"/>
       <w:numFmt w:val="decimal"/>
       <w:lvlText w:val="%3."/>
       <w:lvlJc w:val="left"/>
@@ -8307,7 +10100,7 @@
       </w:pPr>
     </w:lvl>
     <w:lvl w:ilvl="3">
-      <w:start w:val="12"/>
+      <w:start w:val="13"/>
       <w:numFmt w:val="decimal"/>
       <w:lvlText w:val="%4."/>
       <w:lvlJc w:val="left"/>
@@ -8316,7 +10109,7 @@
       </w:pPr>
     </w:lvl>
     <w:lvl w:ilvl="4">
-      <w:start w:val="12"/>
+      <w:start w:val="13"/>
       <w:numFmt w:val="decimal"/>
       <w:lvlText w:val="%5."/>
       <w:lvlJc w:val="left"/>
@@ -8325,7 +10118,7 @@
       </w:pPr>
     </w:lvl>
     <w:lvl w:ilvl="5">
-      <w:start w:val="12"/>
+      <w:start w:val="13"/>
       <w:numFmt w:val="decimal"/>
       <w:lvlText w:val="%6."/>
       <w:lvlJc w:val="left"/>
@@ -8334,7 +10127,7 @@
       </w:pPr>
     </w:lvl>
     <w:lvl w:ilvl="6">
-      <w:start w:val="12"/>
+      <w:start w:val="13"/>
       <w:numFmt w:val="decimal"/>
       <w:lvlText w:val="%7."/>
       <w:lvlJc w:val="left"/>
@@ -8343,7 +10136,7 @@
       </w:pPr>
     </w:lvl>
     <w:lvl w:ilvl="7">
-      <w:start w:val="12"/>
+      <w:start w:val="13"/>
       <w:numFmt w:val="decimal"/>
       <w:lvlText w:val="%8."/>
       <w:lvlJc w:val="left"/>
@@ -8352,7 +10145,92 @@
       </w:pPr>
     </w:lvl>
     <w:lvl w:ilvl="8">
-      <w:start w:val="12"/>
+      <w:start w:val="13"/>
+      <w:numFmt w:val="decimal"/>
+      <w:lvlText w:val="%9."/>
+      <w:lvlJc w:val="left"/>
+      <w:pPr>
+        <w:ind w:left="6480" w:hanging="360"/>
+      </w:pPr>
+    </w:lvl>
+  </w:abstractNum>
+  <w:abstractNum w:abstractNumId="994116">
+    <w:nsid w:val="0A994116"/>
+    <w:multiLevelType w:val="multilevel"/>
+    <w:lvl w:ilvl="0">
+      <w:start w:val="16"/>
+      <w:numFmt w:val="decimal"/>
+      <w:lvlText w:val="%1."/>
+      <w:lvlJc w:val="left"/>
+      <w:pPr>
+        <w:ind w:left="720" w:hanging="360"/>
+      </w:pPr>
+    </w:lvl>
+    <w:lvl w:ilvl="1">
+      <w:start w:val="16"/>
+      <w:numFmt w:val="decimal"/>
+      <w:lvlText w:val="%2."/>
+      <w:lvlJc w:val="left"/>
+      <w:pPr>
+        <w:ind w:left="1440" w:hanging="360"/>
+      </w:pPr>
+    </w:lvl>
+    <w:lvl w:ilvl="2">
+      <w:start w:val="16"/>
+      <w:numFmt w:val="decimal"/>
+      <w:lvlText w:val="%3."/>
+      <w:lvlJc w:val="left"/>
+      <w:pPr>
+        <w:ind w:left="2160" w:hanging="360"/>
+      </w:pPr>
+    </w:lvl>
+    <w:lvl w:ilvl="3">
+      <w:start w:val="16"/>
+      <w:numFmt w:val="decimal"/>
+      <w:lvlText w:val="%4."/>
+      <w:lvlJc w:val="left"/>
+      <w:pPr>
+        <w:ind w:left="2880" w:hanging="360"/>
+      </w:pPr>
+    </w:lvl>
+    <w:lvl w:ilvl="4">
+      <w:start w:val="16"/>
+      <w:numFmt w:val="decimal"/>
+      <w:lvlText w:val="%5."/>
+      <w:lvlJc w:val="left"/>
+      <w:pPr>
+        <w:ind w:left="3600" w:hanging="360"/>
+      </w:pPr>
+    </w:lvl>
+    <w:lvl w:ilvl="5">
+      <w:start w:val="16"/>
+      <w:numFmt w:val="decimal"/>
+      <w:lvlText w:val="%6."/>
+      <w:lvlJc w:val="left"/>
+      <w:pPr>
+        <w:ind w:left="4320" w:hanging="360"/>
+      </w:pPr>
+    </w:lvl>
+    <w:lvl w:ilvl="6">
+      <w:start w:val="16"/>
+      <w:numFmt w:val="decimal"/>
+      <w:lvlText w:val="%7."/>
+      <w:lvlJc w:val="left"/>
+      <w:pPr>
+        <w:ind w:left="5040" w:hanging="360"/>
+      </w:pPr>
+    </w:lvl>
+    <w:lvl w:ilvl="7">
+      <w:start w:val="16"/>
+      <w:numFmt w:val="decimal"/>
+      <w:lvlText w:val="%8."/>
+      <w:lvlJc w:val="left"/>
+      <w:pPr>
+        <w:ind w:left="5760" w:hanging="360"/>
+      </w:pPr>
+    </w:lvl>
+    <w:lvl w:ilvl="8">
+      <w:start w:val="16"/>
       <w:numFmt w:val="decimal"/>
       <w:lvlText w:val="%9."/>
       <w:lvlJc w:val="left"/>
@@ -8471,34 +10349,7 @@
     </w:lvlOverride>
   </w:num>
   <w:num w:numId="1002">
-    <w:abstractNumId w:val="99411"/>
-    <w:lvlOverride w:ilvl="0">
-      <w:startOverride w:val="1"/>
-    </w:lvlOverride>
-    <w:lvlOverride w:ilvl="1">
-      <w:startOverride w:val="1"/>
-    </w:lvlOverride>
-    <w:lvlOverride w:ilvl="2">
-      <w:startOverride w:val="1"/>
-    </w:lvlOverride>
-    <w:lvlOverride w:ilvl="3">
-      <w:startOverride w:val="1"/>
-    </w:lvlOverride>
-    <w:lvlOverride w:ilvl="4">
-      <w:startOverride w:val="1"/>
-    </w:lvlOverride>
-    <w:lvlOverride w:ilvl="5">
-      <w:startOverride w:val="1"/>
-    </w:lvlOverride>
-    <w:lvlOverride w:ilvl="6">
-      <w:startOverride w:val="1"/>
-    </w:lvlOverride>
-    <w:lvlOverride w:ilvl="7">
-      <w:startOverride w:val="1"/>
-    </w:lvlOverride>
-    <w:lvlOverride w:ilvl="8">
-      <w:startOverride w:val="1"/>
-    </w:lvlOverride>
+    <w:abstractNumId w:val="991"/>
   </w:num>
   <w:num w:numId="1003">
     <w:abstractNumId w:val="99411"/>
@@ -8531,9 +10382,39 @@
     </w:lvlOverride>
   </w:num>
   <w:num w:numId="1004">
+    <w:abstractNumId w:val="99411"/>
+    <w:lvlOverride w:ilvl="0">
+      <w:startOverride w:val="1"/>
+    </w:lvlOverride>
+    <w:lvlOverride w:ilvl="1">
+      <w:startOverride w:val="1"/>
+    </w:lvlOverride>
+    <w:lvlOverride w:ilvl="2">
+      <w:startOverride w:val="1"/>
+    </w:lvlOverride>
+    <w:lvlOverride w:ilvl="3">
+      <w:startOverride w:val="1"/>
+    </w:lvlOverride>
+    <w:lvlOverride w:ilvl="4">
+      <w:startOverride w:val="1"/>
+    </w:lvlOverride>
+    <w:lvlOverride w:ilvl="5">
+      <w:startOverride w:val="1"/>
+    </w:lvlOverride>
+    <w:lvlOverride w:ilvl="6">
+      <w:startOverride w:val="1"/>
+    </w:lvlOverride>
+    <w:lvlOverride w:ilvl="7">
+      <w:startOverride w:val="1"/>
+    </w:lvlOverride>
+    <w:lvlOverride w:ilvl="8">
+      <w:startOverride w:val="1"/>
+    </w:lvlOverride>
+  </w:num>
+  <w:num w:numId="1005">
     <w:abstractNumId w:val="991"/>
   </w:num>
-  <w:num w:numId="1005">
+  <w:num w:numId="1006">
     <w:abstractNumId w:val="99413"/>
     <w:lvlOverride w:ilvl="0">
       <w:startOverride w:val="3"/>
@@ -8563,7 +10444,7 @@
       <w:startOverride w:val="3"/>
     </w:lvlOverride>
   </w:num>
-  <w:num w:numId="1006">
+  <w:num w:numId="1007">
     <w:abstractNumId w:val="99415"/>
     <w:lvlOverride w:ilvl="0">
       <w:startOverride w:val="5"/>
@@ -8593,7 +10474,7 @@
       <w:startOverride w:val="5"/>
     </w:lvlOverride>
   </w:num>
-  <w:num w:numId="1007">
+  <w:num w:numId="1008">
     <w:abstractNumId w:val="99418"/>
     <w:lvlOverride w:ilvl="0">
       <w:startOverride w:val="8"/>
@@ -8623,7 +10504,7 @@
       <w:startOverride w:val="8"/>
     </w:lvlOverride>
   </w:num>
-  <w:num w:numId="1008">
+  <w:num w:numId="1009">
     <w:abstractNumId w:val="994110"/>
     <w:lvlOverride w:ilvl="0">
       <w:startOverride w:val="10"/>
@@ -8653,7 +10534,7 @@
       <w:startOverride w:val="10"/>
     </w:lvlOverride>
   </w:num>
-  <w:num w:numId="1009">
+  <w:num w:numId="1010">
     <w:abstractNumId w:val="99411"/>
     <w:lvlOverride w:ilvl="0">
       <w:startOverride w:val="1"/>
@@ -8683,10 +10564,10 @@
       <w:startOverride w:val="1"/>
     </w:lvlOverride>
   </w:num>
-  <w:num w:numId="1010">
+  <w:num w:numId="1011">
     <w:abstractNumId w:val="991"/>
   </w:num>
-  <w:num w:numId="1011">
+  <w:num w:numId="1012">
     <w:abstractNumId w:val="99414"/>
     <w:lvlOverride w:ilvl="0">
       <w:startOverride w:val="4"/>
@@ -8716,10 +10597,10 @@
       <w:startOverride w:val="4"/>
     </w:lvlOverride>
   </w:num>
-  <w:num w:numId="1012">
+  <w:num w:numId="1013">
     <w:abstractNumId w:val="991"/>
   </w:num>
-  <w:num w:numId="1013">
+  <w:num w:numId="1014">
     <w:abstractNumId w:val="99416"/>
     <w:lvlOverride w:ilvl="0">
       <w:startOverride w:val="6"/>
@@ -8749,10 +10630,10 @@
       <w:startOverride w:val="6"/>
     </w:lvlOverride>
   </w:num>
-  <w:num w:numId="1014">
+  <w:num w:numId="1015">
     <w:abstractNumId w:val="991"/>
   </w:num>
-  <w:num w:numId="1015">
+  <w:num w:numId="1016">
     <w:abstractNumId w:val="99418"/>
     <w:lvlOverride w:ilvl="0">
       <w:startOverride w:val="8"/>
@@ -8782,7 +10663,7 @@
       <w:startOverride w:val="8"/>
     </w:lvlOverride>
   </w:num>
-  <w:num w:numId="1016">
+  <w:num w:numId="1017">
     <w:abstractNumId w:val="994111"/>
     <w:lvlOverride w:ilvl="0">
       <w:startOverride w:val="11"/>
@@ -8812,7 +10693,7 @@
       <w:startOverride w:val="11"/>
     </w:lvlOverride>
   </w:num>
-  <w:num w:numId="1017">
+  <w:num w:numId="1018">
     <w:abstractNumId w:val="994114"/>
     <w:lvlOverride w:ilvl="0">
       <w:startOverride w:val="14"/>
@@ -8842,7 +10723,7 @@
       <w:startOverride w:val="14"/>
     </w:lvlOverride>
   </w:num>
-  <w:num w:numId="1018">
+  <w:num w:numId="1019">
     <w:abstractNumId w:val="994117"/>
     <w:lvlOverride w:ilvl="0">
       <w:startOverride w:val="17"/>
@@ -8872,10 +10753,10 @@
       <w:startOverride w:val="17"/>
     </w:lvlOverride>
   </w:num>
-  <w:num w:numId="1019">
+  <w:num w:numId="1020">
     <w:abstractNumId w:val="991"/>
   </w:num>
-  <w:num w:numId="1020">
+  <w:num w:numId="1021">
     <w:abstractNumId w:val="994122"/>
     <w:lvlOverride w:ilvl="0">
       <w:startOverride w:val="22"/>
@@ -8905,7 +10786,7 @@
       <w:startOverride w:val="22"/>
     </w:lvlOverride>
   </w:num>
-  <w:num w:numId="1021">
+  <w:num w:numId="1022">
     <w:abstractNumId w:val="994123"/>
     <w:lvlOverride w:ilvl="0">
       <w:startOverride w:val="23"/>
@@ -8935,7 +10816,7 @@
       <w:startOverride w:val="23"/>
     </w:lvlOverride>
   </w:num>
-  <w:num w:numId="1022">
+  <w:num w:numId="1023">
     <w:abstractNumId w:val="994125"/>
     <w:lvlOverride w:ilvl="0">
       <w:startOverride w:val="25"/>
@@ -8965,7 +10846,7 @@
       <w:startOverride w:val="25"/>
     </w:lvlOverride>
   </w:num>
-  <w:num w:numId="1023">
+  <w:num w:numId="1024">
     <w:abstractNumId w:val="994126"/>
     <w:lvlOverride w:ilvl="0">
       <w:startOverride w:val="26"/>
@@ -8995,7 +10876,7 @@
       <w:startOverride w:val="26"/>
     </w:lvlOverride>
   </w:num>
-  <w:num w:numId="1024">
+  <w:num w:numId="1025">
     <w:abstractNumId w:val="994128"/>
     <w:lvlOverride w:ilvl="0">
       <w:startOverride w:val="28"/>
@@ -9025,10 +10906,10 @@
       <w:startOverride w:val="28"/>
     </w:lvlOverride>
   </w:num>
-  <w:num w:numId="1025">
+  <w:num w:numId="1026">
     <w:abstractNumId w:val="991"/>
   </w:num>
-  <w:num w:numId="1026">
+  <w:num w:numId="1027">
     <w:abstractNumId w:val="994129"/>
     <w:lvlOverride w:ilvl="0">
       <w:startOverride w:val="29"/>
@@ -9058,7 +10939,7 @@
       <w:startOverride w:val="29"/>
     </w:lvlOverride>
   </w:num>
-  <w:num w:numId="1027">
+  <w:num w:numId="1028">
     <w:abstractNumId w:val="994134"/>
     <w:lvlOverride w:ilvl="0">
       <w:startOverride w:val="34"/>
@@ -9088,10 +10969,10 @@
       <w:startOverride w:val="34"/>
     </w:lvlOverride>
   </w:num>
-  <w:num w:numId="1028">
+  <w:num w:numId="1029">
     <w:abstractNumId w:val="991"/>
   </w:num>
-  <w:num w:numId="1029">
+  <w:num w:numId="1030">
     <w:abstractNumId w:val="994135"/>
     <w:lvlOverride w:ilvl="0">
       <w:startOverride w:val="35"/>
@@ -9121,7 +11002,7 @@
       <w:startOverride w:val="35"/>
     </w:lvlOverride>
   </w:num>
-  <w:num w:numId="1030">
+  <w:num w:numId="1031">
     <w:abstractNumId w:val="994138"/>
     <w:lvlOverride w:ilvl="0">
       <w:startOverride w:val="38"/>
@@ -9151,7 +11032,7 @@
       <w:startOverride w:val="38"/>
     </w:lvlOverride>
   </w:num>
-  <w:num w:numId="1031">
+  <w:num w:numId="1032">
     <w:abstractNumId w:val="994144"/>
     <w:lvlOverride w:ilvl="0">
       <w:startOverride w:val="44"/>
@@ -9181,7 +11062,7 @@
       <w:startOverride w:val="44"/>
     </w:lvlOverride>
   </w:num>
-  <w:num w:numId="1032">
+  <w:num w:numId="1033">
     <w:abstractNumId w:val="994149"/>
     <w:lvlOverride w:ilvl="0">
       <w:startOverride w:val="49"/>
@@ -9211,7 +11092,7 @@
       <w:startOverride w:val="49"/>
     </w:lvlOverride>
   </w:num>
-  <w:num w:numId="1033">
+  <w:num w:numId="1034">
     <w:abstractNumId w:val="994152"/>
     <w:lvlOverride w:ilvl="0">
       <w:startOverride w:val="52"/>
@@ -9241,7 +11122,7 @@
       <w:startOverride w:val="52"/>
     </w:lvlOverride>
   </w:num>
-  <w:num w:numId="1034">
+  <w:num w:numId="1035">
     <w:abstractNumId w:val="994153"/>
     <w:lvlOverride w:ilvl="0">
       <w:startOverride w:val="53"/>
@@ -9271,7 +11152,37 @@
       <w:startOverride w:val="53"/>
     </w:lvlOverride>
   </w:num>
-  <w:num w:numId="1035">
+  <w:num w:numId="1036">
+    <w:abstractNumId w:val="99711"/>
+    <w:lvlOverride w:ilvl="0">
+      <w:startOverride w:val="1"/>
+    </w:lvlOverride>
+    <w:lvlOverride w:ilvl="1">
+      <w:startOverride w:val="1"/>
+    </w:lvlOverride>
+    <w:lvlOverride w:ilvl="2">
+      <w:startOverride w:val="1"/>
+    </w:lvlOverride>
+    <w:lvlOverride w:ilvl="3">
+      <w:startOverride w:val="1"/>
+    </w:lvlOverride>
+    <w:lvlOverride w:ilvl="4">
+      <w:startOverride w:val="1"/>
+    </w:lvlOverride>
+    <w:lvlOverride w:ilvl="5">
+      <w:startOverride w:val="1"/>
+    </w:lvlOverride>
+    <w:lvlOverride w:ilvl="6">
+      <w:startOverride w:val="1"/>
+    </w:lvlOverride>
+    <w:lvlOverride w:ilvl="7">
+      <w:startOverride w:val="1"/>
+    </w:lvlOverride>
+    <w:lvlOverride w:ilvl="8">
+      <w:startOverride w:val="1"/>
+    </w:lvlOverride>
+  </w:num>
+  <w:num w:numId="1037">
     <w:abstractNumId w:val="99411"/>
     <w:lvlOverride w:ilvl="0">
       <w:startOverride w:val="1"/>
@@ -9301,10 +11212,10 @@
       <w:startOverride w:val="1"/>
     </w:lvlOverride>
   </w:num>
-  <w:num w:numId="1036">
+  <w:num w:numId="1038">
     <w:abstractNumId w:val="991"/>
   </w:num>
-  <w:num w:numId="1037">
+  <w:num w:numId="1039">
     <w:abstractNumId w:val="99413"/>
     <w:lvlOverride w:ilvl="0">
       <w:startOverride w:val="3"/>
@@ -9334,7 +11245,7 @@
       <w:startOverride w:val="3"/>
     </w:lvlOverride>
   </w:num>
-  <w:num w:numId="1038">
+  <w:num w:numId="1040">
     <w:abstractNumId w:val="99414"/>
     <w:lvlOverride w:ilvl="0">
       <w:startOverride w:val="4"/>
@@ -9364,7 +11275,7 @@
       <w:startOverride w:val="4"/>
     </w:lvlOverride>
   </w:num>
-  <w:num w:numId="1039">
+  <w:num w:numId="1041">
     <w:abstractNumId w:val="99418"/>
     <w:lvlOverride w:ilvl="0">
       <w:startOverride w:val="8"/>
@@ -9394,13 +11305,13 @@
       <w:startOverride w:val="8"/>
     </w:lvlOverride>
   </w:num>
-  <w:num w:numId="1040">
+  <w:num w:numId="1042">
     <w:abstractNumId w:val="991"/>
   </w:num>
-  <w:num w:numId="1041">
+  <w:num w:numId="1043">
     <w:abstractNumId w:val="991"/>
   </w:num>
-  <w:num w:numId="1042">
+  <w:num w:numId="1044">
     <w:abstractNumId w:val="99419"/>
     <w:lvlOverride w:ilvl="0">
       <w:startOverride w:val="9"/>
@@ -9430,7 +11341,7 @@
       <w:startOverride w:val="9"/>
     </w:lvlOverride>
   </w:num>
-  <w:num w:numId="1043">
+  <w:num w:numId="1045">
     <w:abstractNumId w:val="994110"/>
     <w:lvlOverride w:ilvl="0">
       <w:startOverride w:val="10"/>
@@ -9458,111 +11369,111 @@
     </w:lvlOverride>
     <w:lvlOverride w:ilvl="8">
       <w:startOverride w:val="10"/>
-    </w:lvlOverride>
-  </w:num>
-  <w:num w:numId="1044">
-    <w:abstractNumId w:val="991"/>
-  </w:num>
-  <w:num w:numId="1045">
-    <w:abstractNumId w:val="99411"/>
-    <w:lvlOverride w:ilvl="0">
-      <w:startOverride w:val="1"/>
-    </w:lvlOverride>
-    <w:lvlOverride w:ilvl="1">
-      <w:startOverride w:val="1"/>
-    </w:lvlOverride>
-    <w:lvlOverride w:ilvl="2">
-      <w:startOverride w:val="1"/>
-    </w:lvlOverride>
-    <w:lvlOverride w:ilvl="3">
-      <w:startOverride w:val="1"/>
-    </w:lvlOverride>
-    <w:lvlOverride w:ilvl="4">
-      <w:startOverride w:val="1"/>
-    </w:lvlOverride>
-    <w:lvlOverride w:ilvl="5">
-      <w:startOverride w:val="1"/>
-    </w:lvlOverride>
-    <w:lvlOverride w:ilvl="6">
-      <w:startOverride w:val="1"/>
-    </w:lvlOverride>
-    <w:lvlOverride w:ilvl="7">
-      <w:startOverride w:val="1"/>
-    </w:lvlOverride>
-    <w:lvlOverride w:ilvl="8">
-      <w:startOverride w:val="1"/>
     </w:lvlOverride>
   </w:num>
   <w:num w:numId="1046">
     <w:abstractNumId w:val="991"/>
   </w:num>
   <w:num w:numId="1047">
-    <w:abstractNumId w:val="99414"/>
+    <w:abstractNumId w:val="99411"/>
     <w:lvlOverride w:ilvl="0">
-      <w:startOverride w:val="4"/>
+      <w:startOverride w:val="1"/>
     </w:lvlOverride>
     <w:lvlOverride w:ilvl="1">
-      <w:startOverride w:val="4"/>
+      <w:startOverride w:val="1"/>
     </w:lvlOverride>
     <w:lvlOverride w:ilvl="2">
-      <w:startOverride w:val="4"/>
+      <w:startOverride w:val="1"/>
     </w:lvlOverride>
     <w:lvlOverride w:ilvl="3">
-      <w:startOverride w:val="4"/>
+      <w:startOverride w:val="1"/>
     </w:lvlOverride>
     <w:lvlOverride w:ilvl="4">
-      <w:startOverride w:val="4"/>
+      <w:startOverride w:val="1"/>
     </w:lvlOverride>
     <w:lvlOverride w:ilvl="5">
-      <w:startOverride w:val="4"/>
+      <w:startOverride w:val="1"/>
     </w:lvlOverride>
     <w:lvlOverride w:ilvl="6">
-      <w:startOverride w:val="4"/>
+      <w:startOverride w:val="1"/>
     </w:lvlOverride>
     <w:lvlOverride w:ilvl="7">
-      <w:startOverride w:val="4"/>
+      <w:startOverride w:val="1"/>
     </w:lvlOverride>
     <w:lvlOverride w:ilvl="8">
-      <w:startOverride w:val="4"/>
+      <w:startOverride w:val="1"/>
     </w:lvlOverride>
   </w:num>
   <w:num w:numId="1048">
     <w:abstractNumId w:val="991"/>
   </w:num>
   <w:num w:numId="1049">
-    <w:abstractNumId w:val="99415"/>
+    <w:abstractNumId w:val="99414"/>
     <w:lvlOverride w:ilvl="0">
-      <w:startOverride w:val="5"/>
+      <w:startOverride w:val="4"/>
     </w:lvlOverride>
     <w:lvlOverride w:ilvl="1">
-      <w:startOverride w:val="5"/>
+      <w:startOverride w:val="4"/>
     </w:lvlOverride>
     <w:lvlOverride w:ilvl="2">
-      <w:startOverride w:val="5"/>
+      <w:startOverride w:val="4"/>
     </w:lvlOverride>
     <w:lvlOverride w:ilvl="3">
-      <w:startOverride w:val="5"/>
+      <w:startOverride w:val="4"/>
     </w:lvlOverride>
     <w:lvlOverride w:ilvl="4">
-      <w:startOverride w:val="5"/>
+      <w:startOverride w:val="4"/>
     </w:lvlOverride>
     <w:lvlOverride w:ilvl="5">
-      <w:startOverride w:val="5"/>
+      <w:startOverride w:val="4"/>
     </w:lvlOverride>
     <w:lvlOverride w:ilvl="6">
-      <w:startOverride w:val="5"/>
+      <w:startOverride w:val="4"/>
     </w:lvlOverride>
     <w:lvlOverride w:ilvl="7">
-      <w:startOverride w:val="5"/>
+      <w:startOverride w:val="4"/>
     </w:lvlOverride>
     <w:lvlOverride w:ilvl="8">
-      <w:startOverride w:val="5"/>
+      <w:startOverride w:val="4"/>
     </w:lvlOverride>
   </w:num>
   <w:num w:numId="1050">
     <w:abstractNumId w:val="991"/>
   </w:num>
   <w:num w:numId="1051">
+    <w:abstractNumId w:val="99415"/>
+    <w:lvlOverride w:ilvl="0">
+      <w:startOverride w:val="5"/>
+    </w:lvlOverride>
+    <w:lvlOverride w:ilvl="1">
+      <w:startOverride w:val="5"/>
+    </w:lvlOverride>
+    <w:lvlOverride w:ilvl="2">
+      <w:startOverride w:val="5"/>
+    </w:lvlOverride>
+    <w:lvlOverride w:ilvl="3">
+      <w:startOverride w:val="5"/>
+    </w:lvlOverride>
+    <w:lvlOverride w:ilvl="4">
+      <w:startOverride w:val="5"/>
+    </w:lvlOverride>
+    <w:lvlOverride w:ilvl="5">
+      <w:startOverride w:val="5"/>
+    </w:lvlOverride>
+    <w:lvlOverride w:ilvl="6">
+      <w:startOverride w:val="5"/>
+    </w:lvlOverride>
+    <w:lvlOverride w:ilvl="7">
+      <w:startOverride w:val="5"/>
+    </w:lvlOverride>
+    <w:lvlOverride w:ilvl="8">
+      <w:startOverride w:val="5"/>
+    </w:lvlOverride>
+  </w:num>
+  <w:num w:numId="1052">
+    <w:abstractNumId w:val="991"/>
+  </w:num>
+  <w:num w:numId="1053">
     <w:abstractNumId w:val="99416"/>
     <w:lvlOverride w:ilvl="0">
       <w:startOverride w:val="6"/>
@@ -9592,7 +11503,7 @@
       <w:startOverride w:val="6"/>
     </w:lvlOverride>
   </w:num>
-  <w:num w:numId="1052">
+  <w:num w:numId="1054">
     <w:abstractNumId w:val="99418"/>
     <w:lvlOverride w:ilvl="0">
       <w:startOverride w:val="8"/>
@@ -9620,120 +11531,120 @@
     </w:lvlOverride>
     <w:lvlOverride w:ilvl="8">
       <w:startOverride w:val="8"/>
-    </w:lvlOverride>
-  </w:num>
-  <w:num w:numId="1053">
-    <w:abstractNumId w:val="991"/>
-  </w:num>
-  <w:num w:numId="1054">
-    <w:abstractNumId w:val="994110"/>
-    <w:lvlOverride w:ilvl="0">
-      <w:startOverride w:val="10"/>
-    </w:lvlOverride>
-    <w:lvlOverride w:ilvl="1">
-      <w:startOverride w:val="10"/>
-    </w:lvlOverride>
-    <w:lvlOverride w:ilvl="2">
-      <w:startOverride w:val="10"/>
-    </w:lvlOverride>
-    <w:lvlOverride w:ilvl="3">
-      <w:startOverride w:val="10"/>
-    </w:lvlOverride>
-    <w:lvlOverride w:ilvl="4">
-      <w:startOverride w:val="10"/>
-    </w:lvlOverride>
-    <w:lvlOverride w:ilvl="5">
-      <w:startOverride w:val="10"/>
-    </w:lvlOverride>
-    <w:lvlOverride w:ilvl="6">
-      <w:startOverride w:val="10"/>
-    </w:lvlOverride>
-    <w:lvlOverride w:ilvl="7">
-      <w:startOverride w:val="10"/>
-    </w:lvlOverride>
-    <w:lvlOverride w:ilvl="8">
-      <w:startOverride w:val="10"/>
     </w:lvlOverride>
   </w:num>
   <w:num w:numId="1055">
     <w:abstractNumId w:val="991"/>
   </w:num>
   <w:num w:numId="1056">
-    <w:abstractNumId w:val="994112"/>
+    <w:abstractNumId w:val="994110"/>
     <w:lvlOverride w:ilvl="0">
-      <w:startOverride w:val="12"/>
+      <w:startOverride w:val="10"/>
     </w:lvlOverride>
     <w:lvlOverride w:ilvl="1">
-      <w:startOverride w:val="12"/>
+      <w:startOverride w:val="10"/>
     </w:lvlOverride>
     <w:lvlOverride w:ilvl="2">
-      <w:startOverride w:val="12"/>
+      <w:startOverride w:val="10"/>
     </w:lvlOverride>
     <w:lvlOverride w:ilvl="3">
-      <w:startOverride w:val="12"/>
+      <w:startOverride w:val="10"/>
     </w:lvlOverride>
     <w:lvlOverride w:ilvl="4">
-      <w:startOverride w:val="12"/>
+      <w:startOverride w:val="10"/>
     </w:lvlOverride>
     <w:lvlOverride w:ilvl="5">
-      <w:startOverride w:val="12"/>
+      <w:startOverride w:val="10"/>
     </w:lvlOverride>
     <w:lvlOverride w:ilvl="6">
-      <w:startOverride w:val="12"/>
+      <w:startOverride w:val="10"/>
     </w:lvlOverride>
     <w:lvlOverride w:ilvl="7">
-      <w:startOverride w:val="12"/>
+      <w:startOverride w:val="10"/>
     </w:lvlOverride>
     <w:lvlOverride w:ilvl="8">
-      <w:startOverride w:val="12"/>
+      <w:startOverride w:val="10"/>
     </w:lvlOverride>
   </w:num>
   <w:num w:numId="1057">
     <w:abstractNumId w:val="991"/>
   </w:num>
   <w:num w:numId="1058">
-    <w:abstractNumId w:val="994114"/>
+    <w:abstractNumId w:val="994113"/>
     <w:lvlOverride w:ilvl="0">
-      <w:startOverride w:val="14"/>
+      <w:startOverride w:val="13"/>
     </w:lvlOverride>
     <w:lvlOverride w:ilvl="1">
-      <w:startOverride w:val="14"/>
+      <w:startOverride w:val="13"/>
     </w:lvlOverride>
     <w:lvlOverride w:ilvl="2">
-      <w:startOverride w:val="14"/>
+      <w:startOverride w:val="13"/>
     </w:lvlOverride>
     <w:lvlOverride w:ilvl="3">
-      <w:startOverride w:val="14"/>
+      <w:startOverride w:val="13"/>
     </w:lvlOverride>
     <w:lvlOverride w:ilvl="4">
-      <w:startOverride w:val="14"/>
+      <w:startOverride w:val="13"/>
     </w:lvlOverride>
     <w:lvlOverride w:ilvl="5">
-      <w:startOverride w:val="14"/>
+      <w:startOverride w:val="13"/>
     </w:lvlOverride>
     <w:lvlOverride w:ilvl="6">
-      <w:startOverride w:val="14"/>
+      <w:startOverride w:val="13"/>
     </w:lvlOverride>
     <w:lvlOverride w:ilvl="7">
-      <w:startOverride w:val="14"/>
+      <w:startOverride w:val="13"/>
     </w:lvlOverride>
     <w:lvlOverride w:ilvl="8">
-      <w:startOverride w:val="14"/>
+      <w:startOverride w:val="13"/>
     </w:lvlOverride>
   </w:num>
   <w:num w:numId="1059">
     <w:abstractNumId w:val="991"/>
   </w:num>
   <w:num w:numId="1060">
-    <w:abstractNumId w:val="992"/>
+    <w:abstractNumId w:val="994116"/>
+    <w:lvlOverride w:ilvl="0">
+      <w:startOverride w:val="16"/>
+    </w:lvlOverride>
+    <w:lvlOverride w:ilvl="1">
+      <w:startOverride w:val="16"/>
+    </w:lvlOverride>
+    <w:lvlOverride w:ilvl="2">
+      <w:startOverride w:val="16"/>
+    </w:lvlOverride>
+    <w:lvlOverride w:ilvl="3">
+      <w:startOverride w:val="16"/>
+    </w:lvlOverride>
+    <w:lvlOverride w:ilvl="4">
+      <w:startOverride w:val="16"/>
+    </w:lvlOverride>
+    <w:lvlOverride w:ilvl="5">
+      <w:startOverride w:val="16"/>
+    </w:lvlOverride>
+    <w:lvlOverride w:ilvl="6">
+      <w:startOverride w:val="16"/>
+    </w:lvlOverride>
+    <w:lvlOverride w:ilvl="7">
+      <w:startOverride w:val="16"/>
+    </w:lvlOverride>
+    <w:lvlOverride w:ilvl="8">
+      <w:startOverride w:val="16"/>
+    </w:lvlOverride>
   </w:num>
   <w:num w:numId="1061">
-    <w:abstractNumId w:val="992"/>
+    <w:abstractNumId w:val="991"/>
   </w:num>
   <w:num w:numId="1062">
     <w:abstractNumId w:val="992"/>
   </w:num>
   <w:num w:numId="1063">
+    <w:abstractNumId w:val="992"/>
+  </w:num>
+  <w:num w:numId="1064">
+    <w:abstractNumId w:val="992"/>
+  </w:num>
+  <w:num w:numId="1065">
     <w:abstractNumId w:val="992"/>
   </w:num>
 </w:numbering>

--- a/docs/archive/source/POC-DEMO-DETAILED.docx
+++ b/docs/archive/source/POC-DEMO-DETAILED.docx
@@ -26,7 +26,7 @@
         <w:t xml:space="preserve"> </w:t>
       </w:r>
       <w:r>
-        <w:t xml:space="preserve">2.2 |</w:t>
+        <w:t xml:space="preserve">2.3 |</w:t>
       </w:r>
       <w:r>
         <w:t xml:space="preserve"> </w:t>
@@ -75,6 +75,54 @@
       </w:r>
       <w:r>
         <w:t xml:space="preserve">30–45 minutes (with discussion)</w:t>
+      </w:r>
+    </w:p>
+    <w:p>
+      <w:pPr>
+        <w:pStyle w:val="BlockText"/>
+      </w:pPr>
+      <w:r>
+        <w:rPr>
+          <w:b/>
+          <w:bCs/>
+        </w:rPr>
+        <w:t xml:space="preserve">What’s new in v2.3 (2026-04-22):</w:t>
+      </w:r>
+      <w:r>
+        <w:t xml:space="preserve"> </w:t>
+      </w:r>
+      <w:r>
+        <w:t xml:space="preserve">Cowork round-3 walkthrough fixes landed. Three PRs (#7a/#7b/#7c) address the five code + doc findings from the v2.2 fresh-agent re-review. The adapter_submissions seed now uses a real UUID + metadata JSONB marker so Refresh Demo Data actually succeeds and the Adapter Health grid renders 4 green + 1 yellow cards as advertised; the poc-credential-sync cron surfaces demo-data failures separately via Sentry; the signature pad on the draft-sign page enables on first pen contact; and this doc’s</w:t>
+      </w:r>
+      <w:r>
+        <w:t xml:space="preserve"> </w:t>
+      </w:r>
+      <w:r>
+        <w:rPr>
+          <w:rStyle w:val="VerbatimChar"/>
+        </w:rPr>
+        <w:t xml:space="preserve">/api/health</w:t>
+      </w:r>
+      <w:r>
+        <w:t xml:space="preserve"> </w:t>
+      </w:r>
+      <w:r>
+        <w:t xml:space="preserve">payload + EPCS 2FA trigger copy are corrected. See</w:t>
+      </w:r>
+      <w:r>
+        <w:t xml:space="preserve"> </w:t>
+      </w:r>
+      <w:r>
+        <w:rPr>
+          <w:rStyle w:val="VerbatimChar"/>
+        </w:rPr>
+        <w:t xml:space="preserve">STATUS.md</w:t>
+      </w:r>
+      <w:r>
+        <w:t xml:space="preserve"> </w:t>
+      </w:r>
+      <w:r>
+        <w:t xml:space="preserve">for the full PR ledger.</w:t>
       </w:r>
     </w:p>
     <w:p>
@@ -406,7 +454,7 @@
         <w:t xml:space="preserve"> </w:t>
       </w:r>
       <w:r>
-        <w:t xml:space="preserve">— should return</w:t>
+        <w:t xml:space="preserve">— should return a 200 JSON payload of the form</w:t>
       </w:r>
       <w:r>
         <w:t xml:space="preserve"> </w:t>
@@ -415,7 +463,7 @@
         <w:rPr>
           <w:rStyle w:val="VerbatimChar"/>
         </w:rPr>
-        <w:t xml:space="preserve">{"status":"ok"}</w:t>
+        <w:t xml:space="preserve">{"ok":true,"timestamp":"&lt;ISO date&gt;","version":"&lt;git SHA&gt;"}</w:t>
       </w:r>
     </w:p>
     <w:p>
@@ -3712,7 +3760,23 @@
         <w:t xml:space="preserve"> </w:t>
       </w:r>
       <w:r>
-        <w:t xml:space="preserve">The EPCS 2FA modal (6-digit TOTP input, DEA 21 CFR 1311 citation) triggers on the single-prescription Favorites flow when a controlled substance is selected. The demo provider (Dr. Chen) is</w:t>
+        <w:t xml:space="preserve">The EPCS 2FA modal (6-digit TOTP input, DEA 21 CFR 1311 citation) triggers on the</w:t>
+      </w:r>
+      <w:r>
+        <w:t xml:space="preserve"> </w:t>
+      </w:r>
+      <w:r>
+        <w:rPr>
+          <w:b/>
+          <w:bCs/>
+        </w:rPr>
+        <w:t xml:space="preserve">batch Review &amp; Send flow</w:t>
+      </w:r>
+      <w:r>
+        <w:t xml:space="preserve"> </w:t>
+      </w:r>
+      <w:r>
+        <w:t xml:space="preserve">whenever any DEA-scheduled compound is present in the current prescription session — regardless of whether the controlled substance was added via a Favorites card, a Protocol template, or the normal cascading builder. The demo provider (Dr. Chen) is</w:t>
       </w:r>
       <w:r>
         <w:t xml:space="preserve"> </w:t>
@@ -3743,13 +3807,13 @@
         <w:t xml:space="preserve"> </w:t>
       </w:r>
       <w:r>
-        <w:t xml:space="preserve">cron (PR #2), so the modal skips first-time QR enrollment and goes straight to the rolling 6-digit code prompt. To demo it: start a new session, use a Favorites card for a controlled substance (e.g. Testosterone), go through the margin builder, and click</w:t>
-      </w:r>
-      <w:r>
-        <w:t xml:space="preserve"> </w:t>
-      </w:r>
-      <w:r>
-        <w:t xml:space="preserve">“Review &amp; Send”</w:t>
+        <w:t xml:space="preserve">cron (PR #2), so the modal skips first-time QR enrollment and goes straight to the rolling 6-digit code prompt. To demo it: the walkthrough above (Steps 31–36, adding Testosterone to the session) already puts a Schedule 3 compound in batch review — clicking</w:t>
+      </w:r>
+      <w:r>
+        <w:t xml:space="preserve"> </w:t>
+      </w:r>
+      <w:r>
+        <w:t xml:space="preserve">“Sign &amp; Send All Prescriptions”</w:t>
       </w:r>
       <w:r>
         <w:t xml:space="preserve"> </w:t>
@@ -3761,22 +3825,13 @@
         <w:t xml:space="preserve"> </w:t>
       </w:r>
       <w:r>
-        <w:t xml:space="preserve">“Sign &amp; Send”</w:t>
-      </w:r>
-      <w:r>
-        <w:t xml:space="preserve"> </w:t>
-      </w:r>
-      <w:r>
-        <w:t xml:space="preserve">→</w:t>
-      </w:r>
-      <w:r>
-        <w:t xml:space="preserve"> </w:t>
-      </w:r>
-      <w:r>
         <w:t xml:space="preserve">“Confirm &amp; Send”</w:t>
       </w:r>
       <w:r>
-        <w:t xml:space="preserve">. The modal appears with the red</w:t>
+        <w:t xml:space="preserve"> </w:t>
+      </w:r>
+      <w:r>
+        <w:t xml:space="preserve">surfaces the modal with the red</w:t>
       </w:r>
       <w:r>
         <w:t xml:space="preserve"> </w:t>

--- a/docs/archive/source/POC-DEMO-DETAILED.docx
+++ b/docs/archive/source/POC-DEMO-DETAILED.docx
@@ -6440,7 +6440,7 @@
               <w:pStyle w:val="Compact"/>
             </w:pPr>
             <w:r>
-              <w:t xml:space="preserve">~75 min ago</w:t>
+              <w:t xml:space="preserve">~55 min ago</w:t>
             </w:r>
           </w:p>
         </w:tc>

--- a/docs/archive/source/POC-DEMO-DETAILED.docx
+++ b/docs/archive/source/POC-DEMO-DETAILED.docx
@@ -2,7 +2,7 @@
 <file path=word/document.xml><?xml version="1.0" encoding="utf-8"?>
 <w:document xmlns:w="http://schemas.openxmlformats.org/wordprocessingml/2006/main" xmlns:m="http://schemas.openxmlformats.org/officeDocument/2006/math" xmlns:r="http://schemas.openxmlformats.org/officeDocument/2006/relationships" xmlns:o="urn:schemas-microsoft-com:office:office" xmlns:v="urn:schemas-microsoft-com:vml" xmlns:w10="urn:schemas-microsoft-com:office:word" xmlns:a="http://schemas.openxmlformats.org/drawingml/2006/main" xmlns:pic="http://schemas.openxmlformats.org/drawingml/2006/picture" xmlns:wp="http://schemas.openxmlformats.org/drawingml/2006/wordprocessingDrawing">
   <w:body>
-    <w:bookmarkStart w:id="46" w:name="compoundiq-poc-demo-detailed-walkthrough"/>
+    <w:bookmarkStart w:id="45" w:name="compoundiq-poc-demo-detailed-walkthrough"/>
     <w:p>
       <w:pPr>
         <w:pStyle w:val="Heading1"/>
@@ -26,7 +26,7 @@
         <w:t xml:space="preserve"> </w:t>
       </w:r>
       <w:r>
-        <w:t xml:space="preserve">2.3 |</w:t>
+        <w:t xml:space="preserve">2.4 |</w:t>
       </w:r>
       <w:r>
         <w:t xml:space="preserve"> </w:t>
@@ -42,7 +42,7 @@
         <w:t xml:space="preserve"> </w:t>
       </w:r>
       <w:r>
-        <w:t xml:space="preserve">April 22, 2026</w:t>
+        <w:t xml:space="preserve">April 23, 2026</w:t>
       </w:r>
       <w:r>
         <w:t xml:space="preserve"> </w:t>
@@ -86,13 +86,29 @@
           <w:b/>
           <w:bCs/>
         </w:rPr>
-        <w:t xml:space="preserve">What’s new in v2.3 (2026-04-22):</w:t>
-      </w:r>
-      <w:r>
-        <w:t xml:space="preserve"> </w:t>
-      </w:r>
-      <w:r>
-        <w:t xml:space="preserve">Cowork round-3 walkthrough fixes landed. Three PRs (#7a/#7b/#7c) address the five code + doc findings from the v2.2 fresh-agent re-review. The adapter_submissions seed now uses a real UUID + metadata JSONB marker so Refresh Demo Data actually succeeds and the Adapter Health grid renders 4 green + 1 yellow cards as advertised; the poc-credential-sync cron surfaces demo-data failures separately via Sentry; the signature pad on the draft-sign page enables on first pen contact; and this doc’s</w:t>
+        <w:t xml:space="preserve">What’s new in v2.4 (2026-04-23):</w:t>
+      </w:r>
+      <w:r>
+        <w:t xml:space="preserve"> </w:t>
+      </w:r>
+      <w:r>
+        <w:t xml:space="preserve">This walkthrough is now a</w:t>
+      </w:r>
+      <w:r>
+        <w:t xml:space="preserve"> </w:t>
+      </w:r>
+      <w:r>
+        <w:rPr>
+          <w:b/>
+          <w:bCs/>
+        </w:rPr>
+        <w:t xml:space="preserve">live-demo script</w:t>
+      </w:r>
+      <w:r>
+        <w:t xml:space="preserve"> </w:t>
+      </w:r>
+      <w:r>
+        <w:t xml:space="preserve">— the presenter uses the app the way a real user would, and the investor sees whatever the app genuinely produces as a result of those actions. Prior versions asked the presenter to pre-stage specific visual states via a backstage</w:t>
       </w:r>
       <w:r>
         <w:t xml:space="preserve"> </w:t>
@@ -101,153 +117,29 @@
         <w:rPr>
           <w:rStyle w:val="VerbatimChar"/>
         </w:rPr>
-        <w:t xml:space="preserve">/api/health</w:t>
-      </w:r>
-      <w:r>
-        <w:t xml:space="preserve"> </w:t>
-      </w:r>
-      <w:r>
-        <w:t xml:space="preserve">payload + EPCS 2FA trigger copy are corrected. See</w:t>
-      </w:r>
-      <w:r>
-        <w:t xml:space="preserve"> </w:t>
-      </w:r>
-      <w:r>
-        <w:rPr>
-          <w:rStyle w:val="VerbatimChar"/>
-        </w:rPr>
-        <w:t xml:space="preserve">STATUS.md</w:t>
-      </w:r>
-      <w:r>
-        <w:t xml:space="preserve"> </w:t>
-      </w:r>
-      <w:r>
-        <w:t xml:space="preserve">for the full PR ledger.</w:t>
-      </w:r>
-    </w:p>
-    <w:p>
-      <w:pPr>
-        <w:pStyle w:val="BlockText"/>
-      </w:pPr>
-      <w:r>
-        <w:rPr>
-          <w:b/>
-          <w:bCs/>
-        </w:rPr>
-        <w:t xml:space="preserve">What’s new in v2.2 (2026-04-22):</w:t>
-      </w:r>
-      <w:r>
-        <w:t xml:space="preserve"> </w:t>
-      </w:r>
-      <w:r>
-        <w:t xml:space="preserve">Demo-readiness campaign complete. Six PRs address the five findings from the fresh-agent cowork review (A1/A2/B1/B2/B4) so the demo tour no longer requires a terminal: clinic-side</w:t>
-      </w:r>
-      <w:r>
-        <w:t xml:space="preserve"> </w:t>
-      </w:r>
-      <w:r>
-        <w:rPr>
-          <w:b/>
-          <w:bCs/>
-        </w:rPr>
-        <w:t xml:space="preserve">Copy Payment Link</w:t>
-      </w:r>
-      <w:r>
-        <w:t xml:space="preserve"> </w:t>
-      </w:r>
-      <w:r>
-        <w:t xml:space="preserve">button replaces the checkout-URL script (PR #1); the demo provider’s EPCS TOTP is</w:t>
-      </w:r>
-      <w:r>
-        <w:t xml:space="preserve"> </w:t>
-      </w:r>
-      <w:r>
-        <w:rPr>
-          <w:b/>
-          <w:bCs/>
-        </w:rPr>
-        <w:t xml:space="preserve">pre-enrolled</w:t>
-      </w:r>
-      <w:r>
-        <w:t xml:space="preserve"> </w:t>
-      </w:r>
-      <w:r>
-        <w:t xml:space="preserve">via cron so controlled-substance signings never hit first-time setup (PR #2); Adapter Health cards have an</w:t>
-      </w:r>
-      <w:r>
-        <w:t xml:space="preserve"> </w:t>
-      </w:r>
-      <w:r>
-        <w:rPr>
-          <w:b/>
-          <w:bCs/>
-        </w:rPr>
-        <w:t xml:space="preserve">Idle</w:t>
-      </w:r>
-      <w:r>
-        <w:t xml:space="preserve"> </w:t>
-      </w:r>
-      <w:r>
-        <w:t xml:space="preserve">state instead of falsely flashing Critical on a fresh environment (PR #3);</w:t>
-      </w:r>
-      <w:r>
-        <w:t xml:space="preserve"> </w:t>
-      </w:r>
-      <w:r>
-        <w:rPr>
-          <w:b/>
-          <w:bCs/>
-        </w:rPr>
-        <w:t xml:space="preserve">Refresh Demo Data</w:t>
-      </w:r>
-      <w:r>
-        <w:t xml:space="preserve"> </w:t>
-      </w:r>
-      <w:r>
-        <w:t xml:space="preserve">button + daily cron seed the Fax Triage queue and Adapter Health grid with realistic data inside the 15-minute green-freshness window (PR #5);</w:t>
-      </w:r>
-      <w:r>
-        <w:t xml:space="preserve"> </w:t>
-      </w:r>
-      <w:r>
-        <w:rPr>
-          <w:b/>
-          <w:bCs/>
-        </w:rPr>
-        <w:t xml:space="preserve">Demo Tools</w:t>
-      </w:r>
-      <w:r>
-        <w:t xml:space="preserve"> </w:t>
-      </w:r>
-      <w:r>
-        <w:t xml:space="preserve">nav tab is hidden by default so the investor Ops tour never sees a</w:t>
-      </w:r>
-      <w:r>
-        <w:t xml:space="preserve"> </w:t>
-      </w:r>
-      <w:r>
-        <w:t xml:space="preserve">“Demo Tools”</w:t>
-      </w:r>
-      <w:r>
-        <w:t xml:space="preserve"> </w:t>
-      </w:r>
-      <w:r>
-        <w:t xml:space="preserve">link (PR #4). See</w:t>
-      </w:r>
-      <w:r>
-        <w:t xml:space="preserve"> </w:t>
-      </w:r>
-      <w:r>
-        <w:rPr>
-          <w:rStyle w:val="VerbatimChar"/>
-        </w:rPr>
-        <w:t xml:space="preserve">STATUS.md</w:t>
-      </w:r>
-      <w:r>
-        <w:t xml:space="preserve"> </w:t>
-      </w:r>
-      <w:r>
-        <w:t xml:space="preserve">for the full PR ledger.</w:t>
+        <w:t xml:space="preserve">/ops/demo-tools</w:t>
+      </w:r>
+      <w:r>
+        <w:t xml:space="preserve"> </w:t>
+      </w:r>
+      <w:r>
+        <w:t xml:space="preserve">page right before the demo started; that pre-staging is gone. The demo no longer depends on clicking refresh buttons, setting timestamps, or forcing any screen into a specific colour state. Where earlier revisions predicted exact card counts, exact colours, or exact timestamp values on the Ops screens, those predictions have been replaced with descriptions of what each screen</w:t>
+      </w:r>
+      <w:r>
+        <w:t xml:space="preserve"> </w:t>
+      </w:r>
+      <w:r>
+        <w:rPr>
+          <w:i/>
+          <w:iCs/>
+        </w:rPr>
+        <w:t xml:space="preserve">is</w:t>
+      </w:r>
+      <w:r>
+        <w:t xml:space="preserve"> </w:t>
+      </w:r>
+      <w:r>
+        <w:t xml:space="preserve">— the specific state at demo time reflects the real activity the presenter creates during the walkthrough.</w:t>
       </w:r>
     </w:p>
     <w:p>
@@ -257,21 +149,27 @@
         </w:pict>
       </w:r>
     </w:p>
-    <w:bookmarkStart w:id="12" w:name="pre-demo-setup-5-minutes-before"/>
+    <w:bookmarkStart w:id="12" w:name="pre-demo-setup"/>
     <w:p>
       <w:pPr>
         <w:pStyle w:val="Heading2"/>
       </w:pPr>
       <w:r>
-        <w:t xml:space="preserve">Pre-Demo Setup (5 minutes before)</w:t>
-      </w:r>
-    </w:p>
-    <w:p>
-      <w:pPr>
-        <w:pStyle w:val="BlockText"/>
-      </w:pPr>
-      <w:r>
-        <w:t xml:space="preserve">Zero-terminal flow — every step below is a browser click or a phone tap. No scripts, no shells.</w:t>
+        <w:t xml:space="preserve">Pre-Demo Setup</w:t>
+      </w:r>
+    </w:p>
+    <w:p>
+      <w:pPr>
+        <w:pStyle w:val="FirstParagraph"/>
+      </w:pPr>
+      <w:r>
+        <w:t xml:space="preserve">Three one-time items before demo day — no backstage pages, no state-staging, nothing to click</w:t>
+      </w:r>
+      <w:r>
+        <w:t xml:space="preserve"> </w:t>
+      </w:r>
+      <w:r>
+        <w:t xml:space="preserve">“10 minutes before the demo.”</w:t>
       </w:r>
     </w:p>
     <w:p>
@@ -287,137 +185,29 @@
           <w:b/>
           <w:bCs/>
         </w:rPr>
-        <w:t xml:space="preserve">Sync credentials + demo data (in-app):</w:t>
-      </w:r>
-      <w:r>
-        <w:t xml:space="preserve"> </w:t>
-      </w:r>
-      <w:r>
-        <w:t xml:space="preserve">Log in as ops (</w:t>
-      </w:r>
-      <w:r>
-        <w:rPr>
-          <w:rStyle w:val="VerbatimChar"/>
-        </w:rPr>
-        <w:t xml:space="preserve">ops@compoundiq-poc.com</w:t>
-      </w:r>
-      <w:r>
-        <w:t xml:space="preserve"> </w:t>
-      </w:r>
-      <w:r>
-        <w:t xml:space="preserve">/</w:t>
-      </w:r>
-      <w:r>
-        <w:t xml:space="preserve"> </w:t>
-      </w:r>
-      <w:r>
-        <w:rPr>
-          <w:rStyle w:val="VerbatimChar"/>
-        </w:rPr>
-        <w:t xml:space="preserve">POCAdmin2026!</w:t>
-      </w:r>
-      <w:r>
-        <w:t xml:space="preserve">), visit</w:t>
-      </w:r>
-      <w:r>
-        <w:t xml:space="preserve"> </w:t>
-      </w:r>
-      <w:r>
-        <w:rPr>
-          <w:rStyle w:val="VerbatimChar"/>
-        </w:rPr>
-        <w:t xml:space="preserve">/ops/demo-tools</w:t>
-      </w:r>
-      <w:r>
-        <w:t xml:space="preserve">, and click</w:t>
-      </w:r>
-      <w:r>
-        <w:t xml:space="preserve"> </w:t>
-      </w:r>
-      <w:r>
-        <w:rPr>
-          <w:b/>
-          <w:bCs/>
-        </w:rPr>
-        <w:t xml:space="preserve">both</w:t>
-      </w:r>
-      <w:r>
-        <w:t xml:space="preserve"> </w:t>
-      </w:r>
-      <w:r>
-        <w:t xml:space="preserve">buttons in order:</w:t>
-      </w:r>
-    </w:p>
-    <w:p>
-      <w:pPr>
-        <w:pStyle w:val="Compact"/>
-        <w:numPr>
-          <w:ilvl w:val="1"/>
-          <w:numId w:val="1002"/>
-        </w:numPr>
-      </w:pPr>
-      <w:r>
-        <w:rPr>
-          <w:b/>
-          <w:bCs/>
-        </w:rPr>
-        <w:t xml:space="preserve">Reset Demo Credentials</w:t>
-      </w:r>
-      <w:r>
-        <w:t xml:space="preserve"> </w:t>
-      </w:r>
-      <w:r>
-        <w:t xml:space="preserve">— forces all four POC passwords back to the canonical values in the table below</w:t>
-      </w:r>
-    </w:p>
-    <w:p>
-      <w:pPr>
-        <w:pStyle w:val="Compact"/>
-        <w:numPr>
-          <w:ilvl w:val="1"/>
-          <w:numId w:val="1002"/>
-        </w:numPr>
-      </w:pPr>
-      <w:r>
-        <w:rPr>
-          <w:b/>
-          <w:bCs/>
-        </w:rPr>
-        <w:t xml:space="preserve">Refresh Demo Data</w:t>
-      </w:r>
-      <w:r>
-        <w:t xml:space="preserve"> </w:t>
-      </w:r>
-      <w:r>
-        <w:t xml:space="preserve">— reseeds the Fax Triage queue (4 rows) and Adapter Health grid (5 pharmacies, 200 submissions) with timestamps inside the 15-minute</w:t>
-      </w:r>
-      <w:r>
-        <w:t xml:space="preserve"> </w:t>
-      </w:r>
-      <w:r>
-        <w:t xml:space="preserve">“green”</w:t>
-      </w:r>
-      <w:r>
-        <w:t xml:space="preserve"> </w:t>
-      </w:r>
-      <w:r>
-        <w:t xml:space="preserve">freshness window.</w:t>
-      </w:r>
-      <w:r>
-        <w:t xml:space="preserve"> </w:t>
-      </w:r>
-      <w:r>
-        <w:rPr>
-          <w:b/>
-          <w:bCs/>
-        </w:rPr>
-        <w:t xml:space="preserve">Click this within ~10 minutes of the demo start</w:t>
-      </w:r>
-      <w:r>
-        <w:t xml:space="preserve"> </w:t>
-      </w:r>
-      <w:r>
-        <w:t xml:space="preserve">— adapter cards classify green only when the most recent success was under 15 minutes ago, so stale data reads degraded.</w:t>
+        <w:t xml:space="preserve">Authenticator app on your phone.</w:t>
+      </w:r>
+      <w:r>
+        <w:t xml:space="preserve"> </w:t>
+      </w:r>
+      <w:r>
+        <w:t xml:space="preserve">The EPCS-controlled-substance signing step in Part 3F uses standard TOTP two-factor authentication per DEA 21 CFR 1311. The demo provider (Dr. Chen) has a TOTP secret already configured server-side. You need the same secret loaded into a TOTP app on your phone so you can enter the rolling 6-digit code during the signing step. Any TOTP app works (Google Authenticator, 1Password, Authy, Bitwarden). See the</w:t>
+      </w:r>
+      <w:r>
+        <w:t xml:space="preserve"> </w:t>
+      </w:r>
+      <w:r>
+        <w:rPr>
+          <w:b/>
+          <w:bCs/>
+        </w:rPr>
+        <w:t xml:space="preserve">Authenticator Setup</w:t>
+      </w:r>
+      <w:r>
+        <w:t xml:space="preserve"> </w:t>
+      </w:r>
+      <w:r>
+        <w:t xml:space="preserve">subsection below for the exact secret values.</w:t>
       </w:r>
     </w:p>
     <w:p>
@@ -433,37 +223,13 @@
           <w:b/>
           <w:bCs/>
         </w:rPr>
-        <w:t xml:space="preserve">Verify health:</w:t>
-      </w:r>
-      <w:r>
-        <w:t xml:space="preserve"> </w:t>
-      </w:r>
-      <w:r>
-        <w:t xml:space="preserve">Open</w:t>
-      </w:r>
-      <w:r>
-        <w:t xml:space="preserve"> </w:t>
-      </w:r>
-      <w:r>
-        <w:rPr>
-          <w:rStyle w:val="VerbatimChar"/>
-        </w:rPr>
-        <w:t xml:space="preserve">https://functional-medicine-infrastructure.vercel.app/api/health</w:t>
-      </w:r>
-      <w:r>
-        <w:t xml:space="preserve"> </w:t>
-      </w:r>
-      <w:r>
-        <w:t xml:space="preserve">— should return a 200 JSON payload of the form</w:t>
-      </w:r>
-      <w:r>
-        <w:t xml:space="preserve"> </w:t>
-      </w:r>
-      <w:r>
-        <w:rPr>
-          <w:rStyle w:val="VerbatimChar"/>
-        </w:rPr>
-        <w:t xml:space="preserve">{"ok":true,"timestamp":"&lt;ISO date&gt;","version":"&lt;git SHA&gt;"}</w:t>
+        <w:t xml:space="preserve">Open browser tabs.</w:t>
+      </w:r>
+      <w:r>
+        <w:t xml:space="preserve"> </w:t>
+      </w:r>
+      <w:r>
+        <w:t xml:space="preserve">Prepare 3 tabs so you can switch roles quickly during the demo — one for the clinic app, one for the ops dashboard, one for the patient checkout link.</w:t>
       </w:r>
     </w:p>
     <w:p>
@@ -479,105 +245,7 @@
           <w:b/>
           <w:bCs/>
         </w:rPr>
-        <w:t xml:space="preserve">Authenticator app on your phone:</w:t>
-      </w:r>
-      <w:r>
-        <w:t xml:space="preserve"> </w:t>
-      </w:r>
-      <w:r>
-        <w:t xml:space="preserve">Dr. Chen’s EPCS TOTP secret is pre-enrolled in the database (PR #2). To enter rolling 6-digit codes during the controlled-substance signing, add the same secret to your authenticator app</w:t>
-      </w:r>
-      <w:r>
-        <w:t xml:space="preserve"> </w:t>
-      </w:r>
-      <w:r>
-        <w:rPr>
-          <w:b/>
-          <w:bCs/>
-        </w:rPr>
-        <w:t xml:space="preserve">once</w:t>
-      </w:r>
-      <w:r>
-        <w:t xml:space="preserve"> </w:t>
-      </w:r>
-      <w:r>
-        <w:t xml:space="preserve">before the demo (any TOTP app: Google Authenticator, 1Password, Authy, Bitwarden).</w:t>
-      </w:r>
-      <w:r>
-        <w:t xml:space="preserve"> </w:t>
-      </w:r>
-      <w:r>
-        <w:rPr>
-          <w:b/>
-          <w:bCs/>
-        </w:rPr>
-        <w:t xml:space="preserve">Enrollment details are in the</w:t>
-      </w:r>
-      <w:r>
-        <w:rPr>
-          <w:b/>
-          <w:bCs/>
-        </w:rPr>
-        <w:t xml:space="preserve"> </w:t>
-      </w:r>
-      <w:r>
-        <w:rPr>
-          <w:b/>
-          <w:bCs/>
-        </w:rPr>
-        <w:t xml:space="preserve">“Authenticator Setup”</w:t>
-      </w:r>
-      <w:r>
-        <w:rPr>
-          <w:b/>
-          <w:bCs/>
-        </w:rPr>
-        <w:t xml:space="preserve"> </w:t>
-      </w:r>
-      <w:r>
-        <w:rPr>
-          <w:b/>
-          <w:bCs/>
-        </w:rPr>
-        <w:t xml:space="preserve">subsection below.</w:t>
-      </w:r>
-    </w:p>
-    <w:p>
-      <w:pPr>
-        <w:pStyle w:val="Compact"/>
-        <w:numPr>
-          <w:ilvl w:val="0"/>
-          <w:numId w:val="1001"/>
-        </w:numPr>
-      </w:pPr>
-      <w:r>
-        <w:rPr>
-          <w:b/>
-          <w:bCs/>
-        </w:rPr>
-        <w:t xml:space="preserve">Open browser tabs:</w:t>
-      </w:r>
-      <w:r>
-        <w:t xml:space="preserve"> </w:t>
-      </w:r>
-      <w:r>
-        <w:t xml:space="preserve">Prepare 3 tabs — one for clinic app, one for ops dashboard, one for patient checkout</w:t>
-      </w:r>
-    </w:p>
-    <w:p>
-      <w:pPr>
-        <w:pStyle w:val="Compact"/>
-        <w:numPr>
-          <w:ilvl w:val="0"/>
-          <w:numId w:val="1001"/>
-        </w:numPr>
-      </w:pPr>
-      <w:r>
-        <w:rPr>
-          <w:b/>
-          <w:bCs/>
-        </w:rPr>
-        <w:t xml:space="preserve">Stripe test card ready:</w:t>
+        <w:t xml:space="preserve">Stripe test card ready.</w:t>
       </w:r>
       <w:r>
         <w:t xml:space="preserve"> </w:t>
@@ -633,27 +301,26 @@
         </w:rPr>
         <w:t xml:space="preserve">78701</w:t>
       </w:r>
-    </w:p>
-    <w:p>
-      <w:pPr>
-        <w:pStyle w:val="Compact"/>
-        <w:numPr>
-          <w:ilvl w:val="0"/>
-          <w:numId w:val="1001"/>
-        </w:numPr>
-      </w:pPr>
-      <w:r>
-        <w:rPr>
-          <w:b/>
-          <w:bCs/>
-        </w:rPr>
-        <w:t xml:space="preserve">Mobile device (optional):</w:t>
-      </w:r>
-      <w:r>
-        <w:t xml:space="preserve"> </w:t>
-      </w:r>
-      <w:r>
-        <w:t xml:space="preserve">Have a phone ready to show the checkout page on a real mobile browser</w:t>
+      <w:r>
+        <w:t xml:space="preserve">. You’ll type this into the real checkout page in Part 4B.</w:t>
+      </w:r>
+    </w:p>
+    <w:p>
+      <w:pPr>
+        <w:pStyle w:val="FirstParagraph"/>
+      </w:pPr>
+      <w:r>
+        <w:rPr>
+          <w:b/>
+          <w:bCs/>
+        </w:rPr>
+        <w:t xml:space="preserve">Optional:</w:t>
+      </w:r>
+      <w:r>
+        <w:t xml:space="preserve"> </w:t>
+      </w:r>
+      <w:r>
+        <w:t xml:space="preserve">a phone in your other hand to show the checkout page on a real mobile browser.</w:t>
       </w:r>
     </w:p>
     <w:bookmarkStart w:id="9" w:name="X30069450120ce366c611191b2cf085fb9aa774e"/>
@@ -1262,141 +929,14 @@
         </w:tc>
       </w:tr>
     </w:tbl>
-    <w:p>
-      <w:pPr>
-        <w:pStyle w:val="BlockText"/>
-      </w:pPr>
-      <w:r>
-        <w:rPr>
-          <w:b/>
-          <w:bCs/>
-        </w:rPr>
-        <w:t xml:space="preserve">If a password above doesn’t work</w:t>
-      </w:r>
-      <w:r>
-        <w:t xml:space="preserve"> </w:t>
-      </w:r>
-      <w:r>
-        <w:t xml:space="preserve">(credential drift after a Supabase rotation, manual reset, etc.):</w:t>
-      </w:r>
-    </w:p>
-    <w:p>
-      <w:pPr>
-        <w:pStyle w:val="Compact"/>
-        <w:numPr>
-          <w:ilvl w:val="0"/>
-          <w:numId w:val="1003"/>
-        </w:numPr>
-      </w:pPr>
-      <w:r>
-        <w:rPr>
-          <w:b/>
-          <w:bCs/>
-        </w:rPr>
-        <w:t xml:space="preserve">In-app fix:</w:t>
-      </w:r>
-      <w:r>
-        <w:t xml:space="preserve"> </w:t>
-      </w:r>
-      <w:r>
-        <w:t xml:space="preserve">log in as ops, go to</w:t>
-      </w:r>
-      <w:r>
-        <w:t xml:space="preserve"> </w:t>
-      </w:r>
-      <w:r>
-        <w:rPr>
-          <w:rStyle w:val="VerbatimChar"/>
-        </w:rPr>
-        <w:t xml:space="preserve">/ops/demo-tools</w:t>
-      </w:r>
-      <w:r>
-        <w:t xml:space="preserve">, click</w:t>
-      </w:r>
-      <w:r>
-        <w:t xml:space="preserve"> </w:t>
-      </w:r>
-      <w:r>
-        <w:rPr>
-          <w:b/>
-          <w:bCs/>
-        </w:rPr>
-        <w:t xml:space="preserve">Reset Demo Credentials</w:t>
-      </w:r>
-      <w:r>
-        <w:t xml:space="preserve">. All four accounts are forced back to the canonical passwords above.</w:t>
-      </w:r>
-    </w:p>
-    <w:p>
-      <w:pPr>
-        <w:pStyle w:val="Compact"/>
-        <w:numPr>
-          <w:ilvl w:val="0"/>
-          <w:numId w:val="1003"/>
-        </w:numPr>
-      </w:pPr>
-      <w:r>
-        <w:rPr>
-          <w:b/>
-          <w:bCs/>
-        </w:rPr>
-        <w:t xml:space="preserve">Locked out of ops too:</w:t>
-      </w:r>
-      <w:r>
-        <w:t xml:space="preserve"> </w:t>
-      </w:r>
-      <w:r>
-        <w:t xml:space="preserve">open the Vercel dashboard → Crons tab →</w:t>
-      </w:r>
-      <w:r>
-        <w:t xml:space="preserve"> </w:t>
-      </w:r>
-      <w:r>
-        <w:rPr>
-          <w:rStyle w:val="VerbatimChar"/>
-        </w:rPr>
-        <w:t xml:space="preserve">/api/cron/poc-credential-sync</w:t>
-      </w:r>
-      <w:r>
-        <w:t xml:space="preserve"> </w:t>
-      </w:r>
-      <w:r>
-        <w:t xml:space="preserve">→</w:t>
-      </w:r>
-      <w:r>
-        <w:t xml:space="preserve"> </w:t>
-      </w:r>
-      <w:r>
-        <w:rPr>
-          <w:b/>
-          <w:bCs/>
-        </w:rPr>
-        <w:t xml:space="preserve">Run Now</w:t>
-      </w:r>
-      <w:r>
-        <w:t xml:space="preserve">. Same effect, no terminal required.</w:t>
-      </w:r>
-    </w:p>
-    <w:p>
-      <w:pPr>
-        <w:pStyle w:val="Compact"/>
-        <w:numPr>
-          <w:ilvl w:val="0"/>
-          <w:numId w:val="1003"/>
-        </w:numPr>
-      </w:pPr>
-      <w:r>
-        <w:t xml:space="preserve">The cron also runs automatically every day at 5 AM UTC, so drift never persists more than 24 hours unattended.</w:t>
-      </w:r>
-    </w:p>
     <w:bookmarkEnd w:id="10"/>
-    <w:bookmarkStart w:id="11" w:name="poc-seed-data"/>
+    <w:bookmarkStart w:id="11" w:name="X9fa60c864875913e233dc85434ff9457c646f23"/>
     <w:p>
       <w:pPr>
         <w:pStyle w:val="Heading3"/>
       </w:pPr>
       <w:r>
-        <w:t xml:space="preserve">POC Seed Data</w:t>
+        <w:t xml:space="preserve">POC Seed Data (reference — what the app is pre-configured with)</w:t>
       </w:r>
     </w:p>
     <w:tbl>
@@ -1517,7 +1057,7 @@
               <w:pStyle w:val="Compact"/>
             </w:pPr>
             <w:r>
-              <w:t xml:space="preserve">Pharmacy</w:t>
+              <w:t xml:space="preserve">Pharmacies</w:t>
             </w:r>
           </w:p>
         </w:tc>
@@ -1528,7 +1068,7 @@
               <w:pStyle w:val="Compact"/>
             </w:pPr>
             <w:r>
-              <w:t xml:space="preserve">Strive Pharmacy, Tier 4 (Fax), TX licensed</w:t>
+              <w:t xml:space="preserve">5 configured across all 4 tiers — Strive (Tier 4 Fax), Quick Rx + Express Digital Rx (Tier 1 API), Portal Plus (Tier 2 Portal), Hybrid Labs (Tier 3 Hybrid)</w:t>
             </w:r>
           </w:p>
         </w:tc>
@@ -1695,7 +1235,7 @@
         <w:pStyle w:val="Compact"/>
         <w:numPr>
           <w:ilvl w:val="0"/>
-          <w:numId w:val="1004"/>
+          <w:numId w:val="1002"/>
         </w:numPr>
       </w:pPr>
       <w:r>
@@ -1709,6 +1249,88 @@
           <w:rStyle w:val="VerbatimChar"/>
         </w:rPr>
         <w:t xml:space="preserve">https://functional-medicine-infrastructure.vercel.app/login</w:t>
+      </w:r>
+    </w:p>
+    <w:p>
+      <w:pPr>
+        <w:pStyle w:val="Compact"/>
+        <w:numPr>
+          <w:ilvl w:val="0"/>
+          <w:numId w:val="1002"/>
+        </w:numPr>
+      </w:pPr>
+      <w:r>
+        <w:rPr>
+          <w:b/>
+          <w:bCs/>
+        </w:rPr>
+        <w:t xml:space="preserve">Point out:</w:t>
+      </w:r>
+    </w:p>
+    <w:p>
+      <w:pPr>
+        <w:pStyle w:val="Compact"/>
+        <w:numPr>
+          <w:ilvl w:val="1"/>
+          <w:numId w:val="1003"/>
+        </w:numPr>
+      </w:pPr>
+      <w:r>
+        <w:t xml:space="preserve">Dark gradient background with CompoundIQ branding</w:t>
+      </w:r>
+    </w:p>
+    <w:p>
+      <w:pPr>
+        <w:pStyle w:val="Compact"/>
+        <w:numPr>
+          <w:ilvl w:val="1"/>
+          <w:numId w:val="1003"/>
+        </w:numPr>
+      </w:pPr>
+      <w:r>
+        <w:t xml:space="preserve">Clean, modern design (Geist font, Tailwind CSS design system)</w:t>
+      </w:r>
+    </w:p>
+    <w:p>
+      <w:pPr>
+        <w:pStyle w:val="Compact"/>
+        <w:numPr>
+          <w:ilvl w:val="1"/>
+          <w:numId w:val="1003"/>
+        </w:numPr>
+      </w:pPr>
+      <w:r>
+        <w:t xml:space="preserve">HIPAA badge indicating healthcare-grade security</w:t>
+      </w:r>
+    </w:p>
+    <w:p>
+      <w:pPr>
+        <w:pStyle w:val="Compact"/>
+        <w:numPr>
+          <w:ilvl w:val="1"/>
+          <w:numId w:val="1003"/>
+        </w:numPr>
+      </w:pPr>
+      <w:r>
+        <w:t xml:space="preserve">Feature bullet points with checkmarks</w:t>
+      </w:r>
+    </w:p>
+    <w:p>
+      <w:pPr>
+        <w:pStyle w:val="BlockText"/>
+      </w:pPr>
+      <w:r>
+        <w:t xml:space="preserve">“This is the unified login for all three applications. The system uses role-based access control — where you go after login depends on who you are.”</w:t>
+      </w:r>
+    </w:p>
+    <w:bookmarkEnd w:id="14"/>
+    <w:bookmarkStart w:id="15" w:name="demonstrate-role-based-routing"/>
+    <w:p>
+      <w:pPr>
+        <w:pStyle w:val="Heading3"/>
+      </w:pPr>
+      <w:r>
+        <w:t xml:space="preserve">Demonstrate Role-Based Routing</w:t>
       </w:r>
     </w:p>
     <w:p>
@@ -1720,59 +1342,187 @@
         </w:numPr>
       </w:pPr>
       <w:r>
+        <w:t xml:space="preserve">Log in as</w:t>
+      </w:r>
+      <w:r>
+        <w:t xml:space="preserve"> </w:t>
+      </w:r>
+      <w:r>
+        <w:rPr>
+          <w:b/>
+          <w:bCs/>
+        </w:rPr>
+        <w:t xml:space="preserve">Clinic Admin</w:t>
+      </w:r>
+      <w:r>
+        <w:t xml:space="preserve">:</w:t>
+      </w:r>
+      <w:r>
+        <w:t xml:space="preserve"> </w:t>
+      </w:r>
+      <w:r>
+        <w:rPr>
+          <w:rStyle w:val="VerbatimChar"/>
+        </w:rPr>
+        <w:t xml:space="preserve">admin@sunrise-clinic.com</w:t>
+      </w:r>
+      <w:r>
+        <w:t xml:space="preserve"> </w:t>
+      </w:r>
+      <w:r>
+        <w:t xml:space="preserve">/</w:t>
+      </w:r>
+      <w:r>
+        <w:t xml:space="preserve"> </w:t>
+      </w:r>
+      <w:r>
+        <w:rPr>
+          <w:rStyle w:val="VerbatimChar"/>
+        </w:rPr>
+        <w:t xml:space="preserve">POCClinic2026!</w:t>
+      </w:r>
+    </w:p>
+    <w:p>
+      <w:pPr>
+        <w:pStyle w:val="Compact"/>
+        <w:numPr>
+          <w:ilvl w:val="0"/>
+          <w:numId w:val="1004"/>
+        </w:numPr>
+      </w:pPr>
+      <w:r>
         <w:rPr>
           <w:b/>
           <w:bCs/>
         </w:rPr>
         <w:t xml:space="preserve">Point out:</w:t>
       </w:r>
-    </w:p>
-    <w:p>
-      <w:pPr>
-        <w:pStyle w:val="Compact"/>
-        <w:numPr>
-          <w:ilvl w:val="1"/>
+      <w:r>
+        <w:t xml:space="preserve"> </w:t>
+      </w:r>
+      <w:r>
+        <w:t xml:space="preserve">Redirected to</w:t>
+      </w:r>
+      <w:r>
+        <w:t xml:space="preserve"> </w:t>
+      </w:r>
+      <w:r>
+        <w:rPr>
+          <w:rStyle w:val="VerbatimChar"/>
+        </w:rPr>
+        <w:t xml:space="preserve">/dashboard</w:t>
+      </w:r>
+      <w:r>
+        <w:t xml:space="preserve"> </w:t>
+      </w:r>
+      <w:r>
+        <w:t xml:space="preserve">— the Clinic App</w:t>
+      </w:r>
+    </w:p>
+    <w:p>
+      <w:pPr>
+        <w:pStyle w:val="BlockText"/>
+      </w:pPr>
+      <w:r>
+        <w:t xml:space="preserve">“Clinic users — admins, providers, medical assistants — all land on the clinic dashboard. They can only see their own clinic’s data. Row-Level Security is enforced at the PostgreSQL level, not just application code.”</w:t>
+      </w:r>
+    </w:p>
+    <w:p>
+      <w:pPr>
+        <w:pStyle w:val="Compact"/>
+        <w:numPr>
+          <w:ilvl w:val="0"/>
           <w:numId w:val="1005"/>
         </w:numPr>
       </w:pPr>
       <w:r>
-        <w:t xml:space="preserve">Dark gradient background with CompoundIQ branding</w:t>
-      </w:r>
-    </w:p>
-    <w:p>
-      <w:pPr>
-        <w:pStyle w:val="Compact"/>
-        <w:numPr>
-          <w:ilvl w:val="1"/>
+        <w:t xml:space="preserve">Sign out</w:t>
+      </w:r>
+    </w:p>
+    <w:p>
+      <w:pPr>
+        <w:pStyle w:val="Compact"/>
+        <w:numPr>
+          <w:ilvl w:val="0"/>
           <w:numId w:val="1005"/>
         </w:numPr>
       </w:pPr>
       <w:r>
-        <w:t xml:space="preserve">Clean, modern design (Geist font, Tailwind CSS design system)</w:t>
-      </w:r>
-    </w:p>
-    <w:p>
-      <w:pPr>
-        <w:pStyle w:val="Compact"/>
-        <w:numPr>
-          <w:ilvl w:val="1"/>
+        <w:t xml:space="preserve">Log in as</w:t>
+      </w:r>
+      <w:r>
+        <w:t xml:space="preserve"> </w:t>
+      </w:r>
+      <w:r>
+        <w:rPr>
+          <w:b/>
+          <w:bCs/>
+        </w:rPr>
+        <w:t xml:space="preserve">Ops Admin</w:t>
+      </w:r>
+      <w:r>
+        <w:t xml:space="preserve">:</w:t>
+      </w:r>
+      <w:r>
+        <w:t xml:space="preserve"> </w:t>
+      </w:r>
+      <w:r>
+        <w:rPr>
+          <w:rStyle w:val="VerbatimChar"/>
+        </w:rPr>
+        <w:t xml:space="preserve">ops@compoundiq-poc.com</w:t>
+      </w:r>
+      <w:r>
+        <w:t xml:space="preserve"> </w:t>
+      </w:r>
+      <w:r>
+        <w:t xml:space="preserve">/</w:t>
+      </w:r>
+      <w:r>
+        <w:t xml:space="preserve"> </w:t>
+      </w:r>
+      <w:r>
+        <w:rPr>
+          <w:rStyle w:val="VerbatimChar"/>
+        </w:rPr>
+        <w:t xml:space="preserve">POCAdmin2026!</w:t>
+      </w:r>
+    </w:p>
+    <w:p>
+      <w:pPr>
+        <w:pStyle w:val="Compact"/>
+        <w:numPr>
+          <w:ilvl w:val="0"/>
           <w:numId w:val="1005"/>
         </w:numPr>
       </w:pPr>
       <w:r>
-        <w:t xml:space="preserve">HIPAA badge indicating healthcare-grade security</w:t>
-      </w:r>
-    </w:p>
-    <w:p>
-      <w:pPr>
-        <w:pStyle w:val="Compact"/>
-        <w:numPr>
-          <w:ilvl w:val="1"/>
-          <w:numId w:val="1005"/>
-        </w:numPr>
-      </w:pPr>
-      <w:r>
-        <w:t xml:space="preserve">Feature bullet points with checkmarks</w:t>
+        <w:rPr>
+          <w:b/>
+          <w:bCs/>
+        </w:rPr>
+        <w:t xml:space="preserve">Point out:</w:t>
+      </w:r>
+      <w:r>
+        <w:t xml:space="preserve"> </w:t>
+      </w:r>
+      <w:r>
+        <w:t xml:space="preserve">Redirected to</w:t>
+      </w:r>
+      <w:r>
+        <w:t xml:space="preserve"> </w:t>
+      </w:r>
+      <w:r>
+        <w:rPr>
+          <w:rStyle w:val="VerbatimChar"/>
+        </w:rPr>
+        <w:t xml:space="preserve">/ops/pipeline</w:t>
+      </w:r>
+      <w:r>
+        <w:t xml:space="preserve"> </w:t>
+      </w:r>
+      <w:r>
+        <w:t xml:space="preserve">— the Ops Dashboard (dark mode)</w:t>
       </w:r>
     </w:p>
     <w:p>
@@ -1780,17 +1530,7 @@
         <w:pStyle w:val="BlockText"/>
       </w:pPr>
       <w:r>
-        <w:t xml:space="preserve">“This is the unified login for all three applications. The system uses role-based access control — where you go after login depends on who you are.”</w:t>
-      </w:r>
-    </w:p>
-    <w:bookmarkEnd w:id="14"/>
-    <w:bookmarkStart w:id="15" w:name="demonstrate-role-based-routing"/>
-    <w:p>
-      <w:pPr>
-        <w:pStyle w:val="Heading3"/>
-      </w:pPr>
-      <w:r>
-        <w:t xml:space="preserve">Demonstrate Role-Based Routing</w:t>
+        <w:t xml:space="preserve">“Ops admins see a completely different application — the dark-mode operations dashboard. They have cross-clinic visibility for monitoring the entire order pipeline.”</w:t>
       </w:r>
     </w:p>
     <w:p>
@@ -1802,20 +1542,17 @@
         </w:numPr>
       </w:pPr>
       <w:r>
-        <w:t xml:space="preserve">Log in as</w:t>
-      </w:r>
-      <w:r>
-        <w:t xml:space="preserve"> </w:t>
-      </w:r>
-      <w:r>
-        <w:rPr>
-          <w:b/>
-          <w:bCs/>
-        </w:rPr>
-        <w:t xml:space="preserve">Clinic Admin</w:t>
-      </w:r>
-      <w:r>
-        <w:t xml:space="preserve">:</w:t>
+        <w:rPr>
+          <w:b/>
+          <w:bCs/>
+        </w:rPr>
+        <w:t xml:space="preserve">RBAC Demo:</w:t>
+      </w:r>
+      <w:r>
+        <w:t xml:space="preserve"> </w:t>
+      </w:r>
+      <w:r>
+        <w:t xml:space="preserve">While logged in as ops, navigate to</w:t>
       </w:r>
       <w:r>
         <w:t xml:space="preserve"> </w:t>
@@ -1824,22 +1561,7 @@
         <w:rPr>
           <w:rStyle w:val="VerbatimChar"/>
         </w:rPr>
-        <w:t xml:space="preserve">admin@sunrise-clinic.com</w:t>
-      </w:r>
-      <w:r>
-        <w:t xml:space="preserve"> </w:t>
-      </w:r>
-      <w:r>
-        <w:t xml:space="preserve">/</w:t>
-      </w:r>
-      <w:r>
-        <w:t xml:space="preserve"> </w:t>
-      </w:r>
-      <w:r>
-        <w:rPr>
-          <w:rStyle w:val="VerbatimChar"/>
-        </w:rPr>
-        <w:t xml:space="preserve">POCClinic2026!</w:t>
+        <w:t xml:space="preserve">/dashboard</w:t>
       </w:r>
     </w:p>
     <w:p>
@@ -1861,22 +1583,13 @@
         <w:t xml:space="preserve"> </w:t>
       </w:r>
       <w:r>
-        <w:t xml:space="preserve">Redirected to</w:t>
-      </w:r>
-      <w:r>
-        <w:t xml:space="preserve"> </w:t>
-      </w:r>
-      <w:r>
-        <w:rPr>
-          <w:rStyle w:val="VerbatimChar"/>
-        </w:rPr>
-        <w:t xml:space="preserve">/dashboard</w:t>
-      </w:r>
-      <w:r>
-        <w:t xml:space="preserve"> </w:t>
-      </w:r>
-      <w:r>
-        <w:t xml:space="preserve">— the Clinic App</w:t>
+        <w:t xml:space="preserve">“Access Denied”</w:t>
+      </w:r>
+      <w:r>
+        <w:t xml:space="preserve"> </w:t>
+      </w:r>
+      <w:r>
+        <w:t xml:space="preserve">page — ops cannot see the clinic app</w:t>
       </w:r>
     </w:p>
     <w:p>
@@ -1884,7 +1597,7 @@
         <w:pStyle w:val="BlockText"/>
       </w:pPr>
       <w:r>
-        <w:t xml:space="preserve">“Clinic users — admins, providers, medical assistants — all land on the clinic dashboard. They can only see their own clinic’s data. Row-Level Security is enforced at the PostgreSQL level, not just application code.”</w:t>
+        <w:t xml:space="preserve">“The access control works in both directions. Ops can’t access clinic data through the clinic app, and clinic users can’t access the ops dashboard. This is enforced at every level — middleware, RLS policies, and JWT claims.”</w:t>
       </w:r>
     </w:p>
     <w:p>
@@ -1893,179 +1606,6 @@
         <w:numPr>
           <w:ilvl w:val="0"/>
           <w:numId w:val="1007"/>
-        </w:numPr>
-      </w:pPr>
-      <w:r>
-        <w:t xml:space="preserve">Sign out</w:t>
-      </w:r>
-    </w:p>
-    <w:p>
-      <w:pPr>
-        <w:pStyle w:val="Compact"/>
-        <w:numPr>
-          <w:ilvl w:val="0"/>
-          <w:numId w:val="1007"/>
-        </w:numPr>
-      </w:pPr>
-      <w:r>
-        <w:t xml:space="preserve">Log in as</w:t>
-      </w:r>
-      <w:r>
-        <w:t xml:space="preserve"> </w:t>
-      </w:r>
-      <w:r>
-        <w:rPr>
-          <w:b/>
-          <w:bCs/>
-        </w:rPr>
-        <w:t xml:space="preserve">Ops Admin</w:t>
-      </w:r>
-      <w:r>
-        <w:t xml:space="preserve">:</w:t>
-      </w:r>
-      <w:r>
-        <w:t xml:space="preserve"> </w:t>
-      </w:r>
-      <w:r>
-        <w:rPr>
-          <w:rStyle w:val="VerbatimChar"/>
-        </w:rPr>
-        <w:t xml:space="preserve">ops@compoundiq-poc.com</w:t>
-      </w:r>
-      <w:r>
-        <w:t xml:space="preserve"> </w:t>
-      </w:r>
-      <w:r>
-        <w:t xml:space="preserve">/</w:t>
-      </w:r>
-      <w:r>
-        <w:t xml:space="preserve"> </w:t>
-      </w:r>
-      <w:r>
-        <w:rPr>
-          <w:rStyle w:val="VerbatimChar"/>
-        </w:rPr>
-        <w:t xml:space="preserve">POCAdmin2026!</w:t>
-      </w:r>
-    </w:p>
-    <w:p>
-      <w:pPr>
-        <w:pStyle w:val="Compact"/>
-        <w:numPr>
-          <w:ilvl w:val="0"/>
-          <w:numId w:val="1007"/>
-        </w:numPr>
-      </w:pPr>
-      <w:r>
-        <w:rPr>
-          <w:b/>
-          <w:bCs/>
-        </w:rPr>
-        <w:t xml:space="preserve">Point out:</w:t>
-      </w:r>
-      <w:r>
-        <w:t xml:space="preserve"> </w:t>
-      </w:r>
-      <w:r>
-        <w:t xml:space="preserve">Redirected to</w:t>
-      </w:r>
-      <w:r>
-        <w:t xml:space="preserve"> </w:t>
-      </w:r>
-      <w:r>
-        <w:rPr>
-          <w:rStyle w:val="VerbatimChar"/>
-        </w:rPr>
-        <w:t xml:space="preserve">/ops/pipeline</w:t>
-      </w:r>
-      <w:r>
-        <w:t xml:space="preserve"> </w:t>
-      </w:r>
-      <w:r>
-        <w:t xml:space="preserve">— the Ops Dashboard (dark mode)</w:t>
-      </w:r>
-    </w:p>
-    <w:p>
-      <w:pPr>
-        <w:pStyle w:val="BlockText"/>
-      </w:pPr>
-      <w:r>
-        <w:t xml:space="preserve">“Ops admins see a completely different application — the dark-mode operations dashboard. They have cross-clinic visibility for monitoring the entire order pipeline.”</w:t>
-      </w:r>
-    </w:p>
-    <w:p>
-      <w:pPr>
-        <w:pStyle w:val="Compact"/>
-        <w:numPr>
-          <w:ilvl w:val="0"/>
-          <w:numId w:val="1008"/>
-        </w:numPr>
-      </w:pPr>
-      <w:r>
-        <w:rPr>
-          <w:b/>
-          <w:bCs/>
-        </w:rPr>
-        <w:t xml:space="preserve">RBAC Demo:</w:t>
-      </w:r>
-      <w:r>
-        <w:t xml:space="preserve"> </w:t>
-      </w:r>
-      <w:r>
-        <w:t xml:space="preserve">While logged in as ops, navigate to</w:t>
-      </w:r>
-      <w:r>
-        <w:t xml:space="preserve"> </w:t>
-      </w:r>
-      <w:r>
-        <w:rPr>
-          <w:rStyle w:val="VerbatimChar"/>
-        </w:rPr>
-        <w:t xml:space="preserve">/dashboard</w:t>
-      </w:r>
-    </w:p>
-    <w:p>
-      <w:pPr>
-        <w:pStyle w:val="Compact"/>
-        <w:numPr>
-          <w:ilvl w:val="0"/>
-          <w:numId w:val="1008"/>
-        </w:numPr>
-      </w:pPr>
-      <w:r>
-        <w:rPr>
-          <w:b/>
-          <w:bCs/>
-        </w:rPr>
-        <w:t xml:space="preserve">Point out:</w:t>
-      </w:r>
-      <w:r>
-        <w:t xml:space="preserve"> </w:t>
-      </w:r>
-      <w:r>
-        <w:t xml:space="preserve">“Access Denied”</w:t>
-      </w:r>
-      <w:r>
-        <w:t xml:space="preserve"> </w:t>
-      </w:r>
-      <w:r>
-        <w:t xml:space="preserve">page — ops cannot see the clinic app</w:t>
-      </w:r>
-    </w:p>
-    <w:p>
-      <w:pPr>
-        <w:pStyle w:val="BlockText"/>
-      </w:pPr>
-      <w:r>
-        <w:t xml:space="preserve">“The access control works in both directions. Ops can’t access clinic data through the clinic app, and clinic users can’t access the ops dashboard. This is enforced at every level — middleware, RLS policies, and JWT claims.”</w:t>
-      </w:r>
-    </w:p>
-    <w:p>
-      <w:pPr>
-        <w:pStyle w:val="Compact"/>
-        <w:numPr>
-          <w:ilvl w:val="0"/>
-          <w:numId w:val="1009"/>
         </w:numPr>
       </w:pPr>
       <w:r>
@@ -2104,7 +1644,7 @@
         <w:pStyle w:val="Compact"/>
         <w:numPr>
           <w:ilvl w:val="0"/>
-          <w:numId w:val="1010"/>
+          <w:numId w:val="1008"/>
         </w:numPr>
       </w:pPr>
       <w:r>
@@ -2146,6 +1686,94 @@
           <w:rStyle w:val="VerbatimChar"/>
         </w:rPr>
         <w:t xml:space="preserve">POCClinic2026!</w:t>
+      </w:r>
+    </w:p>
+    <w:p>
+      <w:pPr>
+        <w:pStyle w:val="Compact"/>
+        <w:numPr>
+          <w:ilvl w:val="0"/>
+          <w:numId w:val="1008"/>
+        </w:numPr>
+      </w:pPr>
+      <w:r>
+        <w:rPr>
+          <w:b/>
+          <w:bCs/>
+        </w:rPr>
+        <w:t xml:space="preserve">Point out the dashboard:</w:t>
+      </w:r>
+    </w:p>
+    <w:p>
+      <w:pPr>
+        <w:pStyle w:val="Compact"/>
+        <w:numPr>
+          <w:ilvl w:val="1"/>
+          <w:numId w:val="1009"/>
+        </w:numPr>
+      </w:pPr>
+      <w:r>
+        <w:t xml:space="preserve">KPI cards at top (Total Orders, Revenue, Pending Payment, Completed)</w:t>
+      </w:r>
+    </w:p>
+    <w:p>
+      <w:pPr>
+        <w:pStyle w:val="Compact"/>
+        <w:numPr>
+          <w:ilvl w:val="1"/>
+          <w:numId w:val="1009"/>
+        </w:numPr>
+      </w:pPr>
+      <w:r>
+        <w:t xml:space="preserve">Order table with status badges (colored pills showing order state)</w:t>
+      </w:r>
+    </w:p>
+    <w:p>
+      <w:pPr>
+        <w:pStyle w:val="Compact"/>
+        <w:numPr>
+          <w:ilvl w:val="1"/>
+          <w:numId w:val="1009"/>
+        </w:numPr>
+      </w:pPr>
+      <w:r>
+        <w:t xml:space="preserve">Table/Kanban toggle in the top right</w:t>
+      </w:r>
+    </w:p>
+    <w:p>
+      <w:pPr>
+        <w:pStyle w:val="Compact"/>
+        <w:numPr>
+          <w:ilvl w:val="0"/>
+          <w:numId w:val="1008"/>
+        </w:numPr>
+      </w:pPr>
+      <w:r>
+        <w:t xml:space="preserve">Click the</w:t>
+      </w:r>
+      <w:r>
+        <w:t xml:space="preserve"> </w:t>
+      </w:r>
+      <w:r>
+        <w:rPr>
+          <w:b/>
+          <w:bCs/>
+        </w:rPr>
+        <w:t xml:space="preserve">Kanban toggle</w:t>
+      </w:r>
+      <w:r>
+        <w:t xml:space="preserve"> </w:t>
+      </w:r>
+      <w:r>
+        <w:t xml:space="preserve">to show the board view</w:t>
+      </w:r>
+    </w:p>
+    <w:p>
+      <w:pPr>
+        <w:pStyle w:val="BlockText"/>
+      </w:pPr>
+      <w:r>
+        <w:t xml:space="preserve">“The medical assistant starts their day here. They can see all orders at a glance, filter by status, and switch between table and kanban views.”</w:t>
       </w:r>
     </w:p>
     <w:p>
@@ -2161,7 +1789,7 @@
           <w:b/>
           <w:bCs/>
         </w:rPr>
-        <w:t xml:space="preserve">Point out the dashboard:</w:t>
+        <w:t xml:space="preserve">Point out the sidebar:</w:t>
       </w:r>
     </w:p>
     <w:p>
@@ -2173,7 +1801,7 @@
         </w:numPr>
       </w:pPr>
       <w:r>
-        <w:t xml:space="preserve">KPI cards at top (Total Orders, Revenue, Pending Payment, Completed)</w:t>
+        <w:t xml:space="preserve">Navigation icons for Dashboard / New Prescription / Settings</w:t>
       </w:r>
     </w:p>
     <w:p>
@@ -2185,7 +1813,7 @@
         </w:numPr>
       </w:pPr>
       <w:r>
-        <w:t xml:space="preserve">Order table with status badges (colored pills showing order state)</w:t>
+        <w:t xml:space="preserve">Active page highlighted</w:t>
       </w:r>
     </w:p>
     <w:p>
@@ -2197,35 +1825,7 @@
         </w:numPr>
       </w:pPr>
       <w:r>
-        <w:t xml:space="preserve">Table/Kanban toggle in the top right</w:t>
-      </w:r>
-    </w:p>
-    <w:p>
-      <w:pPr>
-        <w:pStyle w:val="Compact"/>
-        <w:numPr>
-          <w:ilvl w:val="0"/>
-          <w:numId w:val="1010"/>
-        </w:numPr>
-      </w:pPr>
-      <w:r>
-        <w:t xml:space="preserve">Click the</w:t>
-      </w:r>
-      <w:r>
-        <w:t xml:space="preserve"> </w:t>
-      </w:r>
-      <w:r>
-        <w:rPr>
-          <w:b/>
-          <w:bCs/>
-        </w:rPr>
-        <w:t xml:space="preserve">Kanban toggle</w:t>
-      </w:r>
-      <w:r>
-        <w:t xml:space="preserve"> </w:t>
-      </w:r>
-      <w:r>
-        <w:t xml:space="preserve">to show the board view</w:t>
+        <w:t xml:space="preserve">Sign-out control at the bottom</w:t>
       </w:r>
     </w:p>
     <w:p>
@@ -2233,7 +1833,17 @@
         <w:pStyle w:val="BlockText"/>
       </w:pPr>
       <w:r>
-        <w:t xml:space="preserve">“The medical assistant starts their day here. They can see all orders at a glance, filter by status, and switch between table and kanban views.”</w:t>
+        <w:t xml:space="preserve">“The sidebar gives quick access to the core clinic flows.”</w:t>
+      </w:r>
+    </w:p>
+    <w:bookmarkEnd w:id="17"/>
+    <w:bookmarkStart w:id="18" w:name="X4da94081b50c640a1e576428d4a30f3f544fe5a"/>
+    <w:p>
+      <w:pPr>
+        <w:pStyle w:val="Heading3"/>
+      </w:pPr>
+      <w:r>
+        <w:t xml:space="preserve">3B — Patient &amp; Provider Selection (New in Phase 15)</w:t>
       </w:r>
     </w:p>
     <w:p>
@@ -2245,11 +1855,39 @@
         </w:numPr>
       </w:pPr>
       <w:r>
-        <w:rPr>
-          <w:b/>
-          <w:bCs/>
-        </w:rPr>
-        <w:t xml:space="preserve">Point out the sidebar:</w:t>
+        <w:t xml:space="preserve">Click</w:t>
+      </w:r>
+      <w:r>
+        <w:t xml:space="preserve"> </w:t>
+      </w:r>
+      <w:r>
+        <w:rPr>
+          <w:b/>
+          <w:bCs/>
+        </w:rPr>
+        <w:t xml:space="preserve">“+ New Prescription”</w:t>
+      </w:r>
+      <w:r>
+        <w:t xml:space="preserve"> </w:t>
+      </w:r>
+      <w:r>
+        <w:t xml:space="preserve">button</w:t>
+      </w:r>
+    </w:p>
+    <w:p>
+      <w:pPr>
+        <w:pStyle w:val="Compact"/>
+        <w:numPr>
+          <w:ilvl w:val="0"/>
+          <w:numId w:val="1012"/>
+        </w:numPr>
+      </w:pPr>
+      <w:r>
+        <w:rPr>
+          <w:b/>
+          <w:bCs/>
+        </w:rPr>
+        <w:t xml:space="preserve">Point out the patient/provider selector page:</w:t>
       </w:r>
     </w:p>
     <w:p>
@@ -2261,7 +1899,7 @@
         </w:numPr>
       </w:pPr>
       <w:r>
-        <w:t xml:space="preserve">Navigation links with icons</w:t>
+        <w:t xml:space="preserve">Patient search with name filter</w:t>
       </w:r>
     </w:p>
     <w:p>
@@ -2273,7 +1911,7 @@
         </w:numPr>
       </w:pPr>
       <w:r>
-        <w:t xml:space="preserve">Active page highlighted</w:t>
+        <w:t xml:space="preserve">Provider auto-selected (only one provider in this clinic)</w:t>
       </w:r>
     </w:p>
     <w:p>
@@ -2285,35 +1923,13 @@
         </w:numPr>
       </w:pPr>
       <w:r>
-        <w:t xml:space="preserve">User info and role badge at the bottom</w:t>
-      </w:r>
-    </w:p>
-    <w:p>
-      <w:pPr>
-        <w:pStyle w:val="Compact"/>
-        <w:numPr>
-          <w:ilvl w:val="0"/>
-          <w:numId w:val="1012"/>
-        </w:numPr>
-      </w:pPr>
-      <w:r>
-        <w:t xml:space="preserve">Click the</w:t>
-      </w:r>
-      <w:r>
-        <w:t xml:space="preserve"> </w:t>
-      </w:r>
-      <w:r>
-        <w:rPr>
-          <w:b/>
-          <w:bCs/>
-        </w:rPr>
-        <w:t xml:space="preserve">collapse button</w:t>
-      </w:r>
-      <w:r>
-        <w:t xml:space="preserve"> </w:t>
-      </w:r>
-      <w:r>
-        <w:t xml:space="preserve">(chevron) on the sidebar — show it collapses to icon-only mode, click again to re-expand</w:t>
+        <w:t xml:space="preserve">“Continue to Pharmacy Search”</w:t>
+      </w:r>
+      <w:r>
+        <w:t xml:space="preserve"> </w:t>
+      </w:r>
+      <w:r>
+        <w:t xml:space="preserve">button (disabled until both selected)</w:t>
       </w:r>
     </w:p>
     <w:p>
@@ -2321,17 +1937,7 @@
         <w:pStyle w:val="BlockText"/>
       </w:pPr>
       <w:r>
-        <w:t xml:space="preserve">“The sidebar collapses for more screen real estate. The main content area adjusts automatically.”</w:t>
-      </w:r>
-    </w:p>
-    <w:bookmarkEnd w:id="17"/>
-    <w:bookmarkStart w:id="18" w:name="X4da94081b50c640a1e576428d4a30f3f544fe5a"/>
-    <w:p>
-      <w:pPr>
-        <w:pStyle w:val="Heading3"/>
-      </w:pPr>
-      <w:r>
-        <w:t xml:space="preserve">3B — Patient &amp; Provider Selection (New in Phase 15)</w:t>
+        <w:t xml:space="preserve">“The first thing the MA does is select the patient. The patient’s shipping state auto-populates for all pharmacy searches — no manual entry. The provider is also selected upfront. Both stay pinned at the top of every screen throughout the flow.”</w:t>
       </w:r>
     </w:p>
     <w:p>
@@ -2343,23 +1949,39 @@
         </w:numPr>
       </w:pPr>
       <w:r>
-        <w:t xml:space="preserve">Click</w:t>
-      </w:r>
-      <w:r>
-        <w:t xml:space="preserve"> </w:t>
-      </w:r>
-      <w:r>
-        <w:rPr>
-          <w:b/>
-          <w:bCs/>
-        </w:rPr>
-        <w:t xml:space="preserve">“+ New Prescription”</w:t>
-      </w:r>
-      <w:r>
-        <w:t xml:space="preserve"> </w:t>
-      </w:r>
-      <w:r>
-        <w:t xml:space="preserve">button</w:t>
+        <w:t xml:space="preserve">Search for</w:t>
+      </w:r>
+      <w:r>
+        <w:t xml:space="preserve"> </w:t>
+      </w:r>
+      <w:r>
+        <w:rPr>
+          <w:b/>
+          <w:bCs/>
+        </w:rPr>
+        <w:t xml:space="preserve">“Alex”</w:t>
+      </w:r>
+      <w:r>
+        <w:t xml:space="preserve"> </w:t>
+      </w:r>
+      <w:r>
+        <w:t xml:space="preserve">— select</w:t>
+      </w:r>
+      <w:r>
+        <w:t xml:space="preserve"> </w:t>
+      </w:r>
+      <w:r>
+        <w:rPr>
+          <w:b/>
+          <w:bCs/>
+        </w:rPr>
+        <w:t xml:space="preserve">Alex Demo</w:t>
+      </w:r>
+      <w:r>
+        <w:t xml:space="preserve"> </w:t>
+      </w:r>
+      <w:r>
+        <w:t xml:space="preserve">(TX state badge visible)</w:t>
       </w:r>
     </w:p>
     <w:p>
@@ -2371,53 +1993,147 @@
         </w:numPr>
       </w:pPr>
       <w:r>
-        <w:rPr>
-          <w:b/>
-          <w:bCs/>
-        </w:rPr>
-        <w:t xml:space="preserve">Point out the patient/provider selector page:</w:t>
-      </w:r>
-    </w:p>
-    <w:p>
-      <w:pPr>
-        <w:pStyle w:val="Compact"/>
-        <w:numPr>
-          <w:ilvl w:val="1"/>
+        <w:t xml:space="preserve">Note the provider</w:t>
+      </w:r>
+      <w:r>
+        <w:t xml:space="preserve"> </w:t>
+      </w:r>
+      <w:r>
+        <w:rPr>
+          <w:b/>
+          <w:bCs/>
+        </w:rPr>
+        <w:t xml:space="preserve">Sarah Chen</w:t>
+      </w:r>
+      <w:r>
+        <w:t xml:space="preserve"> </w:t>
+      </w:r>
+      <w:r>
+        <w:t xml:space="preserve">is auto-selected</w:t>
+      </w:r>
+    </w:p>
+    <w:p>
+      <w:pPr>
+        <w:pStyle w:val="Compact"/>
+        <w:numPr>
+          <w:ilvl w:val="0"/>
+          <w:numId w:val="1014"/>
+        </w:numPr>
+      </w:pPr>
+      <w:r>
+        <w:t xml:space="preserve">Click</w:t>
+      </w:r>
+      <w:r>
+        <w:t xml:space="preserve"> </w:t>
+      </w:r>
+      <w:r>
+        <w:rPr>
+          <w:b/>
+          <w:bCs/>
+        </w:rPr>
+        <w:t xml:space="preserve">“Continue to Pharmacy Search”</w:t>
+      </w:r>
+    </w:p>
+    <w:bookmarkEnd w:id="18"/>
+    <w:bookmarkStart w:id="19" w:name="Xa6621a959da8794ec82063a81ca579b35b7faab"/>
+    <w:p>
+      <w:pPr>
+        <w:pStyle w:val="Heading3"/>
+      </w:pPr>
+      <w:r>
+        <w:t xml:space="preserve">3C — Quick Actions: Favorites + Protocols (New in Phase 18)</w:t>
+      </w:r>
+    </w:p>
+    <w:p>
+      <w:pPr>
+        <w:pStyle w:val="Compact"/>
+        <w:numPr>
+          <w:ilvl w:val="0"/>
           <w:numId w:val="1015"/>
         </w:numPr>
       </w:pPr>
       <w:r>
-        <w:t xml:space="preserve">Patient search with name filter</w:t>
-      </w:r>
-    </w:p>
-    <w:p>
-      <w:pPr>
-        <w:pStyle w:val="Compact"/>
-        <w:numPr>
-          <w:ilvl w:val="1"/>
+        <w:rPr>
+          <w:b/>
+          <w:bCs/>
+        </w:rPr>
+        <w:t xml:space="preserve">Point out the session banner</w:t>
+      </w:r>
+      <w:r>
+        <w:t xml:space="preserve"> </w:t>
+      </w:r>
+      <w:r>
+        <w:t xml:space="preserve">at the top — Alex Demo + Sarah Chen pinned</w:t>
+      </w:r>
+    </w:p>
+    <w:p>
+      <w:pPr>
+        <w:pStyle w:val="Compact"/>
+        <w:numPr>
+          <w:ilvl w:val="0"/>
           <w:numId w:val="1015"/>
         </w:numPr>
       </w:pPr>
       <w:r>
-        <w:t xml:space="preserve">Provider auto-selected (only one provider in this clinic)</w:t>
-      </w:r>
-    </w:p>
-    <w:p>
-      <w:pPr>
-        <w:pStyle w:val="Compact"/>
-        <w:numPr>
-          <w:ilvl w:val="1"/>
+        <w:rPr>
+          <w:b/>
+          <w:bCs/>
+        </w:rPr>
+        <w:t xml:space="preserve">Point out the Quick Actions Panel</w:t>
+      </w:r>
+      <w:r>
+        <w:t xml:space="preserve"> </w:t>
+      </w:r>
+      <w:r>
+        <w:t xml:space="preserve">with two tabs:</w:t>
+      </w:r>
+      <w:r>
+        <w:t xml:space="preserve"> </w:t>
+      </w:r>
+      <w:r>
+        <w:rPr>
+          <w:b/>
+          <w:bCs/>
+        </w:rPr>
+        <w:t xml:space="preserve">Favorites</w:t>
+      </w:r>
+      <w:r>
+        <w:t xml:space="preserve"> </w:t>
+      </w:r>
+      <w:r>
+        <w:t xml:space="preserve">and</w:t>
+      </w:r>
+      <w:r>
+        <w:t xml:space="preserve"> </w:t>
+      </w:r>
+      <w:r>
+        <w:rPr>
+          <w:b/>
+          <w:bCs/>
+        </w:rPr>
+        <w:t xml:space="preserve">Protocols</w:t>
+      </w:r>
+    </w:p>
+    <w:p>
+      <w:pPr>
+        <w:pStyle w:val="Compact"/>
+        <w:numPr>
+          <w:ilvl w:val="0"/>
           <w:numId w:val="1015"/>
         </w:numPr>
       </w:pPr>
       <w:r>
-        <w:t xml:space="preserve">“Continue to Pharmacy Search”</w:t>
-      </w:r>
-      <w:r>
-        <w:t xml:space="preserve"> </w:t>
-      </w:r>
-      <w:r>
-        <w:t xml:space="preserve">button (disabled until both selected)</w:t>
+        <w:rPr>
+          <w:b/>
+          <w:bCs/>
+        </w:rPr>
+        <w:t xml:space="preserve">Favorites tab</w:t>
+      </w:r>
+      <w:r>
+        <w:t xml:space="preserve"> </w:t>
+      </w:r>
+      <w:r>
+        <w:t xml:space="preserve">— show the 4+ saved favorites (Semaglutide 0.5mg weekly, Standard TRT, LDN Starter, BPC-157). Note the titration/cycling badges on relevant favorites.</w:t>
       </w:r>
     </w:p>
     <w:p>
@@ -2425,7 +2141,7 @@
         <w:pStyle w:val="BlockText"/>
       </w:pPr>
       <w:r>
-        <w:t xml:space="preserve">“The first thing the MA does is select the patient. The patient’s shipping state auto-populates for all pharmacy searches — no manual entry. The provider is also selected upfront. Both stay pinned at the top of every screen throughout the flow.”</w:t>
+        <w:t xml:space="preserve">“Provider favorites let you reorder common prescriptions in one click. No searching, no configuring — just click and go straight to pricing.”</w:t>
       </w:r>
     </w:p>
     <w:p>
@@ -2437,39 +2153,23 @@
         </w:numPr>
       </w:pPr>
       <w:r>
-        <w:t xml:space="preserve">Search for</w:t>
-      </w:r>
-      <w:r>
-        <w:t xml:space="preserve"> </w:t>
-      </w:r>
-      <w:r>
-        <w:rPr>
-          <w:b/>
-          <w:bCs/>
-        </w:rPr>
-        <w:t xml:space="preserve">“Alex”</w:t>
-      </w:r>
-      <w:r>
-        <w:t xml:space="preserve"> </w:t>
-      </w:r>
-      <w:r>
-        <w:t xml:space="preserve">— select</w:t>
-      </w:r>
-      <w:r>
-        <w:t xml:space="preserve"> </w:t>
-      </w:r>
-      <w:r>
-        <w:rPr>
-          <w:b/>
-          <w:bCs/>
-        </w:rPr>
-        <w:t xml:space="preserve">Alex Demo</w:t>
-      </w:r>
-      <w:r>
-        <w:t xml:space="preserve"> </w:t>
-      </w:r>
-      <w:r>
-        <w:t xml:space="preserve">(TX state badge visible)</w:t>
+        <w:t xml:space="preserve">Click</w:t>
+      </w:r>
+      <w:r>
+        <w:t xml:space="preserve"> </w:t>
+      </w:r>
+      <w:r>
+        <w:rPr>
+          <w:b/>
+          <w:bCs/>
+        </w:rPr>
+        <w:t xml:space="preserve">Protocols tab</w:t>
+      </w:r>
+      <w:r>
+        <w:t xml:space="preserve"> </w:t>
+      </w:r>
+      <w:r>
+        <w:t xml:space="preserve">— show the protocol templates (Weight Loss Protocol, Mold/MCAS Support)</w:t>
       </w:r>
     </w:p>
     <w:p>
@@ -2481,23 +2181,23 @@
         </w:numPr>
       </w:pPr>
       <w:r>
-        <w:t xml:space="preserve">Note the provider</w:t>
-      </w:r>
-      <w:r>
-        <w:t xml:space="preserve"> </w:t>
-      </w:r>
-      <w:r>
-        <w:rPr>
-          <w:b/>
-          <w:bCs/>
-        </w:rPr>
-        <w:t xml:space="preserve">Sarah Chen</w:t>
-      </w:r>
-      <w:r>
-        <w:t xml:space="preserve"> </w:t>
-      </w:r>
-      <w:r>
-        <w:t xml:space="preserve">is auto-selected</w:t>
+        <w:t xml:space="preserve">Click</w:t>
+      </w:r>
+      <w:r>
+        <w:t xml:space="preserve"> </w:t>
+      </w:r>
+      <w:r>
+        <w:rPr>
+          <w:b/>
+          <w:bCs/>
+        </w:rPr>
+        <w:t xml:space="preserve">Weight Loss Protocol</w:t>
+      </w:r>
+      <w:r>
+        <w:t xml:space="preserve"> </w:t>
+      </w:r>
+      <w:r>
+        <w:t xml:space="preserve">to expand — show the 3 medications with phase labels and sig text</w:t>
       </w:r>
     </w:p>
     <w:p>
@@ -2509,27 +2209,47 @@
         </w:numPr>
       </w:pPr>
       <w:r>
-        <w:t xml:space="preserve">Click</w:t>
-      </w:r>
-      <w:r>
-        <w:t xml:space="preserve"> </w:t>
-      </w:r>
-      <w:r>
-        <w:rPr>
-          <w:b/>
-          <w:bCs/>
-        </w:rPr>
-        <w:t xml:space="preserve">“Continue to Pharmacy Search”</w:t>
-      </w:r>
-    </w:p>
-    <w:bookmarkEnd w:id="18"/>
-    <w:bookmarkStart w:id="19" w:name="Xa6621a959da8794ec82063a81ca579b35b7faab"/>
+        <w:rPr>
+          <w:b/>
+          <w:bCs/>
+        </w:rPr>
+        <w:t xml:space="preserve">Point out</w:t>
+      </w:r>
+      <w:r>
+        <w:t xml:space="preserve"> </w:t>
+      </w:r>
+      <w:r>
+        <w:t xml:space="preserve">the</w:t>
+      </w:r>
+      <w:r>
+        <w:t xml:space="preserve"> </w:t>
+      </w:r>
+      <w:r>
+        <w:t xml:space="preserve">“Load 3 Medications into Session”</w:t>
+      </w:r>
+      <w:r>
+        <w:t xml:space="preserve"> </w:t>
+      </w:r>
+      <w:r>
+        <w:t xml:space="preserve">button</w:t>
+      </w:r>
+    </w:p>
+    <w:p>
+      <w:pPr>
+        <w:pStyle w:val="BlockText"/>
+      </w:pPr>
+      <w:r>
+        <w:t xml:space="preserve">“Protocol templates are a market-first feature. One click adds an entire multi-medication protocol to the session. The provider reviews and adjusts per patient before signing.”</w:t>
+      </w:r>
+    </w:p>
+    <w:bookmarkEnd w:id="19"/>
+    <w:bookmarkStart w:id="20" w:name="Xb5840cf837e2859a3f664b030817a540ff74a59"/>
     <w:p>
       <w:pPr>
         <w:pStyle w:val="Heading3"/>
       </w:pPr>
       <w:r>
-        <w:t xml:space="preserve">3C — Quick Actions: Favorites + Protocols (New in Phase 18)</w:t>
+        <w:t xml:space="preserve">3D — Cascading Prescription Builder (New in Phase 17)</w:t>
       </w:r>
     </w:p>
     <w:p>
@@ -2541,17 +2261,33 @@
         </w:numPr>
       </w:pPr>
       <w:r>
-        <w:rPr>
-          <w:b/>
-          <w:bCs/>
-        </w:rPr>
-        <w:t xml:space="preserve">Point out the session banner</w:t>
-      </w:r>
-      <w:r>
-        <w:t xml:space="preserve"> </w:t>
-      </w:r>
-      <w:r>
-        <w:t xml:space="preserve">at the top — Alex Demo + Sarah Chen pinned</w:t>
+        <w:t xml:space="preserve">Go back to Configure Prescription. Type</w:t>
+      </w:r>
+      <w:r>
+        <w:t xml:space="preserve"> </w:t>
+      </w:r>
+      <w:r>
+        <w:rPr>
+          <w:b/>
+          <w:bCs/>
+        </w:rPr>
+        <w:t xml:space="preserve">“Sema”</w:t>
+      </w:r>
+      <w:r>
+        <w:t xml:space="preserve"> </w:t>
+      </w:r>
+      <w:r>
+        <w:t xml:space="preserve">in the medication search — select</w:t>
+      </w:r>
+      <w:r>
+        <w:t xml:space="preserve"> </w:t>
+      </w:r>
+      <w:r>
+        <w:rPr>
+          <w:b/>
+          <w:bCs/>
+        </w:rPr>
+        <w:t xml:space="preserve">Semaglutide</w:t>
       </w:r>
     </w:p>
     <w:p>
@@ -2567,39 +2303,13 @@
           <w:b/>
           <w:bCs/>
         </w:rPr>
-        <w:t xml:space="preserve">Point out the Quick Actions Panel</w:t>
-      </w:r>
-      <w:r>
-        <w:t xml:space="preserve"> </w:t>
-      </w:r>
-      <w:r>
-        <w:t xml:space="preserve">with two tabs:</w:t>
-      </w:r>
-      <w:r>
-        <w:t xml:space="preserve"> </w:t>
-      </w:r>
-      <w:r>
-        <w:rPr>
-          <w:b/>
-          <w:bCs/>
-        </w:rPr>
-        <w:t xml:space="preserve">Favorites</w:t>
-      </w:r>
-      <w:r>
-        <w:t xml:space="preserve"> </w:t>
-      </w:r>
-      <w:r>
-        <w:t xml:space="preserve">and</w:t>
-      </w:r>
-      <w:r>
-        <w:t xml:space="preserve"> </w:t>
-      </w:r>
-      <w:r>
-        <w:rPr>
-          <w:b/>
-          <w:bCs/>
-        </w:rPr>
-        <w:t xml:space="preserve">Protocols</w:t>
+        <w:t xml:space="preserve">Point out</w:t>
+      </w:r>
+      <w:r>
+        <w:t xml:space="preserve"> </w:t>
+      </w:r>
+      <w:r>
+        <w:t xml:space="preserve">the cascading dropdown flow: ingredient → salt form (auto-skips if only one) → formulation card (Semaglutide 5mg/mL Injectable)</w:t>
       </w:r>
     </w:p>
     <w:p>
@@ -2611,17 +2321,186 @@
         </w:numPr>
       </w:pPr>
       <w:r>
-        <w:rPr>
-          <w:b/>
-          <w:bCs/>
-        </w:rPr>
-        <w:t xml:space="preserve">Favorites tab</w:t>
-      </w:r>
-      <w:r>
-        <w:t xml:space="preserve"> </w:t>
-      </w:r>
-      <w:r>
-        <w:t xml:space="preserve">— show the 4+ saved favorites (Semaglutide 0.5mg weekly, Standard TRT, LDN Starter, BPC-157). Note the titration/cycling badges on relevant favorites.</w:t>
+        <w:t xml:space="preserve">Select the formulation →</w:t>
+      </w:r>
+      <w:r>
+        <w:t xml:space="preserve"> </w:t>
+      </w:r>
+      <w:r>
+        <w:rPr>
+          <w:b/>
+          <w:bCs/>
+        </w:rPr>
+        <w:t xml:space="preserve">Point out the Structured Sig Builder</w:t>
+      </w:r>
+      <w:r>
+        <w:t xml:space="preserve">:</w:t>
+      </w:r>
+    </w:p>
+    <w:p>
+      <w:pPr>
+        <w:pStyle w:val="Compact"/>
+        <w:numPr>
+          <w:ilvl w:val="1"/>
+          <w:numId w:val="1018"/>
+        </w:numPr>
+      </w:pPr>
+      <w:r>
+        <w:t xml:space="preserve">Dose amount + unit + frequency dropdowns</w:t>
+      </w:r>
+    </w:p>
+    <w:p>
+      <w:pPr>
+        <w:pStyle w:val="Compact"/>
+        <w:numPr>
+          <w:ilvl w:val="1"/>
+          <w:numId w:val="1018"/>
+        </w:numPr>
+      </w:pPr>
+      <w:r>
+        <w:t xml:space="preserve">Timing dropdown (In the morning, At bedtime, etc.)</w:t>
+      </w:r>
+    </w:p>
+    <w:p>
+      <w:pPr>
+        <w:pStyle w:val="Compact"/>
+        <w:numPr>
+          <w:ilvl w:val="1"/>
+          <w:numId w:val="1018"/>
+        </w:numPr>
+      </w:pPr>
+      <w:r>
+        <w:t xml:space="preserve">Duration dropdown (For 30 days, Ongoing, etc.)</w:t>
+      </w:r>
+    </w:p>
+    <w:p>
+      <w:pPr>
+        <w:pStyle w:val="Compact"/>
+        <w:numPr>
+          <w:ilvl w:val="1"/>
+          <w:numId w:val="1018"/>
+        </w:numPr>
+      </w:pPr>
+      <w:r>
+        <w:t xml:space="preserve">Mode toggles:</w:t>
+      </w:r>
+      <w:r>
+        <w:t xml:space="preserve"> </w:t>
+      </w:r>
+      <w:r>
+        <w:rPr>
+          <w:b/>
+          <w:bCs/>
+        </w:rPr>
+        <w:t xml:space="preserve">Standard</w:t>
+      </w:r>
+      <w:r>
+        <w:t xml:space="preserve"> </w:t>
+      </w:r>
+      <w:r>
+        <w:t xml:space="preserve">/</w:t>
+      </w:r>
+      <w:r>
+        <w:t xml:space="preserve"> </w:t>
+      </w:r>
+      <w:r>
+        <w:rPr>
+          <w:b/>
+          <w:bCs/>
+        </w:rPr>
+        <w:t xml:space="preserve">Titration</w:t>
+      </w:r>
+      <w:r>
+        <w:t xml:space="preserve"> </w:t>
+      </w:r>
+      <w:r>
+        <w:t xml:space="preserve">/</w:t>
+      </w:r>
+      <w:r>
+        <w:t xml:space="preserve"> </w:t>
+      </w:r>
+      <w:r>
+        <w:rPr>
+          <w:b/>
+          <w:bCs/>
+        </w:rPr>
+        <w:t xml:space="preserve">Cycling</w:t>
+      </w:r>
+    </w:p>
+    <w:p>
+      <w:pPr>
+        <w:pStyle w:val="Compact"/>
+        <w:numPr>
+          <w:ilvl w:val="0"/>
+          <w:numId w:val="1017"/>
+        </w:numPr>
+      </w:pPr>
+      <w:r>
+        <w:t xml:space="preserve">Set dose:</w:t>
+      </w:r>
+      <w:r>
+        <w:t xml:space="preserve"> </w:t>
+      </w:r>
+      <w:r>
+        <w:rPr>
+          <w:b/>
+          <w:bCs/>
+        </w:rPr>
+        <w:t xml:space="preserve">10 units</w:t>
+      </w:r>
+      <w:r>
+        <w:t xml:space="preserve">, frequency:</w:t>
+      </w:r>
+      <w:r>
+        <w:t xml:space="preserve"> </w:t>
+      </w:r>
+      <w:r>
+        <w:rPr>
+          <w:b/>
+          <w:bCs/>
+        </w:rPr>
+        <w:t xml:space="preserve">Once weekly</w:t>
+      </w:r>
+      <w:r>
+        <w:t xml:space="preserve">, timing:</w:t>
+      </w:r>
+      <w:r>
+        <w:t xml:space="preserve"> </w:t>
+      </w:r>
+      <w:r>
+        <w:rPr>
+          <w:b/>
+          <w:bCs/>
+        </w:rPr>
+        <w:t xml:space="preserve">In the morning</w:t>
+      </w:r>
+    </w:p>
+    <w:p>
+      <w:pPr>
+        <w:pStyle w:val="Compact"/>
+        <w:numPr>
+          <w:ilvl w:val="0"/>
+          <w:numId w:val="1017"/>
+        </w:numPr>
+      </w:pPr>
+      <w:r>
+        <w:rPr>
+          <w:b/>
+          <w:bCs/>
+        </w:rPr>
+        <w:t xml:space="preserve">Point out</w:t>
+      </w:r>
+      <w:r>
+        <w:t xml:space="preserve"> </w:t>
+      </w:r>
+      <w:r>
+        <w:t xml:space="preserve">the auto-generated sig:</w:t>
+      </w:r>
+      <w:r>
+        <w:t xml:space="preserve"> </w:t>
+      </w:r>
+      <w:r>
+        <w:t xml:space="preserve">“Inject 10 units (0.10mL / 0.50mg) subcutaneous once weekly in the morning”</w:t>
       </w:r>
     </w:p>
     <w:p>
@@ -2629,115 +2508,7 @@
         <w:pStyle w:val="BlockText"/>
       </w:pPr>
       <w:r>
-        <w:t xml:space="preserve">“Provider favorites let you reorder common prescriptions in one click. No searching, no configuring — just click and go straight to pricing.”</w:t>
-      </w:r>
-    </w:p>
-    <w:p>
-      <w:pPr>
-        <w:pStyle w:val="Compact"/>
-        <w:numPr>
-          <w:ilvl w:val="0"/>
-          <w:numId w:val="1018"/>
-        </w:numPr>
-      </w:pPr>
-      <w:r>
-        <w:t xml:space="preserve">Click</w:t>
-      </w:r>
-      <w:r>
-        <w:t xml:space="preserve"> </w:t>
-      </w:r>
-      <w:r>
-        <w:rPr>
-          <w:b/>
-          <w:bCs/>
-        </w:rPr>
-        <w:t xml:space="preserve">Protocols tab</w:t>
-      </w:r>
-      <w:r>
-        <w:t xml:space="preserve"> </w:t>
-      </w:r>
-      <w:r>
-        <w:t xml:space="preserve">— show the protocol templates (Weight Loss Protocol, Mold/MCAS Support)</w:t>
-      </w:r>
-    </w:p>
-    <w:p>
-      <w:pPr>
-        <w:pStyle w:val="Compact"/>
-        <w:numPr>
-          <w:ilvl w:val="0"/>
-          <w:numId w:val="1018"/>
-        </w:numPr>
-      </w:pPr>
-      <w:r>
-        <w:t xml:space="preserve">Click</w:t>
-      </w:r>
-      <w:r>
-        <w:t xml:space="preserve"> </w:t>
-      </w:r>
-      <w:r>
-        <w:rPr>
-          <w:b/>
-          <w:bCs/>
-        </w:rPr>
-        <w:t xml:space="preserve">Weight Loss Protocol</w:t>
-      </w:r>
-      <w:r>
-        <w:t xml:space="preserve"> </w:t>
-      </w:r>
-      <w:r>
-        <w:t xml:space="preserve">to expand — show the 3 medications with phase labels and sig text</w:t>
-      </w:r>
-    </w:p>
-    <w:p>
-      <w:pPr>
-        <w:pStyle w:val="Compact"/>
-        <w:numPr>
-          <w:ilvl w:val="0"/>
-          <w:numId w:val="1018"/>
-        </w:numPr>
-      </w:pPr>
-      <w:r>
-        <w:rPr>
-          <w:b/>
-          <w:bCs/>
-        </w:rPr>
-        <w:t xml:space="preserve">Point out</w:t>
-      </w:r>
-      <w:r>
-        <w:t xml:space="preserve"> </w:t>
-      </w:r>
-      <w:r>
-        <w:t xml:space="preserve">the</w:t>
-      </w:r>
-      <w:r>
-        <w:t xml:space="preserve"> </w:t>
-      </w:r>
-      <w:r>
-        <w:t xml:space="preserve">“Load 3 Medications into Session”</w:t>
-      </w:r>
-      <w:r>
-        <w:t xml:space="preserve"> </w:t>
-      </w:r>
-      <w:r>
-        <w:t xml:space="preserve">button</w:t>
-      </w:r>
-    </w:p>
-    <w:p>
-      <w:pPr>
-        <w:pStyle w:val="BlockText"/>
-      </w:pPr>
-      <w:r>
-        <w:t xml:space="preserve">“Protocol templates are a market-first feature. One click adds an entire multi-medication protocol to the session. The provider reviews and adjusts per patient before signing.”</w:t>
-      </w:r>
-    </w:p>
-    <w:bookmarkEnd w:id="19"/>
-    <w:bookmarkStart w:id="20" w:name="Xb5840cf837e2859a3f664b030817a540ff74a59"/>
-    <w:p>
-      <w:pPr>
-        <w:pStyle w:val="Heading3"/>
-      </w:pPr>
-      <w:r>
-        <w:t xml:space="preserve">3D — Cascading Prescription Builder (New in Phase 17)</w:t>
+        <w:t xml:space="preserve">“The sig generates automatically with full unit conversion — mg, mL, and syringe units for injectables. No manual math. NCPDP-compliant with a 1,000-character limit counter.”</w:t>
       </w:r>
     </w:p>
     <w:p>
@@ -2749,33 +2520,49 @@
         </w:numPr>
       </w:pPr>
       <w:r>
-        <w:t xml:space="preserve">Go back to Configure Prescription. Type</w:t>
-      </w:r>
-      <w:r>
-        <w:t xml:space="preserve"> </w:t>
-      </w:r>
-      <w:r>
-        <w:rPr>
-          <w:b/>
-          <w:bCs/>
-        </w:rPr>
-        <w:t xml:space="preserve">“Sema”</w:t>
-      </w:r>
-      <w:r>
-        <w:t xml:space="preserve"> </w:t>
-      </w:r>
-      <w:r>
-        <w:t xml:space="preserve">in the medication search — select</w:t>
-      </w:r>
-      <w:r>
-        <w:t xml:space="preserve"> </w:t>
-      </w:r>
-      <w:r>
-        <w:rPr>
-          <w:b/>
-          <w:bCs/>
-        </w:rPr>
-        <w:t xml:space="preserve">Semaglutide</w:t>
+        <w:rPr>
+          <w:b/>
+          <w:bCs/>
+        </w:rPr>
+        <w:t xml:space="preserve">Show Titration mode</w:t>
+      </w:r>
+      <w:r>
+        <w:t xml:space="preserve"> </w:t>
+      </w:r>
+      <w:r>
+        <w:t xml:space="preserve">— click</w:t>
+      </w:r>
+      <w:r>
+        <w:t xml:space="preserve"> </w:t>
+      </w:r>
+      <w:r>
+        <w:t xml:space="preserve">“Titration”</w:t>
+      </w:r>
+      <w:r>
+        <w:t xml:space="preserve"> </w:t>
+      </w:r>
+      <w:r>
+        <w:t xml:space="preserve">toggle. Point out the amber panel with Start at / Increase by / Every / Up to fields</w:t>
+      </w:r>
+    </w:p>
+    <w:p>
+      <w:pPr>
+        <w:pStyle w:val="BlockText"/>
+      </w:pPr>
+      <w:r>
+        <w:t xml:space="preserve">“For titration protocols like LDN, the provider sets start dose, increment, interval, and target. The sig generates:</w:t>
+      </w:r>
+      <w:r>
+        <w:t xml:space="preserve"> </w:t>
+      </w:r>
+      <w:r>
+        <w:t xml:space="preserve">‘Take 0.1mL by mouth at bedtime. Titrate up by 0.1mL every 3-4 days as tolerated up to 0.5mL.’</w:t>
+      </w:r>
+      <w:r>
+        <w:t xml:space="preserve"> </w:t>
+      </w:r>
+      <w:r>
+        <w:t xml:space="preserve">No competitor has this.”</w:t>
       </w:r>
     </w:p>
     <w:p>
@@ -2783,21 +2570,43 @@
         <w:pStyle w:val="Compact"/>
         <w:numPr>
           <w:ilvl w:val="0"/>
-          <w:numId w:val="1019"/>
-        </w:numPr>
-      </w:pPr>
-      <w:r>
-        <w:rPr>
-          <w:b/>
-          <w:bCs/>
-        </w:rPr>
-        <w:t xml:space="preserve">Point out</w:t>
-      </w:r>
-      <w:r>
-        <w:t xml:space="preserve"> </w:t>
-      </w:r>
-      <w:r>
-        <w:t xml:space="preserve">the cascading dropdown flow: ingredient → salt form (auto-skips if only one) → formulation card (Semaglutide 5mg/mL Injectable)</w:t>
+          <w:numId w:val="1020"/>
+        </w:numPr>
+      </w:pPr>
+      <w:r>
+        <w:t xml:space="preserve">Click back to</w:t>
+      </w:r>
+      <w:r>
+        <w:t xml:space="preserve"> </w:t>
+      </w:r>
+      <w:r>
+        <w:rPr>
+          <w:b/>
+          <w:bCs/>
+        </w:rPr>
+        <w:t xml:space="preserve">Standard</w:t>
+      </w:r>
+      <w:r>
+        <w:t xml:space="preserve"> </w:t>
+      </w:r>
+      <w:r>
+        <w:t xml:space="preserve">mode. Select</w:t>
+      </w:r>
+      <w:r>
+        <w:t xml:space="preserve"> </w:t>
+      </w:r>
+      <w:r>
+        <w:rPr>
+          <w:b/>
+          <w:bCs/>
+        </w:rPr>
+        <w:t xml:space="preserve">Strive Pharmacy</w:t>
+      </w:r>
+      <w:r>
+        <w:t xml:space="preserve"> </w:t>
+      </w:r>
+      <w:r>
+        <w:t xml:space="preserve">in the Pharmacy &amp; Pricing section</w:t>
       </w:r>
     </w:p>
     <w:p>
@@ -2805,190 +2614,33 @@
         <w:pStyle w:val="Compact"/>
         <w:numPr>
           <w:ilvl w:val="0"/>
-          <w:numId w:val="1019"/>
-        </w:numPr>
-      </w:pPr>
-      <w:r>
-        <w:t xml:space="preserve">Select the formulation →</w:t>
-      </w:r>
-      <w:r>
-        <w:t xml:space="preserve"> </w:t>
-      </w:r>
-      <w:r>
-        <w:rPr>
-          <w:b/>
-          <w:bCs/>
-        </w:rPr>
-        <w:t xml:space="preserve">Point out the Structured Sig Builder</w:t>
-      </w:r>
-      <w:r>
-        <w:t xml:space="preserve">:</w:t>
-      </w:r>
-    </w:p>
-    <w:p>
-      <w:pPr>
-        <w:pStyle w:val="Compact"/>
-        <w:numPr>
-          <w:ilvl w:val="1"/>
           <w:numId w:val="1020"/>
         </w:numPr>
       </w:pPr>
       <w:r>
-        <w:t xml:space="preserve">Dose amount + unit + frequency dropdowns</w:t>
-      </w:r>
-    </w:p>
-    <w:p>
-      <w:pPr>
-        <w:pStyle w:val="Compact"/>
-        <w:numPr>
-          <w:ilvl w:val="1"/>
-          <w:numId w:val="1020"/>
-        </w:numPr>
-      </w:pPr>
-      <w:r>
-        <w:t xml:space="preserve">Timing dropdown (In the morning, At bedtime, etc.)</w:t>
-      </w:r>
-    </w:p>
-    <w:p>
-      <w:pPr>
-        <w:pStyle w:val="Compact"/>
-        <w:numPr>
-          <w:ilvl w:val="1"/>
-          <w:numId w:val="1020"/>
-        </w:numPr>
-      </w:pPr>
-      <w:r>
-        <w:t xml:space="preserve">Duration dropdown (For 30 days, Ongoing, etc.)</w:t>
-      </w:r>
-    </w:p>
-    <w:p>
-      <w:pPr>
-        <w:pStyle w:val="Compact"/>
-        <w:numPr>
-          <w:ilvl w:val="1"/>
-          <w:numId w:val="1020"/>
-        </w:numPr>
-      </w:pPr>
-      <w:r>
-        <w:t xml:space="preserve">Mode toggles:</w:t>
-      </w:r>
-      <w:r>
-        <w:t xml:space="preserve"> </w:t>
-      </w:r>
-      <w:r>
-        <w:rPr>
-          <w:b/>
-          <w:bCs/>
-        </w:rPr>
-        <w:t xml:space="preserve">Standard</w:t>
-      </w:r>
-      <w:r>
-        <w:t xml:space="preserve"> </w:t>
-      </w:r>
-      <w:r>
-        <w:t xml:space="preserve">/</w:t>
-      </w:r>
-      <w:r>
-        <w:t xml:space="preserve"> </w:t>
-      </w:r>
-      <w:r>
-        <w:rPr>
-          <w:b/>
-          <w:bCs/>
-        </w:rPr>
-        <w:t xml:space="preserve">Titration</w:t>
-      </w:r>
-      <w:r>
-        <w:t xml:space="preserve"> </w:t>
-      </w:r>
-      <w:r>
-        <w:t xml:space="preserve">/</w:t>
-      </w:r>
-      <w:r>
-        <w:t xml:space="preserve"> </w:t>
-      </w:r>
-      <w:r>
-        <w:rPr>
-          <w:b/>
-          <w:bCs/>
-        </w:rPr>
-        <w:t xml:space="preserve">Cycling</w:t>
-      </w:r>
-    </w:p>
-    <w:p>
-      <w:pPr>
-        <w:pStyle w:val="Compact"/>
-        <w:numPr>
-          <w:ilvl w:val="0"/>
-          <w:numId w:val="1019"/>
-        </w:numPr>
-      </w:pPr>
-      <w:r>
-        <w:t xml:space="preserve">Set dose:</w:t>
-      </w:r>
-      <w:r>
-        <w:t xml:space="preserve"> </w:t>
-      </w:r>
-      <w:r>
-        <w:rPr>
-          <w:b/>
-          <w:bCs/>
-        </w:rPr>
-        <w:t xml:space="preserve">10 units</w:t>
-      </w:r>
-      <w:r>
-        <w:t xml:space="preserve">, frequency:</w:t>
-      </w:r>
-      <w:r>
-        <w:t xml:space="preserve"> </w:t>
-      </w:r>
-      <w:r>
-        <w:rPr>
-          <w:b/>
-          <w:bCs/>
-        </w:rPr>
-        <w:t xml:space="preserve">Once weekly</w:t>
-      </w:r>
-      <w:r>
-        <w:t xml:space="preserve">, timing:</w:t>
-      </w:r>
-      <w:r>
-        <w:t xml:space="preserve"> </w:t>
-      </w:r>
-      <w:r>
-        <w:rPr>
-          <w:b/>
-          <w:bCs/>
-        </w:rPr>
-        <w:t xml:space="preserve">In the morning</w:t>
-      </w:r>
-    </w:p>
-    <w:p>
-      <w:pPr>
-        <w:pStyle w:val="Compact"/>
-        <w:numPr>
-          <w:ilvl w:val="0"/>
-          <w:numId w:val="1019"/>
-        </w:numPr>
-      </w:pPr>
-      <w:r>
-        <w:rPr>
-          <w:b/>
-          <w:bCs/>
-        </w:rPr>
-        <w:t xml:space="preserve">Point out</w:t>
-      </w:r>
-      <w:r>
-        <w:t xml:space="preserve"> </w:t>
-      </w:r>
-      <w:r>
-        <w:t xml:space="preserve">the auto-generated sig:</w:t>
-      </w:r>
-      <w:r>
-        <w:t xml:space="preserve"> </w:t>
-      </w:r>
-      <w:r>
-        <w:t xml:space="preserve">“Inject 10 units (0.10mL / 0.50mg) subcutaneous once weekly in the morning”</w:t>
+        <w:t xml:space="preserve">Select quantity, refills.</w:t>
+      </w:r>
+      <w:r>
+        <w:t xml:space="preserve"> </w:t>
+      </w:r>
+      <w:r>
+        <w:rPr>
+          <w:b/>
+          <w:bCs/>
+        </w:rPr>
+        <w:t xml:space="preserve">Point out the star button</w:t>
+      </w:r>
+      <w:r>
+        <w:t xml:space="preserve"> </w:t>
+      </w:r>
+      <w:r>
+        <w:t xml:space="preserve">next to</w:t>
+      </w:r>
+      <w:r>
+        <w:t xml:space="preserve"> </w:t>
+      </w:r>
+      <w:r>
+        <w:t xml:space="preserve">“Continue — Set Retail Price”</w:t>
       </w:r>
     </w:p>
     <w:p>
@@ -2996,7 +2648,7 @@
         <w:pStyle w:val="BlockText"/>
       </w:pPr>
       <w:r>
-        <w:t xml:space="preserve">“The sig generates automatically with full unit conversion — mg, mL, and syringe units for injectables. No manual math. NCPDP-compliant with a 1,000-character limit counter.”</w:t>
+        <w:t xml:space="preserve">“The star saves this configuration as a provider favorite for one-click reorder next time.”</w:t>
       </w:r>
     </w:p>
     <w:p>
@@ -3008,49 +2660,27 @@
         </w:numPr>
       </w:pPr>
       <w:r>
-        <w:rPr>
-          <w:b/>
-          <w:bCs/>
-        </w:rPr>
-        <w:t xml:space="preserve">Show Titration mode</w:t>
-      </w:r>
-      <w:r>
-        <w:t xml:space="preserve"> </w:t>
-      </w:r>
-      <w:r>
-        <w:t xml:space="preserve">— click</w:t>
-      </w:r>
-      <w:r>
-        <w:t xml:space="preserve"> </w:t>
-      </w:r>
-      <w:r>
-        <w:t xml:space="preserve">“Titration”</w:t>
-      </w:r>
-      <w:r>
-        <w:t xml:space="preserve"> </w:t>
-      </w:r>
-      <w:r>
-        <w:t xml:space="preserve">toggle. Point out the amber panel with Start at / Increase by / Every / Up to fields</w:t>
-      </w:r>
-    </w:p>
-    <w:p>
-      <w:pPr>
-        <w:pStyle w:val="BlockText"/>
-      </w:pPr>
-      <w:r>
-        <w:t xml:space="preserve">“For titration protocols like LDN, the provider sets start dose, increment, interval, and target. The sig generates:</w:t>
-      </w:r>
-      <w:r>
-        <w:t xml:space="preserve"> </w:t>
-      </w:r>
-      <w:r>
-        <w:t xml:space="preserve">‘Take 0.1mL by mouth at bedtime. Titrate up by 0.1mL every 3-4 days as tolerated up to 0.5mL.’</w:t>
-      </w:r>
-      <w:r>
-        <w:t xml:space="preserve"> </w:t>
-      </w:r>
-      <w:r>
-        <w:t xml:space="preserve">No competitor has this.”</w:t>
+        <w:t xml:space="preserve">Click</w:t>
+      </w:r>
+      <w:r>
+        <w:t xml:space="preserve"> </w:t>
+      </w:r>
+      <w:r>
+        <w:rPr>
+          <w:b/>
+          <w:bCs/>
+        </w:rPr>
+        <w:t xml:space="preserve">“Continue — Set Retail Price”</w:t>
+      </w:r>
+    </w:p>
+    <w:bookmarkEnd w:id="20"/>
+    <w:bookmarkStart w:id="21" w:name="X36406df0f3e9712c5d5ede6ae50514f3e8ed030"/>
+    <w:p>
+      <w:pPr>
+        <w:pStyle w:val="Heading3"/>
+      </w:pPr>
+      <w:r>
+        <w:t xml:space="preserve">3E — Dynamic Margin Builder + Multi-Prescription</w:t>
       </w:r>
     </w:p>
     <w:p>
@@ -3062,39 +2692,33 @@
         </w:numPr>
       </w:pPr>
       <w:r>
-        <w:t xml:space="preserve">Click back to</w:t>
-      </w:r>
-      <w:r>
-        <w:t xml:space="preserve"> </w:t>
-      </w:r>
-      <w:r>
-        <w:rPr>
-          <w:b/>
-          <w:bCs/>
-        </w:rPr>
-        <w:t xml:space="preserve">Standard</w:t>
-      </w:r>
-      <w:r>
-        <w:t xml:space="preserve"> </w:t>
-      </w:r>
-      <w:r>
-        <w:t xml:space="preserve">mode. Select</w:t>
-      </w:r>
-      <w:r>
-        <w:t xml:space="preserve"> </w:t>
-      </w:r>
-      <w:r>
-        <w:rPr>
-          <w:b/>
-          <w:bCs/>
-        </w:rPr>
-        <w:t xml:space="preserve">Strive Pharmacy</w:t>
-      </w:r>
-      <w:r>
-        <w:t xml:space="preserve"> </w:t>
-      </w:r>
-      <w:r>
-        <w:t xml:space="preserve">in the Pharmacy &amp; Pricing section</w:t>
+        <w:rPr>
+          <w:b/>
+          <w:bCs/>
+        </w:rPr>
+        <w:t xml:space="preserve">Point out the Margin Builder</w:t>
+      </w:r>
+      <w:r>
+        <w:t xml:space="preserve"> </w:t>
+      </w:r>
+      <w:r>
+        <w:t xml:space="preserve">— Wholesale: $150 (locked), retail price</w:t>
+      </w:r>
+      <w:r>
+        <w:t xml:space="preserve"> </w:t>
+      </w:r>
+      <w:r>
+        <w:rPr>
+          <w:b/>
+          <w:bCs/>
+        </w:rPr>
+        <w:t xml:space="preserve">pre-populated at $210</w:t>
+      </w:r>
+      <w:r>
+        <w:t xml:space="preserve"> </w:t>
+      </w:r>
+      <w:r>
+        <w:t xml:space="preserve">(1.4× wholesale, from the clinic’s 40% default markup), multiplier buttons, Sig field pre-filled</w:t>
       </w:r>
     </w:p>
     <w:p>
@@ -3106,29 +2730,23 @@
         </w:numPr>
       </w:pPr>
       <w:r>
-        <w:t xml:space="preserve">Select quantity, refills.</w:t>
-      </w:r>
-      <w:r>
-        <w:t xml:space="preserve"> </w:t>
-      </w:r>
-      <w:r>
-        <w:rPr>
-          <w:b/>
-          <w:bCs/>
-        </w:rPr>
-        <w:t xml:space="preserve">Point out the star button</w:t>
-      </w:r>
-      <w:r>
-        <w:t xml:space="preserve"> </w:t>
-      </w:r>
-      <w:r>
-        <w:t xml:space="preserve">next to</w:t>
-      </w:r>
-      <w:r>
-        <w:t xml:space="preserve"> </w:t>
-      </w:r>
-      <w:r>
-        <w:t xml:space="preserve">“Continue — Set Retail Price”</w:t>
+        <w:t xml:space="preserve">Click</w:t>
+      </w:r>
+      <w:r>
+        <w:t xml:space="preserve"> </w:t>
+      </w:r>
+      <w:r>
+        <w:rPr>
+          <w:b/>
+          <w:bCs/>
+        </w:rPr>
+        <w:t xml:space="preserve">2x multiplier</w:t>
+      </w:r>
+      <w:r>
+        <w:t xml:space="preserve"> </w:t>
+      </w:r>
+      <w:r>
+        <w:t xml:space="preserve">— retail updates to $300, margin 50%, platform fee $22.50, est. clinic margin $127.50</w:t>
       </w:r>
     </w:p>
     <w:p>
@@ -3136,7 +2754,7 @@
         <w:pStyle w:val="BlockText"/>
       </w:pPr>
       <w:r>
-        <w:t xml:space="preserve">“The star saves this configuration as a provider favorite for one-click reorder next time.”</w:t>
+        <w:t xml:space="preserve">“Full transparency. The retail price is pre-filled from the clinic’s default markup setting (currently 40%), so the MA never types a number unless they want to override. Clicking 2x bumps it to a higher margin. The clinic sees exactly what they earn before committing. The sig is already pre-filled from the builder.”</w:t>
       </w:r>
     </w:p>
     <w:p>
@@ -3148,34 +2766,18 @@
         </w:numPr>
       </w:pPr>
       <w:r>
-        <w:t xml:space="preserve">Click</w:t>
-      </w:r>
-      <w:r>
-        <w:t xml:space="preserve"> </w:t>
-      </w:r>
-      <w:r>
-        <w:rPr>
-          <w:b/>
-          <w:bCs/>
-        </w:rPr>
-        <w:t xml:space="preserve">“Continue — Set Retail Price”</w:t>
-      </w:r>
-    </w:p>
-    <w:bookmarkEnd w:id="20"/>
-    <w:bookmarkStart w:id="21" w:name="X36406df0f3e9712c5d5ede6ae50514f3e8ed030"/>
-    <w:p>
-      <w:pPr>
-        <w:pStyle w:val="Heading3"/>
-      </w:pPr>
-      <w:r>
-        <w:t xml:space="preserve">3E — Dynamic Margin Builder + Multi-Prescription</w:t>
-      </w:r>
-    </w:p>
-    <w:p>
-      <w:pPr>
-        <w:pStyle w:val="Compact"/>
-        <w:numPr>
-          <w:ilvl w:val="0"/>
+        <w:rPr>
+          <w:b/>
+          <w:bCs/>
+        </w:rPr>
+        <w:t xml:space="preserve">Point out the three action buttons:</w:t>
+      </w:r>
+    </w:p>
+    <w:p>
+      <w:pPr>
+        <w:pStyle w:val="Compact"/>
+        <w:numPr>
+          <w:ilvl w:val="1"/>
           <w:numId w:val="1024"/>
         </w:numPr>
       </w:pPr>
@@ -3184,57 +2786,57 @@
           <w:b/>
           <w:bCs/>
         </w:rPr>
-        <w:t xml:space="preserve">Point out the Margin Builder</w:t>
-      </w:r>
-      <w:r>
-        <w:t xml:space="preserve"> </w:t>
-      </w:r>
-      <w:r>
-        <w:t xml:space="preserve">— Wholesale: $150 (locked), retail price</w:t>
-      </w:r>
-      <w:r>
-        <w:t xml:space="preserve"> </w:t>
-      </w:r>
-      <w:r>
-        <w:rPr>
-          <w:b/>
-          <w:bCs/>
-        </w:rPr>
-        <w:t xml:space="preserve">pre-populated at $210</w:t>
-      </w:r>
-      <w:r>
-        <w:t xml:space="preserve"> </w:t>
-      </w:r>
-      <w:r>
-        <w:t xml:space="preserve">(1.4× wholesale, from the clinic’s 40% default markup), multiplier buttons, Sig field pre-filled</w:t>
-      </w:r>
-    </w:p>
-    <w:p>
-      <w:pPr>
-        <w:pStyle w:val="Compact"/>
-        <w:numPr>
-          <w:ilvl w:val="0"/>
+        <w:t xml:space="preserve">“Add &amp; Search Another”</w:t>
+      </w:r>
+      <w:r>
+        <w:t xml:space="preserve"> </w:t>
+      </w:r>
+      <w:r>
+        <w:t xml:space="preserve">— add this prescription and search for another medication</w:t>
+      </w:r>
+    </w:p>
+    <w:p>
+      <w:pPr>
+        <w:pStyle w:val="Compact"/>
+        <w:numPr>
+          <w:ilvl w:val="1"/>
           <w:numId w:val="1024"/>
         </w:numPr>
       </w:pPr>
       <w:r>
-        <w:t xml:space="preserve">Click</w:t>
-      </w:r>
-      <w:r>
-        <w:t xml:space="preserve"> </w:t>
-      </w:r>
-      <w:r>
-        <w:rPr>
-          <w:b/>
-          <w:bCs/>
-        </w:rPr>
-        <w:t xml:space="preserve">2x multiplier</w:t>
-      </w:r>
-      <w:r>
-        <w:t xml:space="preserve"> </w:t>
-      </w:r>
-      <w:r>
-        <w:t xml:space="preserve">— retail updates to $300, margin 50%, platform fee $22.50, est. clinic margin $127.50</w:t>
+        <w:rPr>
+          <w:b/>
+          <w:bCs/>
+        </w:rPr>
+        <w:t xml:space="preserve">“Review &amp; Send”</w:t>
+      </w:r>
+      <w:r>
+        <w:t xml:space="preserve"> </w:t>
+      </w:r>
+      <w:r>
+        <w:t xml:space="preserve">— go to batch review with all prescriptions</w:t>
+      </w:r>
+    </w:p>
+    <w:p>
+      <w:pPr>
+        <w:pStyle w:val="Compact"/>
+        <w:numPr>
+          <w:ilvl w:val="1"/>
+          <w:numId w:val="1024"/>
+        </w:numPr>
+      </w:pPr>
+      <w:r>
+        <w:rPr>
+          <w:b/>
+          <w:bCs/>
+        </w:rPr>
+        <w:t xml:space="preserve">“Save as Draft — Provider Signs Later”</w:t>
+      </w:r>
+      <w:r>
+        <w:t xml:space="preserve"> </w:t>
+      </w:r>
+      <w:r>
+        <w:t xml:space="preserve">— save without signing (WO-77)</w:t>
       </w:r>
     </w:p>
     <w:p>
@@ -3242,33 +2844,22 @@
         <w:pStyle w:val="BlockText"/>
       </w:pPr>
       <w:r>
-        <w:t xml:space="preserve">“Full transparency. The retail price is pre-filled from the clinic’s default markup setting (currently 40%), so the MA never types a number unless they want to override. Clicking 2x bumps it to a higher margin. The clinic sees exactly what they earn before committing. The sig is already pre-filled from the builder.”</w:t>
-      </w:r>
-    </w:p>
-    <w:p>
-      <w:pPr>
-        <w:pStyle w:val="Compact"/>
+        <w:t xml:space="preserve">“The MA has three choices. They can add more prescriptions for the same patient, go straight to review, or save it as a draft for the provider to sign later.”</w:t>
+      </w:r>
+    </w:p>
+    <w:p>
+      <w:pPr>
         <w:numPr>
           <w:ilvl w:val="0"/>
           <w:numId w:val="1025"/>
         </w:numPr>
       </w:pPr>
       <w:r>
-        <w:rPr>
-          <w:b/>
-          <w:bCs/>
-        </w:rPr>
-        <w:t xml:space="preserve">Point out the three action buttons:</w:t>
-      </w:r>
-    </w:p>
-    <w:p>
-      <w:pPr>
-        <w:pStyle w:val="Compact"/>
-        <w:numPr>
-          <w:ilvl w:val="1"/>
-          <w:numId w:val="1026"/>
-        </w:numPr>
-      </w:pPr>
+        <w:t xml:space="preserve">Click</w:t>
+      </w:r>
+      <w:r>
+        <w:t xml:space="preserve"> </w:t>
+      </w:r>
       <w:r>
         <w:rPr>
           <w:b/>
@@ -3276,202 +2867,123 @@
         </w:rPr>
         <w:t xml:space="preserve">“Add &amp; Search Another”</w:t>
       </w:r>
-      <w:r>
-        <w:t xml:space="preserve"> </w:t>
-      </w:r>
-      <w:r>
-        <w:t xml:space="preserve">— add this prescription and search for another medication</w:t>
-      </w:r>
-    </w:p>
-    <w:p>
-      <w:pPr>
-        <w:pStyle w:val="Compact"/>
-        <w:numPr>
-          <w:ilvl w:val="1"/>
-          <w:numId w:val="1026"/>
-        </w:numPr>
-      </w:pPr>
-      <w:r>
-        <w:rPr>
-          <w:b/>
-          <w:bCs/>
-        </w:rPr>
-        <w:t xml:space="preserve">“Review &amp; Send”</w:t>
-      </w:r>
-      <w:r>
-        <w:t xml:space="preserve"> </w:t>
-      </w:r>
-      <w:r>
-        <w:t xml:space="preserve">— go to batch review with all prescriptions</w:t>
-      </w:r>
-    </w:p>
-    <w:p>
-      <w:pPr>
-        <w:pStyle w:val="Compact"/>
-        <w:numPr>
-          <w:ilvl w:val="1"/>
-          <w:numId w:val="1026"/>
-        </w:numPr>
-      </w:pPr>
-      <w:r>
-        <w:rPr>
-          <w:b/>
-          <w:bCs/>
-        </w:rPr>
-        <w:t xml:space="preserve">“Save as Draft — Provider Signs Later”</w:t>
-      </w:r>
-      <w:r>
-        <w:t xml:space="preserve"> </w:t>
-      </w:r>
-      <w:r>
-        <w:t xml:space="preserve">— save without signing (WO-77)</w:t>
-      </w:r>
-    </w:p>
-    <w:p>
-      <w:pPr>
-        <w:pStyle w:val="BlockText"/>
-      </w:pPr>
-      <w:r>
-        <w:t xml:space="preserve">“The MA has three choices. They can add more prescriptions for the same patient, go straight to review, or save it as a draft for the provider to sign later.”</w:t>
-      </w:r>
     </w:p>
     <w:p>
       <w:pPr>
         <w:numPr>
           <w:ilvl w:val="0"/>
-          <w:numId w:val="1027"/>
-        </w:numPr>
-      </w:pPr>
-      <w:r>
-        <w:t xml:space="preserve">Click</w:t>
-      </w:r>
-      <w:r>
-        <w:t xml:space="preserve"> </w:t>
-      </w:r>
-      <w:r>
-        <w:rPr>
-          <w:b/>
-          <w:bCs/>
-        </w:rPr>
-        <w:t xml:space="preserve">“Add &amp; Search Another”</w:t>
+          <w:numId w:val="1025"/>
+        </w:numPr>
+      </w:pPr>
+      <w:r>
+        <w:rPr>
+          <w:b/>
+          <w:bCs/>
+        </w:rPr>
+        <w:t xml:space="preserve">Point out</w:t>
+      </w:r>
+      <w:r>
+        <w:t xml:space="preserve"> </w:t>
+      </w:r>
+      <w:r>
+        <w:t xml:space="preserve">— back on configure page, session banner shows</w:t>
+      </w:r>
+      <w:r>
+        <w:t xml:space="preserve"> </w:t>
+      </w:r>
+      <w:r>
+        <w:rPr>
+          <w:b/>
+          <w:bCs/>
+        </w:rPr>
+        <w:t xml:space="preserve">“1 prescription in this session”</w:t>
       </w:r>
     </w:p>
     <w:p>
       <w:pPr>
         <w:numPr>
           <w:ilvl w:val="0"/>
-          <w:numId w:val="1027"/>
-        </w:numPr>
-      </w:pPr>
-      <w:r>
-        <w:rPr>
-          <w:b/>
-          <w:bCs/>
-        </w:rPr>
-        <w:t xml:space="preserve">Point out</w:t>
-      </w:r>
-      <w:r>
-        <w:t xml:space="preserve"> </w:t>
-      </w:r>
-      <w:r>
-        <w:t xml:space="preserve">— back on configure page, session banner shows</w:t>
-      </w:r>
-      <w:r>
-        <w:t xml:space="preserve"> </w:t>
-      </w:r>
-      <w:r>
-        <w:rPr>
-          <w:b/>
-          <w:bCs/>
-        </w:rPr>
-        <w:t xml:space="preserve">“1 prescription in this session”</w:t>
+          <w:numId w:val="1025"/>
+        </w:numPr>
+      </w:pPr>
+      <w:r>
+        <w:t xml:space="preserve">Search for</w:t>
+      </w:r>
+      <w:r>
+        <w:t xml:space="preserve"> </w:t>
+      </w:r>
+      <w:r>
+        <w:rPr>
+          <w:b/>
+          <w:bCs/>
+        </w:rPr>
+        <w:t xml:space="preserve">“Test”</w:t>
+      </w:r>
+      <w:r>
+        <w:t xml:space="preserve"> </w:t>
+      </w:r>
+      <w:r>
+        <w:t xml:space="preserve">→ select</w:t>
+      </w:r>
+      <w:r>
+        <w:t xml:space="preserve"> </w:t>
+      </w:r>
+      <w:r>
+        <w:rPr>
+          <w:b/>
+          <w:bCs/>
+        </w:rPr>
+        <w:t xml:space="preserve">Testosterone</w:t>
+      </w:r>
+      <w:r>
+        <w:t xml:space="preserve"> </w:t>
+      </w:r>
+      <w:r>
+        <w:t xml:space="preserve">→</w:t>
+      </w:r>
+      <w:r>
+        <w:t xml:space="preserve"> </w:t>
+      </w:r>
+      <w:r>
+        <w:rPr>
+          <w:b/>
+          <w:bCs/>
+        </w:rPr>
+        <w:t xml:space="preserve">Point out DEA Schedule 3 warning banner</w:t>
       </w:r>
     </w:p>
     <w:p>
       <w:pPr>
         <w:numPr>
           <w:ilvl w:val="0"/>
-          <w:numId w:val="1027"/>
-        </w:numPr>
-      </w:pPr>
-      <w:r>
-        <w:t xml:space="preserve">Search for</w:t>
-      </w:r>
-      <w:r>
-        <w:t xml:space="preserve"> </w:t>
-      </w:r>
-      <w:r>
-        <w:rPr>
-          <w:b/>
-          <w:bCs/>
-        </w:rPr>
-        <w:t xml:space="preserve">“Test”</w:t>
-      </w:r>
-      <w:r>
-        <w:t xml:space="preserve"> </w:t>
-      </w:r>
-      <w:r>
-        <w:t xml:space="preserve">→ select</w:t>
-      </w:r>
-      <w:r>
-        <w:t xml:space="preserve"> </w:t>
-      </w:r>
-      <w:r>
-        <w:rPr>
-          <w:b/>
-          <w:bCs/>
-        </w:rPr>
-        <w:t xml:space="preserve">Testosterone</w:t>
-      </w:r>
-      <w:r>
-        <w:t xml:space="preserve"> </w:t>
-      </w:r>
-      <w:r>
-        <w:t xml:space="preserve">→</w:t>
-      </w:r>
-      <w:r>
-        <w:t xml:space="preserve"> </w:t>
-      </w:r>
-      <w:r>
-        <w:rPr>
-          <w:b/>
-          <w:bCs/>
-        </w:rPr>
-        <w:t xml:space="preserve">Point out DEA Schedule 3 warning banner</w:t>
+          <w:numId w:val="1025"/>
+        </w:numPr>
+      </w:pPr>
+      <w:r>
+        <w:t xml:space="preserve">Select</w:t>
+      </w:r>
+      <w:r>
+        <w:t xml:space="preserve"> </w:t>
+      </w:r>
+      <w:r>
+        <w:rPr>
+          <w:b/>
+          <w:bCs/>
+        </w:rPr>
+        <w:t xml:space="preserve">Cypionate</w:t>
+      </w:r>
+      <w:r>
+        <w:t xml:space="preserve"> </w:t>
+      </w:r>
+      <w:r>
+        <w:t xml:space="preserve">salt form → select formulation → set dose + frequency</w:t>
       </w:r>
     </w:p>
     <w:p>
       <w:pPr>
         <w:numPr>
           <w:ilvl w:val="0"/>
-          <w:numId w:val="1027"/>
-        </w:numPr>
-      </w:pPr>
-      <w:r>
-        <w:t xml:space="preserve">Select</w:t>
-      </w:r>
-      <w:r>
-        <w:t xml:space="preserve"> </w:t>
-      </w:r>
-      <w:r>
-        <w:rPr>
-          <w:b/>
-          <w:bCs/>
-        </w:rPr>
-        <w:t xml:space="preserve">Cypionate</w:t>
-      </w:r>
-      <w:r>
-        <w:t xml:space="preserve"> </w:t>
-      </w:r>
-      <w:r>
-        <w:t xml:space="preserve">salt form → select formulation → set dose + frequency</w:t>
-      </w:r>
-    </w:p>
-    <w:p>
-      <w:pPr>
-        <w:numPr>
-          <w:ilvl w:val="0"/>
-          <w:numId w:val="1027"/>
+          <w:numId w:val="1025"/>
         </w:numPr>
       </w:pPr>
       <w:r>
@@ -3503,6 +3015,158 @@
         <w:pStyle w:val="Compact"/>
         <w:numPr>
           <w:ilvl w:val="0"/>
+          <w:numId w:val="1026"/>
+        </w:numPr>
+      </w:pPr>
+      <w:r>
+        <w:rPr>
+          <w:b/>
+          <w:bCs/>
+        </w:rPr>
+        <w:t xml:space="preserve">Point out the batch review page:</w:t>
+      </w:r>
+    </w:p>
+    <w:p>
+      <w:pPr>
+        <w:pStyle w:val="Compact"/>
+        <w:numPr>
+          <w:ilvl w:val="1"/>
+          <w:numId w:val="1027"/>
+        </w:numPr>
+      </w:pPr>
+      <w:r>
+        <w:rPr>
+          <w:b/>
+          <w:bCs/>
+        </w:rPr>
+        <w:t xml:space="preserve">Controlled Substance banner</w:t>
+      </w:r>
+      <w:r>
+        <w:t xml:space="preserve"> </w:t>
+      </w:r>
+      <w:r>
+        <w:t xml:space="preserve">at the top when any prescription in the session is DEA-scheduled (appears because Testosterone is Schedule 3)</w:t>
+      </w:r>
+    </w:p>
+    <w:p>
+      <w:pPr>
+        <w:pStyle w:val="Compact"/>
+        <w:numPr>
+          <w:ilvl w:val="1"/>
+          <w:numId w:val="1027"/>
+        </w:numPr>
+      </w:pPr>
+      <w:r>
+        <w:rPr>
+          <w:b/>
+          <w:bCs/>
+        </w:rPr>
+        <w:t xml:space="preserve">Drug Interaction Alerts section</w:t>
+      </w:r>
+      <w:r>
+        <w:t xml:space="preserve"> </w:t>
+      </w:r>
+      <w:r>
+        <w:t xml:space="preserve">— alerts are dynamic based on the medications in the current session. With Semaglutide + Testosterone (this walkthrough), an INFO-severity alert appears with clinical guidance. With different pairings (e.g. Ketotifen + Ketamine), a WARNING-severity alert appears instead. The alert text comes from the drug-interactions knowledge base.</w:t>
+      </w:r>
+    </w:p>
+    <w:p>
+      <w:pPr>
+        <w:pStyle w:val="Compact"/>
+        <w:numPr>
+          <w:ilvl w:val="1"/>
+          <w:numId w:val="1027"/>
+        </w:numPr>
+      </w:pPr>
+      <w:r>
+        <w:t xml:space="preserve">Session banner showing the prescription count</w:t>
+      </w:r>
+    </w:p>
+    <w:p>
+      <w:pPr>
+        <w:pStyle w:val="Compact"/>
+        <w:numPr>
+          <w:ilvl w:val="1"/>
+          <w:numId w:val="1027"/>
+        </w:numPr>
+      </w:pPr>
+      <w:r>
+        <w:t xml:space="preserve">One prescription card per medication with pharmacy, pricing, and sig</w:t>
+      </w:r>
+    </w:p>
+    <w:p>
+      <w:pPr>
+        <w:pStyle w:val="Compact"/>
+        <w:numPr>
+          <w:ilvl w:val="1"/>
+          <w:numId w:val="1027"/>
+        </w:numPr>
+      </w:pPr>
+      <w:r>
+        <w:t xml:space="preserve">Combined totals (total retail, platform fee, total clinic payout)</w:t>
+      </w:r>
+    </w:p>
+    <w:p>
+      <w:pPr>
+        <w:pStyle w:val="Compact"/>
+        <w:numPr>
+          <w:ilvl w:val="1"/>
+          <w:numId w:val="1027"/>
+        </w:numPr>
+      </w:pPr>
+      <w:r>
+        <w:t xml:space="preserve">“Remove”</w:t>
+      </w:r>
+      <w:r>
+        <w:t xml:space="preserve"> </w:t>
+      </w:r>
+      <w:r>
+        <w:t xml:space="preserve">link on each card</w:t>
+      </w:r>
+    </w:p>
+    <w:p>
+      <w:pPr>
+        <w:pStyle w:val="Compact"/>
+        <w:numPr>
+          <w:ilvl w:val="1"/>
+          <w:numId w:val="1027"/>
+        </w:numPr>
+      </w:pPr>
+      <w:r>
+        <w:t xml:space="preserve">“+ Add Another Prescription”</w:t>
+      </w:r>
+      <w:r>
+        <w:t xml:space="preserve"> </w:t>
+      </w:r>
+      <w:r>
+        <w:t xml:space="preserve">button</w:t>
+      </w:r>
+    </w:p>
+    <w:p>
+      <w:pPr>
+        <w:pStyle w:val="Compact"/>
+        <w:numPr>
+          <w:ilvl w:val="1"/>
+          <w:numId w:val="1027"/>
+        </w:numPr>
+      </w:pPr>
+      <w:r>
+        <w:t xml:space="preserve">Single provider signature pad</w:t>
+      </w:r>
+    </w:p>
+    <w:p>
+      <w:pPr>
+        <w:pStyle w:val="BlockText"/>
+      </w:pPr>
+      <w:r>
+        <w:t xml:space="preserve">“The system automatically detects drug interactions and surfaces them with clinical guidance — severity-coloured: red for critical, amber for warning, blue for informational. DEA-scheduled compounds trigger the red banner and force the EPCS 2FA step before signing.”</w:t>
+      </w:r>
+    </w:p>
+    <w:p>
+      <w:pPr>
+        <w:pStyle w:val="Compact"/>
+        <w:numPr>
+          <w:ilvl w:val="0"/>
           <w:numId w:val="1028"/>
         </w:numPr>
       </w:pPr>
@@ -3511,146 +3175,374 @@
           <w:b/>
           <w:bCs/>
         </w:rPr>
-        <w:t xml:space="preserve">Point out the batch review page:</w:t>
-      </w:r>
-    </w:p>
-    <w:p>
-      <w:pPr>
-        <w:pStyle w:val="Compact"/>
-        <w:numPr>
-          <w:ilvl w:val="1"/>
+        <w:t xml:space="preserve">Sign</w:t>
+      </w:r>
+      <w:r>
+        <w:t xml:space="preserve"> </w:t>
+      </w:r>
+      <w:r>
+        <w:t xml:space="preserve">on the signature pad</w:t>
+      </w:r>
+    </w:p>
+    <w:p>
+      <w:pPr>
+        <w:pStyle w:val="Compact"/>
+        <w:numPr>
+          <w:ilvl w:val="0"/>
+          <w:numId w:val="1028"/>
+        </w:numPr>
+      </w:pPr>
+      <w:r>
+        <w:t xml:space="preserve">Click</w:t>
+      </w:r>
+      <w:r>
+        <w:t xml:space="preserve"> </w:t>
+      </w:r>
+      <w:r>
+        <w:rPr>
+          <w:b/>
+          <w:bCs/>
+        </w:rPr>
+        <w:t xml:space="preserve">“Sign &amp; Send All 2 Prescriptions”</w:t>
+      </w:r>
+      <w:r>
+        <w:t xml:space="preserve"> </w:t>
+      </w:r>
+      <w:r>
+        <w:t xml:space="preserve">→ Click</w:t>
+      </w:r>
+      <w:r>
+        <w:t xml:space="preserve"> </w:t>
+      </w:r>
+      <w:r>
+        <w:rPr>
+          <w:b/>
+          <w:bCs/>
+        </w:rPr>
+        <w:t xml:space="preserve">“Confirm &amp; Send”</w:t>
+      </w:r>
+      <w:r>
+        <w:t xml:space="preserve"> </w:t>
+      </w:r>
+      <w:r>
+        <w:t xml:space="preserve">— watch the progress messages. (The EPCS 2FA modal surfaces here because Testosterone is Schedule 3 — enter the 6-digit code from your authenticator app.)</w:t>
+      </w:r>
+    </w:p>
+    <w:p>
+      <w:pPr>
+        <w:pStyle w:val="Compact"/>
+        <w:numPr>
+          <w:ilvl w:val="0"/>
+          <w:numId w:val="1028"/>
+        </w:numPr>
+      </w:pPr>
+      <w:r>
+        <w:t xml:space="preserve">Navigate back to the dashboard to see the resulting orders — both should appear as</w:t>
+      </w:r>
+      <w:r>
+        <w:t xml:space="preserve"> </w:t>
+      </w:r>
+      <w:r>
+        <w:t xml:space="preserve">“Awaiting Payment”</w:t>
+      </w:r>
+    </w:p>
+    <w:p>
+      <w:pPr>
+        <w:pStyle w:val="BlockText"/>
+      </w:pPr>
+      <w:r>
+        <w:rPr>
+          <w:b/>
+          <w:bCs/>
+        </w:rPr>
+        <w:t xml:space="preserve">EPCS 2FA Demo Tip:</w:t>
+      </w:r>
+      <w:r>
+        <w:t xml:space="preserve"> </w:t>
+      </w:r>
+      <w:r>
+        <w:t xml:space="preserve">The EPCS 2FA modal (6-digit TOTP input, DEA 21 CFR 1311 citation) triggers on the batch Review &amp; Send flow whenever any DEA-scheduled compound is present in the current prescription session. Because Steps 31–36 already added Testosterone (Schedule 3) to the session, clicking</w:t>
+      </w:r>
+      <w:r>
+        <w:t xml:space="preserve"> </w:t>
+      </w:r>
+      <w:r>
+        <w:t xml:space="preserve">“Sign &amp; Send All Prescriptions”</w:t>
+      </w:r>
+      <w:r>
+        <w:t xml:space="preserve"> </w:t>
+      </w:r>
+      <w:r>
+        <w:t xml:space="preserve">→</w:t>
+      </w:r>
+      <w:r>
+        <w:t xml:space="preserve"> </w:t>
+      </w:r>
+      <w:r>
+        <w:t xml:space="preserve">“Confirm &amp; Send”</w:t>
+      </w:r>
+      <w:r>
+        <w:t xml:space="preserve"> </w:t>
+      </w:r>
+      <w:r>
+        <w:t xml:space="preserve">will surface the modal with the red</w:t>
+      </w:r>
+      <w:r>
+        <w:t xml:space="preserve"> </w:t>
+      </w:r>
+      <w:r>
+        <w:t xml:space="preserve">“EPCS Two-Factor Authentication Required”</w:t>
+      </w:r>
+      <w:r>
+        <w:t xml:space="preserve"> </w:t>
+      </w:r>
+      <w:r>
+        <w:t xml:space="preserve">header, a Schedule badge, and</w:t>
+      </w:r>
+      <w:r>
+        <w:t xml:space="preserve"> </w:t>
+      </w:r>
+      <w:r>
+        <w:t xml:space="preserve">“Verify &amp; Sign”</w:t>
+      </w:r>
+      <w:r>
+        <w:t xml:space="preserve"> </w:t>
+      </w:r>
+      <w:r>
+        <w:t xml:space="preserve">/</w:t>
+      </w:r>
+      <w:r>
+        <w:t xml:space="preserve"> </w:t>
+      </w:r>
+      <w:r>
+        <w:t xml:space="preserve">“Cancel”</w:t>
+      </w:r>
+      <w:r>
+        <w:t xml:space="preserve"> </w:t>
+      </w:r>
+      <w:r>
+        <w:t xml:space="preserve">buttons. Read the current 6-digit code from your authenticator app (the one you loaded via the Authenticator Setup subsection before demo day) and enter it.</w:t>
+      </w:r>
+    </w:p>
+    <w:p>
+      <w:pPr>
+        <w:pStyle w:val="BlockText"/>
+      </w:pPr>
+      <w:r>
+        <w:t xml:space="preserve">“Two orders created, two payment links generated, three SLA timers each — all from one signature. The MA’s workflow for a multi-medication visit: 45 seconds.”</w:t>
+      </w:r>
+    </w:p>
+    <w:bookmarkEnd w:id="22"/>
+    <w:bookmarkStart w:id="23" w:name="f-provider-signature-queue-draft-flow"/>
+    <w:p>
+      <w:pPr>
+        <w:pStyle w:val="Heading3"/>
+      </w:pPr>
+      <w:r>
+        <w:t xml:space="preserve">3F — Provider Signature Queue (Draft Flow)</w:t>
+      </w:r>
+    </w:p>
+    <w:p>
+      <w:pPr>
+        <w:pStyle w:val="BlockText"/>
+      </w:pPr>
+      <w:r>
+        <w:t xml:space="preserve">“Now let me show you the draft flow — where the MA saves a prescription for the provider to sign later.”</w:t>
+      </w:r>
+    </w:p>
+    <w:p>
+      <w:pPr>
+        <w:pStyle w:val="Compact"/>
+        <w:numPr>
+          <w:ilvl w:val="0"/>
           <w:numId w:val="1029"/>
         </w:numPr>
       </w:pPr>
       <w:r>
-        <w:t xml:space="preserve">DEA schedule badges on controlled substance prescription cards (Testosterone shows Schedule 3)</w:t>
-      </w:r>
-    </w:p>
-    <w:p>
-      <w:pPr>
-        <w:pStyle w:val="Compact"/>
-        <w:numPr>
-          <w:ilvl w:val="1"/>
+        <w:t xml:space="preserve">Click</w:t>
+      </w:r>
+      <w:r>
+        <w:t xml:space="preserve"> </w:t>
+      </w:r>
+      <w:r>
+        <w:rPr>
+          <w:b/>
+          <w:bCs/>
+        </w:rPr>
+        <w:t xml:space="preserve">“+ New Prescription”</w:t>
+      </w:r>
+      <w:r>
+        <w:t xml:space="preserve"> </w:t>
+      </w:r>
+      <w:r>
+        <w:t xml:space="preserve">again</w:t>
+      </w:r>
+    </w:p>
+    <w:p>
+      <w:pPr>
+        <w:pStyle w:val="Compact"/>
+        <w:numPr>
+          <w:ilvl w:val="0"/>
           <w:numId w:val="1029"/>
         </w:numPr>
       </w:pPr>
       <w:r>
-        <w:rPr>
-          <w:b/>
-          <w:bCs/>
-        </w:rPr>
-        <w:t xml:space="preserve">Drug Interaction Alerts section</w:t>
-      </w:r>
-      <w:r>
-        <w:t xml:space="preserve"> </w:t>
-      </w:r>
-      <w:r>
-        <w:t xml:space="preserve">— the alerts are dynamic based on the medications in the current session. With Semaglutide + Testosterone (this walkthrough), an INFO-severity alert appears with clinical guidance. With Ketotifen + Ketamine (a different combination), an amber WARNING alert appears. The exact alert text depends on which pairs are seeded in the</w:t>
-      </w:r>
-      <w:r>
-        <w:t xml:space="preserve"> </w:t>
-      </w:r>
-      <w:r>
-        <w:rPr>
-          <w:rStyle w:val="VerbatimChar"/>
-        </w:rPr>
-        <w:t xml:space="preserve">drug_interactions</w:t>
-      </w:r>
-      <w:r>
-        <w:t xml:space="preserve"> </w:t>
-      </w:r>
-      <w:r>
-        <w:t xml:space="preserve">table.</w:t>
-      </w:r>
-    </w:p>
-    <w:p>
-      <w:pPr>
-        <w:pStyle w:val="Compact"/>
-        <w:numPr>
-          <w:ilvl w:val="1"/>
+        <w:t xml:space="preserve">Select</w:t>
+      </w:r>
+      <w:r>
+        <w:t xml:space="preserve"> </w:t>
+      </w:r>
+      <w:r>
+        <w:rPr>
+          <w:b/>
+          <w:bCs/>
+        </w:rPr>
+        <w:t xml:space="preserve">Alex Demo</w:t>
+      </w:r>
+      <w:r>
+        <w:t xml:space="preserve"> </w:t>
+      </w:r>
+      <w:r>
+        <w:t xml:space="preserve">+ provider auto-selects → Continue</w:t>
+      </w:r>
+    </w:p>
+    <w:p>
+      <w:pPr>
+        <w:pStyle w:val="Compact"/>
+        <w:numPr>
+          <w:ilvl w:val="0"/>
           <w:numId w:val="1029"/>
         </w:numPr>
       </w:pPr>
       <w:r>
-        <w:t xml:space="preserve">Session banner with</w:t>
-      </w:r>
-      <w:r>
-        <w:t xml:space="preserve"> </w:t>
-      </w:r>
-      <w:r>
-        <w:t xml:space="preserve">“2 prescriptions in this session”</w:t>
-      </w:r>
-    </w:p>
-    <w:p>
-      <w:pPr>
-        <w:pStyle w:val="Compact"/>
-        <w:numPr>
-          <w:ilvl w:val="1"/>
+        <w:t xml:space="preserve">Search</w:t>
+      </w:r>
+      <w:r>
+        <w:t xml:space="preserve"> </w:t>
+      </w:r>
+      <w:r>
+        <w:rPr>
+          <w:b/>
+          <w:bCs/>
+        </w:rPr>
+        <w:t xml:space="preserve">“Sema”</w:t>
+      </w:r>
+      <w:r>
+        <w:t xml:space="preserve"> </w:t>
+      </w:r>
+      <w:r>
+        <w:t xml:space="preserve">→ select</w:t>
+      </w:r>
+      <w:r>
+        <w:t xml:space="preserve"> </w:t>
+      </w:r>
+      <w:r>
+        <w:rPr>
+          <w:b/>
+          <w:bCs/>
+        </w:rPr>
+        <w:t xml:space="preserve">Semaglutide</w:t>
+      </w:r>
+      <w:r>
+        <w:t xml:space="preserve"> </w:t>
+      </w:r>
+      <w:r>
+        <w:t xml:space="preserve">→ select</w:t>
+      </w:r>
+      <w:r>
+        <w:t xml:space="preserve"> </w:t>
+      </w:r>
+      <w:r>
+        <w:rPr>
+          <w:b/>
+          <w:bCs/>
+        </w:rPr>
+        <w:t xml:space="preserve">Strive Pharmacy</w:t>
+      </w:r>
+    </w:p>
+    <w:p>
+      <w:pPr>
+        <w:pStyle w:val="Compact"/>
+        <w:numPr>
+          <w:ilvl w:val="0"/>
           <w:numId w:val="1029"/>
         </w:numPr>
       </w:pPr>
       <w:r>
-        <w:t xml:space="preserve">Two prescription cards with medication, pharmacy, pricing, and sig for each</w:t>
-      </w:r>
-    </w:p>
-    <w:p>
-      <w:pPr>
-        <w:pStyle w:val="Compact"/>
-        <w:numPr>
-          <w:ilvl w:val="1"/>
+        <w:t xml:space="preserve">Click</w:t>
+      </w:r>
+      <w:r>
+        <w:t xml:space="preserve"> </w:t>
+      </w:r>
+      <w:r>
+        <w:rPr>
+          <w:b/>
+          <w:bCs/>
+        </w:rPr>
+        <w:t xml:space="preserve">2x multiplier</w:t>
+      </w:r>
+      <w:r>
+        <w:t xml:space="preserve">, enter Sig:</w:t>
+      </w:r>
+      <w:r>
+        <w:t xml:space="preserve"> </w:t>
+      </w:r>
+      <w:r>
+        <w:rPr>
+          <w:b/>
+          <w:bCs/>
+        </w:rPr>
+        <w:t xml:space="preserve">“Draft flow demo”</w:t>
+      </w:r>
+    </w:p>
+    <w:p>
+      <w:pPr>
+        <w:pStyle w:val="Compact"/>
+        <w:numPr>
+          <w:ilvl w:val="0"/>
           <w:numId w:val="1029"/>
         </w:numPr>
       </w:pPr>
       <w:r>
-        <w:t xml:space="preserve">Combined totals (total retail, platform fee, total clinic payout)</w:t>
-      </w:r>
-    </w:p>
-    <w:p>
-      <w:pPr>
-        <w:pStyle w:val="Compact"/>
-        <w:numPr>
-          <w:ilvl w:val="1"/>
+        <w:t xml:space="preserve">Click</w:t>
+      </w:r>
+      <w:r>
+        <w:t xml:space="preserve"> </w:t>
+      </w:r>
+      <w:r>
+        <w:rPr>
+          <w:b/>
+          <w:bCs/>
+        </w:rPr>
+        <w:t xml:space="preserve">“Save as Draft — Provider Signs Later”</w:t>
+      </w:r>
+    </w:p>
+    <w:p>
+      <w:pPr>
+        <w:pStyle w:val="Compact"/>
+        <w:numPr>
+          <w:ilvl w:val="0"/>
           <w:numId w:val="1029"/>
         </w:numPr>
       </w:pPr>
       <w:r>
-        <w:t xml:space="preserve">“Remove”</w:t>
-      </w:r>
-      <w:r>
-        <w:t xml:space="preserve"> </w:t>
-      </w:r>
-      <w:r>
-        <w:t xml:space="preserve">link on each card</w:t>
-      </w:r>
-    </w:p>
-    <w:p>
-      <w:pPr>
-        <w:pStyle w:val="Compact"/>
-        <w:numPr>
-          <w:ilvl w:val="1"/>
-          <w:numId w:val="1029"/>
-        </w:numPr>
-      </w:pPr>
-      <w:r>
-        <w:t xml:space="preserve">“+ Add Another Prescription”</w:t>
-      </w:r>
-      <w:r>
-        <w:t xml:space="preserve"> </w:t>
-      </w:r>
-      <w:r>
-        <w:t xml:space="preserve">button</w:t>
-      </w:r>
-    </w:p>
-    <w:p>
-      <w:pPr>
-        <w:pStyle w:val="Compact"/>
-        <w:numPr>
-          <w:ilvl w:val="1"/>
-          <w:numId w:val="1029"/>
-        </w:numPr>
-      </w:pPr>
-      <w:r>
-        <w:t xml:space="preserve">Single provider signature pad</w:t>
+        <w:t xml:space="preserve">Navigate back to the dashboard — the new order appears with</w:t>
+      </w:r>
+      <w:r>
+        <w:t xml:space="preserve"> </w:t>
+      </w:r>
+      <w:r>
+        <w:rPr>
+          <w:b/>
+          <w:bCs/>
+        </w:rPr>
+        <w:t xml:space="preserve">“Draft”</w:t>
+      </w:r>
+      <w:r>
+        <w:t xml:space="preserve"> </w:t>
+      </w:r>
+      <w:r>
+        <w:t xml:space="preserve">status</w:t>
       </w:r>
     </w:p>
     <w:p>
@@ -3658,7 +3550,7 @@
         <w:pStyle w:val="BlockText"/>
       </w:pPr>
       <w:r>
-        <w:t xml:space="preserve">“The system automatically detects drug interactions and surfaces them with clinical guidance — severity-colored: red for critical, amber for warning, blue for informational. DEA-scheduled compounds are flagged on the prescription card with schedule badges.”</w:t>
+        <w:t xml:space="preserve">“The MA saved this without the provider being present. No signature yet.”</w:t>
       </w:r>
     </w:p>
     <w:p>
@@ -3674,13 +3566,13 @@
           <w:b/>
           <w:bCs/>
         </w:rPr>
-        <w:t xml:space="preserve">Sign</w:t>
-      </w:r>
-      <w:r>
-        <w:t xml:space="preserve"> </w:t>
-      </w:r>
-      <w:r>
-        <w:t xml:space="preserve">on the signature pad</w:t>
+        <w:t xml:space="preserve">Sign out</w:t>
+      </w:r>
+      <w:r>
+        <w:t xml:space="preserve"> </w:t>
+      </w:r>
+      <w:r>
+        <w:t xml:space="preserve">of clinic admin</w:t>
       </w:r>
     </w:p>
     <w:p>
@@ -3692,39 +3584,35 @@
         </w:numPr>
       </w:pPr>
       <w:r>
-        <w:t xml:space="preserve">Click</w:t>
-      </w:r>
-      <w:r>
-        <w:t xml:space="preserve"> </w:t>
-      </w:r>
-      <w:r>
-        <w:rPr>
-          <w:b/>
-          <w:bCs/>
-        </w:rPr>
-        <w:t xml:space="preserve">“Sign &amp; Send All 2 Prescriptions”</w:t>
-      </w:r>
-      <w:r>
-        <w:t xml:space="preserve"> </w:t>
-      </w:r>
-      <w:r>
-        <w:t xml:space="preserve">→ Click</w:t>
-      </w:r>
-      <w:r>
-        <w:t xml:space="preserve"> </w:t>
-      </w:r>
-      <w:r>
-        <w:rPr>
-          <w:b/>
-          <w:bCs/>
-        </w:rPr>
-        <w:t xml:space="preserve">“Confirm &amp; Send”</w:t>
-      </w:r>
-      <w:r>
-        <w:t xml:space="preserve"> </w:t>
-      </w:r>
-      <w:r>
-        <w:t xml:space="preserve">— watch the progress messages</w:t>
+        <w:rPr>
+          <w:b/>
+          <w:bCs/>
+        </w:rPr>
+        <w:t xml:space="preserve">Log in as provider:</w:t>
+      </w:r>
+      <w:r>
+        <w:t xml:space="preserve"> </w:t>
+      </w:r>
+      <w:r>
+        <w:rPr>
+          <w:rStyle w:val="VerbatimChar"/>
+        </w:rPr>
+        <w:t xml:space="preserve">dr.chen@sunrise-clinic.com</w:t>
+      </w:r>
+      <w:r>
+        <w:t xml:space="preserve"> </w:t>
+      </w:r>
+      <w:r>
+        <w:t xml:space="preserve">/</w:t>
+      </w:r>
+      <w:r>
+        <w:t xml:space="preserve"> </w:t>
+      </w:r>
+      <w:r>
+        <w:rPr>
+          <w:rStyle w:val="VerbatimChar"/>
+        </w:rPr>
+        <w:t xml:space="preserve">POCProvider2026!</w:t>
       </w:r>
     </w:p>
     <w:p>
@@ -3736,13 +3624,23 @@
         </w:numPr>
       </w:pPr>
       <w:r>
-        <w:t xml:space="preserve">Verify redirect to dashboard — both orders visible as</w:t>
-      </w:r>
-      <w:r>
-        <w:t xml:space="preserve"> </w:t>
-      </w:r>
-      <w:r>
-        <w:t xml:space="preserve">“Awaiting Payment”</w:t>
+        <w:t xml:space="preserve">Click the</w:t>
+      </w:r>
+      <w:r>
+        <w:t xml:space="preserve"> </w:t>
+      </w:r>
+      <w:r>
+        <w:rPr>
+          <w:b/>
+          <w:bCs/>
+        </w:rPr>
+        <w:t xml:space="preserve">“Drafts”</w:t>
+      </w:r>
+      <w:r>
+        <w:t xml:space="preserve"> </w:t>
+      </w:r>
+      <w:r>
+        <w:t xml:space="preserve">tab on the dashboard</w:t>
       </w:r>
     </w:p>
     <w:p>
@@ -3750,140 +3648,67 @@
         <w:pStyle w:val="BlockText"/>
       </w:pPr>
       <w:r>
-        <w:rPr>
-          <w:b/>
-          <w:bCs/>
-        </w:rPr>
-        <w:t xml:space="preserve">EPCS 2FA Demo Tip:</w:t>
-      </w:r>
-      <w:r>
-        <w:t xml:space="preserve"> </w:t>
-      </w:r>
-      <w:r>
-        <w:t xml:space="preserve">The EPCS 2FA modal (6-digit TOTP input, DEA 21 CFR 1311 citation) triggers on the</w:t>
-      </w:r>
-      <w:r>
-        <w:t xml:space="preserve"> </w:t>
-      </w:r>
-      <w:r>
-        <w:rPr>
-          <w:b/>
-          <w:bCs/>
-        </w:rPr>
-        <w:t xml:space="preserve">batch Review &amp; Send flow</w:t>
-      </w:r>
-      <w:r>
-        <w:t xml:space="preserve"> </w:t>
-      </w:r>
-      <w:r>
-        <w:t xml:space="preserve">whenever any DEA-scheduled compound is present in the current prescription session — regardless of whether the controlled substance was added via a Favorites card, a Protocol template, or the normal cascading builder. The demo provider (Dr. Chen) is</w:t>
-      </w:r>
-      <w:r>
-        <w:t xml:space="preserve"> </w:t>
-      </w:r>
-      <w:r>
-        <w:rPr>
-          <w:b/>
-          <w:bCs/>
-        </w:rPr>
-        <w:t xml:space="preserve">pre-enrolled</w:t>
-      </w:r>
-      <w:r>
-        <w:t xml:space="preserve"> </w:t>
-      </w:r>
-      <w:r>
-        <w:t xml:space="preserve">— the TOTP secret is already seeded + verified in the database via the daily</w:t>
-      </w:r>
-      <w:r>
-        <w:t xml:space="preserve"> </w:t>
-      </w:r>
-      <w:r>
-        <w:rPr>
-          <w:rStyle w:val="VerbatimChar"/>
-        </w:rPr>
-        <w:t xml:space="preserve">poc-credential-sync</w:t>
-      </w:r>
-      <w:r>
-        <w:t xml:space="preserve"> </w:t>
-      </w:r>
-      <w:r>
-        <w:t xml:space="preserve">cron (PR #2), so the modal skips first-time QR enrollment and goes straight to the rolling 6-digit code prompt. To demo it: the walkthrough above (Steps 31–36, adding Testosterone to the session) already puts a Schedule 3 compound in batch review — clicking</w:t>
-      </w:r>
-      <w:r>
-        <w:t xml:space="preserve"> </w:t>
-      </w:r>
-      <w:r>
-        <w:t xml:space="preserve">“Sign &amp; Send All Prescriptions”</w:t>
-      </w:r>
-      <w:r>
-        <w:t xml:space="preserve"> </w:t>
-      </w:r>
-      <w:r>
-        <w:t xml:space="preserve">→</w:t>
-      </w:r>
-      <w:r>
-        <w:t xml:space="preserve"> </w:t>
-      </w:r>
-      <w:r>
-        <w:t xml:space="preserve">“Confirm &amp; Send”</w:t>
-      </w:r>
-      <w:r>
-        <w:t xml:space="preserve"> </w:t>
-      </w:r>
-      <w:r>
-        <w:t xml:space="preserve">surfaces the modal with the red</w:t>
-      </w:r>
-      <w:r>
-        <w:t xml:space="preserve"> </w:t>
-      </w:r>
-      <w:r>
-        <w:t xml:space="preserve">“EPCS Two-Factor Authentication Required”</w:t>
-      </w:r>
-      <w:r>
-        <w:t xml:space="preserve"> </w:t>
-      </w:r>
-      <w:r>
-        <w:t xml:space="preserve">header, Schedule badge, and the</w:t>
-      </w:r>
-      <w:r>
-        <w:t xml:space="preserve"> </w:t>
-      </w:r>
-      <w:r>
-        <w:t xml:space="preserve">“Verify &amp; Sign”</w:t>
-      </w:r>
-      <w:r>
-        <w:t xml:space="preserve"> </w:t>
-      </w:r>
-      <w:r>
-        <w:t xml:space="preserve">/</w:t>
-      </w:r>
-      <w:r>
-        <w:t xml:space="preserve"> </w:t>
-      </w:r>
-      <w:r>
-        <w:t xml:space="preserve">“Cancel”</w:t>
-      </w:r>
-      <w:r>
-        <w:t xml:space="preserve"> </w:t>
-      </w:r>
-      <w:r>
-        <w:t xml:space="preserve">buttons. Read the current 6-digit code from your authenticator app (see</w:t>
-      </w:r>
-      <w:r>
-        <w:t xml:space="preserve"> </w:t>
-      </w:r>
-      <w:r>
-        <w:rPr>
-          <w:b/>
-          <w:bCs/>
-        </w:rPr>
-        <w:t xml:space="preserve">Authenticator Setup</w:t>
-      </w:r>
-      <w:r>
-        <w:t xml:space="preserve"> </w:t>
-      </w:r>
-      <w:r>
-        <w:t xml:space="preserve">in Pre-Demo Setup) and enter it, or Cancel to exit without submitting.</w:t>
+        <w:t xml:space="preserve">“The Drafts tab lives on the shared dashboard and is visible to both clinic_admin and provider roles — anyone in the clinic can see what’s pending signature, not just providers. The provider just happens to be the one who can act on it.”</w:t>
+      </w:r>
+      <w:r>
+        <w:t xml:space="preserve"> </w:t>
+      </w:r>
+      <w:r>
+        <w:t xml:space="preserve">47. Click on the draft order —</w:t>
+      </w:r>
+      <w:r>
+        <w:t xml:space="preserve"> </w:t>
+      </w:r>
+      <w:r>
+        <w:rPr>
+          <w:b/>
+          <w:bCs/>
+        </w:rPr>
+        <w:t xml:space="preserve">point out the amber</w:t>
+      </w:r>
+      <w:r>
+        <w:rPr>
+          <w:b/>
+          <w:bCs/>
+        </w:rPr>
+        <w:t xml:space="preserve"> </w:t>
+      </w:r>
+      <w:r>
+        <w:rPr>
+          <w:b/>
+          <w:bCs/>
+        </w:rPr>
+        <w:t xml:space="preserve">“Awaiting Provider Signature”</w:t>
+      </w:r>
+      <w:r>
+        <w:rPr>
+          <w:b/>
+          <w:bCs/>
+        </w:rPr>
+        <w:t xml:space="preserve"> </w:t>
+      </w:r>
+      <w:r>
+        <w:rPr>
+          <w:b/>
+          <w:bCs/>
+        </w:rPr>
+        <w:t xml:space="preserve">banner</w:t>
+      </w:r>
+      <w:r>
+        <w:t xml:space="preserve"> </w:t>
+      </w:r>
+      <w:r>
+        <w:t xml:space="preserve">48. Click</w:t>
+      </w:r>
+      <w:r>
+        <w:t xml:space="preserve"> </w:t>
+      </w:r>
+      <w:r>
+        <w:rPr>
+          <w:b/>
+          <w:bCs/>
+        </w:rPr>
+        <w:t xml:space="preserve">“Review &amp; Sign This Prescription”</w:t>
       </w:r>
     </w:p>
     <w:p>
@@ -3891,25 +3716,7 @@
         <w:pStyle w:val="BlockText"/>
       </w:pPr>
       <w:r>
-        <w:t xml:space="preserve">“Two orders created, two payment links generated, three SLA timers each — all from one signature. The MA’s workflow for a multi-medication visit: 45 seconds.”</w:t>
-      </w:r>
-    </w:p>
-    <w:bookmarkEnd w:id="22"/>
-    <w:bookmarkStart w:id="23" w:name="f-provider-signature-queue-draft-flow"/>
-    <w:p>
-      <w:pPr>
-        <w:pStyle w:val="Heading3"/>
-      </w:pPr>
-      <w:r>
-        <w:t xml:space="preserve">3F — Provider Signature Queue (Draft Flow)</w:t>
-      </w:r>
-    </w:p>
-    <w:p>
-      <w:pPr>
-        <w:pStyle w:val="BlockText"/>
-      </w:pPr>
-      <w:r>
-        <w:t xml:space="preserve">“Now let me show you the draft flow — where the MA saves a prescription for the provider to sign later.”</w:t>
+        <w:t xml:space="preserve">“The provider sees a dedicated sign page with all the details the MA entered — medication, pharmacy, pricing, directions. They just review and sign.”</w:t>
       </w:r>
     </w:p>
     <w:p>
@@ -3921,23 +3728,17 @@
         </w:numPr>
       </w:pPr>
       <w:r>
-        <w:t xml:space="preserve">Click</w:t>
-      </w:r>
-      <w:r>
-        <w:t xml:space="preserve"> </w:t>
-      </w:r>
-      <w:r>
-        <w:rPr>
-          <w:b/>
-          <w:bCs/>
-        </w:rPr>
-        <w:t xml:space="preserve">“+ New Prescription”</w:t>
-      </w:r>
-      <w:r>
-        <w:t xml:space="preserve"> </w:t>
-      </w:r>
-      <w:r>
-        <w:t xml:space="preserve">again</w:t>
+        <w:rPr>
+          <w:b/>
+          <w:bCs/>
+        </w:rPr>
+        <w:t xml:space="preserve">Point out</w:t>
+      </w:r>
+      <w:r>
+        <w:t xml:space="preserve"> </w:t>
+      </w:r>
+      <w:r>
+        <w:t xml:space="preserve">the sign page: patient info, provider info, prescription details, financial summary, signature pad</w:t>
       </w:r>
     </w:p>
     <w:p>
@@ -3949,23 +3750,33 @@
         </w:numPr>
       </w:pPr>
       <w:r>
-        <w:t xml:space="preserve">Select</w:t>
-      </w:r>
-      <w:r>
-        <w:t xml:space="preserve"> </w:t>
-      </w:r>
-      <w:r>
-        <w:rPr>
-          <w:b/>
-          <w:bCs/>
-        </w:rPr>
-        <w:t xml:space="preserve">Alex Demo</w:t>
-      </w:r>
-      <w:r>
-        <w:t xml:space="preserve"> </w:t>
-      </w:r>
-      <w:r>
-        <w:t xml:space="preserve">+ provider auto-selects → Continue</w:t>
+        <w:rPr>
+          <w:b/>
+          <w:bCs/>
+        </w:rPr>
+        <w:t xml:space="preserve">Sign</w:t>
+      </w:r>
+      <w:r>
+        <w:t xml:space="preserve"> </w:t>
+      </w:r>
+      <w:r>
+        <w:t xml:space="preserve">on the pad → Click</w:t>
+      </w:r>
+      <w:r>
+        <w:t xml:space="preserve"> </w:t>
+      </w:r>
+      <w:r>
+        <w:rPr>
+          <w:b/>
+          <w:bCs/>
+        </w:rPr>
+        <w:t xml:space="preserve">“Sign &amp; Send Payment Link”</w:t>
+      </w:r>
+      <w:r>
+        <w:t xml:space="preserve"> </w:t>
+      </w:r>
+      <w:r>
+        <w:t xml:space="preserve">→ Confirm</w:t>
       </w:r>
     </w:p>
     <w:p>
@@ -3977,134 +3788,17 @@
         </w:numPr>
       </w:pPr>
       <w:r>
-        <w:t xml:space="preserve">Search</w:t>
-      </w:r>
-      <w:r>
-        <w:t xml:space="preserve"> </w:t>
-      </w:r>
-      <w:r>
-        <w:rPr>
-          <w:b/>
-          <w:bCs/>
-        </w:rPr>
-        <w:t xml:space="preserve">“Sema”</w:t>
-      </w:r>
-      <w:r>
-        <w:t xml:space="preserve"> </w:t>
-      </w:r>
-      <w:r>
-        <w:t xml:space="preserve">→ select</w:t>
-      </w:r>
-      <w:r>
-        <w:t xml:space="preserve"> </w:t>
-      </w:r>
-      <w:r>
-        <w:rPr>
-          <w:b/>
-          <w:bCs/>
-        </w:rPr>
-        <w:t xml:space="preserve">Semaglutide</w:t>
-      </w:r>
-      <w:r>
-        <w:t xml:space="preserve"> </w:t>
-      </w:r>
-      <w:r>
-        <w:t xml:space="preserve">→ select</w:t>
-      </w:r>
-      <w:r>
-        <w:t xml:space="preserve"> </w:t>
-      </w:r>
-      <w:r>
-        <w:rPr>
-          <w:b/>
-          <w:bCs/>
-        </w:rPr>
-        <w:t xml:space="preserve">Strive Pharmacy</w:t>
-      </w:r>
-    </w:p>
-    <w:p>
-      <w:pPr>
-        <w:pStyle w:val="Compact"/>
-        <w:numPr>
-          <w:ilvl w:val="0"/>
-          <w:numId w:val="1031"/>
-        </w:numPr>
-      </w:pPr>
-      <w:r>
-        <w:t xml:space="preserve">Click</w:t>
-      </w:r>
-      <w:r>
-        <w:t xml:space="preserve"> </w:t>
-      </w:r>
-      <w:r>
-        <w:rPr>
-          <w:b/>
-          <w:bCs/>
-        </w:rPr>
-        <w:t xml:space="preserve">2x multiplier</w:t>
-      </w:r>
-      <w:r>
-        <w:t xml:space="preserve">, enter Sig:</w:t>
-      </w:r>
-      <w:r>
-        <w:t xml:space="preserve"> </w:t>
-      </w:r>
-      <w:r>
-        <w:rPr>
-          <w:b/>
-          <w:bCs/>
-        </w:rPr>
-        <w:t xml:space="preserve">“Draft flow demo”</w:t>
-      </w:r>
-    </w:p>
-    <w:p>
-      <w:pPr>
-        <w:pStyle w:val="Compact"/>
-        <w:numPr>
-          <w:ilvl w:val="0"/>
-          <w:numId w:val="1031"/>
-        </w:numPr>
-      </w:pPr>
-      <w:r>
-        <w:t xml:space="preserve">Click</w:t>
-      </w:r>
-      <w:r>
-        <w:t xml:space="preserve"> </w:t>
-      </w:r>
-      <w:r>
-        <w:rPr>
-          <w:b/>
-          <w:bCs/>
-        </w:rPr>
-        <w:t xml:space="preserve">“Save as Draft — Provider Signs Later”</w:t>
-      </w:r>
-    </w:p>
-    <w:p>
-      <w:pPr>
-        <w:pStyle w:val="Compact"/>
-        <w:numPr>
-          <w:ilvl w:val="0"/>
-          <w:numId w:val="1031"/>
-        </w:numPr>
-      </w:pPr>
-      <w:r>
-        <w:t xml:space="preserve">Verify redirect to dashboard — order appears with</w:t>
-      </w:r>
-      <w:r>
-        <w:t xml:space="preserve"> </w:t>
-      </w:r>
-      <w:r>
-        <w:rPr>
-          <w:b/>
-          <w:bCs/>
-        </w:rPr>
-        <w:t xml:space="preserve">“Draft”</w:t>
-      </w:r>
-      <w:r>
-        <w:t xml:space="preserve"> </w:t>
-      </w:r>
-      <w:r>
-        <w:t xml:space="preserve">status</w:t>
+        <w:t xml:space="preserve">Verify redirect to dashboard — order now shows</w:t>
+      </w:r>
+      <w:r>
+        <w:t xml:space="preserve"> </w:t>
+      </w:r>
+      <w:r>
+        <w:rPr>
+          <w:b/>
+          <w:bCs/>
+        </w:rPr>
+        <w:t xml:space="preserve">“Awaiting Payment”</w:t>
       </w:r>
     </w:p>
     <w:p>
@@ -4112,7 +3806,7 @@
         <w:pStyle w:val="BlockText"/>
       </w:pPr>
       <w:r>
-        <w:t xml:space="preserve">“The MA saved this without the provider being present. No signature yet.”</w:t>
+        <w:t xml:space="preserve">“The MA prepared it, the provider signed it later. Different sessions, different logins, same result. This is how a real clinic works.”</w:t>
       </w:r>
     </w:p>
     <w:p>
@@ -4130,155 +3824,15 @@
         </w:rPr>
         <w:t xml:space="preserve">Sign out</w:t>
       </w:r>
-      <w:r>
-        <w:t xml:space="preserve"> </w:t>
-      </w:r>
-      <w:r>
-        <w:t xml:space="preserve">of clinic admin</w:t>
-      </w:r>
-    </w:p>
-    <w:p>
-      <w:pPr>
-        <w:pStyle w:val="Compact"/>
-        <w:numPr>
-          <w:ilvl w:val="0"/>
-          <w:numId w:val="1032"/>
-        </w:numPr>
-      </w:pPr>
-      <w:r>
-        <w:rPr>
-          <w:b/>
-          <w:bCs/>
-        </w:rPr>
-        <w:t xml:space="preserve">Log in as provider:</w:t>
-      </w:r>
-      <w:r>
-        <w:t xml:space="preserve"> </w:t>
-      </w:r>
-      <w:r>
-        <w:rPr>
-          <w:rStyle w:val="VerbatimChar"/>
-        </w:rPr>
-        <w:t xml:space="preserve">dr.chen@sunrise-clinic.com</w:t>
-      </w:r>
-      <w:r>
-        <w:t xml:space="preserve"> </w:t>
-      </w:r>
-      <w:r>
-        <w:t xml:space="preserve">/</w:t>
-      </w:r>
-      <w:r>
-        <w:t xml:space="preserve"> </w:t>
-      </w:r>
-      <w:r>
-        <w:rPr>
-          <w:rStyle w:val="VerbatimChar"/>
-        </w:rPr>
-        <w:t xml:space="preserve">POCProvider2026!</w:t>
-      </w:r>
-    </w:p>
-    <w:p>
-      <w:pPr>
-        <w:pStyle w:val="Compact"/>
-        <w:numPr>
-          <w:ilvl w:val="0"/>
-          <w:numId w:val="1032"/>
-        </w:numPr>
-      </w:pPr>
-      <w:r>
-        <w:t xml:space="preserve">Click the</w:t>
-      </w:r>
-      <w:r>
-        <w:t xml:space="preserve"> </w:t>
-      </w:r>
-      <w:r>
-        <w:rPr>
-          <w:b/>
-          <w:bCs/>
-        </w:rPr>
-        <w:t xml:space="preserve">“Drafts”</w:t>
-      </w:r>
-      <w:r>
-        <w:t xml:space="preserve"> </w:t>
-      </w:r>
-      <w:r>
-        <w:t xml:space="preserve">tab on the dashboard</w:t>
-      </w:r>
-    </w:p>
-    <w:p>
-      <w:pPr>
-        <w:pStyle w:val="BlockText"/>
-      </w:pPr>
-      <w:r>
-        <w:t xml:space="preserve">“The Drafts tab lives on the shared dashboard and is visible to both clinic_admin and provider roles — anyone in the clinic can see what’s pending signature, not just providers. The provider just happens to be the one who can act on it.”</w:t>
-      </w:r>
-      <w:r>
-        <w:t xml:space="preserve"> </w:t>
-      </w:r>
-      <w:r>
-        <w:t xml:space="preserve">47. Click on the draft order —</w:t>
-      </w:r>
-      <w:r>
-        <w:t xml:space="preserve"> </w:t>
-      </w:r>
-      <w:r>
-        <w:rPr>
-          <w:b/>
-          <w:bCs/>
-        </w:rPr>
-        <w:t xml:space="preserve">point out the amber</w:t>
-      </w:r>
-      <w:r>
-        <w:rPr>
-          <w:b/>
-          <w:bCs/>
-        </w:rPr>
-        <w:t xml:space="preserve"> </w:t>
-      </w:r>
-      <w:r>
-        <w:rPr>
-          <w:b/>
-          <w:bCs/>
-        </w:rPr>
-        <w:t xml:space="preserve">“Awaiting Provider Signature”</w:t>
-      </w:r>
-      <w:r>
-        <w:rPr>
-          <w:b/>
-          <w:bCs/>
-        </w:rPr>
-        <w:t xml:space="preserve"> </w:t>
-      </w:r>
-      <w:r>
-        <w:rPr>
-          <w:b/>
-          <w:bCs/>
-        </w:rPr>
-        <w:t xml:space="preserve">banner</w:t>
-      </w:r>
-      <w:r>
-        <w:t xml:space="preserve"> </w:t>
-      </w:r>
-      <w:r>
-        <w:t xml:space="preserve">48. Click</w:t>
-      </w:r>
-      <w:r>
-        <w:t xml:space="preserve"> </w:t>
-      </w:r>
-      <w:r>
-        <w:rPr>
-          <w:b/>
-          <w:bCs/>
-        </w:rPr>
-        <w:t xml:space="preserve">“Review &amp; Sign This Prescription”</w:t>
-      </w:r>
-    </w:p>
-    <w:p>
-      <w:pPr>
-        <w:pStyle w:val="BlockText"/>
-      </w:pPr>
-      <w:r>
-        <w:t xml:space="preserve">“The provider sees a dedicated sign page with all the details the MA entered — medication, pharmacy, pricing, directions. They just review and sign.”</w:t>
+    </w:p>
+    <w:bookmarkEnd w:id="23"/>
+    <w:bookmarkStart w:id="24" w:name="X9a7f5230d3f392d06785ba712826f6c1d80b850"/>
+    <w:p>
+      <w:pPr>
+        <w:pStyle w:val="Heading3"/>
+      </w:pPr>
+      <w:r>
+        <w:t xml:space="preserve">3G — Get the Checkout URL (in-app, no terminal)</w:t>
       </w:r>
     </w:p>
     <w:p>
@@ -4294,63 +3848,25 @@
           <w:b/>
           <w:bCs/>
         </w:rPr>
-        <w:t xml:space="preserve">Point out</w:t>
-      </w:r>
-      <w:r>
-        <w:t xml:space="preserve"> </w:t>
-      </w:r>
-      <w:r>
-        <w:t xml:space="preserve">the sign page: patient info, provider info, prescription details, financial summary, signature pad</w:t>
-      </w:r>
-    </w:p>
-    <w:p>
-      <w:pPr>
-        <w:pStyle w:val="Compact"/>
-        <w:numPr>
-          <w:ilvl w:val="0"/>
-          <w:numId w:val="1033"/>
-        </w:numPr>
-      </w:pPr>
-      <w:r>
-        <w:rPr>
-          <w:b/>
-          <w:bCs/>
-        </w:rPr>
-        <w:t xml:space="preserve">Sign</w:t>
-      </w:r>
-      <w:r>
-        <w:t xml:space="preserve"> </w:t>
-      </w:r>
-      <w:r>
-        <w:t xml:space="preserve">on the pad → Click</w:t>
-      </w:r>
-      <w:r>
-        <w:t xml:space="preserve"> </w:t>
-      </w:r>
-      <w:r>
-        <w:rPr>
-          <w:b/>
-          <w:bCs/>
-        </w:rPr>
-        <w:t xml:space="preserve">“Sign &amp; Send Payment Link”</w:t>
-      </w:r>
-      <w:r>
-        <w:t xml:space="preserve"> </w:t>
-      </w:r>
-      <w:r>
-        <w:t xml:space="preserve">→ Confirm</w:t>
-      </w:r>
-    </w:p>
-    <w:p>
-      <w:pPr>
-        <w:pStyle w:val="Compact"/>
-        <w:numPr>
-          <w:ilvl w:val="0"/>
-          <w:numId w:val="1033"/>
-        </w:numPr>
-      </w:pPr>
-      <w:r>
-        <w:t xml:space="preserve">Verify redirect to dashboard — order now shows</w:t>
+        <w:t xml:space="preserve">Copy the patient checkout URL</w:t>
+      </w:r>
+      <w:r>
+        <w:t xml:space="preserve"> </w:t>
+      </w:r>
+      <w:r>
+        <w:t xml:space="preserve">— still logged in as the provider (or switch back to the clinic admin), on the clinic dashboard:</w:t>
+      </w:r>
+    </w:p>
+    <w:p>
+      <w:pPr>
+        <w:pStyle w:val="Compact"/>
+        <w:numPr>
+          <w:ilvl w:val="1"/>
+          <w:numId w:val="1034"/>
+        </w:numPr>
+      </w:pPr>
+      <w:r>
+        <w:t xml:space="preserve">Click any order showing</w:t>
       </w:r>
       <w:r>
         <w:t xml:space="preserve"> </w:t>
@@ -4362,100 +3878,22 @@
         </w:rPr>
         <w:t xml:space="preserve">“Awaiting Payment”</w:t>
       </w:r>
-    </w:p>
-    <w:p>
-      <w:pPr>
-        <w:pStyle w:val="BlockText"/>
-      </w:pPr>
-      <w:r>
-        <w:t xml:space="preserve">“The MA prepared it, the provider signed it later. Different sessions, different logins, same result. This is how a real clinic works.”</w:t>
-      </w:r>
-    </w:p>
-    <w:p>
-      <w:pPr>
-        <w:pStyle w:val="Compact"/>
-        <w:numPr>
-          <w:ilvl w:val="0"/>
+      <w:r>
+        <w:t xml:space="preserve"> </w:t>
+      </w:r>
+      <w:r>
+        <w:t xml:space="preserve">to open the order drawer</w:t>
+      </w:r>
+    </w:p>
+    <w:p>
+      <w:pPr>
+        <w:pStyle w:val="Compact"/>
+        <w:numPr>
+          <w:ilvl w:val="1"/>
           <w:numId w:val="1034"/>
         </w:numPr>
       </w:pPr>
       <w:r>
-        <w:rPr>
-          <w:b/>
-          <w:bCs/>
-        </w:rPr>
-        <w:t xml:space="preserve">Sign out</w:t>
-      </w:r>
-    </w:p>
-    <w:bookmarkEnd w:id="23"/>
-    <w:bookmarkStart w:id="24" w:name="X9a7f5230d3f392d06785ba712826f6c1d80b850"/>
-    <w:p>
-      <w:pPr>
-        <w:pStyle w:val="Heading3"/>
-      </w:pPr>
-      <w:r>
-        <w:t xml:space="preserve">3G — Get the Checkout URL (in-app, no terminal)</w:t>
-      </w:r>
-    </w:p>
-    <w:p>
-      <w:pPr>
-        <w:pStyle w:val="Compact"/>
-        <w:numPr>
-          <w:ilvl w:val="0"/>
-          <w:numId w:val="1035"/>
-        </w:numPr>
-      </w:pPr>
-      <w:r>
-        <w:rPr>
-          <w:b/>
-          <w:bCs/>
-        </w:rPr>
-        <w:t xml:space="preserve">Copy the patient checkout URL</w:t>
-      </w:r>
-      <w:r>
-        <w:t xml:space="preserve"> </w:t>
-      </w:r>
-      <w:r>
-        <w:t xml:space="preserve">— still logged in as the provider (or switch back to the clinic admin), on the clinic dashboard:</w:t>
-      </w:r>
-    </w:p>
-    <w:p>
-      <w:pPr>
-        <w:pStyle w:val="Compact"/>
-        <w:numPr>
-          <w:ilvl w:val="1"/>
-          <w:numId w:val="1036"/>
-        </w:numPr>
-      </w:pPr>
-      <w:r>
-        <w:t xml:space="preserve">Click any order showing</w:t>
-      </w:r>
-      <w:r>
-        <w:t xml:space="preserve"> </w:t>
-      </w:r>
-      <w:r>
-        <w:rPr>
-          <w:b/>
-          <w:bCs/>
-        </w:rPr>
-        <w:t xml:space="preserve">“Awaiting Payment”</w:t>
-      </w:r>
-      <w:r>
-        <w:t xml:space="preserve"> </w:t>
-      </w:r>
-      <w:r>
-        <w:t xml:space="preserve">to open the order drawer</w:t>
-      </w:r>
-    </w:p>
-    <w:p>
-      <w:pPr>
-        <w:pStyle w:val="Compact"/>
-        <w:numPr>
-          <w:ilvl w:val="1"/>
-          <w:numId w:val="1036"/>
-        </w:numPr>
-      </w:pPr>
-      <w:r>
         <w:t xml:space="preserve">Click the emerald</w:t>
       </w:r>
       <w:r>
@@ -4472,29 +3910,7 @@
         <w:t xml:space="preserve"> </w:t>
       </w:r>
       <w:r>
-        <w:t xml:space="preserve">button</w:t>
-      </w:r>
-    </w:p>
-    <w:p>
-      <w:pPr>
-        <w:pStyle w:val="Compact"/>
-        <w:numPr>
-          <w:ilvl w:val="1"/>
-          <w:numId w:val="1036"/>
-        </w:numPr>
-      </w:pPr>
-      <w:r>
-        <w:t xml:space="preserve">Success toast confirms:</w:t>
-      </w:r>
-      <w:r>
-        <w:t xml:space="preserve"> </w:t>
-      </w:r>
-      <w:r>
-        <w:rPr>
-          <w:b/>
-          <w:bCs/>
-        </w:rPr>
-        <w:t xml:space="preserve">“Payment link copied · valid for 72 hours”</w:t>
+        <w:t xml:space="preserve">button — the checkout URL is now on your clipboard</w:t>
       </w:r>
     </w:p>
     <w:p>
@@ -4553,7 +3969,7 @@
         <w:pStyle w:val="Compact"/>
         <w:numPr>
           <w:ilvl w:val="0"/>
-          <w:numId w:val="1037"/>
+          <w:numId w:val="1035"/>
         </w:numPr>
       </w:pPr>
       <w:r>
@@ -4574,6 +3990,159 @@
       </w:r>
       <w:r>
         <w:t xml:space="preserve">copied in Step 53 into a new tab (or into a mobile browser for extra impact)</w:t>
+      </w:r>
+    </w:p>
+    <w:p>
+      <w:pPr>
+        <w:pStyle w:val="Compact"/>
+        <w:numPr>
+          <w:ilvl w:val="0"/>
+          <w:numId w:val="1035"/>
+        </w:numPr>
+      </w:pPr>
+      <w:r>
+        <w:rPr>
+          <w:b/>
+          <w:bCs/>
+        </w:rPr>
+        <w:t xml:space="preserve">Point out:</w:t>
+      </w:r>
+    </w:p>
+    <w:p>
+      <w:pPr>
+        <w:pStyle w:val="Compact"/>
+        <w:numPr>
+          <w:ilvl w:val="1"/>
+          <w:numId w:val="1036"/>
+        </w:numPr>
+      </w:pPr>
+      <w:r>
+        <w:t xml:space="preserve">Clinic branding:</w:t>
+      </w:r>
+      <w:r>
+        <w:t xml:space="preserve"> </w:t>
+      </w:r>
+      <w:r>
+        <w:t xml:space="preserve">“Sunrise Functional Medicine”</w:t>
+      </w:r>
+      <w:r>
+        <w:t xml:space="preserve"> </w:t>
+      </w:r>
+      <w:r>
+        <w:t xml:space="preserve">displayed prominently</w:t>
+      </w:r>
+    </w:p>
+    <w:p>
+      <w:pPr>
+        <w:pStyle w:val="Compact"/>
+        <w:numPr>
+          <w:ilvl w:val="1"/>
+          <w:numId w:val="1036"/>
+        </w:numPr>
+      </w:pPr>
+      <w:r>
+        <w:t xml:space="preserve">Generic line item:</w:t>
+      </w:r>
+      <w:r>
+        <w:t xml:space="preserve"> </w:t>
+      </w:r>
+      <w:r>
+        <w:t xml:space="preserve">“Prescription Service”</w:t>
+      </w:r>
+      <w:r>
+        <w:t xml:space="preserve"> </w:t>
+      </w:r>
+      <w:r>
+        <w:t xml:space="preserve">— NOT the medication name</w:t>
+      </w:r>
+    </w:p>
+    <w:p>
+      <w:pPr>
+        <w:pStyle w:val="Compact"/>
+        <w:numPr>
+          <w:ilvl w:val="1"/>
+          <w:numId w:val="1036"/>
+        </w:numPr>
+      </w:pPr>
+      <w:r>
+        <w:t xml:space="preserve">Total: $300.00</w:t>
+      </w:r>
+    </w:p>
+    <w:p>
+      <w:pPr>
+        <w:pStyle w:val="Compact"/>
+        <w:numPr>
+          <w:ilvl w:val="1"/>
+          <w:numId w:val="1036"/>
+        </w:numPr>
+      </w:pPr>
+      <w:r>
+        <w:t xml:space="preserve">Stripe Elements payment form (card, Apple Pay, Google Pay options)</w:t>
+      </w:r>
+    </w:p>
+    <w:p>
+      <w:pPr>
+        <w:pStyle w:val="Compact"/>
+        <w:numPr>
+          <w:ilvl w:val="1"/>
+          <w:numId w:val="1036"/>
+        </w:numPr>
+      </w:pPr>
+      <w:r>
+        <w:t xml:space="preserve">Email field (required for receipt)</w:t>
+      </w:r>
+    </w:p>
+    <w:p>
+      <w:pPr>
+        <w:pStyle w:val="Compact"/>
+        <w:numPr>
+          <w:ilvl w:val="1"/>
+          <w:numId w:val="1036"/>
+        </w:numPr>
+      </w:pPr>
+      <w:r>
+        <w:t xml:space="preserve">Trust signals:</w:t>
+      </w:r>
+      <w:r>
+        <w:t xml:space="preserve"> </w:t>
+      </w:r>
+      <w:r>
+        <w:t xml:space="preserve">“256-bit TLS Encryption”</w:t>
+      </w:r>
+      <w:r>
+        <w:t xml:space="preserve">,</w:t>
+      </w:r>
+      <w:r>
+        <w:t xml:space="preserve"> </w:t>
+      </w:r>
+      <w:r>
+        <w:t xml:space="preserve">“Powered by Stripe”</w:t>
+      </w:r>
+    </w:p>
+    <w:p>
+      <w:pPr>
+        <w:pStyle w:val="Compact"/>
+        <w:numPr>
+          <w:ilvl w:val="1"/>
+          <w:numId w:val="1036"/>
+        </w:numPr>
+      </w:pPr>
+      <w:r>
+        <w:t xml:space="preserve">Footer:</w:t>
+      </w:r>
+      <w:r>
+        <w:t xml:space="preserve"> </w:t>
+      </w:r>
+      <w:r>
+        <w:t xml:space="preserve">“Your payment info is encrypted and never stored by CompoundIQ”</w:t>
+      </w:r>
+    </w:p>
+    <w:p>
+      <w:pPr>
+        <w:pStyle w:val="BlockText"/>
+      </w:pPr>
+      <w:r>
+        <w:t xml:space="preserve">“This is what the patient sees. No login, no app download, no account creation. They tapped a link in a text message and landed here. Notice — no medication name anywhere. HIPAA compliance means zero Protected Health Information touches Stripe or appears on any patient-facing surface.”</w:t>
       </w:r>
     </w:p>
     <w:p>
@@ -4589,144 +4158,156 @@
           <w:b/>
           <w:bCs/>
         </w:rPr>
-        <w:t xml:space="preserve">Point out:</w:t>
-      </w:r>
-    </w:p>
-    <w:p>
-      <w:pPr>
-        <w:pStyle w:val="Compact"/>
-        <w:numPr>
-          <w:ilvl w:val="1"/>
+        <w:t xml:space="preserve">Point out the white-labeling:</w:t>
+      </w:r>
+    </w:p>
+    <w:p>
+      <w:pPr>
+        <w:pStyle w:val="BlockText"/>
+      </w:pPr>
+      <w:r>
+        <w:t xml:space="preserve">“The patient sees their clinic’s name and branding. They don’t know CompoundIQ exists. This is a branded checkout experience for the clinic.”</w:t>
+      </w:r>
+    </w:p>
+    <w:bookmarkEnd w:id="26"/>
+    <w:bookmarkStart w:id="27" w:name="b-complete-payment"/>
+    <w:p>
+      <w:pPr>
+        <w:pStyle w:val="Heading3"/>
+      </w:pPr>
+      <w:r>
+        <w:t xml:space="preserve">4B — Complete Payment</w:t>
+      </w:r>
+    </w:p>
+    <w:p>
+      <w:pPr>
+        <w:pStyle w:val="Compact"/>
+        <w:numPr>
+          <w:ilvl w:val="0"/>
           <w:numId w:val="1038"/>
         </w:numPr>
       </w:pPr>
       <w:r>
-        <w:t xml:space="preserve">Clinic branding:</w:t>
-      </w:r>
-      <w:r>
-        <w:t xml:space="preserve"> </w:t>
-      </w:r>
-      <w:r>
-        <w:t xml:space="preserve">“Sunrise Functional Medicine”</w:t>
-      </w:r>
-      <w:r>
-        <w:t xml:space="preserve"> </w:t>
-      </w:r>
-      <w:r>
-        <w:t xml:space="preserve">displayed prominently</w:t>
-      </w:r>
-    </w:p>
-    <w:p>
-      <w:pPr>
-        <w:pStyle w:val="Compact"/>
-        <w:numPr>
-          <w:ilvl w:val="1"/>
+        <w:t xml:space="preserve">Enter email:</w:t>
+      </w:r>
+      <w:r>
+        <w:t xml:space="preserve"> </w:t>
+      </w:r>
+      <w:r>
+        <w:rPr>
+          <w:rStyle w:val="VerbatimChar"/>
+        </w:rPr>
+        <w:t xml:space="preserve">test@example.com</w:t>
+      </w:r>
+    </w:p>
+    <w:p>
+      <w:pPr>
+        <w:pStyle w:val="Compact"/>
+        <w:numPr>
+          <w:ilvl w:val="0"/>
           <w:numId w:val="1038"/>
         </w:numPr>
       </w:pPr>
       <w:r>
-        <w:t xml:space="preserve">Generic line item:</w:t>
-      </w:r>
-      <w:r>
-        <w:t xml:space="preserve"> </w:t>
-      </w:r>
-      <w:r>
-        <w:t xml:space="preserve">“Prescription Service”</w:t>
-      </w:r>
-      <w:r>
-        <w:t xml:space="preserve"> </w:t>
-      </w:r>
-      <w:r>
-        <w:t xml:space="preserve">— NOT the medication name</w:t>
-      </w:r>
-    </w:p>
-    <w:p>
-      <w:pPr>
-        <w:pStyle w:val="Compact"/>
-        <w:numPr>
-          <w:ilvl w:val="1"/>
+        <w:t xml:space="preserve">Enter Stripe test card:</w:t>
+      </w:r>
+      <w:r>
+        <w:t xml:space="preserve"> </w:t>
+      </w:r>
+      <w:r>
+        <w:rPr>
+          <w:rStyle w:val="VerbatimChar"/>
+        </w:rPr>
+        <w:t xml:space="preserve">4242 4242 4242 4242</w:t>
+      </w:r>
+      <w:r>
+        <w:t xml:space="preserve"> </w:t>
+      </w:r>
+      <w:r>
+        <w:t xml:space="preserve">| Exp:</w:t>
+      </w:r>
+      <w:r>
+        <w:t xml:space="preserve"> </w:t>
+      </w:r>
+      <w:r>
+        <w:rPr>
+          <w:rStyle w:val="VerbatimChar"/>
+        </w:rPr>
+        <w:t xml:space="preserve">12/28</w:t>
+      </w:r>
+      <w:r>
+        <w:t xml:space="preserve"> </w:t>
+      </w:r>
+      <w:r>
+        <w:t xml:space="preserve">| CVC:</w:t>
+      </w:r>
+      <w:r>
+        <w:t xml:space="preserve"> </w:t>
+      </w:r>
+      <w:r>
+        <w:rPr>
+          <w:rStyle w:val="VerbatimChar"/>
+        </w:rPr>
+        <w:t xml:space="preserve">123</w:t>
+      </w:r>
+      <w:r>
+        <w:t xml:space="preserve"> </w:t>
+      </w:r>
+      <w:r>
+        <w:t xml:space="preserve">| ZIP:</w:t>
+      </w:r>
+      <w:r>
+        <w:t xml:space="preserve"> </w:t>
+      </w:r>
+      <w:r>
+        <w:rPr>
+          <w:rStyle w:val="VerbatimChar"/>
+        </w:rPr>
+        <w:t xml:space="preserve">78701</w:t>
+      </w:r>
+    </w:p>
+    <w:p>
+      <w:pPr>
+        <w:pStyle w:val="Compact"/>
+        <w:numPr>
+          <w:ilvl w:val="0"/>
           <w:numId w:val="1038"/>
         </w:numPr>
       </w:pPr>
       <w:r>
-        <w:t xml:space="preserve">Total: $300.00</w:t>
-      </w:r>
-    </w:p>
-    <w:p>
-      <w:pPr>
-        <w:pStyle w:val="Compact"/>
-        <w:numPr>
-          <w:ilvl w:val="1"/>
+        <w:t xml:space="preserve">Click</w:t>
+      </w:r>
+      <w:r>
+        <w:t xml:space="preserve"> </w:t>
+      </w:r>
+      <w:r>
+        <w:rPr>
+          <w:b/>
+          <w:bCs/>
+        </w:rPr>
+        <w:t xml:space="preserve">“Pay $300.00”</w:t>
+      </w:r>
+    </w:p>
+    <w:p>
+      <w:pPr>
+        <w:pStyle w:val="Compact"/>
+        <w:numPr>
+          <w:ilvl w:val="0"/>
           <w:numId w:val="1038"/>
         </w:numPr>
       </w:pPr>
       <w:r>
-        <w:t xml:space="preserve">Stripe Elements payment form (card, Apple Pay, Google Pay options)</w:t>
-      </w:r>
-    </w:p>
-    <w:p>
-      <w:pPr>
-        <w:pStyle w:val="Compact"/>
-        <w:numPr>
-          <w:ilvl w:val="1"/>
-          <w:numId w:val="1038"/>
-        </w:numPr>
-      </w:pPr>
-      <w:r>
-        <w:t xml:space="preserve">Email field (required for receipt)</w:t>
-      </w:r>
-    </w:p>
-    <w:p>
-      <w:pPr>
-        <w:pStyle w:val="Compact"/>
-        <w:numPr>
-          <w:ilvl w:val="1"/>
-          <w:numId w:val="1038"/>
-        </w:numPr>
-      </w:pPr>
-      <w:r>
-        <w:t xml:space="preserve">Trust signals:</w:t>
-      </w:r>
-      <w:r>
-        <w:t xml:space="preserve"> </w:t>
-      </w:r>
-      <w:r>
-        <w:t xml:space="preserve">“256-bit TLS Encryption”</w:t>
-      </w:r>
-      <w:r>
-        <w:t xml:space="preserve">,</w:t>
-      </w:r>
-      <w:r>
-        <w:t xml:space="preserve"> </w:t>
-      </w:r>
-      <w:r>
-        <w:t xml:space="preserve">“Powered by Stripe”</w:t>
-      </w:r>
-    </w:p>
-    <w:p>
-      <w:pPr>
-        <w:pStyle w:val="Compact"/>
-        <w:numPr>
-          <w:ilvl w:val="1"/>
-          <w:numId w:val="1038"/>
-        </w:numPr>
-      </w:pPr>
-      <w:r>
-        <w:t xml:space="preserve">Footer:</w:t>
-      </w:r>
-      <w:r>
-        <w:t xml:space="preserve"> </w:t>
-      </w:r>
-      <w:r>
-        <w:t xml:space="preserve">“Your payment info is encrypted and never stored by CompoundIQ”</w:t>
-      </w:r>
-    </w:p>
-    <w:p>
-      <w:pPr>
-        <w:pStyle w:val="BlockText"/>
-      </w:pPr>
-      <w:r>
-        <w:t xml:space="preserve">“This is what the patient sees. No login, no app download, no account creation. They tapped a link in a text message and landed here. Notice — no medication name anywhere. HIPAA compliance means zero Protected Health Information touches Stripe or appears on any patient-facing surface.”</w:t>
+        <w:t xml:space="preserve">Wait for the success page</w:t>
+      </w:r>
+    </w:p>
+    <w:bookmarkEnd w:id="27"/>
+    <w:bookmarkStart w:id="28" w:name="c-success-page"/>
+    <w:p>
+      <w:pPr>
+        <w:pStyle w:val="Heading3"/>
+      </w:pPr>
+      <w:r>
+        <w:t xml:space="preserve">4C — Success Page</w:t>
       </w:r>
     </w:p>
     <w:p>
@@ -4742,7 +4323,142 @@
           <w:b/>
           <w:bCs/>
         </w:rPr>
-        <w:t xml:space="preserve">Point out the white-labeling:</w:t>
+        <w:t xml:space="preserve">Point out:</w:t>
+      </w:r>
+    </w:p>
+    <w:p>
+      <w:pPr>
+        <w:pStyle w:val="Compact"/>
+        <w:numPr>
+          <w:ilvl w:val="1"/>
+          <w:numId w:val="1040"/>
+        </w:numPr>
+      </w:pPr>
+      <w:r>
+        <w:t xml:space="preserve">Animated green checkmark (CSS-only draw animation)</w:t>
+      </w:r>
+    </w:p>
+    <w:p>
+      <w:pPr>
+        <w:pStyle w:val="Compact"/>
+        <w:numPr>
+          <w:ilvl w:val="1"/>
+          <w:numId w:val="1040"/>
+        </w:numPr>
+      </w:pPr>
+      <w:r>
+        <w:t xml:space="preserve">“Payment Received”</w:t>
+      </w:r>
+      <w:r>
+        <w:t xml:space="preserve"> </w:t>
+      </w:r>
+      <w:r>
+        <w:t xml:space="preserve">heading</w:t>
+      </w:r>
+    </w:p>
+    <w:p>
+      <w:pPr>
+        <w:pStyle w:val="Compact"/>
+        <w:numPr>
+          <w:ilvl w:val="1"/>
+          <w:numId w:val="1040"/>
+        </w:numPr>
+      </w:pPr>
+      <w:r>
+        <w:t xml:space="preserve">Amount in green</w:t>
+      </w:r>
+    </w:p>
+    <w:p>
+      <w:pPr>
+        <w:pStyle w:val="Compact"/>
+        <w:numPr>
+          <w:ilvl w:val="1"/>
+          <w:numId w:val="1040"/>
+        </w:numPr>
+      </w:pPr>
+      <w:r>
+        <w:t xml:space="preserve">Order reference:</w:t>
+      </w:r>
+      <w:r>
+        <w:t xml:space="preserve"> </w:t>
+      </w:r>
+      <w:r>
+        <w:rPr>
+          <w:rStyle w:val="VerbatimChar"/>
+        </w:rPr>
+        <w:t xml:space="preserve">#213881c7</w:t>
+      </w:r>
+      <w:r>
+        <w:t xml:space="preserve"> </w:t>
+      </w:r>
+      <w:r>
+        <w:t xml:space="preserve">(first 8 chars of UUID, monospace font)</w:t>
+      </w:r>
+    </w:p>
+    <w:p>
+      <w:pPr>
+        <w:pStyle w:val="Compact"/>
+        <w:numPr>
+          <w:ilvl w:val="1"/>
+          <w:numId w:val="1040"/>
+        </w:numPr>
+      </w:pPr>
+      <w:r>
+        <w:t xml:space="preserve">“What Happens Next”</w:t>
+      </w:r>
+      <w:r>
+        <w:t xml:space="preserve"> </w:t>
+      </w:r>
+      <w:r>
+        <w:t xml:space="preserve">card with 3-step progress:</w:t>
+      </w:r>
+    </w:p>
+    <w:p>
+      <w:pPr>
+        <w:pStyle w:val="Compact"/>
+        <w:numPr>
+          <w:ilvl w:val="2"/>
+          <w:numId w:val="1041"/>
+        </w:numPr>
+      </w:pPr>
+      <w:r>
+        <w:t xml:space="preserve">Payment confirmed (check)</w:t>
+      </w:r>
+    </w:p>
+    <w:p>
+      <w:pPr>
+        <w:pStyle w:val="Compact"/>
+        <w:numPr>
+          <w:ilvl w:val="2"/>
+          <w:numId w:val="1041"/>
+        </w:numPr>
+      </w:pPr>
+      <w:r>
+        <w:t xml:space="preserve">Prescription sent to pharmacy (pending)</w:t>
+      </w:r>
+    </w:p>
+    <w:p>
+      <w:pPr>
+        <w:pStyle w:val="Compact"/>
+        <w:numPr>
+          <w:ilvl w:val="2"/>
+          <w:numId w:val="1041"/>
+        </w:numPr>
+      </w:pPr>
+      <w:r>
+        <w:t xml:space="preserve">Pharmacy will contact you —</w:t>
+      </w:r>
+      <w:r>
+        <w:t xml:space="preserve"> </w:t>
+      </w:r>
+      <w:r>
+        <w:t xml:space="preserve">“Within 3–7 business days”</w:t>
+      </w:r>
+      <w:r>
+        <w:t xml:space="preserve"> </w:t>
+      </w:r>
+      <w:r>
+        <w:t xml:space="preserve">(Tier 4 fax timing)</w:t>
       </w:r>
     </w:p>
     <w:p>
@@ -4750,17 +4466,19 @@
         <w:pStyle w:val="BlockText"/>
       </w:pPr>
       <w:r>
-        <w:t xml:space="preserve">“The patient sees their clinic’s name and branding. They don’t know CompoundIQ exists. This is a branded checkout experience for the clinic.”</w:t>
-      </w:r>
-    </w:p>
-    <w:bookmarkEnd w:id="26"/>
-    <w:bookmarkStart w:id="27" w:name="b-complete-payment"/>
-    <w:p>
-      <w:pPr>
-        <w:pStyle w:val="Heading3"/>
-      </w:pPr>
-      <w:r>
-        <w:t xml:space="preserve">4B — Complete Payment</w:t>
+        <w:t xml:space="preserve">“The patient gets immediate confirmation with clear next-step expectations. The messaging adapts to the pharmacy’s integration tier — API-connected pharmacies show</w:t>
+      </w:r>
+      <w:r>
+        <w:t xml:space="preserve"> </w:t>
+      </w:r>
+      <w:r>
+        <w:t xml:space="preserve">‘24–48 hours’</w:t>
+      </w:r>
+      <w:r>
+        <w:t xml:space="preserve"> </w:t>
+      </w:r>
+      <w:r>
+        <w:t xml:space="preserve">because they have real-time status. Fax pharmacies show the longer timeline. No false promises.”</w:t>
       </w:r>
     </w:p>
     <w:p>
@@ -4768,309 +4486,7 @@
         <w:pStyle w:val="Compact"/>
         <w:numPr>
           <w:ilvl w:val="0"/>
-          <w:numId w:val="1040"/>
-        </w:numPr>
-      </w:pPr>
-      <w:r>
-        <w:t xml:space="preserve">Enter email:</w:t>
-      </w:r>
-      <w:r>
-        <w:t xml:space="preserve"> </w:t>
-      </w:r>
-      <w:r>
-        <w:rPr>
-          <w:rStyle w:val="VerbatimChar"/>
-        </w:rPr>
-        <w:t xml:space="preserve">test@example.com</w:t>
-      </w:r>
-    </w:p>
-    <w:p>
-      <w:pPr>
-        <w:pStyle w:val="Compact"/>
-        <w:numPr>
-          <w:ilvl w:val="0"/>
-          <w:numId w:val="1040"/>
-        </w:numPr>
-      </w:pPr>
-      <w:r>
-        <w:t xml:space="preserve">Enter Stripe test card:</w:t>
-      </w:r>
-      <w:r>
-        <w:t xml:space="preserve"> </w:t>
-      </w:r>
-      <w:r>
-        <w:rPr>
-          <w:rStyle w:val="VerbatimChar"/>
-        </w:rPr>
-        <w:t xml:space="preserve">4242 4242 4242 4242</w:t>
-      </w:r>
-      <w:r>
-        <w:t xml:space="preserve"> </w:t>
-      </w:r>
-      <w:r>
-        <w:t xml:space="preserve">| Exp:</w:t>
-      </w:r>
-      <w:r>
-        <w:t xml:space="preserve"> </w:t>
-      </w:r>
-      <w:r>
-        <w:rPr>
-          <w:rStyle w:val="VerbatimChar"/>
-        </w:rPr>
-        <w:t xml:space="preserve">12/28</w:t>
-      </w:r>
-      <w:r>
-        <w:t xml:space="preserve"> </w:t>
-      </w:r>
-      <w:r>
-        <w:t xml:space="preserve">| CVC:</w:t>
-      </w:r>
-      <w:r>
-        <w:t xml:space="preserve"> </w:t>
-      </w:r>
-      <w:r>
-        <w:rPr>
-          <w:rStyle w:val="VerbatimChar"/>
-        </w:rPr>
-        <w:t xml:space="preserve">123</w:t>
-      </w:r>
-      <w:r>
-        <w:t xml:space="preserve"> </w:t>
-      </w:r>
-      <w:r>
-        <w:t xml:space="preserve">| ZIP:</w:t>
-      </w:r>
-      <w:r>
-        <w:t xml:space="preserve"> </w:t>
-      </w:r>
-      <w:r>
-        <w:rPr>
-          <w:rStyle w:val="VerbatimChar"/>
-        </w:rPr>
-        <w:t xml:space="preserve">78701</w:t>
-      </w:r>
-    </w:p>
-    <w:p>
-      <w:pPr>
-        <w:pStyle w:val="Compact"/>
-        <w:numPr>
-          <w:ilvl w:val="0"/>
-          <w:numId w:val="1040"/>
-        </w:numPr>
-      </w:pPr>
-      <w:r>
-        <w:t xml:space="preserve">Click</w:t>
-      </w:r>
-      <w:r>
-        <w:t xml:space="preserve"> </w:t>
-      </w:r>
-      <w:r>
-        <w:rPr>
-          <w:b/>
-          <w:bCs/>
-        </w:rPr>
-        <w:t xml:space="preserve">“Pay $300.00”</w:t>
-      </w:r>
-    </w:p>
-    <w:p>
-      <w:pPr>
-        <w:pStyle w:val="Compact"/>
-        <w:numPr>
-          <w:ilvl w:val="0"/>
-          <w:numId w:val="1040"/>
-        </w:numPr>
-      </w:pPr>
-      <w:r>
-        <w:t xml:space="preserve">Wait for the success page</w:t>
-      </w:r>
-    </w:p>
-    <w:bookmarkEnd w:id="27"/>
-    <w:bookmarkStart w:id="28" w:name="c-success-page"/>
-    <w:p>
-      <w:pPr>
-        <w:pStyle w:val="Heading3"/>
-      </w:pPr>
-      <w:r>
-        <w:t xml:space="preserve">4C — Success Page</w:t>
-      </w:r>
-    </w:p>
-    <w:p>
-      <w:pPr>
-        <w:pStyle w:val="Compact"/>
-        <w:numPr>
-          <w:ilvl w:val="0"/>
-          <w:numId w:val="1041"/>
-        </w:numPr>
-      </w:pPr>
-      <w:r>
-        <w:rPr>
-          <w:b/>
-          <w:bCs/>
-        </w:rPr>
-        <w:t xml:space="preserve">Point out:</w:t>
-      </w:r>
-    </w:p>
-    <w:p>
-      <w:pPr>
-        <w:pStyle w:val="Compact"/>
-        <w:numPr>
-          <w:ilvl w:val="1"/>
           <w:numId w:val="1042"/>
-        </w:numPr>
-      </w:pPr>
-      <w:r>
-        <w:t xml:space="preserve">Animated green checkmark (CSS-only draw animation)</w:t>
-      </w:r>
-    </w:p>
-    <w:p>
-      <w:pPr>
-        <w:pStyle w:val="Compact"/>
-        <w:numPr>
-          <w:ilvl w:val="1"/>
-          <w:numId w:val="1042"/>
-        </w:numPr>
-      </w:pPr>
-      <w:r>
-        <w:t xml:space="preserve">“Payment Received”</w:t>
-      </w:r>
-      <w:r>
-        <w:t xml:space="preserve"> </w:t>
-      </w:r>
-      <w:r>
-        <w:t xml:space="preserve">heading</w:t>
-      </w:r>
-    </w:p>
-    <w:p>
-      <w:pPr>
-        <w:pStyle w:val="Compact"/>
-        <w:numPr>
-          <w:ilvl w:val="1"/>
-          <w:numId w:val="1042"/>
-        </w:numPr>
-      </w:pPr>
-      <w:r>
-        <w:t xml:space="preserve">Amount in green</w:t>
-      </w:r>
-    </w:p>
-    <w:p>
-      <w:pPr>
-        <w:pStyle w:val="Compact"/>
-        <w:numPr>
-          <w:ilvl w:val="1"/>
-          <w:numId w:val="1042"/>
-        </w:numPr>
-      </w:pPr>
-      <w:r>
-        <w:t xml:space="preserve">Order reference:</w:t>
-      </w:r>
-      <w:r>
-        <w:t xml:space="preserve"> </w:t>
-      </w:r>
-      <w:r>
-        <w:rPr>
-          <w:rStyle w:val="VerbatimChar"/>
-        </w:rPr>
-        <w:t xml:space="preserve">#213881c7</w:t>
-      </w:r>
-      <w:r>
-        <w:t xml:space="preserve"> </w:t>
-      </w:r>
-      <w:r>
-        <w:t xml:space="preserve">(first 8 chars of UUID, monospace font)</w:t>
-      </w:r>
-    </w:p>
-    <w:p>
-      <w:pPr>
-        <w:pStyle w:val="Compact"/>
-        <w:numPr>
-          <w:ilvl w:val="1"/>
-          <w:numId w:val="1042"/>
-        </w:numPr>
-      </w:pPr>
-      <w:r>
-        <w:t xml:space="preserve">“What Happens Next”</w:t>
-      </w:r>
-      <w:r>
-        <w:t xml:space="preserve"> </w:t>
-      </w:r>
-      <w:r>
-        <w:t xml:space="preserve">card with 3-step progress:</w:t>
-      </w:r>
-    </w:p>
-    <w:p>
-      <w:pPr>
-        <w:pStyle w:val="Compact"/>
-        <w:numPr>
-          <w:ilvl w:val="2"/>
-          <w:numId w:val="1043"/>
-        </w:numPr>
-      </w:pPr>
-      <w:r>
-        <w:t xml:space="preserve">Payment confirmed (check)</w:t>
-      </w:r>
-    </w:p>
-    <w:p>
-      <w:pPr>
-        <w:pStyle w:val="Compact"/>
-        <w:numPr>
-          <w:ilvl w:val="2"/>
-          <w:numId w:val="1043"/>
-        </w:numPr>
-      </w:pPr>
-      <w:r>
-        <w:t xml:space="preserve">Prescription sent to pharmacy (pending)</w:t>
-      </w:r>
-    </w:p>
-    <w:p>
-      <w:pPr>
-        <w:pStyle w:val="Compact"/>
-        <w:numPr>
-          <w:ilvl w:val="2"/>
-          <w:numId w:val="1043"/>
-        </w:numPr>
-      </w:pPr>
-      <w:r>
-        <w:t xml:space="preserve">Pharmacy will contact you —</w:t>
-      </w:r>
-      <w:r>
-        <w:t xml:space="preserve"> </w:t>
-      </w:r>
-      <w:r>
-        <w:t xml:space="preserve">“Within 3–7 business days”</w:t>
-      </w:r>
-      <w:r>
-        <w:t xml:space="preserve"> </w:t>
-      </w:r>
-      <w:r>
-        <w:t xml:space="preserve">(Tier 4 fax timing)</w:t>
-      </w:r>
-    </w:p>
-    <w:p>
-      <w:pPr>
-        <w:pStyle w:val="BlockText"/>
-      </w:pPr>
-      <w:r>
-        <w:t xml:space="preserve">“The patient gets immediate confirmation with clear next-step expectations. The messaging adapts to the pharmacy’s integration tier — API-connected pharmacies show</w:t>
-      </w:r>
-      <w:r>
-        <w:t xml:space="preserve"> </w:t>
-      </w:r>
-      <w:r>
-        <w:t xml:space="preserve">‘24–48 hours’</w:t>
-      </w:r>
-      <w:r>
-        <w:t xml:space="preserve"> </w:t>
-      </w:r>
-      <w:r>
-        <w:t xml:space="preserve">because they have real-time status. Fax pharmacies show the longer timeline. No false promises.”</w:t>
-      </w:r>
-    </w:p>
-    <w:p>
-      <w:pPr>
-        <w:pStyle w:val="Compact"/>
-        <w:numPr>
-          <w:ilvl w:val="0"/>
-          <w:numId w:val="1044"/>
         </w:numPr>
       </w:pPr>
       <w:r>
@@ -5110,7 +4526,7 @@
         <w:pStyle w:val="Compact"/>
         <w:numPr>
           <w:ilvl w:val="0"/>
-          <w:numId w:val="1045"/>
+          <w:numId w:val="1043"/>
         </w:numPr>
       </w:pPr>
       <w:r>
@@ -5131,7 +4547,7 @@
         <w:pStyle w:val="Compact"/>
         <w:numPr>
           <w:ilvl w:val="0"/>
-          <w:numId w:val="1045"/>
+          <w:numId w:val="1043"/>
         </w:numPr>
       </w:pPr>
       <w:r>
@@ -5147,7 +4563,7 @@
         <w:pStyle w:val="Compact"/>
         <w:numPr>
           <w:ilvl w:val="1"/>
-          <w:numId w:val="1046"/>
+          <w:numId w:val="1044"/>
         </w:numPr>
       </w:pPr>
       <w:r>
@@ -5159,7 +4575,7 @@
         <w:pStyle w:val="Compact"/>
         <w:numPr>
           <w:ilvl w:val="1"/>
-          <w:numId w:val="1046"/>
+          <w:numId w:val="1044"/>
         </w:numPr>
       </w:pPr>
       <w:r>
@@ -5171,7 +4587,7 @@
         <w:pStyle w:val="Compact"/>
         <w:numPr>
           <w:ilvl w:val="1"/>
-          <w:numId w:val="1046"/>
+          <w:numId w:val="1044"/>
         </w:numPr>
       </w:pPr>
       <w:r>
@@ -5183,7 +4599,7 @@
         <w:pStyle w:val="Compact"/>
         <w:numPr>
           <w:ilvl w:val="1"/>
-          <w:numId w:val="1046"/>
+          <w:numId w:val="1044"/>
         </w:numPr>
       </w:pPr>
       <w:r>
@@ -5207,7 +4623,7 @@
     </w:p>
     <w:bookmarkEnd w:id="29"/>
     <w:bookmarkEnd w:id="30"/>
-    <w:bookmarkStart w:id="37" w:name="part-5-ops-dashboard-710-minutes"/>
+    <w:bookmarkStart w:id="36" w:name="part-5-ops-dashboard-710-minutes"/>
     <w:p>
       <w:pPr>
         <w:pStyle w:val="Heading2"/>
@@ -5223,6 +4639,136 @@
       </w:pPr>
       <w:r>
         <w:t xml:space="preserve">5A — Pipeline View</w:t>
+      </w:r>
+    </w:p>
+    <w:p>
+      <w:pPr>
+        <w:pStyle w:val="Compact"/>
+        <w:numPr>
+          <w:ilvl w:val="0"/>
+          <w:numId w:val="1045"/>
+        </w:numPr>
+      </w:pPr>
+      <w:r>
+        <w:t xml:space="preserve">Open a new tab, navigate to</w:t>
+      </w:r>
+      <w:r>
+        <w:t xml:space="preserve"> </w:t>
+      </w:r>
+      <w:r>
+        <w:rPr>
+          <w:rStyle w:val="VerbatimChar"/>
+        </w:rPr>
+        <w:t xml:space="preserve">https://functional-medicine-infrastructure.vercel.app/login</w:t>
+      </w:r>
+    </w:p>
+    <w:p>
+      <w:pPr>
+        <w:pStyle w:val="Compact"/>
+        <w:numPr>
+          <w:ilvl w:val="0"/>
+          <w:numId w:val="1045"/>
+        </w:numPr>
+      </w:pPr>
+      <w:r>
+        <w:t xml:space="preserve">Log in as</w:t>
+      </w:r>
+      <w:r>
+        <w:t xml:space="preserve"> </w:t>
+      </w:r>
+      <w:r>
+        <w:rPr>
+          <w:b/>
+          <w:bCs/>
+        </w:rPr>
+        <w:t xml:space="preserve">Ops Admin</w:t>
+      </w:r>
+      <w:r>
+        <w:t xml:space="preserve">:</w:t>
+      </w:r>
+      <w:r>
+        <w:t xml:space="preserve"> </w:t>
+      </w:r>
+      <w:r>
+        <w:rPr>
+          <w:rStyle w:val="VerbatimChar"/>
+        </w:rPr>
+        <w:t xml:space="preserve">ops@compoundiq-poc.com</w:t>
+      </w:r>
+      <w:r>
+        <w:t xml:space="preserve"> </w:t>
+      </w:r>
+      <w:r>
+        <w:t xml:space="preserve">/</w:t>
+      </w:r>
+      <w:r>
+        <w:t xml:space="preserve"> </w:t>
+      </w:r>
+      <w:r>
+        <w:rPr>
+          <w:rStyle w:val="VerbatimChar"/>
+        </w:rPr>
+        <w:t xml:space="preserve">POCAdmin2026!</w:t>
+      </w:r>
+    </w:p>
+    <w:p>
+      <w:pPr>
+        <w:pStyle w:val="Compact"/>
+        <w:numPr>
+          <w:ilvl w:val="0"/>
+          <w:numId w:val="1045"/>
+        </w:numPr>
+      </w:pPr>
+      <w:r>
+        <w:rPr>
+          <w:b/>
+          <w:bCs/>
+        </w:rPr>
+        <w:t xml:space="preserve">Point out the dark-mode dashboard:</w:t>
+      </w:r>
+    </w:p>
+    <w:p>
+      <w:pPr>
+        <w:pStyle w:val="Compact"/>
+        <w:numPr>
+          <w:ilvl w:val="1"/>
+          <w:numId w:val="1046"/>
+        </w:numPr>
+      </w:pPr>
+      <w:r>
+        <w:t xml:space="preserve">Pipeline stage groups in the left sidebar (Payment, Submission, Pharmacy, Shipping, Errors / Terminal)</w:t>
+      </w:r>
+    </w:p>
+    <w:p>
+      <w:pPr>
+        <w:pStyle w:val="Compact"/>
+        <w:numPr>
+          <w:ilvl w:val="1"/>
+          <w:numId w:val="1046"/>
+        </w:numPr>
+      </w:pPr>
+      <w:r>
+        <w:t xml:space="preserve">Each stage has a count badge</w:t>
+      </w:r>
+    </w:p>
+    <w:p>
+      <w:pPr>
+        <w:pStyle w:val="Compact"/>
+        <w:numPr>
+          <w:ilvl w:val="1"/>
+          <w:numId w:val="1046"/>
+        </w:numPr>
+      </w:pPr>
+      <w:r>
+        <w:t xml:space="preserve">Order table with columns: Order, Status, Clinic, Pharmacy / Tier, SLA, Assigned, Actions</w:t>
+      </w:r>
+    </w:p>
+    <w:p>
+      <w:pPr>
+        <w:pStyle w:val="BlockText"/>
+      </w:pPr>
+      <w:r>
+        <w:t xml:space="preserve">“This is the operations nerve center. Every order across every clinic is visible here. The dark theme is intentional — ops teams monitor this all day, and dark mode reduces eye strain.”</w:t>
       </w:r>
     </w:p>
     <w:p>
@@ -5234,81 +4780,11 @@
         </w:numPr>
       </w:pPr>
       <w:r>
-        <w:t xml:space="preserve">Open a new tab, navigate to</w:t>
-      </w:r>
-      <w:r>
-        <w:t xml:space="preserve"> </w:t>
-      </w:r>
-      <w:r>
-        <w:rPr>
-          <w:rStyle w:val="VerbatimChar"/>
-        </w:rPr>
-        <w:t xml:space="preserve">https://functional-medicine-infrastructure.vercel.app/login</w:t>
-      </w:r>
-    </w:p>
-    <w:p>
-      <w:pPr>
-        <w:pStyle w:val="Compact"/>
-        <w:numPr>
-          <w:ilvl w:val="0"/>
-          <w:numId w:val="1047"/>
-        </w:numPr>
-      </w:pPr>
-      <w:r>
-        <w:t xml:space="preserve">Log in as</w:t>
-      </w:r>
-      <w:r>
-        <w:t xml:space="preserve"> </w:t>
-      </w:r>
-      <w:r>
-        <w:rPr>
-          <w:b/>
-          <w:bCs/>
-        </w:rPr>
-        <w:t xml:space="preserve">Ops Admin</w:t>
-      </w:r>
-      <w:r>
-        <w:t xml:space="preserve">:</w:t>
-      </w:r>
-      <w:r>
-        <w:t xml:space="preserve"> </w:t>
-      </w:r>
-      <w:r>
-        <w:rPr>
-          <w:rStyle w:val="VerbatimChar"/>
-        </w:rPr>
-        <w:t xml:space="preserve">ops@compoundiq-poc.com</w:t>
-      </w:r>
-      <w:r>
-        <w:t xml:space="preserve"> </w:t>
-      </w:r>
-      <w:r>
-        <w:t xml:space="preserve">/</w:t>
-      </w:r>
-      <w:r>
-        <w:t xml:space="preserve"> </w:t>
-      </w:r>
-      <w:r>
-        <w:rPr>
-          <w:rStyle w:val="VerbatimChar"/>
-        </w:rPr>
-        <w:t xml:space="preserve">POCAdmin2026!</w:t>
-      </w:r>
-    </w:p>
-    <w:p>
-      <w:pPr>
-        <w:pStyle w:val="Compact"/>
-        <w:numPr>
-          <w:ilvl w:val="0"/>
-          <w:numId w:val="1047"/>
-        </w:numPr>
-      </w:pPr>
-      <w:r>
-        <w:rPr>
-          <w:b/>
-          <w:bCs/>
-        </w:rPr>
-        <w:t xml:space="preserve">Point out the dark-mode dashboard:</w:t>
+        <w:rPr>
+          <w:b/>
+          <w:bCs/>
+        </w:rPr>
+        <w:t xml:space="preserve">Point out an order row:</w:t>
       </w:r>
     </w:p>
     <w:p>
@@ -5320,7 +4796,7 @@
         </w:numPr>
       </w:pPr>
       <w:r>
-        <w:t xml:space="preserve">Pipeline stage groups in the left sidebar (Payment, Submission, Pharmacy, Shipping, Errors / Terminal)</w:t>
+        <w:t xml:space="preserve">Status badge (colored)</w:t>
       </w:r>
     </w:p>
     <w:p>
@@ -5332,7 +4808,7 @@
         </w:numPr>
       </w:pPr>
       <w:r>
-        <w:t xml:space="preserve">Each stage has a count badge</w:t>
+        <w:t xml:space="preserve">SLA countdown or overdue indicator</w:t>
       </w:r>
     </w:p>
     <w:p>
@@ -5344,7 +4820,19 @@
         </w:numPr>
       </w:pPr>
       <w:r>
-        <w:t xml:space="preserve">Order table with columns: Order, Status, Clinic, Pharmacy / Tier, SLA, Assigned, Actions</w:t>
+        <w:t xml:space="preserve">Tier icon (Fax)</w:t>
+      </w:r>
+    </w:p>
+    <w:p>
+      <w:pPr>
+        <w:pStyle w:val="Compact"/>
+        <w:numPr>
+          <w:ilvl w:val="1"/>
+          <w:numId w:val="1048"/>
+        </w:numPr>
+      </w:pPr>
+      <w:r>
+        <w:t xml:space="preserve">Claim button</w:t>
       </w:r>
     </w:p>
     <w:p>
@@ -5352,7 +4840,7 @@
         <w:pStyle w:val="BlockText"/>
       </w:pPr>
       <w:r>
-        <w:t xml:space="preserve">“This is the operations nerve center. Every order across every clinic is visible here. The dark theme is intentional — ops teams monitor this all day, and dark mode reduces eye strain.”</w:t>
+        <w:t xml:space="preserve">“Each order shows its SLA status. If an order is overdue, it shows in red with the exact hours overdue. Ops can claim orders to prevent duplicate work.”</w:t>
       </w:r>
     </w:p>
     <w:p>
@@ -5368,7 +4856,7 @@
           <w:b/>
           <w:bCs/>
         </w:rPr>
-        <w:t xml:space="preserve">Point out an order row:</w:t>
+        <w:t xml:space="preserve">Show the filter bar:</w:t>
       </w:r>
     </w:p>
     <w:p>
@@ -5380,7 +4868,7 @@
         </w:numPr>
       </w:pPr>
       <w:r>
-        <w:t xml:space="preserve">Status badge (colored)</w:t>
+        <w:t xml:space="preserve">Filter by Clinic, Pharmacy, Tier, Date range</w:t>
       </w:r>
     </w:p>
     <w:p>
@@ -5392,31 +4880,19 @@
         </w:numPr>
       </w:pPr>
       <w:r>
-        <w:t xml:space="preserve">SLA countdown or overdue indicator</w:t>
-      </w:r>
-    </w:p>
-    <w:p>
-      <w:pPr>
-        <w:pStyle w:val="Compact"/>
-        <w:numPr>
-          <w:ilvl w:val="1"/>
-          <w:numId w:val="1050"/>
-        </w:numPr>
-      </w:pPr>
-      <w:r>
-        <w:t xml:space="preserve">Tier icon (Fax)</w:t>
-      </w:r>
-    </w:p>
-    <w:p>
-      <w:pPr>
-        <w:pStyle w:val="Compact"/>
-        <w:numPr>
-          <w:ilvl w:val="1"/>
-          <w:numId w:val="1050"/>
-        </w:numPr>
-      </w:pPr>
-      <w:r>
-        <w:t xml:space="preserve">Claim button</w:t>
+        <w:t xml:space="preserve">Filters reset by selecting</w:t>
+      </w:r>
+      <w:r>
+        <w:t xml:space="preserve"> </w:t>
+      </w:r>
+      <w:r>
+        <w:t xml:space="preserve">“All”</w:t>
+      </w:r>
+      <w:r>
+        <w:t xml:space="preserve"> </w:t>
+      </w:r>
+      <w:r>
+        <w:t xml:space="preserve">in each dropdown</w:t>
       </w:r>
     </w:p>
     <w:p>
@@ -5424,7 +4900,7 @@
         <w:pStyle w:val="BlockText"/>
       </w:pPr>
       <w:r>
-        <w:t xml:space="preserve">“Each order shows its SLA status. If an order is overdue, it shows in red with the exact hours overdue. Ops can claim orders to prevent duplicate work.”</w:t>
+        <w:t xml:space="preserve">“Multi-dimensional filtering lets ops isolate specific issues — show me all Tier 4 fax orders from this week, or all orders from a specific clinic.”</w:t>
       </w:r>
     </w:p>
     <w:p>
@@ -5440,51 +4916,13 @@
           <w:b/>
           <w:bCs/>
         </w:rPr>
-        <w:t xml:space="preserve">Show the filter bar:</w:t>
-      </w:r>
-    </w:p>
-    <w:p>
-      <w:pPr>
-        <w:pStyle w:val="Compact"/>
-        <w:numPr>
-          <w:ilvl w:val="1"/>
-          <w:numId w:val="1052"/>
-        </w:numPr>
-      </w:pPr>
-      <w:r>
-        <w:t xml:space="preserve">Filter by Clinic, Pharmacy, Tier, Date range</w:t>
-      </w:r>
-    </w:p>
-    <w:p>
-      <w:pPr>
-        <w:pStyle w:val="Compact"/>
-        <w:numPr>
-          <w:ilvl w:val="1"/>
-          <w:numId w:val="1052"/>
-        </w:numPr>
-      </w:pPr>
-      <w:r>
-        <w:t xml:space="preserve">Filters reset by selecting</w:t>
-      </w:r>
-      <w:r>
-        <w:t xml:space="preserve"> </w:t>
-      </w:r>
-      <w:r>
-        <w:t xml:space="preserve">“All”</w:t>
-      </w:r>
-      <w:r>
-        <w:t xml:space="preserve"> </w:t>
-      </w:r>
-      <w:r>
-        <w:t xml:space="preserve">in each dropdown</w:t>
-      </w:r>
-    </w:p>
-    <w:p>
-      <w:pPr>
-        <w:pStyle w:val="BlockText"/>
-      </w:pPr>
-      <w:r>
-        <w:t xml:space="preserve">“Multi-dimensional filtering lets ops isolate specific issues — show me all Tier 4 fax orders from this week, or all orders from a specific clinic.”</w:t>
+        <w:t xml:space="preserve">Click an order</w:t>
+      </w:r>
+      <w:r>
+        <w:t xml:space="preserve"> </w:t>
+      </w:r>
+      <w:r>
+        <w:t xml:space="preserve">to open the detail drawer</w:t>
       </w:r>
     </w:p>
     <w:p>
@@ -5492,29 +4930,7 @@
         <w:pStyle w:val="Compact"/>
         <w:numPr>
           <w:ilvl w:val="0"/>
-          <w:numId w:val="1053"/>
-        </w:numPr>
-      </w:pPr>
-      <w:r>
-        <w:rPr>
-          <w:b/>
-          <w:bCs/>
-        </w:rPr>
-        <w:t xml:space="preserve">Click an order</w:t>
-      </w:r>
-      <w:r>
-        <w:t xml:space="preserve"> </w:t>
-      </w:r>
-      <w:r>
-        <w:t xml:space="preserve">to open the detail drawer</w:t>
-      </w:r>
-    </w:p>
-    <w:p>
-      <w:pPr>
-        <w:pStyle w:val="Compact"/>
-        <w:numPr>
-          <w:ilvl w:val="0"/>
-          <w:numId w:val="1053"/>
+          <w:numId w:val="1051"/>
         </w:numPr>
       </w:pPr>
       <w:r>
@@ -5554,7 +4970,7 @@
         <w:pStyle w:val="Compact"/>
         <w:numPr>
           <w:ilvl w:val="0"/>
-          <w:numId w:val="1054"/>
+          <w:numId w:val="1052"/>
         </w:numPr>
       </w:pPr>
       <w:r>
@@ -5574,7 +4990,98 @@
         <w:t xml:space="preserve"> </w:t>
       </w:r>
       <w:r>
-        <w:t xml:space="preserve">in the sidebar</w:t>
+        <w:t xml:space="preserve">in the top nav</w:t>
+      </w:r>
+    </w:p>
+    <w:p>
+      <w:pPr>
+        <w:pStyle w:val="Compact"/>
+        <w:numPr>
+          <w:ilvl w:val="0"/>
+          <w:numId w:val="1052"/>
+        </w:numPr>
+      </w:pPr>
+      <w:r>
+        <w:rPr>
+          <w:b/>
+          <w:bCs/>
+        </w:rPr>
+        <w:t xml:space="preserve">Point out:</w:t>
+      </w:r>
+    </w:p>
+    <w:p>
+      <w:pPr>
+        <w:pStyle w:val="Compact"/>
+        <w:numPr>
+          <w:ilvl w:val="1"/>
+          <w:numId w:val="1053"/>
+        </w:numPr>
+      </w:pPr>
+      <w:r>
+        <w:t xml:space="preserve">Filter pills (All Active, Breached, etc.)</w:t>
+      </w:r>
+    </w:p>
+    <w:p>
+      <w:pPr>
+        <w:pStyle w:val="Compact"/>
+        <w:numPr>
+          <w:ilvl w:val="1"/>
+          <w:numId w:val="1053"/>
+        </w:numPr>
+      </w:pPr>
+      <w:r>
+        <w:t xml:space="preserve">SLA breach cards with countdown timers</w:t>
+      </w:r>
+    </w:p>
+    <w:p>
+      <w:pPr>
+        <w:pStyle w:val="Compact"/>
+        <w:numPr>
+          <w:ilvl w:val="1"/>
+          <w:numId w:val="1053"/>
+        </w:numPr>
+      </w:pPr>
+      <w:r>
+        <w:t xml:space="preserve">Escalation tier indicators</w:t>
+      </w:r>
+    </w:p>
+    <w:p>
+      <w:pPr>
+        <w:pStyle w:val="Compact"/>
+        <w:numPr>
+          <w:ilvl w:val="1"/>
+          <w:numId w:val="1053"/>
+        </w:numPr>
+      </w:pPr>
+      <w:r>
+        <w:t xml:space="preserve">Acknowledge button</w:t>
+      </w:r>
+    </w:p>
+    <w:p>
+      <w:pPr>
+        <w:pStyle w:val="BlockText"/>
+      </w:pPr>
+      <w:r>
+        <w:t xml:space="preserve">“The SLA engine runs every 5 minutes. When a deadline is breached, it appears here with a countdown to the next escalation. Three tiers: Slack alert, DM to ops lead, PagerDuty page. Acknowledging stops the escalation — it tells the system</w:t>
+      </w:r>
+      <w:r>
+        <w:t xml:space="preserve"> </w:t>
+      </w:r>
+      <w:r>
+        <w:t xml:space="preserve">‘I’m on it.’</w:t>
+      </w:r>
+      <w:r>
+        <w:t xml:space="preserve">”</w:t>
+      </w:r>
+    </w:p>
+    <w:bookmarkEnd w:id="32"/>
+    <w:bookmarkStart w:id="33" w:name="c-adapter-health-monitor"/>
+    <w:p>
+      <w:pPr>
+        <w:pStyle w:val="Heading3"/>
+      </w:pPr>
+      <w:r>
+        <w:t xml:space="preserve">5C — Adapter Health Monitor</w:t>
       </w:r>
     </w:p>
     <w:p>
@@ -5586,11 +5093,45 @@
         </w:numPr>
       </w:pPr>
       <w:r>
-        <w:rPr>
-          <w:b/>
-          <w:bCs/>
-        </w:rPr>
-        <w:t xml:space="preserve">Point out:</w:t>
+        <w:t xml:space="preserve">Click</w:t>
+      </w:r>
+      <w:r>
+        <w:t xml:space="preserve"> </w:t>
+      </w:r>
+      <w:r>
+        <w:rPr>
+          <w:b/>
+          <w:bCs/>
+        </w:rPr>
+        <w:t xml:space="preserve">“Adapters”</w:t>
+      </w:r>
+      <w:r>
+        <w:t xml:space="preserve"> </w:t>
+      </w:r>
+      <w:r>
+        <w:t xml:space="preserve">in the top nav</w:t>
+      </w:r>
+    </w:p>
+    <w:p>
+      <w:pPr>
+        <w:pStyle w:val="Compact"/>
+        <w:numPr>
+          <w:ilvl w:val="0"/>
+          <w:numId w:val="1054"/>
+        </w:numPr>
+      </w:pPr>
+      <w:r>
+        <w:rPr>
+          <w:b/>
+          <w:bCs/>
+        </w:rPr>
+        <w:t xml:space="preserve">Point out what the page is:</w:t>
+      </w:r>
+      <w:r>
+        <w:t xml:space="preserve"> </w:t>
+      </w:r>
+      <w:r>
+        <w:t xml:space="preserve">a card for every configured pharmacy across all 4 integration tiers (Tier 1 API, Tier 2 Portal, Tier 3 Hybrid, Tier 4 Fax). Each card shows:</w:t>
       </w:r>
     </w:p>
     <w:p>
@@ -5602,7 +5143,7 @@
         </w:numPr>
       </w:pPr>
       <w:r>
-        <w:t xml:space="preserve">Filter pills (All Active, Breached, etc.)</w:t>
+        <w:t xml:space="preserve">A traffic-light health indicator (green / yellow / red for Degraded or Critical / slate for Idle)</w:t>
       </w:r>
     </w:p>
     <w:p>
@@ -5614,7 +5155,7 @@
         </w:numPr>
       </w:pPr>
       <w:r>
-        <w:t xml:space="preserve">SLA breach cards with countdown timers</w:t>
+        <w:t xml:space="preserve">Circuit breaker state (CLOSED / HALF_OPEN / OPEN)</w:t>
       </w:r>
     </w:p>
     <w:p>
@@ -5626,7 +5167,7 @@
         </w:numPr>
       </w:pPr>
       <w:r>
-        <w:t xml:space="preserve">Escalation tier indicators</w:t>
+        <w:t xml:space="preserve">24-hour submission success rate + total submission count + failure count</w:t>
       </w:r>
     </w:p>
     <w:p>
@@ -5638,7 +5179,49 @@
         </w:numPr>
       </w:pPr>
       <w:r>
-        <w:t xml:space="preserve">Acknowledge button</w:t>
+        <w:t xml:space="preserve">p50 / p95 / p99 latency percentiles</w:t>
+      </w:r>
+    </w:p>
+    <w:p>
+      <w:pPr>
+        <w:pStyle w:val="Compact"/>
+        <w:numPr>
+          <w:ilvl w:val="1"/>
+          <w:numId w:val="1055"/>
+        </w:numPr>
+      </w:pPr>
+      <w:r>
+        <w:t xml:space="preserve">A 24-hour submissions bar chart (green bars for successes, pink for failures)</w:t>
+      </w:r>
+    </w:p>
+    <w:p>
+      <w:pPr>
+        <w:pStyle w:val="Compact"/>
+        <w:numPr>
+          <w:ilvl w:val="1"/>
+          <w:numId w:val="1055"/>
+        </w:numPr>
+      </w:pPr>
+      <w:r>
+        <w:t xml:space="preserve">“Last success”</w:t>
+      </w:r>
+      <w:r>
+        <w:t xml:space="preserve"> </w:t>
+      </w:r>
+      <w:r>
+        <w:t xml:space="preserve">relative timestamp</w:t>
+      </w:r>
+    </w:p>
+    <w:p>
+      <w:pPr>
+        <w:pStyle w:val="Compact"/>
+        <w:numPr>
+          <w:ilvl w:val="1"/>
+          <w:numId w:val="1055"/>
+        </w:numPr>
+      </w:pPr>
+      <w:r>
+        <w:t xml:space="preserve">Quick-action buttons (Disable Adapter, Force Tier 4)</w:t>
       </w:r>
     </w:p>
     <w:p>
@@ -5646,30 +5229,56 @@
         <w:pStyle w:val="BlockText"/>
       </w:pPr>
       <w:r>
-        <w:t xml:space="preserve">“The SLA engine runs every 5 minutes. When a deadline is breached, it appears here with a countdown to the next escalation. Three tiers: Slack alert, DM to ops lead, PagerDuty page. Acknowledging stops the escalation — it tells the system</w:t>
-      </w:r>
-      <w:r>
-        <w:t xml:space="preserve"> </w:t>
-      </w:r>
-      <w:r>
-        <w:t xml:space="preserve">‘I’m on it.’</w:t>
-      </w:r>
-      <w:r>
-        <w:t xml:space="preserve">”</w:t>
-      </w:r>
-    </w:p>
-    <w:bookmarkEnd w:id="32"/>
-    <w:bookmarkStart w:id="33" w:name="c-adapter-health-monitor"/>
+        <w:t xml:space="preserve">“Every pharmacy integration is monitored in real time. The card’s colour reflects what that pharmacy has actually been doing in the last 24 hours — 95%+ success with recent activity is green, degraded performance shifts to yellow, and a circuit-breaker-open state flips it red. A pharmacy we’ve configured but haven’t routed traffic through yet shows</w:t>
+      </w:r>
+      <w:r>
+        <w:t xml:space="preserve"> </w:t>
+      </w:r>
+      <w:r>
+        <w:rPr>
+          <w:b/>
+          <w:bCs/>
+        </w:rPr>
+        <w:t xml:space="preserve">Idle</w:t>
+      </w:r>
+      <w:r>
+        <w:t xml:space="preserve"> </w:t>
+      </w:r>
+      <w:r>
+        <w:t xml:space="preserve">— neutral slate — instead of falsely flashing Critical. What you see on the grid right now reflects today’s real submission activity.”</w:t>
+      </w:r>
+    </w:p>
+    <w:p>
+      <w:pPr>
+        <w:pStyle w:val="BlockText"/>
+      </w:pPr>
+      <w:r>
+        <w:rPr>
+          <w:b/>
+          <w:bCs/>
+        </w:rPr>
+        <w:t xml:space="preserve">Narrator cue:</w:t>
+      </w:r>
+      <w:r>
+        <w:t xml:space="preserve"> </w:t>
+      </w:r>
+      <w:r>
+        <w:t xml:space="preserve">whatever card is coloured however is fine. The page’s value is that it reports reality — green pharmacies are healthy, yellow pharmacies are ones ops should look at, red pharmacies need intervention, and the circuit breaker auto-cascades traffic to the next-highest tier when something’s down. Narrate the colours you see in front of you and explain what each state means.</w:t>
+      </w:r>
+    </w:p>
+    <w:bookmarkEnd w:id="33"/>
+    <w:bookmarkStart w:id="34" w:name="d-fax-triage-queue"/>
     <w:p>
       <w:pPr>
         <w:pStyle w:val="Heading3"/>
       </w:pPr>
       <w:r>
-        <w:t xml:space="preserve">5C — Adapter Health Monitor</w:t>
-      </w:r>
-    </w:p>
-    <w:p>
-      <w:pPr>
+        <w:t xml:space="preserve">5D — Fax Triage Queue</w:t>
+      </w:r>
+    </w:p>
+    <w:p>
+      <w:pPr>
+        <w:pStyle w:val="Compact"/>
         <w:numPr>
           <w:ilvl w:val="0"/>
           <w:numId w:val="1056"/>
@@ -5686,17 +5295,18 @@
           <w:b/>
           <w:bCs/>
         </w:rPr>
-        <w:t xml:space="preserve">“Adapters”</w:t>
-      </w:r>
-      <w:r>
-        <w:t xml:space="preserve"> </w:t>
-      </w:r>
-      <w:r>
-        <w:t xml:space="preserve">in the sidebar</w:t>
-      </w:r>
-    </w:p>
-    <w:p>
-      <w:pPr>
+        <w:t xml:space="preserve">“Fax Queue”</w:t>
+      </w:r>
+      <w:r>
+        <w:t xml:space="preserve"> </w:t>
+      </w:r>
+      <w:r>
+        <w:t xml:space="preserve">in the top nav</w:t>
+      </w:r>
+    </w:p>
+    <w:p>
+      <w:pPr>
+        <w:pStyle w:val="Compact"/>
         <w:numPr>
           <w:ilvl w:val="0"/>
           <w:numId w:val="1056"/>
@@ -5707,347 +5317,7 @@
           <w:b/>
           <w:bCs/>
         </w:rPr>
-        <w:t xml:space="preserve">Expected state after Refresh Demo Data</w:t>
-      </w:r>
-      <w:r>
-        <w:t xml:space="preserve"> </w:t>
-      </w:r>
-      <w:r>
-        <w:t xml:space="preserve">— 5 pharmacy cards spanning all 4 tiers, 4 green + 1 yellow:</w:t>
-      </w:r>
-    </w:p>
-    <w:tbl>
-      <w:tblPr>
-        <w:tblStyle w:val="Table"/>
-        <w:tblW w:type="pct" w:w="5000"/>
-        <w:jc w:val="left"/>
-        <w:tblInd w:w="720" w:type="dxa"/>
-        <w:tblLayout w:type="fixed"/>
-        <w:tblLook w:firstRow="1" w:lastRow="0" w:firstColumn="0" w:lastColumn="0" w:noHBand="0" w:noVBand="0" w:val="0020"/>
-      </w:tblPr>
-      <w:tblGrid>
-        <w:gridCol w:w="1250"/>
-        <w:gridCol w:w="1250"/>
-        <w:gridCol w:w="1667"/>
-        <w:gridCol w:w="3751"/>
-      </w:tblGrid>
-      <w:tr>
-        <w:trPr>
-          <w:tblHeader w:val="on"/>
-        </w:trPr>
-        <w:tc>
-          <w:tcPr/>
-          <w:p>
-            <w:pPr>
-              <w:pStyle w:val="Compact"/>
-            </w:pPr>
-            <w:r>
-              <w:t xml:space="preserve">Card</w:t>
-            </w:r>
-          </w:p>
-        </w:tc>
-        <w:tc>
-          <w:tcPr/>
-          <w:p>
-            <w:pPr>
-              <w:pStyle w:val="Compact"/>
-            </w:pPr>
-            <w:r>
-              <w:t xml:space="preserve">Tier</w:t>
-            </w:r>
-          </w:p>
-        </w:tc>
-        <w:tc>
-          <w:tcPr/>
-          <w:p>
-            <w:pPr>
-              <w:pStyle w:val="Compact"/>
-            </w:pPr>
-            <w:r>
-              <w:t xml:space="preserve">Status</w:t>
-            </w:r>
-          </w:p>
-        </w:tc>
-        <w:tc>
-          <w:tcPr/>
-          <w:p>
-            <w:pPr>
-              <w:pStyle w:val="Compact"/>
-            </w:pPr>
-            <w:r>
-              <w:t xml:space="preserve">What to point at</w:t>
-            </w:r>
-          </w:p>
-        </w:tc>
-      </w:tr>
-      <w:tr>
-        <w:tc>
-          <w:tcPr/>
-          <w:p>
-            <w:pPr>
-              <w:pStyle w:val="Compact"/>
-            </w:pPr>
-            <w:r>
-              <w:rPr>
-                <w:b/>
-                <w:bCs/>
-              </w:rPr>
-              <w:t xml:space="preserve">Strive Pharmacy</w:t>
-            </w:r>
-          </w:p>
-        </w:tc>
-        <w:tc>
-          <w:tcPr/>
-          <w:p>
-            <w:pPr>
-              <w:pStyle w:val="Compact"/>
-            </w:pPr>
-            <w:r>
-              <w:t xml:space="preserve">Tier 4 Fax</w:t>
-            </w:r>
-          </w:p>
-        </w:tc>
-        <w:tc>
-          <w:tcPr/>
-          <w:p>
-            <w:pPr>
-              <w:pStyle w:val="Compact"/>
-            </w:pPr>
-            <w:r>
-              <w:t xml:space="preserve">Green</w:t>
-            </w:r>
-          </w:p>
-        </w:tc>
-        <w:tc>
-          <w:tcPr/>
-          <w:p>
-            <w:pPr>
-              <w:pStyle w:val="Compact"/>
-            </w:pPr>
-            <w:r>
-              <w:t xml:space="preserve">The universal fallback — fax to any pharmacy</w:t>
-            </w:r>
-          </w:p>
-        </w:tc>
-      </w:tr>
-      <w:tr>
-        <w:tc>
-          <w:tcPr/>
-          <w:p>
-            <w:pPr>
-              <w:pStyle w:val="Compact"/>
-            </w:pPr>
-            <w:r>
-              <w:rPr>
-                <w:b/>
-                <w:bCs/>
-              </w:rPr>
-              <w:t xml:space="preserve">Quick Rx Pharmacy</w:t>
-            </w:r>
-          </w:p>
-        </w:tc>
-        <w:tc>
-          <w:tcPr/>
-          <w:p>
-            <w:pPr>
-              <w:pStyle w:val="Compact"/>
-            </w:pPr>
-            <w:r>
-              <w:t xml:space="preserve">Tier 1 API</w:t>
-            </w:r>
-          </w:p>
-        </w:tc>
-        <w:tc>
-          <w:tcPr/>
-          <w:p>
-            <w:pPr>
-              <w:pStyle w:val="Compact"/>
-            </w:pPr>
-            <w:r>
-              <w:t xml:space="preserve">Green</w:t>
-            </w:r>
-          </w:p>
-        </w:tc>
-        <w:tc>
-          <w:tcPr/>
-          <w:p>
-            <w:pPr>
-              <w:pStyle w:val="Compact"/>
-            </w:pPr>
-            <w:r>
-              <w:t xml:space="preserve">Healthy direct-API integration</w:t>
-            </w:r>
-          </w:p>
-        </w:tc>
-      </w:tr>
-      <w:tr>
-        <w:tc>
-          <w:tcPr/>
-          <w:p>
-            <w:pPr>
-              <w:pStyle w:val="Compact"/>
-            </w:pPr>
-            <w:r>
-              <w:rPr>
-                <w:b/>
-                <w:bCs/>
-              </w:rPr>
-              <w:t xml:space="preserve">Express Digital Rx</w:t>
-            </w:r>
-          </w:p>
-        </w:tc>
-        <w:tc>
-          <w:tcPr/>
-          <w:p>
-            <w:pPr>
-              <w:pStyle w:val="Compact"/>
-            </w:pPr>
-            <w:r>
-              <w:t xml:space="preserve">Tier 1 API</w:t>
-            </w:r>
-          </w:p>
-        </w:tc>
-        <w:tc>
-          <w:tcPr/>
-          <w:p>
-            <w:pPr>
-              <w:pStyle w:val="Compact"/>
-            </w:pPr>
-            <w:r>
-              <w:rPr>
-                <w:b/>
-                <w:bCs/>
-              </w:rPr>
-              <w:t xml:space="preserve">Yellow</w:t>
-            </w:r>
-          </w:p>
-        </w:tc>
-        <w:tc>
-          <w:tcPr/>
-          <w:p>
-            <w:pPr>
-              <w:pStyle w:val="Compact"/>
-            </w:pPr>
-            <w:r>
-              <w:t xml:space="preserve">Degraded — success rate ~85%, most-recent success in the 15-60 min band</w:t>
-            </w:r>
-          </w:p>
-        </w:tc>
-      </w:tr>
-      <w:tr>
-        <w:tc>
-          <w:tcPr/>
-          <w:p>
-            <w:pPr>
-              <w:pStyle w:val="Compact"/>
-            </w:pPr>
-            <w:r>
-              <w:rPr>
-                <w:b/>
-                <w:bCs/>
-              </w:rPr>
-              <w:t xml:space="preserve">Portal Plus Pharmacy</w:t>
-            </w:r>
-          </w:p>
-        </w:tc>
-        <w:tc>
-          <w:tcPr/>
-          <w:p>
-            <w:pPr>
-              <w:pStyle w:val="Compact"/>
-            </w:pPr>
-            <w:r>
-              <w:t xml:space="preserve">Tier 2 Portal</w:t>
-            </w:r>
-          </w:p>
-        </w:tc>
-        <w:tc>
-          <w:tcPr/>
-          <w:p>
-            <w:pPr>
-              <w:pStyle w:val="Compact"/>
-            </w:pPr>
-            <w:r>
-              <w:t xml:space="preserve">Green</w:t>
-            </w:r>
-          </w:p>
-        </w:tc>
-        <w:tc>
-          <w:tcPr/>
-          <w:p>
-            <w:pPr>
-              <w:pStyle w:val="Compact"/>
-            </w:pPr>
-            <w:r>
-              <w:t xml:space="preserve">Healthy portal-automation integration</w:t>
-            </w:r>
-          </w:p>
-        </w:tc>
-      </w:tr>
-      <w:tr>
-        <w:tc>
-          <w:tcPr/>
-          <w:p>
-            <w:pPr>
-              <w:pStyle w:val="Compact"/>
-            </w:pPr>
-            <w:r>
-              <w:rPr>
-                <w:b/>
-                <w:bCs/>
-              </w:rPr>
-              <w:t xml:space="preserve">Hybrid Labs Pharmacy</w:t>
-            </w:r>
-          </w:p>
-        </w:tc>
-        <w:tc>
-          <w:tcPr/>
-          <w:p>
-            <w:pPr>
-              <w:pStyle w:val="Compact"/>
-            </w:pPr>
-            <w:r>
-              <w:t xml:space="preserve">Tier 3 Hybrid</w:t>
-            </w:r>
-          </w:p>
-        </w:tc>
-        <w:tc>
-          <w:tcPr/>
-          <w:p>
-            <w:pPr>
-              <w:pStyle w:val="Compact"/>
-            </w:pPr>
-            <w:r>
-              <w:t xml:space="preserve">Green</w:t>
-            </w:r>
-          </w:p>
-        </w:tc>
-        <w:tc>
-          <w:tcPr/>
-          <w:p>
-            <w:pPr>
-              <w:pStyle w:val="Compact"/>
-            </w:pPr>
-            <w:r>
-              <w:t xml:space="preserve">Healthy standardized-spec integration</w:t>
-            </w:r>
-          </w:p>
-        </w:tc>
-      </w:tr>
-    </w:tbl>
-    <w:p>
-      <w:pPr>
-        <w:numPr>
-          <w:ilvl w:val="0"/>
-          <w:numId w:val="1056"/>
-        </w:numPr>
-      </w:pPr>
-      <w:r>
-        <w:rPr>
-          <w:b/>
-          <w:bCs/>
-        </w:rPr>
-        <w:t xml:space="preserve">Point out on each card:</w:t>
+        <w:t xml:space="preserve">Point out what the page is:</w:t>
       </w:r>
     </w:p>
     <w:p>
@@ -6059,7 +5329,7 @@
         </w:numPr>
       </w:pPr>
       <w:r>
-        <w:t xml:space="preserve">Traffic-light health indicator</w:t>
+        <w:t xml:space="preserve">Status filter pills across the top (All, Received, Matched, Unmatched, Processed, Archived)</w:t>
       </w:r>
     </w:p>
     <w:p>
@@ -6071,7 +5341,28 @@
         </w:numPr>
       </w:pPr>
       <w:r>
-        <w:t xml:space="preserve">Circuit breaker state (CLOSED / HALF_OPEN / OPEN)</w:t>
+        <w:t xml:space="preserve">Queue metrics in the header (</w:t>
+      </w:r>
+      <w:r>
+        <w:rPr>
+          <w:rStyle w:val="VerbatimChar"/>
+        </w:rPr>
+        <w:t xml:space="preserve">X new</w:t>
+      </w:r>
+      <w:r>
+        <w:t xml:space="preserve">,</w:t>
+      </w:r>
+      <w:r>
+        <w:t xml:space="preserve"> </w:t>
+      </w:r>
+      <w:r>
+        <w:rPr>
+          <w:rStyle w:val="VerbatimChar"/>
+        </w:rPr>
+        <w:t xml:space="preserve">Y unmatched</w:t>
+      </w:r>
+      <w:r>
+        <w:t xml:space="preserve">, total count)</w:t>
       </w:r>
     </w:p>
     <w:p>
@@ -6083,7 +5374,7 @@
         </w:numPr>
       </w:pPr>
       <w:r>
-        <w:t xml:space="preserve">24-hour submission success-rate chart</w:t>
+        <w:t xml:space="preserve">A list of inbound fax rows — each one shows status, from-number, page count, relative received-at timestamp, matched pharmacy/order if any</w:t>
       </w:r>
     </w:p>
     <w:p>
@@ -6095,7 +5386,7 @@
         </w:numPr>
       </w:pPr>
       <w:r>
-        <w:t xml:space="preserve">Quick-action buttons (Disable Adapter, etc.)</w:t>
+        <w:t xml:space="preserve">Click any row to open a triage detail panel on the right with the available actions</w:t>
       </w:r>
     </w:p>
     <w:p>
@@ -6103,37 +5394,40 @@
         <w:pStyle w:val="BlockText"/>
       </w:pPr>
       <w:r>
-        <w:t xml:space="preserve">“Every pharmacy integration is monitored in real time. The yellow card — Express Digital — is our intervention demo prop. Its success rate is in the 80-95% yellow band and the most recent success was in the 15-60 minute danger zone. In a live ops center this is where the team would investigate before it flips red. If a pharmacy’s API fails outright, the circuit breaker opens after the configured threshold and auto-cascades to the next tier. A fresh pharmacy with zero traffic shows</w:t>
-      </w:r>
-      <w:r>
-        <w:t xml:space="preserve"> </w:t>
-      </w:r>
-      <w:r>
-        <w:rPr>
-          <w:b/>
-          <w:bCs/>
-        </w:rPr>
-        <w:t xml:space="preserve">Idle</w:t>
-      </w:r>
-      <w:r>
-        <w:t xml:space="preserve"> </w:t>
-      </w:r>
-      <w:r>
-        <w:t xml:space="preserve">— neutral slate — instead of falsely flashing Critical.”</w:t>
-      </w:r>
-    </w:p>
-    <w:bookmarkEnd w:id="33"/>
-    <w:bookmarkStart w:id="34" w:name="d-fax-triage-queue"/>
+        <w:t xml:space="preserve">“Tier 4 pharmacies respond via fax. Inbound faxes land here with an OCR text preview. The system attempts to auto-match each inbound fax to an open order. When it succeeds, the fax moves to Matched. When it can’t, the fax sits in Unmatched until a human decides what to do with it — the right-hand triage panel gives ops the tools to manually match the fax to an order or archive it. Tier 1 and 2 pharmacies skip this entire page because their responses come back via API, not fax.”</w:t>
+      </w:r>
+    </w:p>
+    <w:p>
+      <w:pPr>
+        <w:pStyle w:val="BlockText"/>
+      </w:pPr>
+      <w:r>
+        <w:rPr>
+          <w:b/>
+          <w:bCs/>
+        </w:rPr>
+        <w:t xml:space="preserve">Narrator cue:</w:t>
+      </w:r>
+      <w:r>
+        <w:t xml:space="preserve"> </w:t>
+      </w:r>
+      <w:r>
+        <w:t xml:space="preserve">whatever rows you see (including none) is what the queue genuinely contains today. The page’s value is that it gives ops a single place to resolve fax-borne pharmacy responses — narrate whatever’s in front of you.</w:t>
+      </w:r>
+    </w:p>
+    <w:bookmarkEnd w:id="34"/>
+    <w:bookmarkStart w:id="35" w:name="e-catalog-manager"/>
     <w:p>
       <w:pPr>
         <w:pStyle w:val="Heading3"/>
       </w:pPr>
       <w:r>
-        <w:t xml:space="preserve">5D — Fax Triage Queue</w:t>
-      </w:r>
-    </w:p>
-    <w:p>
-      <w:pPr>
+        <w:t xml:space="preserve">5E — Catalog Manager</w:t>
+      </w:r>
+    </w:p>
+    <w:p>
+      <w:pPr>
+        <w:pStyle w:val="Compact"/>
         <w:numPr>
           <w:ilvl w:val="0"/>
           <w:numId w:val="1058"/>
@@ -6150,7 +5444,7 @@
           <w:b/>
           <w:bCs/>
         </w:rPr>
-        <w:t xml:space="preserve">“Fax”</w:t>
+        <w:t xml:space="preserve">“Catalog”</w:t>
       </w:r>
       <w:r>
         <w:t xml:space="preserve"> </w:t>
@@ -6161,6 +5455,7 @@
     </w:p>
     <w:p>
       <w:pPr>
+        <w:pStyle w:val="Compact"/>
         <w:numPr>
           <w:ilvl w:val="0"/>
           <w:numId w:val="1058"/>
@@ -6171,304 +5466,6 @@
           <w:b/>
           <w:bCs/>
         </w:rPr>
-        <w:t xml:space="preserve">Expected state after Refresh Demo Data</w:t>
-      </w:r>
-      <w:r>
-        <w:t xml:space="preserve"> </w:t>
-      </w:r>
-      <w:r>
-        <w:t xml:space="preserve">— 4 rows spread across the active fax lifecycle:</w:t>
-      </w:r>
-    </w:p>
-    <w:tbl>
-      <w:tblPr>
-        <w:tblStyle w:val="Table"/>
-        <w:tblW w:type="pct" w:w="5000"/>
-        <w:jc w:val="left"/>
-        <w:tblInd w:w="720" w:type="dxa"/>
-        <w:tblLayout w:type="fixed"/>
-        <w:tblLook w:firstRow="1" w:lastRow="0" w:firstColumn="0" w:lastColumn="0" w:noHBand="0" w:noVBand="0" w:val="0020"/>
-      </w:tblPr>
-      <w:tblGrid>
-        <w:gridCol w:w="1100"/>
-        <w:gridCol w:w="1760"/>
-        <w:gridCol w:w="1100"/>
-        <w:gridCol w:w="3960"/>
-      </w:tblGrid>
-      <w:tr>
-        <w:trPr>
-          <w:tblHeader w:val="on"/>
-        </w:trPr>
-        <w:tc>
-          <w:tcPr/>
-          <w:p>
-            <w:pPr>
-              <w:pStyle w:val="Compact"/>
-            </w:pPr>
-            <w:r>
-              <w:t xml:space="preserve">Row</w:t>
-            </w:r>
-          </w:p>
-        </w:tc>
-        <w:tc>
-          <w:tcPr/>
-          <w:p>
-            <w:pPr>
-              <w:pStyle w:val="Compact"/>
-            </w:pPr>
-            <w:r>
-              <w:t xml:space="preserve">Status</w:t>
-            </w:r>
-          </w:p>
-        </w:tc>
-        <w:tc>
-          <w:tcPr/>
-          <w:p>
-            <w:pPr>
-              <w:pStyle w:val="Compact"/>
-            </w:pPr>
-            <w:r>
-              <w:t xml:space="preserve">Age</w:t>
-            </w:r>
-          </w:p>
-        </w:tc>
-        <w:tc>
-          <w:tcPr/>
-          <w:p>
-            <w:pPr>
-              <w:pStyle w:val="Compact"/>
-            </w:pPr>
-            <w:r>
-              <w:t xml:space="preserve">What to point at</w:t>
-            </w:r>
-          </w:p>
-        </w:tc>
-      </w:tr>
-      <w:tr>
-        <w:tc>
-          <w:tcPr/>
-          <w:p>
-            <w:pPr>
-              <w:pStyle w:val="Compact"/>
-            </w:pPr>
-            <w:r>
-              <w:t xml:space="preserve">1</w:t>
-            </w:r>
-          </w:p>
-        </w:tc>
-        <w:tc>
-          <w:tcPr/>
-          <w:p>
-            <w:pPr>
-              <w:pStyle w:val="Compact"/>
-            </w:pPr>
-            <w:r>
-              <w:rPr>
-                <w:b/>
-                <w:bCs/>
-              </w:rPr>
-              <w:t xml:space="preserve">Received</w:t>
-            </w:r>
-          </w:p>
-        </w:tc>
-        <w:tc>
-          <w:tcPr/>
-          <w:p>
-            <w:pPr>
-              <w:pStyle w:val="Compact"/>
-            </w:pPr>
-            <w:r>
-              <w:t xml:space="preserve">~3 min ago</w:t>
-            </w:r>
-          </w:p>
-        </w:tc>
-        <w:tc>
-          <w:tcPr/>
-          <w:p>
-            <w:pPr>
-              <w:pStyle w:val="Compact"/>
-            </w:pPr>
-            <w:r>
-              <w:t xml:space="preserve">Fresh inbound — just landed, not yet auto-matched</w:t>
-            </w:r>
-          </w:p>
-        </w:tc>
-      </w:tr>
-      <w:tr>
-        <w:tc>
-          <w:tcPr/>
-          <w:p>
-            <w:pPr>
-              <w:pStyle w:val="Compact"/>
-            </w:pPr>
-            <w:r>
-              <w:t xml:space="preserve">2</w:t>
-            </w:r>
-          </w:p>
-        </w:tc>
-        <w:tc>
-          <w:tcPr/>
-          <w:p>
-            <w:pPr>
-              <w:pStyle w:val="Compact"/>
-            </w:pPr>
-            <w:r>
-              <w:rPr>
-                <w:b/>
-                <w:bCs/>
-              </w:rPr>
-              <w:t xml:space="preserve">Matched</w:t>
-            </w:r>
-          </w:p>
-        </w:tc>
-        <w:tc>
-          <w:tcPr/>
-          <w:p>
-            <w:pPr>
-              <w:pStyle w:val="Compact"/>
-            </w:pPr>
-            <w:r>
-              <w:t xml:space="preserve">~18 min ago</w:t>
-            </w:r>
-          </w:p>
-        </w:tc>
-        <w:tc>
-          <w:tcPr/>
-          <w:p>
-            <w:pPr>
-              <w:pStyle w:val="Compact"/>
-            </w:pPr>
-            <w:r>
-              <w:t xml:space="preserve">System auto-matched this fax to an order + pharmacy</w:t>
-            </w:r>
-          </w:p>
-        </w:tc>
-      </w:tr>
-      <w:tr>
-        <w:tc>
-          <w:tcPr/>
-          <w:p>
-            <w:pPr>
-              <w:pStyle w:val="Compact"/>
-            </w:pPr>
-            <w:r>
-              <w:t xml:space="preserve">3</w:t>
-            </w:r>
-          </w:p>
-        </w:tc>
-        <w:tc>
-          <w:tcPr/>
-          <w:p>
-            <w:pPr>
-              <w:pStyle w:val="Compact"/>
-            </w:pPr>
-            <w:r>
-              <w:rPr>
-                <w:b/>
-                <w:bCs/>
-              </w:rPr>
-              <w:t xml:space="preserve">Unmatched</w:t>
-            </w:r>
-          </w:p>
-        </w:tc>
-        <w:tc>
-          <w:tcPr/>
-          <w:p>
-            <w:pPr>
-              <w:pStyle w:val="Compact"/>
-            </w:pPr>
-            <w:r>
-              <w:t xml:space="preserve">~42 min ago</w:t>
-            </w:r>
-          </w:p>
-        </w:tc>
-        <w:tc>
-          <w:tcPr/>
-          <w:p>
-            <w:pPr>
-              <w:pStyle w:val="Compact"/>
-            </w:pPr>
-            <w:r>
-              <w:t xml:space="preserve">Couldn’t match automatically — this is the</w:t>
-            </w:r>
-            <w:r>
-              <w:t xml:space="preserve"> </w:t>
-            </w:r>
-            <w:r>
-              <w:t xml:space="preserve">“needs human triage”</w:t>
-            </w:r>
-            <w:r>
-              <w:t xml:space="preserve"> </w:t>
-            </w:r>
-            <w:r>
-              <w:t xml:space="preserve">card</w:t>
-            </w:r>
-          </w:p>
-        </w:tc>
-      </w:tr>
-      <w:tr>
-        <w:tc>
-          <w:tcPr/>
-          <w:p>
-            <w:pPr>
-              <w:pStyle w:val="Compact"/>
-            </w:pPr>
-            <w:r>
-              <w:t xml:space="preserve">4</w:t>
-            </w:r>
-          </w:p>
-        </w:tc>
-        <w:tc>
-          <w:tcPr/>
-          <w:p>
-            <w:pPr>
-              <w:pStyle w:val="Compact"/>
-            </w:pPr>
-            <w:r>
-              <w:rPr>
-                <w:b/>
-                <w:bCs/>
-              </w:rPr>
-              <w:t xml:space="preserve">Processing</w:t>
-            </w:r>
-          </w:p>
-        </w:tc>
-        <w:tc>
-          <w:tcPr/>
-          <w:p>
-            <w:pPr>
-              <w:pStyle w:val="Compact"/>
-            </w:pPr>
-            <w:r>
-              <w:t xml:space="preserve">~55 min ago</w:t>
-            </w:r>
-          </w:p>
-        </w:tc>
-        <w:tc>
-          <w:tcPr/>
-          <w:p>
-            <w:pPr>
-              <w:pStyle w:val="Compact"/>
-            </w:pPr>
-            <w:r>
-              <w:t xml:space="preserve">Ops has acknowledged and is actively working it</w:t>
-            </w:r>
-          </w:p>
-        </w:tc>
-      </w:tr>
-    </w:tbl>
-    <w:p>
-      <w:pPr>
-        <w:numPr>
-          <w:ilvl w:val="0"/>
-          <w:numId w:val="1058"/>
-        </w:numPr>
-      </w:pPr>
-      <w:r>
-        <w:rPr>
-          <w:b/>
-          <w:bCs/>
-        </w:rPr>
         <w:t xml:space="preserve">Point out:</w:t>
       </w:r>
     </w:p>
@@ -6481,7 +5478,7 @@
         </w:numPr>
       </w:pPr>
       <w:r>
-        <w:t xml:space="preserve">Status filter pills (All, Received, Matched, Unmatched, Processed, Archived)</w:t>
+        <w:t xml:space="preserve">Medication table with columns (Medication, Form, Dose, Wholesale, Retail, Status, Pharmacy, PA)</w:t>
       </w:r>
     </w:p>
     <w:p>
@@ -6493,28 +5490,7 @@
         </w:numPr>
       </w:pPr>
       <w:r>
-        <w:t xml:space="preserve">Queue metrics in the header (</w:t>
-      </w:r>
-      <w:r>
-        <w:rPr>
-          <w:rStyle w:val="VerbatimChar"/>
-        </w:rPr>
-        <w:t xml:space="preserve">X new</w:t>
-      </w:r>
-      <w:r>
-        <w:t xml:space="preserve">,</w:t>
-      </w:r>
-      <w:r>
-        <w:t xml:space="preserve"> </w:t>
-      </w:r>
-      <w:r>
-        <w:rPr>
-          <w:rStyle w:val="VerbatimChar"/>
-        </w:rPr>
-        <w:t xml:space="preserve">Y unmatched</w:t>
-      </w:r>
-      <w:r>
-        <w:t xml:space="preserve">)</w:t>
+        <w:t xml:space="preserve">CSV upload drag-and-drop area</w:t>
       </w:r>
     </w:p>
     <w:p>
@@ -6526,7 +5502,19 @@
         </w:numPr>
       </w:pPr>
       <w:r>
-        <w:t xml:space="preserve">Click the Unmatched row to show the triage detail panel on the right</w:t>
+        <w:t xml:space="preserve">Manual entry form</w:t>
+      </w:r>
+    </w:p>
+    <w:p>
+      <w:pPr>
+        <w:pStyle w:val="Compact"/>
+        <w:numPr>
+          <w:ilvl w:val="1"/>
+          <w:numId w:val="1059"/>
+        </w:numPr>
+      </w:pPr>
+      <w:r>
+        <w:t xml:space="preserve">Tabs: Catalog, Versions, Normalized, API Sync</w:t>
       </w:r>
     </w:p>
     <w:p>
@@ -6534,475 +5522,7 @@
         <w:pStyle w:val="BlockText"/>
       </w:pPr>
       <w:r>
-        <w:t xml:space="preserve">“Tier 4 pharmacies respond via fax. Inbound faxes land here with OCR text preview. The system auto-matches against open orders — but when it can’t, the fax sits in Unmatched until a human decides what to do with it. Ops picks a disposition — Acknowledge, Reject, Query, or Manual Match — and the fax moves forward. Tier 1 and 2 pharmacies skip this entirely because their responses come via API.”</w:t>
-      </w:r>
-    </w:p>
-    <w:p>
-      <w:pPr>
-        <w:pStyle w:val="BlockText"/>
-      </w:pPr>
-      <w:r>
-        <w:rPr>
-          <w:b/>
-          <w:bCs/>
-        </w:rPr>
-        <w:t xml:space="preserve">Timestamps going stale?</w:t>
-      </w:r>
-      <w:r>
-        <w:t xml:space="preserve"> </w:t>
-      </w:r>
-      <w:r>
-        <w:t xml:space="preserve">Row timestamps are rendered relative (</w:t>
-      </w:r>
-      <w:r>
-        <w:t xml:space="preserve">“3 min ago”</w:t>
-      </w:r>
-      <w:r>
-        <w:t xml:space="preserve">). If they read</w:t>
-      </w:r>
-      <w:r>
-        <w:t xml:space="preserve"> </w:t>
-      </w:r>
-      <w:r>
-        <w:t xml:space="preserve">“3 days ago”</w:t>
-      </w:r>
-      <w:r>
-        <w:t xml:space="preserve"> </w:t>
-      </w:r>
-      <w:r>
-        <w:t xml:space="preserve">instead, the Refresh Demo Data button on /ops/demo-tools wasn’t clicked within ~24 hours of demo start — re-click it to reset the clock. See Pre-Demo Setup, Step 1.</w:t>
-      </w:r>
-    </w:p>
-    <w:bookmarkEnd w:id="34"/>
-    <w:bookmarkStart w:id="35" w:name="e-catalog-manager"/>
-    <w:p>
-      <w:pPr>
-        <w:pStyle w:val="Heading3"/>
-      </w:pPr>
-      <w:r>
-        <w:t xml:space="preserve">5E — Catalog Manager</w:t>
-      </w:r>
-    </w:p>
-    <w:p>
-      <w:pPr>
-        <w:pStyle w:val="Compact"/>
-        <w:numPr>
-          <w:ilvl w:val="0"/>
-          <w:numId w:val="1060"/>
-        </w:numPr>
-      </w:pPr>
-      <w:r>
-        <w:t xml:space="preserve">Click</w:t>
-      </w:r>
-      <w:r>
-        <w:t xml:space="preserve"> </w:t>
-      </w:r>
-      <w:r>
-        <w:rPr>
-          <w:b/>
-          <w:bCs/>
-        </w:rPr>
-        <w:t xml:space="preserve">“Catalog”</w:t>
-      </w:r>
-      <w:r>
-        <w:t xml:space="preserve"> </w:t>
-      </w:r>
-      <w:r>
-        <w:t xml:space="preserve">in the sidebar</w:t>
-      </w:r>
-    </w:p>
-    <w:p>
-      <w:pPr>
-        <w:pStyle w:val="Compact"/>
-        <w:numPr>
-          <w:ilvl w:val="0"/>
-          <w:numId w:val="1060"/>
-        </w:numPr>
-      </w:pPr>
-      <w:r>
-        <w:rPr>
-          <w:b/>
-          <w:bCs/>
-        </w:rPr>
-        <w:t xml:space="preserve">Point out:</w:t>
-      </w:r>
-    </w:p>
-    <w:p>
-      <w:pPr>
-        <w:pStyle w:val="Compact"/>
-        <w:numPr>
-          <w:ilvl w:val="1"/>
-          <w:numId w:val="1061"/>
-        </w:numPr>
-      </w:pPr>
-      <w:r>
-        <w:t xml:space="preserve">Medication table with columns (Medication, Form, Dose, Wholesale, Retail, Status, Pharmacy, PA)</w:t>
-      </w:r>
-    </w:p>
-    <w:p>
-      <w:pPr>
-        <w:pStyle w:val="Compact"/>
-        <w:numPr>
-          <w:ilvl w:val="1"/>
-          <w:numId w:val="1061"/>
-        </w:numPr>
-      </w:pPr>
-      <w:r>
-        <w:t xml:space="preserve">CSV upload drag-and-drop area</w:t>
-      </w:r>
-    </w:p>
-    <w:p>
-      <w:pPr>
-        <w:pStyle w:val="Compact"/>
-        <w:numPr>
-          <w:ilvl w:val="1"/>
-          <w:numId w:val="1061"/>
-        </w:numPr>
-      </w:pPr>
-      <w:r>
-        <w:t xml:space="preserve">Manual entry form</w:t>
-      </w:r>
-    </w:p>
-    <w:p>
-      <w:pPr>
-        <w:pStyle w:val="Compact"/>
-        <w:numPr>
-          <w:ilvl w:val="1"/>
-          <w:numId w:val="1061"/>
-        </w:numPr>
-      </w:pPr>
-      <w:r>
-        <w:t xml:space="preserve">Tabs: Catalog, Versions, Normalized, API Sync</w:t>
-      </w:r>
-    </w:p>
-    <w:p>
-      <w:pPr>
-        <w:pStyle w:val="BlockText"/>
-      </w:pPr>
-      <w:r>
         <w:t xml:space="preserve">“The medication catalog is the pricing foundation. Catalogs come in via CSV upload, API sync, or manual entry. Every change is versioned. Price changes over 10% get flagged for review. And the normalized view lets you compare the same medication across pharmacies.”</w:t>
-      </w:r>
-    </w:p>
-    <w:bookmarkEnd w:id="35"/>
-    <w:bookmarkStart w:id="36" w:name="X2327678191133771e7f976039d12646ed7d5d0d"/>
-    <w:p>
-      <w:pPr>
-        <w:pStyle w:val="Heading3"/>
-      </w:pPr>
-      <w:r>
-        <w:t xml:space="preserve">5F — Demo Tools (operator-only, hidden from the investor tour)</w:t>
-      </w:r>
-    </w:p>
-    <w:p>
-      <w:pPr>
-        <w:pStyle w:val="BlockText"/>
-      </w:pPr>
-      <w:r>
-        <w:t xml:space="preserve">This section is</w:t>
-      </w:r>
-      <w:r>
-        <w:t xml:space="preserve"> </w:t>
-      </w:r>
-      <w:r>
-        <w:rPr>
-          <w:b/>
-          <w:bCs/>
-        </w:rPr>
-        <w:t xml:space="preserve">only visible to the presenter</w:t>
-      </w:r>
-      <w:r>
-        <w:t xml:space="preserve"> </w:t>
-      </w:r>
-      <w:r>
-        <w:t xml:space="preserve">when rehearsing. During a live investor demo the Demo Tools nav tab is hidden (env flag</w:t>
-      </w:r>
-      <w:r>
-        <w:t xml:space="preserve"> </w:t>
-      </w:r>
-      <w:r>
-        <w:rPr>
-          <w:rStyle w:val="VerbatimChar"/>
-        </w:rPr>
-        <w:t xml:space="preserve">NEXT_PUBLIC_SHOW_DEMO_TOOLS</w:t>
-      </w:r>
-      <w:r>
-        <w:t xml:space="preserve"> </w:t>
-      </w:r>
-      <w:r>
-        <w:t xml:space="preserve">left unset — PR #4), so the investor audience never sees a</w:t>
-      </w:r>
-      <w:r>
-        <w:t xml:space="preserve"> </w:t>
-      </w:r>
-      <w:r>
-        <w:t xml:space="preserve">“Demo Tools”</w:t>
-      </w:r>
-      <w:r>
-        <w:t xml:space="preserve"> </w:t>
-      </w:r>
-      <w:r>
-        <w:t xml:space="preserve">link that would telegraph POC. The page itself stays reachable by direct URL (</w:t>
-      </w:r>
-      <w:r>
-        <w:rPr>
-          <w:rStyle w:val="VerbatimChar"/>
-        </w:rPr>
-        <w:t xml:space="preserve">/ops/demo-tools</w:t>
-      </w:r>
-      <w:r>
-        <w:t xml:space="preserve">) for credential-reset workflows. To show the tab during internal QA or a scripted rehearsal, set</w:t>
-      </w:r>
-      <w:r>
-        <w:t xml:space="preserve"> </w:t>
-      </w:r>
-      <w:r>
-        <w:rPr>
-          <w:rStyle w:val="VerbatimChar"/>
-        </w:rPr>
-        <w:t xml:space="preserve">NEXT_PUBLIC_SHOW_DEMO_TOOLS=true</w:t>
-      </w:r>
-      <w:r>
-        <w:t xml:space="preserve"> </w:t>
-      </w:r>
-      <w:r>
-        <w:t xml:space="preserve">in Vercel env.</w:t>
-      </w:r>
-    </w:p>
-    <w:p>
-      <w:pPr>
-        <w:pStyle w:val="FirstParagraph"/>
-      </w:pPr>
-      <w:r>
-        <w:t xml:space="preserve">The page exposes two operator-only buttons. Both are ops_admin session-gated and both are idempotent (safe to click repeatedly):</w:t>
-      </w:r>
-    </w:p>
-    <w:tbl>
-      <w:tblPr>
-        <w:tblStyle w:val="Table"/>
-        <w:tblW w:type="pct" w:w="5000"/>
-        <w:tblLayout w:type="fixed"/>
-        <w:tblLook w:firstRow="1" w:lastRow="0" w:firstColumn="0" w:lastColumn="0" w:noHBand="0" w:noVBand="0" w:val="0020"/>
-      </w:tblPr>
-      <w:tblGrid>
-        <w:gridCol w:w="1810"/>
-        <w:gridCol w:w="3168"/>
-        <w:gridCol w:w="2941"/>
-      </w:tblGrid>
-      <w:tr>
-        <w:trPr>
-          <w:tblHeader w:val="on"/>
-        </w:trPr>
-        <w:tc>
-          <w:tcPr/>
-          <w:p>
-            <w:pPr>
-              <w:pStyle w:val="Compact"/>
-            </w:pPr>
-            <w:r>
-              <w:t xml:space="preserve">Button</w:t>
-            </w:r>
-          </w:p>
-        </w:tc>
-        <w:tc>
-          <w:tcPr/>
-          <w:p>
-            <w:pPr>
-              <w:pStyle w:val="Compact"/>
-            </w:pPr>
-            <w:r>
-              <w:t xml:space="preserve">What it does</w:t>
-            </w:r>
-          </w:p>
-        </w:tc>
-        <w:tc>
-          <w:tcPr/>
-          <w:p>
-            <w:pPr>
-              <w:pStyle w:val="Compact"/>
-            </w:pPr>
-            <w:r>
-              <w:t xml:space="preserve">When to use</w:t>
-            </w:r>
-          </w:p>
-        </w:tc>
-      </w:tr>
-      <w:tr>
-        <w:tc>
-          <w:tcPr/>
-          <w:p>
-            <w:pPr>
-              <w:pStyle w:val="Compact"/>
-            </w:pPr>
-            <w:r>
-              <w:rPr>
-                <w:b/>
-                <w:bCs/>
-              </w:rPr>
-              <w:t xml:space="preserve">Reset Demo Credentials</w:t>
-            </w:r>
-          </w:p>
-        </w:tc>
-        <w:tc>
-          <w:tcPr/>
-          <w:p>
-            <w:pPr>
-              <w:pStyle w:val="Compact"/>
-            </w:pPr>
-            <w:r>
-              <w:t xml:space="preserve">Forces all four POC Supabase Auth accounts back to the canonical passwords shown in the Pre-Demo Setup credential table.</w:t>
-            </w:r>
-          </w:p>
-        </w:tc>
-        <w:tc>
-          <w:tcPr/>
-          <w:p>
-            <w:pPr>
-              <w:pStyle w:val="Compact"/>
-            </w:pPr>
-            <w:r>
-              <w:t xml:space="preserve">Any time a password is out of sync — usually after a Supabase project rotation or a manual reset.</w:t>
-            </w:r>
-          </w:p>
-        </w:tc>
-      </w:tr>
-      <w:tr>
-        <w:tc>
-          <w:tcPr/>
-          <w:p>
-            <w:pPr>
-              <w:pStyle w:val="Compact"/>
-            </w:pPr>
-            <w:r>
-              <w:rPr>
-                <w:b/>
-                <w:bCs/>
-              </w:rPr>
-              <w:t xml:space="preserve">Refresh Demo Data</w:t>
-            </w:r>
-          </w:p>
-        </w:tc>
-        <w:tc>
-          <w:tcPr/>
-          <w:p>
-            <w:pPr>
-              <w:pStyle w:val="Compact"/>
-            </w:pPr>
-            <w:r>
-              <w:t xml:space="preserve">Re-inserts 4 fresh Fax Triage rows + 200 fresh Adapter submissions (across all 5 pharmacies) with</w:t>
-            </w:r>
-            <w:r>
-              <w:t xml:space="preserve"> </w:t>
-            </w:r>
-            <w:r>
-              <w:rPr>
-                <w:rStyle w:val="VerbatimChar"/>
-              </w:rPr>
-              <w:t xml:space="preserve">created_at</w:t>
-            </w:r>
-            <w:r>
-              <w:t xml:space="preserve"> </w:t>
-            </w:r>
-            <w:r>
-              <w:t xml:space="preserve">timestamps anchored inside the 15-minute</w:t>
-            </w:r>
-            <w:r>
-              <w:t xml:space="preserve"> </w:t>
-            </w:r>
-            <w:r>
-              <w:t xml:space="preserve">“green”</w:t>
-            </w:r>
-            <w:r>
-              <w:t xml:space="preserve"> </w:t>
-            </w:r>
-            <w:r>
-              <w:t xml:space="preserve">adapter-health freshness window. Idempotent via</w:t>
-            </w:r>
-            <w:r>
-              <w:t xml:space="preserve"> </w:t>
-            </w:r>
-            <w:r>
-              <w:rPr>
-                <w:rStyle w:val="VerbatimChar"/>
-              </w:rPr>
-              <w:t xml:space="preserve">poc-seed-*</w:t>
-            </w:r>
-            <w:r>
-              <w:t xml:space="preserve"> </w:t>
-            </w:r>
-            <w:r>
-              <w:t xml:space="preserve">ID prefix + pharmacy-UUID allowlist; safe to click any time.</w:t>
-            </w:r>
-          </w:p>
-        </w:tc>
-        <w:tc>
-          <w:tcPr/>
-          <w:p>
-            <w:pPr>
-              <w:pStyle w:val="Compact"/>
-            </w:pPr>
-            <w:r>
-              <w:t xml:space="preserve">Right before every demo (≤10 min ahead). Also runs automatically at 5 AM UTC daily as a safety net.</w:t>
-            </w:r>
-          </w:p>
-        </w:tc>
-      </w:tr>
-    </w:tbl>
-    <w:p>
-      <w:pPr>
-        <w:pStyle w:val="BlockText"/>
-      </w:pPr>
-      <w:r>
-        <w:rPr>
-          <w:b/>
-          <w:bCs/>
-        </w:rPr>
-        <w:t xml:space="preserve">Recovery path — no terminal required:</w:t>
-      </w:r>
-      <w:r>
-        <w:t xml:space="preserve"> </w:t>
-      </w:r>
-      <w:r>
-        <w:t xml:space="preserve">If the ops_admin account itself is locked out (chicken-and-egg: can’t log in to click Reset Demo Credentials), open the Vercel dashboard → Crons tab →</w:t>
-      </w:r>
-      <w:r>
-        <w:t xml:space="preserve"> </w:t>
-      </w:r>
-      <w:r>
-        <w:rPr>
-          <w:rStyle w:val="VerbatimChar"/>
-        </w:rPr>
-        <w:t xml:space="preserve">/api/cron/poc-credential-sync</w:t>
-      </w:r>
-      <w:r>
-        <w:t xml:space="preserve"> </w:t>
-      </w:r>
-      <w:r>
-        <w:t xml:space="preserve">→</w:t>
-      </w:r>
-      <w:r>
-        <w:t xml:space="preserve"> </w:t>
-      </w:r>
-      <w:r>
-        <w:rPr>
-          <w:b/>
-          <w:bCs/>
-        </w:rPr>
-        <w:t xml:space="preserve">Run Now</w:t>
-      </w:r>
-      <w:r>
-        <w:t xml:space="preserve">. That endpoint is CRON_SECRET-gated rather than session-gated, so it works even when every POC account is locked out. The same cron also invokes Refresh Demo Data, so a</w:t>
-      </w:r>
-      <w:r>
-        <w:t xml:space="preserve"> </w:t>
-      </w:r>
-      <w:r>
-        <w:t xml:space="preserve">“Run Now”</w:t>
-      </w:r>
-      <w:r>
-        <w:t xml:space="preserve"> </w:t>
-      </w:r>
-      <w:r>
-        <w:t xml:space="preserve">click handles both jobs in one step.</w:t>
       </w:r>
     </w:p>
     <w:p>
@@ -7012,9 +5532,9 @@
         </w:pict>
       </w:r>
     </w:p>
+    <w:bookmarkEnd w:id="35"/>
     <w:bookmarkEnd w:id="36"/>
-    <w:bookmarkEnd w:id="37"/>
-    <w:bookmarkStart w:id="41" w:name="X27570dffca2ddc5ec18f24291aec74d220817ad"/>
+    <w:bookmarkStart w:id="40" w:name="X27570dffca2ddc5ec18f24291aec74d220817ad"/>
     <w:p>
       <w:pPr>
         <w:pStyle w:val="Heading2"/>
@@ -7023,7 +5543,7 @@
         <w:t xml:space="preserve">Part 6: Architecture Highlights (3–5 minutes, no demo)</w:t>
       </w:r>
     </w:p>
-    <w:bookmarkStart w:id="38" w:name="the-4-tier-pharmacy-adapter"/>
+    <w:bookmarkStart w:id="37" w:name="the-4-tier-pharmacy-adapter"/>
     <w:p>
       <w:pPr>
         <w:pStyle w:val="Heading3"/>
@@ -7294,62 +5814,62 @@
         <w:t xml:space="preserve">“The routing is deterministic — always use the highest available tier. If it fails, cascade down. Fax is always the fallback. A single LifeFile API integration unlocks Empower, Belmar, UCP, and Strive — the largest pharmacy network in the country.”</w:t>
       </w:r>
     </w:p>
+    <w:bookmarkEnd w:id="37"/>
+    <w:bookmarkStart w:id="38" w:name="security-compliance"/>
+    <w:p>
+      <w:pPr>
+        <w:pStyle w:val="Heading3"/>
+      </w:pPr>
+      <w:r>
+        <w:t xml:space="preserve">Security &amp; Compliance</w:t>
+      </w:r>
+    </w:p>
+    <w:p>
+      <w:pPr>
+        <w:pStyle w:val="BlockText"/>
+      </w:pPr>
+      <w:r>
+        <w:t xml:space="preserve">“HIPAA compliance is enforced at the infrastructure level, not just application code:”</w:t>
+      </w:r>
+      <w:r>
+        <w:t xml:space="preserve"> </w:t>
+      </w:r>
+      <w:r>
+        <w:t xml:space="preserve">- Row-Level Security on all 33 tables</w:t>
+      </w:r>
+      <w:r>
+        <w:t xml:space="preserve"> </w:t>
+      </w:r>
+      <w:r>
+        <w:t xml:space="preserve">- Zero PHI in Stripe (metadata contains order_id only)</w:t>
+      </w:r>
+      <w:r>
+        <w:t xml:space="preserve"> </w:t>
+      </w:r>
+      <w:r>
+        <w:t xml:space="preserve">- Supabase Vault for all pharmacy credentials</w:t>
+      </w:r>
+      <w:r>
+        <w:t xml:space="preserve"> </w:t>
+      </w:r>
+      <w:r>
+        <w:t xml:space="preserve">- 30-minute session timeout with warning modal</w:t>
+      </w:r>
+      <w:r>
+        <w:t xml:space="preserve"> </w:t>
+      </w:r>
+      <w:r>
+        <w:t xml:space="preserve">- Supabase Realtime DISABLED (hard HIPAA requirement)</w:t>
+      </w:r>
+      <w:r>
+        <w:t xml:space="preserve"> </w:t>
+      </w:r>
+      <w:r>
+        <w:t xml:space="preserve">- All data at rest encrypted AES-256</w:t>
+      </w:r>
+    </w:p>
     <w:bookmarkEnd w:id="38"/>
-    <w:bookmarkStart w:id="39" w:name="security-compliance"/>
-    <w:p>
-      <w:pPr>
-        <w:pStyle w:val="Heading3"/>
-      </w:pPr>
-      <w:r>
-        <w:t xml:space="preserve">Security &amp; Compliance</w:t>
-      </w:r>
-    </w:p>
-    <w:p>
-      <w:pPr>
-        <w:pStyle w:val="BlockText"/>
-      </w:pPr>
-      <w:r>
-        <w:t xml:space="preserve">“HIPAA compliance is enforced at the infrastructure level, not just application code:”</w:t>
-      </w:r>
-      <w:r>
-        <w:t xml:space="preserve"> </w:t>
-      </w:r>
-      <w:r>
-        <w:t xml:space="preserve">- Row-Level Security on all 33 tables</w:t>
-      </w:r>
-      <w:r>
-        <w:t xml:space="preserve"> </w:t>
-      </w:r>
-      <w:r>
-        <w:t xml:space="preserve">- Zero PHI in Stripe (metadata contains order_id only)</w:t>
-      </w:r>
-      <w:r>
-        <w:t xml:space="preserve"> </w:t>
-      </w:r>
-      <w:r>
-        <w:t xml:space="preserve">- Supabase Vault for all pharmacy credentials</w:t>
-      </w:r>
-      <w:r>
-        <w:t xml:space="preserve"> </w:t>
-      </w:r>
-      <w:r>
-        <w:t xml:space="preserve">- 30-minute session timeout with warning modal</w:t>
-      </w:r>
-      <w:r>
-        <w:t xml:space="preserve"> </w:t>
-      </w:r>
-      <w:r>
-        <w:t xml:space="preserve">- Supabase Realtime DISABLED (hard HIPAA requirement)</w:t>
-      </w:r>
-      <w:r>
-        <w:t xml:space="preserve"> </w:t>
-      </w:r>
-      <w:r>
-        <w:t xml:space="preserve">- All data at rest encrypted AES-256</w:t>
-      </w:r>
-    </w:p>
-    <w:bookmarkEnd w:id="39"/>
-    <w:bookmarkStart w:id="40" w:name="technology-stack"/>
+    <w:bookmarkStart w:id="39" w:name="technology-stack"/>
     <w:p>
       <w:pPr>
         <w:pStyle w:val="Heading3"/>
@@ -7373,9 +5893,9 @@
         </w:pict>
       </w:r>
     </w:p>
+    <w:bookmarkEnd w:id="39"/>
     <w:bookmarkEnd w:id="40"/>
-    <w:bookmarkEnd w:id="41"/>
-    <w:bookmarkStart w:id="44" w:name="part-7-qa-wrap-up"/>
+    <w:bookmarkStart w:id="43" w:name="part-7-qa-wrap-up"/>
     <w:p>
       <w:pPr>
         <w:pStyle w:val="Heading2"/>
@@ -7384,7 +5904,7 @@
         <w:t xml:space="preserve">Part 7: Q&amp;A / Wrap-Up</w:t>
       </w:r>
     </w:p>
-    <w:bookmarkStart w:id="42" w:name="key-metrics-to-mention"/>
+    <w:bookmarkStart w:id="41" w:name="key-metrics-to-mention"/>
     <w:p>
       <w:pPr>
         <w:pStyle w:val="Heading3"/>
@@ -7594,14 +6114,14 @@
               <w:pStyle w:val="Compact"/>
             </w:pPr>
             <w:r>
-              <w:t xml:space="preserve">65 Playwright E2E tests (all browsers) + 6 jest unit tests. CI gates every merge. Cowork validated the manual QA walkthrough across 6 rounds with zero remaining findings.</w:t>
+              <w:t xml:space="preserve">65 Playwright E2E tests (all browsers) + 87 jest unit tests. CI gates every merge.</w:t>
             </w:r>
           </w:p>
         </w:tc>
       </w:tr>
     </w:tbl>
-    <w:bookmarkEnd w:id="42"/>
-    <w:bookmarkStart w:id="43" w:name="common-questions"/>
+    <w:bookmarkEnd w:id="41"/>
+    <w:bookmarkStart w:id="42" w:name="common-questions"/>
     <w:p>
       <w:pPr>
         <w:pStyle w:val="Heading3"/>
@@ -7725,15 +6245,39 @@
         </w:pict>
       </w:r>
     </w:p>
+    <w:bookmarkEnd w:id="42"/>
     <w:bookmarkEnd w:id="43"/>
-    <w:bookmarkEnd w:id="44"/>
-    <w:bookmarkStart w:id="45" w:name="post-demo-checklist"/>
+    <w:bookmarkStart w:id="44" w:name="post-demo-checklist"/>
     <w:p>
       <w:pPr>
         <w:pStyle w:val="Heading2"/>
       </w:pPr>
       <w:r>
         <w:t xml:space="preserve">Post-Demo Checklist</w:t>
+      </w:r>
+    </w:p>
+    <w:p>
+      <w:pPr>
+        <w:pStyle w:val="Compact"/>
+        <w:numPr>
+          <w:ilvl w:val="0"/>
+          <w:numId w:val="1060"/>
+        </w:numPr>
+      </w:pPr>
+      <w:r>
+        <w:t xml:space="preserve">Answer all questions</w:t>
+      </w:r>
+    </w:p>
+    <w:p>
+      <w:pPr>
+        <w:pStyle w:val="Compact"/>
+        <w:numPr>
+          <w:ilvl w:val="0"/>
+          <w:numId w:val="1061"/>
+        </w:numPr>
+      </w:pPr>
+      <w:r>
+        <w:t xml:space="preserve">Share POC URL if appropriate</w:t>
       </w:r>
     </w:p>
     <w:p>
@@ -7745,7 +6289,7 @@
         </w:numPr>
       </w:pPr>
       <w:r>
-        <w:t xml:space="preserve">Answer all questions</w:t>
+        <w:t xml:space="preserve">Note any feedback or feature requests</w:t>
       </w:r>
     </w:p>
     <w:p>
@@ -7757,35 +6301,11 @@
         </w:numPr>
       </w:pPr>
       <w:r>
-        <w:t xml:space="preserve">Share POC URL if appropriate</w:t>
-      </w:r>
-    </w:p>
-    <w:p>
-      <w:pPr>
-        <w:pStyle w:val="Compact"/>
-        <w:numPr>
-          <w:ilvl w:val="0"/>
-          <w:numId w:val="1064"/>
-        </w:numPr>
-      </w:pPr>
-      <w:r>
-        <w:t xml:space="preserve">Note any feedback or feature requests</w:t>
-      </w:r>
-    </w:p>
-    <w:p>
-      <w:pPr>
-        <w:pStyle w:val="Compact"/>
-        <w:numPr>
-          <w:ilvl w:val="0"/>
-          <w:numId w:val="1065"/>
-        </w:numPr>
-      </w:pPr>
-      <w:r>
         <w:t xml:space="preserve">Schedule follow-up if interest</w:t>
       </w:r>
     </w:p>
+    <w:bookmarkEnd w:id="44"/>
     <w:bookmarkEnd w:id="45"/>
-    <w:bookmarkEnd w:id="46"/>
     <w:sectPr>
       <w:footnotePr>
         <w:numRestart w:val="eachSect"/>
@@ -10404,9 +8924,6 @@
     </w:lvlOverride>
   </w:num>
   <w:num w:numId="1002">
-    <w:abstractNumId w:val="991"/>
-  </w:num>
-  <w:num w:numId="1003">
     <w:abstractNumId w:val="99411"/>
     <w:lvlOverride w:ilvl="0">
       <w:startOverride w:val="1"/>
@@ -10436,7 +8953,130 @@
       <w:startOverride w:val="1"/>
     </w:lvlOverride>
   </w:num>
+  <w:num w:numId="1003">
+    <w:abstractNumId w:val="991"/>
+  </w:num>
   <w:num w:numId="1004">
+    <w:abstractNumId w:val="99413"/>
+    <w:lvlOverride w:ilvl="0">
+      <w:startOverride w:val="3"/>
+    </w:lvlOverride>
+    <w:lvlOverride w:ilvl="1">
+      <w:startOverride w:val="3"/>
+    </w:lvlOverride>
+    <w:lvlOverride w:ilvl="2">
+      <w:startOverride w:val="3"/>
+    </w:lvlOverride>
+    <w:lvlOverride w:ilvl="3">
+      <w:startOverride w:val="3"/>
+    </w:lvlOverride>
+    <w:lvlOverride w:ilvl="4">
+      <w:startOverride w:val="3"/>
+    </w:lvlOverride>
+    <w:lvlOverride w:ilvl="5">
+      <w:startOverride w:val="3"/>
+    </w:lvlOverride>
+    <w:lvlOverride w:ilvl="6">
+      <w:startOverride w:val="3"/>
+    </w:lvlOverride>
+    <w:lvlOverride w:ilvl="7">
+      <w:startOverride w:val="3"/>
+    </w:lvlOverride>
+    <w:lvlOverride w:ilvl="8">
+      <w:startOverride w:val="3"/>
+    </w:lvlOverride>
+  </w:num>
+  <w:num w:numId="1005">
+    <w:abstractNumId w:val="99415"/>
+    <w:lvlOverride w:ilvl="0">
+      <w:startOverride w:val="5"/>
+    </w:lvlOverride>
+    <w:lvlOverride w:ilvl="1">
+      <w:startOverride w:val="5"/>
+    </w:lvlOverride>
+    <w:lvlOverride w:ilvl="2">
+      <w:startOverride w:val="5"/>
+    </w:lvlOverride>
+    <w:lvlOverride w:ilvl="3">
+      <w:startOverride w:val="5"/>
+    </w:lvlOverride>
+    <w:lvlOverride w:ilvl="4">
+      <w:startOverride w:val="5"/>
+    </w:lvlOverride>
+    <w:lvlOverride w:ilvl="5">
+      <w:startOverride w:val="5"/>
+    </w:lvlOverride>
+    <w:lvlOverride w:ilvl="6">
+      <w:startOverride w:val="5"/>
+    </w:lvlOverride>
+    <w:lvlOverride w:ilvl="7">
+      <w:startOverride w:val="5"/>
+    </w:lvlOverride>
+    <w:lvlOverride w:ilvl="8">
+      <w:startOverride w:val="5"/>
+    </w:lvlOverride>
+  </w:num>
+  <w:num w:numId="1006">
+    <w:abstractNumId w:val="99418"/>
+    <w:lvlOverride w:ilvl="0">
+      <w:startOverride w:val="8"/>
+    </w:lvlOverride>
+    <w:lvlOverride w:ilvl="1">
+      <w:startOverride w:val="8"/>
+    </w:lvlOverride>
+    <w:lvlOverride w:ilvl="2">
+      <w:startOverride w:val="8"/>
+    </w:lvlOverride>
+    <w:lvlOverride w:ilvl="3">
+      <w:startOverride w:val="8"/>
+    </w:lvlOverride>
+    <w:lvlOverride w:ilvl="4">
+      <w:startOverride w:val="8"/>
+    </w:lvlOverride>
+    <w:lvlOverride w:ilvl="5">
+      <w:startOverride w:val="8"/>
+    </w:lvlOverride>
+    <w:lvlOverride w:ilvl="6">
+      <w:startOverride w:val="8"/>
+    </w:lvlOverride>
+    <w:lvlOverride w:ilvl="7">
+      <w:startOverride w:val="8"/>
+    </w:lvlOverride>
+    <w:lvlOverride w:ilvl="8">
+      <w:startOverride w:val="8"/>
+    </w:lvlOverride>
+  </w:num>
+  <w:num w:numId="1007">
+    <w:abstractNumId w:val="994110"/>
+    <w:lvlOverride w:ilvl="0">
+      <w:startOverride w:val="10"/>
+    </w:lvlOverride>
+    <w:lvlOverride w:ilvl="1">
+      <w:startOverride w:val="10"/>
+    </w:lvlOverride>
+    <w:lvlOverride w:ilvl="2">
+      <w:startOverride w:val="10"/>
+    </w:lvlOverride>
+    <w:lvlOverride w:ilvl="3">
+      <w:startOverride w:val="10"/>
+    </w:lvlOverride>
+    <w:lvlOverride w:ilvl="4">
+      <w:startOverride w:val="10"/>
+    </w:lvlOverride>
+    <w:lvlOverride w:ilvl="5">
+      <w:startOverride w:val="10"/>
+    </w:lvlOverride>
+    <w:lvlOverride w:ilvl="6">
+      <w:startOverride w:val="10"/>
+    </w:lvlOverride>
+    <w:lvlOverride w:ilvl="7">
+      <w:startOverride w:val="10"/>
+    </w:lvlOverride>
+    <w:lvlOverride w:ilvl="8">
+      <w:startOverride w:val="10"/>
+    </w:lvlOverride>
+  </w:num>
+  <w:num w:numId="1008">
     <w:abstractNumId w:val="99411"/>
     <w:lvlOverride w:ilvl="0">
       <w:startOverride w:val="1"/>
@@ -10466,229 +9106,76 @@
       <w:startOverride w:val="1"/>
     </w:lvlOverride>
   </w:num>
-  <w:num w:numId="1005">
+  <w:num w:numId="1009">
     <w:abstractNumId w:val="991"/>
   </w:num>
-  <w:num w:numId="1006">
-    <w:abstractNumId w:val="99413"/>
+  <w:num w:numId="1010">
+    <w:abstractNumId w:val="99414"/>
     <w:lvlOverride w:ilvl="0">
-      <w:startOverride w:val="3"/>
+      <w:startOverride w:val="4"/>
     </w:lvlOverride>
     <w:lvlOverride w:ilvl="1">
-      <w:startOverride w:val="3"/>
+      <w:startOverride w:val="4"/>
     </w:lvlOverride>
     <w:lvlOverride w:ilvl="2">
-      <w:startOverride w:val="3"/>
+      <w:startOverride w:val="4"/>
     </w:lvlOverride>
     <w:lvlOverride w:ilvl="3">
-      <w:startOverride w:val="3"/>
+      <w:startOverride w:val="4"/>
     </w:lvlOverride>
     <w:lvlOverride w:ilvl="4">
-      <w:startOverride w:val="3"/>
+      <w:startOverride w:val="4"/>
     </w:lvlOverride>
     <w:lvlOverride w:ilvl="5">
-      <w:startOverride w:val="3"/>
+      <w:startOverride w:val="4"/>
     </w:lvlOverride>
     <w:lvlOverride w:ilvl="6">
-      <w:startOverride w:val="3"/>
+      <w:startOverride w:val="4"/>
     </w:lvlOverride>
     <w:lvlOverride w:ilvl="7">
-      <w:startOverride w:val="3"/>
+      <w:startOverride w:val="4"/>
     </w:lvlOverride>
     <w:lvlOverride w:ilvl="8">
-      <w:startOverride w:val="3"/>
-    </w:lvlOverride>
-  </w:num>
-  <w:num w:numId="1007">
-    <w:abstractNumId w:val="99415"/>
-    <w:lvlOverride w:ilvl="0">
-      <w:startOverride w:val="5"/>
-    </w:lvlOverride>
-    <w:lvlOverride w:ilvl="1">
-      <w:startOverride w:val="5"/>
-    </w:lvlOverride>
-    <w:lvlOverride w:ilvl="2">
-      <w:startOverride w:val="5"/>
-    </w:lvlOverride>
-    <w:lvlOverride w:ilvl="3">
-      <w:startOverride w:val="5"/>
-    </w:lvlOverride>
-    <w:lvlOverride w:ilvl="4">
-      <w:startOverride w:val="5"/>
-    </w:lvlOverride>
-    <w:lvlOverride w:ilvl="5">
-      <w:startOverride w:val="5"/>
-    </w:lvlOverride>
-    <w:lvlOverride w:ilvl="6">
-      <w:startOverride w:val="5"/>
-    </w:lvlOverride>
-    <w:lvlOverride w:ilvl="7">
-      <w:startOverride w:val="5"/>
-    </w:lvlOverride>
-    <w:lvlOverride w:ilvl="8">
-      <w:startOverride w:val="5"/>
-    </w:lvlOverride>
-  </w:num>
-  <w:num w:numId="1008">
-    <w:abstractNumId w:val="99418"/>
-    <w:lvlOverride w:ilvl="0">
-      <w:startOverride w:val="8"/>
-    </w:lvlOverride>
-    <w:lvlOverride w:ilvl="1">
-      <w:startOverride w:val="8"/>
-    </w:lvlOverride>
-    <w:lvlOverride w:ilvl="2">
-      <w:startOverride w:val="8"/>
-    </w:lvlOverride>
-    <w:lvlOverride w:ilvl="3">
-      <w:startOverride w:val="8"/>
-    </w:lvlOverride>
-    <w:lvlOverride w:ilvl="4">
-      <w:startOverride w:val="8"/>
-    </w:lvlOverride>
-    <w:lvlOverride w:ilvl="5">
-      <w:startOverride w:val="8"/>
-    </w:lvlOverride>
-    <w:lvlOverride w:ilvl="6">
-      <w:startOverride w:val="8"/>
-    </w:lvlOverride>
-    <w:lvlOverride w:ilvl="7">
-      <w:startOverride w:val="8"/>
-    </w:lvlOverride>
-    <w:lvlOverride w:ilvl="8">
-      <w:startOverride w:val="8"/>
-    </w:lvlOverride>
-  </w:num>
-  <w:num w:numId="1009">
-    <w:abstractNumId w:val="994110"/>
-    <w:lvlOverride w:ilvl="0">
-      <w:startOverride w:val="10"/>
-    </w:lvlOverride>
-    <w:lvlOverride w:ilvl="1">
-      <w:startOverride w:val="10"/>
-    </w:lvlOverride>
-    <w:lvlOverride w:ilvl="2">
-      <w:startOverride w:val="10"/>
-    </w:lvlOverride>
-    <w:lvlOverride w:ilvl="3">
-      <w:startOverride w:val="10"/>
-    </w:lvlOverride>
-    <w:lvlOverride w:ilvl="4">
-      <w:startOverride w:val="10"/>
-    </w:lvlOverride>
-    <w:lvlOverride w:ilvl="5">
-      <w:startOverride w:val="10"/>
-    </w:lvlOverride>
-    <w:lvlOverride w:ilvl="6">
-      <w:startOverride w:val="10"/>
-    </w:lvlOverride>
-    <w:lvlOverride w:ilvl="7">
-      <w:startOverride w:val="10"/>
-    </w:lvlOverride>
-    <w:lvlOverride w:ilvl="8">
-      <w:startOverride w:val="10"/>
-    </w:lvlOverride>
-  </w:num>
-  <w:num w:numId="1010">
-    <w:abstractNumId w:val="99411"/>
-    <w:lvlOverride w:ilvl="0">
-      <w:startOverride w:val="1"/>
-    </w:lvlOverride>
-    <w:lvlOverride w:ilvl="1">
-      <w:startOverride w:val="1"/>
-    </w:lvlOverride>
-    <w:lvlOverride w:ilvl="2">
-      <w:startOverride w:val="1"/>
-    </w:lvlOverride>
-    <w:lvlOverride w:ilvl="3">
-      <w:startOverride w:val="1"/>
-    </w:lvlOverride>
-    <w:lvlOverride w:ilvl="4">
-      <w:startOverride w:val="1"/>
-    </w:lvlOverride>
-    <w:lvlOverride w:ilvl="5">
-      <w:startOverride w:val="1"/>
-    </w:lvlOverride>
-    <w:lvlOverride w:ilvl="6">
-      <w:startOverride w:val="1"/>
-    </w:lvlOverride>
-    <w:lvlOverride w:ilvl="7">
-      <w:startOverride w:val="1"/>
-    </w:lvlOverride>
-    <w:lvlOverride w:ilvl="8">
-      <w:startOverride w:val="1"/>
+      <w:startOverride w:val="4"/>
     </w:lvlOverride>
   </w:num>
   <w:num w:numId="1011">
     <w:abstractNumId w:val="991"/>
   </w:num>
   <w:num w:numId="1012">
-    <w:abstractNumId w:val="99414"/>
+    <w:abstractNumId w:val="99416"/>
     <w:lvlOverride w:ilvl="0">
-      <w:startOverride w:val="4"/>
+      <w:startOverride w:val="6"/>
     </w:lvlOverride>
     <w:lvlOverride w:ilvl="1">
-      <w:startOverride w:val="4"/>
+      <w:startOverride w:val="6"/>
     </w:lvlOverride>
     <w:lvlOverride w:ilvl="2">
-      <w:startOverride w:val="4"/>
+      <w:startOverride w:val="6"/>
     </w:lvlOverride>
     <w:lvlOverride w:ilvl="3">
-      <w:startOverride w:val="4"/>
+      <w:startOverride w:val="6"/>
     </w:lvlOverride>
     <w:lvlOverride w:ilvl="4">
-      <w:startOverride w:val="4"/>
+      <w:startOverride w:val="6"/>
     </w:lvlOverride>
     <w:lvlOverride w:ilvl="5">
-      <w:startOverride w:val="4"/>
+      <w:startOverride w:val="6"/>
     </w:lvlOverride>
     <w:lvlOverride w:ilvl="6">
-      <w:startOverride w:val="4"/>
+      <w:startOverride w:val="6"/>
     </w:lvlOverride>
     <w:lvlOverride w:ilvl="7">
-      <w:startOverride w:val="4"/>
+      <w:startOverride w:val="6"/>
     </w:lvlOverride>
     <w:lvlOverride w:ilvl="8">
-      <w:startOverride w:val="4"/>
+      <w:startOverride w:val="6"/>
     </w:lvlOverride>
   </w:num>
   <w:num w:numId="1013">
     <w:abstractNumId w:val="991"/>
   </w:num>
   <w:num w:numId="1014">
-    <w:abstractNumId w:val="99416"/>
-    <w:lvlOverride w:ilvl="0">
-      <w:startOverride w:val="6"/>
-    </w:lvlOverride>
-    <w:lvlOverride w:ilvl="1">
-      <w:startOverride w:val="6"/>
-    </w:lvlOverride>
-    <w:lvlOverride w:ilvl="2">
-      <w:startOverride w:val="6"/>
-    </w:lvlOverride>
-    <w:lvlOverride w:ilvl="3">
-      <w:startOverride w:val="6"/>
-    </w:lvlOverride>
-    <w:lvlOverride w:ilvl="4">
-      <w:startOverride w:val="6"/>
-    </w:lvlOverride>
-    <w:lvlOverride w:ilvl="5">
-      <w:startOverride w:val="6"/>
-    </w:lvlOverride>
-    <w:lvlOverride w:ilvl="6">
-      <w:startOverride w:val="6"/>
-    </w:lvlOverride>
-    <w:lvlOverride w:ilvl="7">
-      <w:startOverride w:val="6"/>
-    </w:lvlOverride>
-    <w:lvlOverride w:ilvl="8">
-      <w:startOverride w:val="6"/>
-    </w:lvlOverride>
-  </w:num>
-  <w:num w:numId="1015">
-    <w:abstractNumId w:val="991"/>
-  </w:num>
-  <w:num w:numId="1016">
     <w:abstractNumId w:val="99418"/>
     <w:lvlOverride w:ilvl="0">
       <w:startOverride w:val="8"/>
@@ -10718,7 +9205,7 @@
       <w:startOverride w:val="8"/>
     </w:lvlOverride>
   </w:num>
-  <w:num w:numId="1017">
+  <w:num w:numId="1015">
     <w:abstractNumId w:val="994111"/>
     <w:lvlOverride w:ilvl="0">
       <w:startOverride w:val="11"/>
@@ -10748,7 +9235,7 @@
       <w:startOverride w:val="11"/>
     </w:lvlOverride>
   </w:num>
-  <w:num w:numId="1018">
+  <w:num w:numId="1016">
     <w:abstractNumId w:val="994114"/>
     <w:lvlOverride w:ilvl="0">
       <w:startOverride w:val="14"/>
@@ -10778,7 +9265,7 @@
       <w:startOverride w:val="14"/>
     </w:lvlOverride>
   </w:num>
-  <w:num w:numId="1019">
+  <w:num w:numId="1017">
     <w:abstractNumId w:val="994117"/>
     <w:lvlOverride w:ilvl="0">
       <w:startOverride w:val="17"/>
@@ -10808,10 +9295,10 @@
       <w:startOverride w:val="17"/>
     </w:lvlOverride>
   </w:num>
-  <w:num w:numId="1020">
+  <w:num w:numId="1018">
     <w:abstractNumId w:val="991"/>
   </w:num>
-  <w:num w:numId="1021">
+  <w:num w:numId="1019">
     <w:abstractNumId w:val="994122"/>
     <w:lvlOverride w:ilvl="0">
       <w:startOverride w:val="22"/>
@@ -10841,7 +9328,7 @@
       <w:startOverride w:val="22"/>
     </w:lvlOverride>
   </w:num>
-  <w:num w:numId="1022">
+  <w:num w:numId="1020">
     <w:abstractNumId w:val="994123"/>
     <w:lvlOverride w:ilvl="0">
       <w:startOverride w:val="23"/>
@@ -10871,7 +9358,7 @@
       <w:startOverride w:val="23"/>
     </w:lvlOverride>
   </w:num>
-  <w:num w:numId="1023">
+  <w:num w:numId="1021">
     <w:abstractNumId w:val="994125"/>
     <w:lvlOverride w:ilvl="0">
       <w:startOverride w:val="25"/>
@@ -10901,7 +9388,7 @@
       <w:startOverride w:val="25"/>
     </w:lvlOverride>
   </w:num>
-  <w:num w:numId="1024">
+  <w:num w:numId="1022">
     <w:abstractNumId w:val="994126"/>
     <w:lvlOverride w:ilvl="0">
       <w:startOverride w:val="26"/>
@@ -10931,7 +9418,7 @@
       <w:startOverride w:val="26"/>
     </w:lvlOverride>
   </w:num>
-  <w:num w:numId="1025">
+  <w:num w:numId="1023">
     <w:abstractNumId w:val="994128"/>
     <w:lvlOverride w:ilvl="0">
       <w:startOverride w:val="28"/>
@@ -10961,10 +9448,10 @@
       <w:startOverride w:val="28"/>
     </w:lvlOverride>
   </w:num>
-  <w:num w:numId="1026">
+  <w:num w:numId="1024">
     <w:abstractNumId w:val="991"/>
   </w:num>
-  <w:num w:numId="1027">
+  <w:num w:numId="1025">
     <w:abstractNumId w:val="994129"/>
     <w:lvlOverride w:ilvl="0">
       <w:startOverride w:val="29"/>
@@ -10994,7 +9481,7 @@
       <w:startOverride w:val="29"/>
     </w:lvlOverride>
   </w:num>
-  <w:num w:numId="1028">
+  <w:num w:numId="1026">
     <w:abstractNumId w:val="994134"/>
     <w:lvlOverride w:ilvl="0">
       <w:startOverride w:val="34"/>
@@ -11024,10 +9511,10 @@
       <w:startOverride w:val="34"/>
     </w:lvlOverride>
   </w:num>
-  <w:num w:numId="1029">
+  <w:num w:numId="1027">
     <w:abstractNumId w:val="991"/>
   </w:num>
-  <w:num w:numId="1030">
+  <w:num w:numId="1028">
     <w:abstractNumId w:val="994135"/>
     <w:lvlOverride w:ilvl="0">
       <w:startOverride w:val="35"/>
@@ -11057,7 +9544,7 @@
       <w:startOverride w:val="35"/>
     </w:lvlOverride>
   </w:num>
-  <w:num w:numId="1031">
+  <w:num w:numId="1029">
     <w:abstractNumId w:val="994138"/>
     <w:lvlOverride w:ilvl="0">
       <w:startOverride w:val="38"/>
@@ -11087,7 +9574,7 @@
       <w:startOverride w:val="38"/>
     </w:lvlOverride>
   </w:num>
-  <w:num w:numId="1032">
+  <w:num w:numId="1030">
     <w:abstractNumId w:val="994144"/>
     <w:lvlOverride w:ilvl="0">
       <w:startOverride w:val="44"/>
@@ -11117,7 +9604,7 @@
       <w:startOverride w:val="44"/>
     </w:lvlOverride>
   </w:num>
-  <w:num w:numId="1033">
+  <w:num w:numId="1031">
     <w:abstractNumId w:val="994149"/>
     <w:lvlOverride w:ilvl="0">
       <w:startOverride w:val="49"/>
@@ -11147,7 +9634,7 @@
       <w:startOverride w:val="49"/>
     </w:lvlOverride>
   </w:num>
-  <w:num w:numId="1034">
+  <w:num w:numId="1032">
     <w:abstractNumId w:val="994152"/>
     <w:lvlOverride w:ilvl="0">
       <w:startOverride w:val="52"/>
@@ -11177,7 +9664,7 @@
       <w:startOverride w:val="52"/>
     </w:lvlOverride>
   </w:num>
-  <w:num w:numId="1035">
+  <w:num w:numId="1033">
     <w:abstractNumId w:val="994153"/>
     <w:lvlOverride w:ilvl="0">
       <w:startOverride w:val="53"/>
@@ -11207,7 +9694,7 @@
       <w:startOverride w:val="53"/>
     </w:lvlOverride>
   </w:num>
-  <w:num w:numId="1036">
+  <w:num w:numId="1034">
     <w:abstractNumId w:val="99711"/>
     <w:lvlOverride w:ilvl="0">
       <w:startOverride w:val="1"/>
@@ -11237,7 +9724,7 @@
       <w:startOverride w:val="1"/>
     </w:lvlOverride>
   </w:num>
-  <w:num w:numId="1037">
+  <w:num w:numId="1035">
     <w:abstractNumId w:val="99411"/>
     <w:lvlOverride w:ilvl="0">
       <w:startOverride w:val="1"/>
@@ -11267,10 +9754,10 @@
       <w:startOverride w:val="1"/>
     </w:lvlOverride>
   </w:num>
-  <w:num w:numId="1038">
+  <w:num w:numId="1036">
     <w:abstractNumId w:val="991"/>
   </w:num>
-  <w:num w:numId="1039">
+  <w:num w:numId="1037">
     <w:abstractNumId w:val="99413"/>
     <w:lvlOverride w:ilvl="0">
       <w:startOverride w:val="3"/>
@@ -11300,7 +9787,7 @@
       <w:startOverride w:val="3"/>
     </w:lvlOverride>
   </w:num>
-  <w:num w:numId="1040">
+  <w:num w:numId="1038">
     <w:abstractNumId w:val="99414"/>
     <w:lvlOverride w:ilvl="0">
       <w:startOverride w:val="4"/>
@@ -11330,7 +9817,7 @@
       <w:startOverride w:val="4"/>
     </w:lvlOverride>
   </w:num>
-  <w:num w:numId="1041">
+  <w:num w:numId="1039">
     <w:abstractNumId w:val="99418"/>
     <w:lvlOverride w:ilvl="0">
       <w:startOverride w:val="8"/>
@@ -11360,13 +9847,13 @@
       <w:startOverride w:val="8"/>
     </w:lvlOverride>
   </w:num>
-  <w:num w:numId="1042">
+  <w:num w:numId="1040">
     <w:abstractNumId w:val="991"/>
   </w:num>
-  <w:num w:numId="1043">
+  <w:num w:numId="1041">
     <w:abstractNumId w:val="991"/>
   </w:num>
-  <w:num w:numId="1044">
+  <w:num w:numId="1042">
     <w:abstractNumId w:val="99419"/>
     <w:lvlOverride w:ilvl="0">
       <w:startOverride w:val="9"/>
@@ -11396,7 +9883,7 @@
       <w:startOverride w:val="9"/>
     </w:lvlOverride>
   </w:num>
-  <w:num w:numId="1045">
+  <w:num w:numId="1043">
     <w:abstractNumId w:val="994110"/>
     <w:lvlOverride w:ilvl="0">
       <w:startOverride w:val="10"/>
@@ -11424,111 +9911,111 @@
     </w:lvlOverride>
     <w:lvlOverride w:ilvl="8">
       <w:startOverride w:val="10"/>
+    </w:lvlOverride>
+  </w:num>
+  <w:num w:numId="1044">
+    <w:abstractNumId w:val="991"/>
+  </w:num>
+  <w:num w:numId="1045">
+    <w:abstractNumId w:val="99411"/>
+    <w:lvlOverride w:ilvl="0">
+      <w:startOverride w:val="1"/>
+    </w:lvlOverride>
+    <w:lvlOverride w:ilvl="1">
+      <w:startOverride w:val="1"/>
+    </w:lvlOverride>
+    <w:lvlOverride w:ilvl="2">
+      <w:startOverride w:val="1"/>
+    </w:lvlOverride>
+    <w:lvlOverride w:ilvl="3">
+      <w:startOverride w:val="1"/>
+    </w:lvlOverride>
+    <w:lvlOverride w:ilvl="4">
+      <w:startOverride w:val="1"/>
+    </w:lvlOverride>
+    <w:lvlOverride w:ilvl="5">
+      <w:startOverride w:val="1"/>
+    </w:lvlOverride>
+    <w:lvlOverride w:ilvl="6">
+      <w:startOverride w:val="1"/>
+    </w:lvlOverride>
+    <w:lvlOverride w:ilvl="7">
+      <w:startOverride w:val="1"/>
+    </w:lvlOverride>
+    <w:lvlOverride w:ilvl="8">
+      <w:startOverride w:val="1"/>
     </w:lvlOverride>
   </w:num>
   <w:num w:numId="1046">
     <w:abstractNumId w:val="991"/>
   </w:num>
   <w:num w:numId="1047">
-    <w:abstractNumId w:val="99411"/>
+    <w:abstractNumId w:val="99414"/>
     <w:lvlOverride w:ilvl="0">
-      <w:startOverride w:val="1"/>
+      <w:startOverride w:val="4"/>
     </w:lvlOverride>
     <w:lvlOverride w:ilvl="1">
-      <w:startOverride w:val="1"/>
+      <w:startOverride w:val="4"/>
     </w:lvlOverride>
     <w:lvlOverride w:ilvl="2">
-      <w:startOverride w:val="1"/>
+      <w:startOverride w:val="4"/>
     </w:lvlOverride>
     <w:lvlOverride w:ilvl="3">
-      <w:startOverride w:val="1"/>
+      <w:startOverride w:val="4"/>
     </w:lvlOverride>
     <w:lvlOverride w:ilvl="4">
-      <w:startOverride w:val="1"/>
+      <w:startOverride w:val="4"/>
     </w:lvlOverride>
     <w:lvlOverride w:ilvl="5">
-      <w:startOverride w:val="1"/>
+      <w:startOverride w:val="4"/>
     </w:lvlOverride>
     <w:lvlOverride w:ilvl="6">
-      <w:startOverride w:val="1"/>
+      <w:startOverride w:val="4"/>
     </w:lvlOverride>
     <w:lvlOverride w:ilvl="7">
-      <w:startOverride w:val="1"/>
+      <w:startOverride w:val="4"/>
     </w:lvlOverride>
     <w:lvlOverride w:ilvl="8">
-      <w:startOverride w:val="1"/>
+      <w:startOverride w:val="4"/>
     </w:lvlOverride>
   </w:num>
   <w:num w:numId="1048">
     <w:abstractNumId w:val="991"/>
   </w:num>
   <w:num w:numId="1049">
-    <w:abstractNumId w:val="99414"/>
+    <w:abstractNumId w:val="99415"/>
     <w:lvlOverride w:ilvl="0">
-      <w:startOverride w:val="4"/>
+      <w:startOverride w:val="5"/>
     </w:lvlOverride>
     <w:lvlOverride w:ilvl="1">
-      <w:startOverride w:val="4"/>
+      <w:startOverride w:val="5"/>
     </w:lvlOverride>
     <w:lvlOverride w:ilvl="2">
-      <w:startOverride w:val="4"/>
+      <w:startOverride w:val="5"/>
     </w:lvlOverride>
     <w:lvlOverride w:ilvl="3">
-      <w:startOverride w:val="4"/>
+      <w:startOverride w:val="5"/>
     </w:lvlOverride>
     <w:lvlOverride w:ilvl="4">
-      <w:startOverride w:val="4"/>
+      <w:startOverride w:val="5"/>
     </w:lvlOverride>
     <w:lvlOverride w:ilvl="5">
-      <w:startOverride w:val="4"/>
+      <w:startOverride w:val="5"/>
     </w:lvlOverride>
     <w:lvlOverride w:ilvl="6">
-      <w:startOverride w:val="4"/>
+      <w:startOverride w:val="5"/>
     </w:lvlOverride>
     <w:lvlOverride w:ilvl="7">
-      <w:startOverride w:val="4"/>
+      <w:startOverride w:val="5"/>
     </w:lvlOverride>
     <w:lvlOverride w:ilvl="8">
-      <w:startOverride w:val="4"/>
+      <w:startOverride w:val="5"/>
     </w:lvlOverride>
   </w:num>
   <w:num w:numId="1050">
     <w:abstractNumId w:val="991"/>
   </w:num>
   <w:num w:numId="1051">
-    <w:abstractNumId w:val="99415"/>
-    <w:lvlOverride w:ilvl="0">
-      <w:startOverride w:val="5"/>
-    </w:lvlOverride>
-    <w:lvlOverride w:ilvl="1">
-      <w:startOverride w:val="5"/>
-    </w:lvlOverride>
-    <w:lvlOverride w:ilvl="2">
-      <w:startOverride w:val="5"/>
-    </w:lvlOverride>
-    <w:lvlOverride w:ilvl="3">
-      <w:startOverride w:val="5"/>
-    </w:lvlOverride>
-    <w:lvlOverride w:ilvl="4">
-      <w:startOverride w:val="5"/>
-    </w:lvlOverride>
-    <w:lvlOverride w:ilvl="5">
-      <w:startOverride w:val="5"/>
-    </w:lvlOverride>
-    <w:lvlOverride w:ilvl="6">
-      <w:startOverride w:val="5"/>
-    </w:lvlOverride>
-    <w:lvlOverride w:ilvl="7">
-      <w:startOverride w:val="5"/>
-    </w:lvlOverride>
-    <w:lvlOverride w:ilvl="8">
-      <w:startOverride w:val="5"/>
-    </w:lvlOverride>
-  </w:num>
-  <w:num w:numId="1052">
-    <w:abstractNumId w:val="991"/>
-  </w:num>
-  <w:num w:numId="1053">
     <w:abstractNumId w:val="99416"/>
     <w:lvlOverride w:ilvl="0">
       <w:startOverride w:val="6"/>
@@ -11558,7 +10045,7 @@
       <w:startOverride w:val="6"/>
     </w:lvlOverride>
   </w:num>
-  <w:num w:numId="1054">
+  <w:num w:numId="1052">
     <w:abstractNumId w:val="99418"/>
     <w:lvlOverride w:ilvl="0">
       <w:startOverride w:val="8"/>
@@ -11586,120 +10073,120 @@
     </w:lvlOverride>
     <w:lvlOverride w:ilvl="8">
       <w:startOverride w:val="8"/>
+    </w:lvlOverride>
+  </w:num>
+  <w:num w:numId="1053">
+    <w:abstractNumId w:val="991"/>
+  </w:num>
+  <w:num w:numId="1054">
+    <w:abstractNumId w:val="994110"/>
+    <w:lvlOverride w:ilvl="0">
+      <w:startOverride w:val="10"/>
+    </w:lvlOverride>
+    <w:lvlOverride w:ilvl="1">
+      <w:startOverride w:val="10"/>
+    </w:lvlOverride>
+    <w:lvlOverride w:ilvl="2">
+      <w:startOverride w:val="10"/>
+    </w:lvlOverride>
+    <w:lvlOverride w:ilvl="3">
+      <w:startOverride w:val="10"/>
+    </w:lvlOverride>
+    <w:lvlOverride w:ilvl="4">
+      <w:startOverride w:val="10"/>
+    </w:lvlOverride>
+    <w:lvlOverride w:ilvl="5">
+      <w:startOverride w:val="10"/>
+    </w:lvlOverride>
+    <w:lvlOverride w:ilvl="6">
+      <w:startOverride w:val="10"/>
+    </w:lvlOverride>
+    <w:lvlOverride w:ilvl="7">
+      <w:startOverride w:val="10"/>
+    </w:lvlOverride>
+    <w:lvlOverride w:ilvl="8">
+      <w:startOverride w:val="10"/>
     </w:lvlOverride>
   </w:num>
   <w:num w:numId="1055">
     <w:abstractNumId w:val="991"/>
   </w:num>
   <w:num w:numId="1056">
-    <w:abstractNumId w:val="994110"/>
+    <w:abstractNumId w:val="994113"/>
     <w:lvlOverride w:ilvl="0">
-      <w:startOverride w:val="10"/>
+      <w:startOverride w:val="13"/>
     </w:lvlOverride>
     <w:lvlOverride w:ilvl="1">
-      <w:startOverride w:val="10"/>
+      <w:startOverride w:val="13"/>
     </w:lvlOverride>
     <w:lvlOverride w:ilvl="2">
-      <w:startOverride w:val="10"/>
+      <w:startOverride w:val="13"/>
     </w:lvlOverride>
     <w:lvlOverride w:ilvl="3">
-      <w:startOverride w:val="10"/>
+      <w:startOverride w:val="13"/>
     </w:lvlOverride>
     <w:lvlOverride w:ilvl="4">
-      <w:startOverride w:val="10"/>
+      <w:startOverride w:val="13"/>
     </w:lvlOverride>
     <w:lvlOverride w:ilvl="5">
-      <w:startOverride w:val="10"/>
+      <w:startOverride w:val="13"/>
     </w:lvlOverride>
     <w:lvlOverride w:ilvl="6">
-      <w:startOverride w:val="10"/>
+      <w:startOverride w:val="13"/>
     </w:lvlOverride>
     <w:lvlOverride w:ilvl="7">
-      <w:startOverride w:val="10"/>
+      <w:startOverride w:val="13"/>
     </w:lvlOverride>
     <w:lvlOverride w:ilvl="8">
-      <w:startOverride w:val="10"/>
+      <w:startOverride w:val="13"/>
     </w:lvlOverride>
   </w:num>
   <w:num w:numId="1057">
     <w:abstractNumId w:val="991"/>
   </w:num>
   <w:num w:numId="1058">
-    <w:abstractNumId w:val="994113"/>
+    <w:abstractNumId w:val="994116"/>
     <w:lvlOverride w:ilvl="0">
-      <w:startOverride w:val="13"/>
+      <w:startOverride w:val="16"/>
     </w:lvlOverride>
     <w:lvlOverride w:ilvl="1">
-      <w:startOverride w:val="13"/>
+      <w:startOverride w:val="16"/>
     </w:lvlOverride>
     <w:lvlOverride w:ilvl="2">
-      <w:startOverride w:val="13"/>
+      <w:startOverride w:val="16"/>
     </w:lvlOverride>
     <w:lvlOverride w:ilvl="3">
-      <w:startOverride w:val="13"/>
+      <w:startOverride w:val="16"/>
     </w:lvlOverride>
     <w:lvlOverride w:ilvl="4">
-      <w:startOverride w:val="13"/>
+      <w:startOverride w:val="16"/>
     </w:lvlOverride>
     <w:lvlOverride w:ilvl="5">
-      <w:startOverride w:val="13"/>
+      <w:startOverride w:val="16"/>
     </w:lvlOverride>
     <w:lvlOverride w:ilvl="6">
-      <w:startOverride w:val="13"/>
+      <w:startOverride w:val="16"/>
     </w:lvlOverride>
     <w:lvlOverride w:ilvl="7">
-      <w:startOverride w:val="13"/>
+      <w:startOverride w:val="16"/>
     </w:lvlOverride>
     <w:lvlOverride w:ilvl="8">
-      <w:startOverride w:val="13"/>
+      <w:startOverride w:val="16"/>
     </w:lvlOverride>
   </w:num>
   <w:num w:numId="1059">
     <w:abstractNumId w:val="991"/>
   </w:num>
   <w:num w:numId="1060">
-    <w:abstractNumId w:val="994116"/>
-    <w:lvlOverride w:ilvl="0">
-      <w:startOverride w:val="16"/>
-    </w:lvlOverride>
-    <w:lvlOverride w:ilvl="1">
-      <w:startOverride w:val="16"/>
-    </w:lvlOverride>
-    <w:lvlOverride w:ilvl="2">
-      <w:startOverride w:val="16"/>
-    </w:lvlOverride>
-    <w:lvlOverride w:ilvl="3">
-      <w:startOverride w:val="16"/>
-    </w:lvlOverride>
-    <w:lvlOverride w:ilvl="4">
-      <w:startOverride w:val="16"/>
-    </w:lvlOverride>
-    <w:lvlOverride w:ilvl="5">
-      <w:startOverride w:val="16"/>
-    </w:lvlOverride>
-    <w:lvlOverride w:ilvl="6">
-      <w:startOverride w:val="16"/>
-    </w:lvlOverride>
-    <w:lvlOverride w:ilvl="7">
-      <w:startOverride w:val="16"/>
-    </w:lvlOverride>
-    <w:lvlOverride w:ilvl="8">
-      <w:startOverride w:val="16"/>
-    </w:lvlOverride>
+    <w:abstractNumId w:val="992"/>
   </w:num>
   <w:num w:numId="1061">
-    <w:abstractNumId w:val="991"/>
+    <w:abstractNumId w:val="992"/>
   </w:num>
   <w:num w:numId="1062">
     <w:abstractNumId w:val="992"/>
   </w:num>
   <w:num w:numId="1063">
-    <w:abstractNumId w:val="992"/>
-  </w:num>
-  <w:num w:numId="1064">
-    <w:abstractNumId w:val="992"/>
-  </w:num>
-  <w:num w:numId="1065">
     <w:abstractNumId w:val="992"/>
   </w:num>
 </w:numbering>

--- a/docs/archive/source/POC-DEMO-DETAILED.docx
+++ b/docs/archive/source/POC-DEMO-DETAILED.docx
@@ -4077,7 +4077,23 @@
         </w:numPr>
       </w:pPr>
       <w:r>
-        <w:t xml:space="preserve">Stripe Elements payment form (card, Apple Pay, Google Pay options)</w:t>
+        <w:rPr>
+          <w:b/>
+          <w:bCs/>
+        </w:rPr>
+        <w:t xml:space="preserve">Email field</w:t>
+      </w:r>
+      <w:r>
+        <w:t xml:space="preserve"> </w:t>
+      </w:r>
+      <w:r>
+        <w:t xml:space="preserve">(</w:t>
+      </w:r>
+      <w:r>
+        <w:t xml:space="preserve">“Email for receipt”</w:t>
+      </w:r>
+      <w:r>
+        <w:t xml:space="preserve">) — required, above the Stripe payment form. Stripe auto-emails a branded receipt to this address when the charge succeeds.</w:t>
       </w:r>
     </w:p>
     <w:p>
@@ -4089,7 +4105,7 @@
         </w:numPr>
       </w:pPr>
       <w:r>
-        <w:t xml:space="preserve">Email field (required for receipt)</w:t>
+        <w:t xml:space="preserve">Stripe Elements payment form below (card + whichever wallet options the patient’s device supports — e.g., Apple Pay in Safari on iOS, Google Pay in Chrome on Android, Cash App Pay, Bank, Affirm, Amazon Pay)</w:t>
       </w:r>
     </w:p>
     <w:p>
@@ -4188,7 +4204,23 @@
         </w:numPr>
       </w:pPr>
       <w:r>
-        <w:t xml:space="preserve">Enter email:</w:t>
+        <w:t xml:space="preserve">Enter email in the</w:t>
+      </w:r>
+      <w:r>
+        <w:t xml:space="preserve"> </w:t>
+      </w:r>
+      <w:r>
+        <w:rPr>
+          <w:b/>
+          <w:bCs/>
+        </w:rPr>
+        <w:t xml:space="preserve">“Email for receipt”</w:t>
+      </w:r>
+      <w:r>
+        <w:t xml:space="preserve"> </w:t>
+      </w:r>
+      <w:r>
+        <w:t xml:space="preserve">field:</w:t>
       </w:r>
       <w:r>
         <w:t xml:space="preserve"> </w:t>
@@ -4198,6 +4230,12 @@
           <w:rStyle w:val="VerbatimChar"/>
         </w:rPr>
         <w:t xml:space="preserve">test@example.com</w:t>
+      </w:r>
+      <w:r>
+        <w:t xml:space="preserve"> </w:t>
+      </w:r>
+      <w:r>
+        <w:t xml:space="preserve">(Stripe will email the branded receipt here)</w:t>
       </w:r>
     </w:p>
     <w:p>
@@ -4209,7 +4247,7 @@
         </w:numPr>
       </w:pPr>
       <w:r>
-        <w:t xml:space="preserve">Enter Stripe test card:</w:t>
+        <w:t xml:space="preserve">Enter Stripe test card in the Stripe Elements form below:</w:t>
       </w:r>
       <w:r>
         <w:t xml:space="preserve"> </w:t>

--- a/docs/archive/source/POC-DEMO-DETAILED.docx
+++ b/docs/archive/source/POC-DEMO-DETAILED.docx
@@ -5193,7 +5193,55 @@
         </w:numPr>
       </w:pPr>
       <w:r>
-        <w:t xml:space="preserve">Circuit breaker state (CLOSED / HALF_OPEN / OPEN)</w:t>
+        <w:t xml:space="preserve">Circuit breaker state as a plain-English chip:</w:t>
+      </w:r>
+      <w:r>
+        <w:t xml:space="preserve"> </w:t>
+      </w:r>
+      <w:r>
+        <w:rPr>
+          <w:b/>
+          <w:bCs/>
+        </w:rPr>
+        <w:t xml:space="preserve">Online</w:t>
+      </w:r>
+      <w:r>
+        <w:t xml:space="preserve"> </w:t>
+      </w:r>
+      <w:r>
+        <w:t xml:space="preserve">(green) /</w:t>
+      </w:r>
+      <w:r>
+        <w:t xml:space="preserve"> </w:t>
+      </w:r>
+      <w:r>
+        <w:rPr>
+          <w:b/>
+          <w:bCs/>
+        </w:rPr>
+        <w:t xml:space="preserve">Degraded</w:t>
+      </w:r>
+      <w:r>
+        <w:t xml:space="preserve"> </w:t>
+      </w:r>
+      <w:r>
+        <w:t xml:space="preserve">(amber) /</w:t>
+      </w:r>
+      <w:r>
+        <w:t xml:space="preserve"> </w:t>
+      </w:r>
+      <w:r>
+        <w:rPr>
+          <w:b/>
+          <w:bCs/>
+        </w:rPr>
+        <w:t xml:space="preserve">Offline</w:t>
+      </w:r>
+      <w:r>
+        <w:t xml:space="preserve"> </w:t>
+      </w:r>
+      <w:r>
+        <w:t xml:space="preserve">(red bold). Chip is only shown when the pharmacy has circuit-breaker telemetry — a freshly-configured adapter with no traffic yet omits the chip entirely.</w:t>
       </w:r>
     </w:p>
     <w:p>

--- a/docs/archive/source/POC-DEMO-DETAILED.docx
+++ b/docs/archive/source/POC-DEMO-DETAILED.docx
@@ -5536,7 +5536,7 @@
         <w:t xml:space="preserve"> </w:t>
       </w:r>
       <w:r>
-        <w:t xml:space="preserve">in the sidebar</w:t>
+        <w:t xml:space="preserve">in the top nav</w:t>
       </w:r>
     </w:p>
     <w:p>

--- a/docs/archive/source/POC-DEMO-DETAILED.docx
+++ b/docs/archive/source/POC-DEMO-DETAILED.docx
@@ -26,7 +26,7 @@
         <w:t xml:space="preserve"> </w:t>
       </w:r>
       <w:r>
-        <w:t xml:space="preserve">2.4 |</w:t>
+        <w:t xml:space="preserve">2.5 |</w:t>
       </w:r>
       <w:r>
         <w:t xml:space="preserve"> </w:t>
@@ -42,7 +42,7 @@
         <w:t xml:space="preserve"> </w:t>
       </w:r>
       <w:r>
-        <w:t xml:space="preserve">April 23, 2026</w:t>
+        <w:t xml:space="preserve">April 27, 2026</w:t>
       </w:r>
       <w:r>
         <w:t xml:space="preserve"> </w:t>
@@ -75,6 +75,39 @@
       </w:r>
       <w:r>
         <w:t xml:space="preserve">30–45 minutes (with discussion)</w:t>
+      </w:r>
+    </w:p>
+    <w:p>
+      <w:pPr>
+        <w:pStyle w:val="BlockText"/>
+      </w:pPr>
+      <w:r>
+        <w:rPr>
+          <w:b/>
+          <w:bCs/>
+        </w:rPr>
+        <w:t xml:space="preserve">What’s new in v2.5 (2026-04-27):</w:t>
+      </w:r>
+      <w:r>
+        <w:t xml:space="preserve"> </w:t>
+      </w:r>
+      <w:r>
+        <w:t xml:space="preserve">Two minor doc-only updates to match the live app’s current state. (a) The Ops detail drawer’s SLA tab is rendered with the proper acronym capitalization (</w:t>
+      </w:r>
+      <w:r>
+        <w:t xml:space="preserve">“SLA”</w:t>
+      </w:r>
+      <w:r>
+        <w:t xml:space="preserve">, not</w:t>
+      </w:r>
+      <w:r>
+        <w:t xml:space="preserve"> </w:t>
+      </w:r>
+      <w:r>
+        <w:t xml:space="preserve">“Sla”</w:t>
+      </w:r>
+      <w:r>
+        <w:t xml:space="preserve">); the script in Part 5A now matches. (b) The Ops pipeline now seeds demo orders across all four routing tiers (T1 API / T2 Portal / T3 Hybrid / T4 Fax), so the Tier-icon narration in Part 5A reflects the cross-tier diversity the presenter can actually click into. No flow changes; the live-demo script principle from v2.4 still holds.</w:t>
       </w:r>
     </w:p>
     <w:p>
@@ -4858,7 +4891,7 @@
         </w:numPr>
       </w:pPr>
       <w:r>
-        <w:t xml:space="preserve">Tier icon (Fax)</w:t>
+        <w:t xml:space="preserve">Tier icon (Tier 1 API / Tier 2 Portal / Tier 3 Hybrid / Tier 4 Fax — the demo seed has orders across all four tiers)</w:t>
       </w:r>
     </w:p>
     <w:p>
@@ -4982,7 +5015,7 @@
         <w:t xml:space="preserve"> </w:t>
       </w:r>
       <w:r>
-        <w:t xml:space="preserve">Detail, History, Submissions, Sla</w:t>
+        <w:t xml:space="preserve">Detail, History, Submissions, SLA</w:t>
       </w:r>
     </w:p>
     <w:p>
